--- a/Assets/StreamingAssets/正式发布时删--功能文档/剧本编辑器(1).docx
+++ b/Assets/StreamingAssets/正式发布时删--功能文档/剧本编辑器(1).docx
@@ -1267,13 +1267,7 @@
         <w:rPr>
           <w:rFonts w:hint="eastAsia"/>
         </w:rPr>
-        <w:t xml:space="preserve">50,0.8,15)   </w:t>
-      </w:r>
-      <w:r>
-        <w:rPr>
-          <w:rFonts w:hint="eastAsia"/>
-        </w:rPr>
-        <w:t xml:space="preserve">           # </w:t>
+        <w:t xml:space="preserve">50,0.8,15)              # </w:t>
       </w:r>
       <w:r>
         <w:rPr>
@@ -1410,19 +1404,7 @@
         <w:rPr>
           <w:rFonts w:hint="eastAsia"/>
         </w:rPr>
-        <w:t>SOUND(A,0/1</w:t>
-      </w:r>
-      <w:r>
-        <w:rPr>
-          <w:rFonts w:hint="eastAsia"/>
-        </w:rPr>
-        <w:t>/STOP</w:t>
-      </w:r>
-      <w:r>
-        <w:rPr>
-          <w:rFonts w:hint="eastAsia"/>
-        </w:rPr>
-        <w:t>)</w:t>
+        <w:t>SOUND(A,0/1/STOP)</w:t>
       </w:r>
     </w:p>
     <w:p>
@@ -2169,18 +2151,7 @@
                 <w:szCs w:val="20"/>
                 <w:lang w:bidi="ar"/>
               </w:rPr>
-              <w:t>选项</w:t>
-            </w:r>
-            <w:r>
-              <w:rPr>
-                <w:rFonts w:ascii="宋体" w:eastAsia="宋体" w:hAnsi="宋体" w:cs="宋体" w:hint="eastAsia"/>
-                <w:color w:val="000000"/>
-                <w:kern w:val="0"/>
-                <w:sz w:val="20"/>
-                <w:szCs w:val="20"/>
-                <w:lang w:bidi="ar"/>
-              </w:rPr>
-              <w:t>B</w:t>
+              <w:t>选项B</w:t>
             </w:r>
           </w:p>
         </w:tc>
@@ -2412,8 +2383,20 @@
           <w:szCs w:val="22"/>
           <w:lang w:bidi="ar"/>
         </w:rPr>
-        <w:t xml:space="preserve">) </w:t>
-      </w:r>
+        <w:t>) 方法</w:t>
+      </w:r>
+    </w:p>
+    <w:p>
+      <w:pPr>
+        <w:rPr>
+          <w:rFonts w:ascii="宋体" w:eastAsia="宋体" w:hAnsi="宋体" w:cs="宋体"/>
+          <w:color w:val="000000"/>
+          <w:kern w:val="0"/>
+          <w:sz w:val="22"/>
+          <w:szCs w:val="22"/>
+          <w:lang w:bidi="ar"/>
+        </w:rPr>
+      </w:pPr>
       <w:r>
         <w:rPr>
           <w:rFonts w:ascii="宋体" w:eastAsia="宋体" w:hAnsi="宋体" w:cs="宋体" w:hint="eastAsia"/>
@@ -2423,7 +2406,31 @@
           <w:szCs w:val="22"/>
           <w:lang w:bidi="ar"/>
         </w:rPr>
-        <w:t>方法</w:t>
+        <w:t>如果点击选项B按钮,就会执行DEBUG(</w:t>
+      </w:r>
+      <w:proofErr w:type="spellStart"/>
+      <w:r>
+        <w:rPr>
+          <w:rFonts w:ascii="宋体" w:eastAsia="宋体" w:hAnsi="宋体" w:cs="宋体" w:hint="eastAsia"/>
+          <w:color w:val="000000"/>
+          <w:kern w:val="0"/>
+          <w:sz w:val="22"/>
+          <w:szCs w:val="22"/>
+          <w:lang w:bidi="ar"/>
+        </w:rPr>
+        <w:t>choiceB</w:t>
+      </w:r>
+      <w:proofErr w:type="spellEnd"/>
+      <w:r>
+        <w:rPr>
+          <w:rFonts w:ascii="宋体" w:eastAsia="宋体" w:hAnsi="宋体" w:cs="宋体" w:hint="eastAsia"/>
+          <w:color w:val="000000"/>
+          <w:kern w:val="0"/>
+          <w:sz w:val="22"/>
+          <w:szCs w:val="22"/>
+          <w:lang w:bidi="ar"/>
+        </w:rPr>
+        <w:t>)方法</w:t>
       </w:r>
     </w:p>
     <w:p>
@@ -2446,8 +2453,44 @@
           <w:szCs w:val="22"/>
           <w:lang w:bidi="ar"/>
         </w:rPr>
-        <w:t>如果点击选项</w:t>
-      </w:r>
+        <w:t>...</w:t>
+      </w:r>
+    </w:p>
+    <w:p>
+      <w:pPr>
+        <w:rPr>
+          <w:rFonts w:ascii="宋体" w:eastAsia="宋体" w:hAnsi="宋体" w:cs="宋体"/>
+          <w:color w:val="000000"/>
+          <w:kern w:val="0"/>
+          <w:sz w:val="22"/>
+          <w:szCs w:val="22"/>
+          <w:lang w:bidi="ar"/>
+        </w:rPr>
+      </w:pPr>
+    </w:p>
+    <w:p>
+      <w:pPr>
+        <w:rPr>
+          <w:rFonts w:ascii="宋体" w:eastAsia="宋体" w:hAnsi="宋体" w:cs="宋体"/>
+          <w:color w:val="000000"/>
+          <w:kern w:val="0"/>
+          <w:sz w:val="22"/>
+          <w:szCs w:val="22"/>
+          <w:lang w:bidi="ar"/>
+        </w:rPr>
+      </w:pPr>
+    </w:p>
+    <w:p>
+      <w:pPr>
+        <w:rPr>
+          <w:rFonts w:ascii="宋体" w:eastAsia="宋体" w:hAnsi="宋体" w:cs="宋体"/>
+          <w:color w:val="000000"/>
+          <w:kern w:val="0"/>
+          <w:sz w:val="22"/>
+          <w:szCs w:val="22"/>
+          <w:lang w:bidi="ar"/>
+        </w:rPr>
+      </w:pPr>
       <w:r>
         <w:rPr>
           <w:rFonts w:ascii="宋体" w:eastAsia="宋体" w:hAnsi="宋体" w:cs="宋体" w:hint="eastAsia"/>
@@ -2457,8 +2500,9 @@
           <w:szCs w:val="22"/>
           <w:lang w:bidi="ar"/>
         </w:rPr>
-        <w:t>B</w:t>
-      </w:r>
+        <w:t>NEXT(</w:t>
+      </w:r>
+      <w:proofErr w:type="gramStart"/>
       <w:r>
         <w:rPr>
           <w:rFonts w:ascii="宋体" w:eastAsia="宋体" w:hAnsi="宋体" w:cs="宋体" w:hint="eastAsia"/>
@@ -2468,8 +2512,9 @@
           <w:szCs w:val="22"/>
           <w:lang w:bidi="ar"/>
         </w:rPr>
-        <w:t>按钮</w:t>
-      </w:r>
+        <w:t>A,B</w:t>
+      </w:r>
+      <w:proofErr w:type="gramEnd"/>
       <w:r>
         <w:rPr>
           <w:rFonts w:ascii="宋体" w:eastAsia="宋体" w:hAnsi="宋体" w:cs="宋体" w:hint="eastAsia"/>
@@ -2479,8 +2524,20 @@
           <w:szCs w:val="22"/>
           <w:lang w:bidi="ar"/>
         </w:rPr>
-        <w:t>,</w:t>
-      </w:r>
+        <w:t>)</w:t>
+      </w:r>
+    </w:p>
+    <w:p>
+      <w:pPr>
+        <w:rPr>
+          <w:rFonts w:ascii="宋体" w:eastAsia="宋体" w:hAnsi="宋体" w:cs="宋体"/>
+          <w:color w:val="000000"/>
+          <w:kern w:val="0"/>
+          <w:sz w:val="22"/>
+          <w:szCs w:val="22"/>
+          <w:lang w:bidi="ar"/>
+        </w:rPr>
+      </w:pPr>
       <w:r>
         <w:rPr>
           <w:rFonts w:ascii="宋体" w:eastAsia="宋体" w:hAnsi="宋体" w:cs="宋体" w:hint="eastAsia"/>
@@ -2490,8 +2547,32 @@
           <w:szCs w:val="22"/>
           <w:lang w:bidi="ar"/>
         </w:rPr>
-        <w:t>就会执行</w:t>
-      </w:r>
+        <w:t>接下来跳转到A段落(新的表格),并且从第B行开始</w:t>
+      </w:r>
+    </w:p>
+    <w:p>
+      <w:pPr>
+        <w:rPr>
+          <w:rFonts w:ascii="宋体" w:eastAsia="宋体" w:hAnsi="宋体" w:cs="宋体"/>
+          <w:color w:val="000000"/>
+          <w:kern w:val="0"/>
+          <w:sz w:val="22"/>
+          <w:szCs w:val="22"/>
+          <w:lang w:bidi="ar"/>
+        </w:rPr>
+      </w:pPr>
+    </w:p>
+    <w:p>
+      <w:pPr>
+        <w:rPr>
+          <w:rFonts w:ascii="宋体" w:eastAsia="宋体" w:hAnsi="宋体" w:cs="宋体"/>
+          <w:color w:val="000000"/>
+          <w:kern w:val="0"/>
+          <w:sz w:val="22"/>
+          <w:szCs w:val="22"/>
+          <w:lang w:bidi="ar"/>
+        </w:rPr>
+      </w:pPr>
       <w:r>
         <w:rPr>
           <w:rFonts w:ascii="宋体" w:eastAsia="宋体" w:hAnsi="宋体" w:cs="宋体" w:hint="eastAsia"/>
@@ -2501,9 +2582,20 @@
           <w:szCs w:val="22"/>
           <w:lang w:bidi="ar"/>
         </w:rPr>
-        <w:t>DEBUG(</w:t>
-      </w:r>
-      <w:proofErr w:type="spellStart"/>
+        <w:t>JUMPTO(A)</w:t>
+      </w:r>
+    </w:p>
+    <w:p>
+      <w:pPr>
+        <w:rPr>
+          <w:rFonts w:ascii="宋体" w:eastAsia="宋体" w:hAnsi="宋体" w:cs="宋体"/>
+          <w:color w:val="000000"/>
+          <w:kern w:val="0"/>
+          <w:sz w:val="22"/>
+          <w:szCs w:val="22"/>
+          <w:lang w:bidi="ar"/>
+        </w:rPr>
+      </w:pPr>
       <w:r>
         <w:rPr>
           <w:rFonts w:ascii="宋体" w:eastAsia="宋体" w:hAnsi="宋体" w:cs="宋体" w:hint="eastAsia"/>
@@ -2513,9 +2605,20 @@
           <w:szCs w:val="22"/>
           <w:lang w:bidi="ar"/>
         </w:rPr>
-        <w:t>choiceB</w:t>
-      </w:r>
-      <w:proofErr w:type="spellEnd"/>
+        <w:t>用于隐藏剧情和事件行</w:t>
+      </w:r>
+    </w:p>
+    <w:p>
+      <w:pPr>
+        <w:rPr>
+          <w:rFonts w:ascii="宋体" w:eastAsia="宋体" w:hAnsi="宋体" w:cs="宋体"/>
+          <w:color w:val="000000"/>
+          <w:kern w:val="0"/>
+          <w:sz w:val="22"/>
+          <w:szCs w:val="22"/>
+          <w:lang w:bidi="ar"/>
+        </w:rPr>
+      </w:pPr>
       <w:r>
         <w:rPr>
           <w:rFonts w:ascii="宋体" w:eastAsia="宋体" w:hAnsi="宋体" w:cs="宋体" w:hint="eastAsia"/>
@@ -2525,8 +2628,20 @@
           <w:szCs w:val="22"/>
           <w:lang w:bidi="ar"/>
         </w:rPr>
-        <w:t>)</w:t>
-      </w:r>
+        <w:t>跳转到当前表格的第A行</w:t>
+      </w:r>
+    </w:p>
+    <w:p>
+      <w:pPr>
+        <w:rPr>
+          <w:rFonts w:ascii="宋体" w:eastAsia="宋体" w:hAnsi="宋体" w:cs="宋体"/>
+          <w:color w:val="000000"/>
+          <w:kern w:val="0"/>
+          <w:sz w:val="22"/>
+          <w:szCs w:val="22"/>
+          <w:lang w:bidi="ar"/>
+        </w:rPr>
+      </w:pPr>
       <w:r>
         <w:rPr>
           <w:rFonts w:ascii="宋体" w:eastAsia="宋体" w:hAnsi="宋体" w:cs="宋体" w:hint="eastAsia"/>
@@ -2536,7 +2651,8 @@
           <w:szCs w:val="22"/>
           <w:lang w:bidi="ar"/>
         </w:rPr>
-        <w:t>方法</w:t>
+        <w:lastRenderedPageBreak/>
+        <w:t>如果需要跳转后自动播放下一行可以使用SKIP方法</w:t>
       </w:r>
     </w:p>
     <w:p>
@@ -2550,6 +2666,18 @@
           <w:lang w:bidi="ar"/>
         </w:rPr>
       </w:pPr>
+    </w:p>
+    <w:p>
+      <w:pPr>
+        <w:rPr>
+          <w:rFonts w:ascii="宋体" w:eastAsia="宋体" w:hAnsi="宋体" w:cs="宋体"/>
+          <w:color w:val="000000"/>
+          <w:kern w:val="0"/>
+          <w:sz w:val="22"/>
+          <w:szCs w:val="22"/>
+          <w:lang w:bidi="ar"/>
+        </w:rPr>
+      </w:pPr>
       <w:r>
         <w:rPr>
           <w:rFonts w:ascii="宋体" w:eastAsia="宋体" w:hAnsi="宋体" w:cs="宋体" w:hint="eastAsia"/>
@@ -2559,7 +2687,31 @@
           <w:szCs w:val="22"/>
           <w:lang w:bidi="ar"/>
         </w:rPr>
-        <w:t>...</w:t>
+        <w:t>IF(</w:t>
+      </w:r>
+      <w:proofErr w:type="gramStart"/>
+      <w:r>
+        <w:rPr>
+          <w:rFonts w:ascii="宋体" w:eastAsia="宋体" w:hAnsi="宋体" w:cs="宋体" w:hint="eastAsia"/>
+          <w:color w:val="000000"/>
+          <w:kern w:val="0"/>
+          <w:sz w:val="22"/>
+          <w:szCs w:val="22"/>
+          <w:lang w:bidi="ar"/>
+        </w:rPr>
+        <w:t>A,B</w:t>
+      </w:r>
+      <w:proofErr w:type="gramEnd"/>
+      <w:r>
+        <w:rPr>
+          <w:rFonts w:ascii="宋体" w:eastAsia="宋体" w:hAnsi="宋体" w:cs="宋体" w:hint="eastAsia"/>
+          <w:color w:val="000000"/>
+          <w:kern w:val="0"/>
+          <w:sz w:val="22"/>
+          <w:szCs w:val="22"/>
+          <w:lang w:bidi="ar"/>
+        </w:rPr>
+        <w:t>,C)</w:t>
       </w:r>
     </w:p>
     <w:p>
@@ -2573,6 +2725,17 @@
           <w:lang w:bidi="ar"/>
         </w:rPr>
       </w:pPr>
+      <w:r>
+        <w:rPr>
+          <w:rFonts w:ascii="宋体" w:eastAsia="宋体" w:hAnsi="宋体" w:cs="宋体" w:hint="eastAsia"/>
+          <w:color w:val="000000"/>
+          <w:kern w:val="0"/>
+          <w:sz w:val="22"/>
+          <w:szCs w:val="22"/>
+          <w:lang w:bidi="ar"/>
+        </w:rPr>
+        <w:t>如果变量A的值为B,则跳转到当前表格的第C行</w:t>
+      </w:r>
     </w:p>
     <w:p>
       <w:pPr>
@@ -2585,6 +2748,30 @@
           <w:lang w:bidi="ar"/>
         </w:rPr>
       </w:pPr>
+      <w:r>
+        <w:rPr>
+          <w:rFonts w:ascii="宋体" w:eastAsia="宋体" w:hAnsi="宋体" w:cs="宋体" w:hint="eastAsia"/>
+          <w:color w:val="000000"/>
+          <w:kern w:val="0"/>
+          <w:sz w:val="22"/>
+          <w:szCs w:val="22"/>
+          <w:lang w:bidi="ar"/>
+        </w:rPr>
+        <w:t>除了用来判断隐藏剧情,还可以用来</w:t>
+      </w:r>
+      <w:proofErr w:type="gramStart"/>
+      <w:r>
+        <w:rPr>
+          <w:rFonts w:ascii="宋体" w:eastAsia="宋体" w:hAnsi="宋体" w:cs="宋体" w:hint="eastAsia"/>
+          <w:color w:val="000000"/>
+          <w:kern w:val="0"/>
+          <w:sz w:val="22"/>
+          <w:szCs w:val="22"/>
+          <w:lang w:bidi="ar"/>
+        </w:rPr>
+        <w:t>做事件行</w:t>
+      </w:r>
+      <w:proofErr w:type="gramEnd"/>
     </w:p>
     <w:p>
       <w:pPr>
@@ -2606,9 +2793,20 @@
           <w:szCs w:val="22"/>
           <w:lang w:bidi="ar"/>
         </w:rPr>
-        <w:t>NEXT(</w:t>
-      </w:r>
-      <w:proofErr w:type="gramStart"/>
+        <w:t>比如现在是第1行,方法有IF(中毒,1,1000)</w:t>
+      </w:r>
+    </w:p>
+    <w:p>
+      <w:pPr>
+        <w:rPr>
+          <w:rFonts w:ascii="宋体" w:eastAsia="宋体" w:hAnsi="宋体" w:cs="宋体"/>
+          <w:color w:val="000000"/>
+          <w:kern w:val="0"/>
+          <w:sz w:val="22"/>
+          <w:szCs w:val="22"/>
+          <w:lang w:bidi="ar"/>
+        </w:rPr>
+      </w:pPr>
       <w:r>
         <w:rPr>
           <w:rFonts w:ascii="宋体" w:eastAsia="宋体" w:hAnsi="宋体" w:cs="宋体" w:hint="eastAsia"/>
@@ -2618,9 +2816,20 @@
           <w:szCs w:val="22"/>
           <w:lang w:bidi="ar"/>
         </w:rPr>
-        <w:t>A,B</w:t>
-      </w:r>
-      <w:proofErr w:type="gramEnd"/>
+        <w:t>然后第10行的方法是CG(中毒)+JUMPTO(2)</w:t>
+      </w:r>
+    </w:p>
+    <w:p>
+      <w:pPr>
+        <w:rPr>
+          <w:rFonts w:ascii="宋体" w:eastAsia="宋体" w:hAnsi="宋体" w:cs="宋体"/>
+          <w:color w:val="000000"/>
+          <w:kern w:val="0"/>
+          <w:sz w:val="22"/>
+          <w:szCs w:val="22"/>
+          <w:lang w:bidi="ar"/>
+        </w:rPr>
+      </w:pPr>
       <w:r>
         <w:rPr>
           <w:rFonts w:ascii="宋体" w:eastAsia="宋体" w:hAnsi="宋体" w:cs="宋体" w:hint="eastAsia"/>
@@ -2630,7 +2839,7 @@
           <w:szCs w:val="22"/>
           <w:lang w:bidi="ar"/>
         </w:rPr>
-        <w:t>)</w:t>
+        <w:t>这样就能切换中毒CG然后再继续播放后面的剧情</w:t>
       </w:r>
     </w:p>
     <w:p>
@@ -2644,6 +2853,30 @@
           <w:lang w:bidi="ar"/>
         </w:rPr>
       </w:pPr>
+    </w:p>
+    <w:p>
+      <w:pPr>
+        <w:rPr>
+          <w:rFonts w:ascii="宋体" w:eastAsia="宋体" w:hAnsi="宋体" w:cs="宋体"/>
+          <w:color w:val="000000"/>
+          <w:kern w:val="0"/>
+          <w:sz w:val="22"/>
+          <w:szCs w:val="22"/>
+          <w:lang w:bidi="ar"/>
+        </w:rPr>
+      </w:pPr>
+    </w:p>
+    <w:p>
+      <w:pPr>
+        <w:rPr>
+          <w:rFonts w:ascii="宋体" w:eastAsia="宋体" w:hAnsi="宋体" w:cs="宋体"/>
+          <w:color w:val="000000"/>
+          <w:kern w:val="0"/>
+          <w:sz w:val="22"/>
+          <w:szCs w:val="22"/>
+          <w:lang w:bidi="ar"/>
+        </w:rPr>
+      </w:pPr>
       <w:r>
         <w:rPr>
           <w:rFonts w:ascii="宋体" w:eastAsia="宋体" w:hAnsi="宋体" w:cs="宋体" w:hint="eastAsia"/>
@@ -2653,8 +2886,20 @@
           <w:szCs w:val="22"/>
           <w:lang w:bidi="ar"/>
         </w:rPr>
-        <w:t>接下来跳转到</w:t>
-      </w:r>
+        <w:t>SKIP</w:t>
+      </w:r>
+    </w:p>
+    <w:p>
+      <w:pPr>
+        <w:rPr>
+          <w:rFonts w:ascii="宋体" w:eastAsia="宋体" w:hAnsi="宋体" w:cs="宋体"/>
+          <w:color w:val="000000"/>
+          <w:kern w:val="0"/>
+          <w:sz w:val="22"/>
+          <w:szCs w:val="22"/>
+          <w:lang w:bidi="ar"/>
+        </w:rPr>
+      </w:pPr>
       <w:r>
         <w:rPr>
           <w:rFonts w:ascii="宋体" w:eastAsia="宋体" w:hAnsi="宋体" w:cs="宋体" w:hint="eastAsia"/>
@@ -2664,8 +2909,20 @@
           <w:szCs w:val="22"/>
           <w:lang w:bidi="ar"/>
         </w:rPr>
-        <w:t>A</w:t>
-      </w:r>
+        <w:t>跳过此行,直接执行下一行的方法.一般是和IF与!DONTSPAWN标签配合使用的</w:t>
+      </w:r>
+    </w:p>
+    <w:p>
+      <w:pPr>
+        <w:rPr>
+          <w:rFonts w:ascii="宋体" w:eastAsia="宋体" w:hAnsi="宋体" w:cs="宋体"/>
+          <w:color w:val="000000"/>
+          <w:kern w:val="0"/>
+          <w:sz w:val="22"/>
+          <w:szCs w:val="22"/>
+          <w:lang w:bidi="ar"/>
+        </w:rPr>
+      </w:pPr>
       <w:r>
         <w:rPr>
           <w:rFonts w:ascii="宋体" w:eastAsia="宋体" w:hAnsi="宋体" w:cs="宋体" w:hint="eastAsia"/>
@@ -2675,8 +2932,20 @@
           <w:szCs w:val="22"/>
           <w:lang w:bidi="ar"/>
         </w:rPr>
-        <w:t>段落</w:t>
-      </w:r>
+        <w:t>比如在第一行IF(开关,1,5)+SKIP</w:t>
+      </w:r>
+    </w:p>
+    <w:p>
+      <w:pPr>
+        <w:rPr>
+          <w:rFonts w:ascii="宋体" w:eastAsia="宋体" w:hAnsi="宋体" w:cs="宋体"/>
+          <w:color w:val="000000"/>
+          <w:kern w:val="0"/>
+          <w:sz w:val="22"/>
+          <w:szCs w:val="22"/>
+          <w:lang w:bidi="ar"/>
+        </w:rPr>
+      </w:pPr>
       <w:r>
         <w:rPr>
           <w:rFonts w:ascii="宋体" w:eastAsia="宋体" w:hAnsi="宋体" w:cs="宋体" w:hint="eastAsia"/>
@@ -2686,8 +2955,20 @@
           <w:szCs w:val="22"/>
           <w:lang w:bidi="ar"/>
         </w:rPr>
-        <w:t>(</w:t>
-      </w:r>
+        <w:t>这样组合可以用来做插入剧情</w:t>
+      </w:r>
+    </w:p>
+    <w:p>
+      <w:pPr>
+        <w:rPr>
+          <w:rFonts w:ascii="宋体" w:eastAsia="宋体" w:hAnsi="宋体" w:cs="宋体"/>
+          <w:color w:val="000000"/>
+          <w:kern w:val="0"/>
+          <w:sz w:val="22"/>
+          <w:szCs w:val="22"/>
+          <w:lang w:bidi="ar"/>
+        </w:rPr>
+      </w:pPr>
       <w:r>
         <w:rPr>
           <w:rFonts w:ascii="宋体" w:eastAsia="宋体" w:hAnsi="宋体" w:cs="宋体" w:hint="eastAsia"/>
@@ -2697,955 +2978,7 @@
           <w:szCs w:val="22"/>
           <w:lang w:bidi="ar"/>
         </w:rPr>
-        <w:t>新的表格</w:t>
-      </w:r>
-      <w:r>
-        <w:rPr>
-          <w:rFonts w:ascii="宋体" w:eastAsia="宋体" w:hAnsi="宋体" w:cs="宋体" w:hint="eastAsia"/>
-          <w:color w:val="000000"/>
-          <w:kern w:val="0"/>
-          <w:sz w:val="22"/>
-          <w:szCs w:val="22"/>
-          <w:lang w:bidi="ar"/>
-        </w:rPr>
-        <w:t>),</w:t>
-      </w:r>
-      <w:r>
-        <w:rPr>
-          <w:rFonts w:ascii="宋体" w:eastAsia="宋体" w:hAnsi="宋体" w:cs="宋体" w:hint="eastAsia"/>
-          <w:color w:val="000000"/>
-          <w:kern w:val="0"/>
-          <w:sz w:val="22"/>
-          <w:szCs w:val="22"/>
-          <w:lang w:bidi="ar"/>
-        </w:rPr>
-        <w:t>并且从第</w:t>
-      </w:r>
-      <w:r>
-        <w:rPr>
-          <w:rFonts w:ascii="宋体" w:eastAsia="宋体" w:hAnsi="宋体" w:cs="宋体" w:hint="eastAsia"/>
-          <w:color w:val="000000"/>
-          <w:kern w:val="0"/>
-          <w:sz w:val="22"/>
-          <w:szCs w:val="22"/>
-          <w:lang w:bidi="ar"/>
-        </w:rPr>
-        <w:t>B</w:t>
-      </w:r>
-      <w:r>
-        <w:rPr>
-          <w:rFonts w:ascii="宋体" w:eastAsia="宋体" w:hAnsi="宋体" w:cs="宋体" w:hint="eastAsia"/>
-          <w:color w:val="000000"/>
-          <w:kern w:val="0"/>
-          <w:sz w:val="22"/>
-          <w:szCs w:val="22"/>
-          <w:lang w:bidi="ar"/>
-        </w:rPr>
-        <w:t>行开始</w:t>
-      </w:r>
-    </w:p>
-    <w:p>
-      <w:pPr>
-        <w:rPr>
-          <w:rFonts w:ascii="宋体" w:eastAsia="宋体" w:hAnsi="宋体" w:cs="宋体"/>
-          <w:color w:val="000000"/>
-          <w:kern w:val="0"/>
-          <w:sz w:val="22"/>
-          <w:szCs w:val="22"/>
-          <w:lang w:bidi="ar"/>
-        </w:rPr>
-      </w:pPr>
-    </w:p>
-    <w:p>
-      <w:pPr>
-        <w:rPr>
-          <w:rFonts w:ascii="宋体" w:eastAsia="宋体" w:hAnsi="宋体" w:cs="宋体"/>
-          <w:color w:val="000000"/>
-          <w:kern w:val="0"/>
-          <w:sz w:val="22"/>
-          <w:szCs w:val="22"/>
-          <w:lang w:bidi="ar"/>
-        </w:rPr>
-      </w:pPr>
-      <w:r>
-        <w:rPr>
-          <w:rFonts w:ascii="宋体" w:eastAsia="宋体" w:hAnsi="宋体" w:cs="宋体" w:hint="eastAsia"/>
-          <w:color w:val="000000"/>
-          <w:kern w:val="0"/>
-          <w:sz w:val="22"/>
-          <w:szCs w:val="22"/>
-          <w:lang w:bidi="ar"/>
-        </w:rPr>
-        <w:t>JUMPTO(A)</w:t>
-      </w:r>
-    </w:p>
-    <w:p>
-      <w:pPr>
-        <w:rPr>
-          <w:rFonts w:ascii="宋体" w:eastAsia="宋体" w:hAnsi="宋体" w:cs="宋体"/>
-          <w:color w:val="000000"/>
-          <w:kern w:val="0"/>
-          <w:sz w:val="22"/>
-          <w:szCs w:val="22"/>
-          <w:lang w:bidi="ar"/>
-        </w:rPr>
-      </w:pPr>
-      <w:r>
-        <w:rPr>
-          <w:rFonts w:ascii="宋体" w:eastAsia="宋体" w:hAnsi="宋体" w:cs="宋体" w:hint="eastAsia"/>
-          <w:color w:val="000000"/>
-          <w:kern w:val="0"/>
-          <w:sz w:val="22"/>
-          <w:szCs w:val="22"/>
-          <w:lang w:bidi="ar"/>
-        </w:rPr>
-        <w:t>用于隐藏剧情和事件行</w:t>
-      </w:r>
-    </w:p>
-    <w:p>
-      <w:pPr>
-        <w:rPr>
-          <w:rFonts w:ascii="宋体" w:eastAsia="宋体" w:hAnsi="宋体" w:cs="宋体"/>
-          <w:color w:val="000000"/>
-          <w:kern w:val="0"/>
-          <w:sz w:val="22"/>
-          <w:szCs w:val="22"/>
-          <w:lang w:bidi="ar"/>
-        </w:rPr>
-      </w:pPr>
-      <w:r>
-        <w:rPr>
-          <w:rFonts w:ascii="宋体" w:eastAsia="宋体" w:hAnsi="宋体" w:cs="宋体" w:hint="eastAsia"/>
-          <w:color w:val="000000"/>
-          <w:kern w:val="0"/>
-          <w:sz w:val="22"/>
-          <w:szCs w:val="22"/>
-          <w:lang w:bidi="ar"/>
-        </w:rPr>
-        <w:t>跳转到当前表格的第</w:t>
-      </w:r>
-      <w:r>
-        <w:rPr>
-          <w:rFonts w:ascii="宋体" w:eastAsia="宋体" w:hAnsi="宋体" w:cs="宋体" w:hint="eastAsia"/>
-          <w:color w:val="000000"/>
-          <w:kern w:val="0"/>
-          <w:sz w:val="22"/>
-          <w:szCs w:val="22"/>
-          <w:lang w:bidi="ar"/>
-        </w:rPr>
-        <w:t>A</w:t>
-      </w:r>
-      <w:r>
-        <w:rPr>
-          <w:rFonts w:ascii="宋体" w:eastAsia="宋体" w:hAnsi="宋体" w:cs="宋体" w:hint="eastAsia"/>
-          <w:color w:val="000000"/>
-          <w:kern w:val="0"/>
-          <w:sz w:val="22"/>
-          <w:szCs w:val="22"/>
-          <w:lang w:bidi="ar"/>
-        </w:rPr>
-        <w:t>行</w:t>
-      </w:r>
-    </w:p>
-    <w:p>
-      <w:pPr>
-        <w:rPr>
-          <w:rFonts w:ascii="宋体" w:eastAsia="宋体" w:hAnsi="宋体" w:cs="宋体"/>
-          <w:color w:val="000000"/>
-          <w:kern w:val="0"/>
-          <w:sz w:val="22"/>
-          <w:szCs w:val="22"/>
-          <w:lang w:bidi="ar"/>
-        </w:rPr>
-      </w:pPr>
-      <w:r>
-        <w:rPr>
-          <w:rFonts w:ascii="宋体" w:eastAsia="宋体" w:hAnsi="宋体" w:cs="宋体" w:hint="eastAsia"/>
-          <w:color w:val="000000"/>
-          <w:kern w:val="0"/>
-          <w:sz w:val="22"/>
-          <w:szCs w:val="22"/>
-          <w:lang w:bidi="ar"/>
-        </w:rPr>
-        <w:lastRenderedPageBreak/>
-        <w:t>如果需要跳转后自动播放下一行可以使用</w:t>
-      </w:r>
-      <w:r>
-        <w:rPr>
-          <w:rFonts w:ascii="宋体" w:eastAsia="宋体" w:hAnsi="宋体" w:cs="宋体" w:hint="eastAsia"/>
-          <w:color w:val="000000"/>
-          <w:kern w:val="0"/>
-          <w:sz w:val="22"/>
-          <w:szCs w:val="22"/>
-          <w:lang w:bidi="ar"/>
-        </w:rPr>
-        <w:t>SKIP</w:t>
-      </w:r>
-      <w:r>
-        <w:rPr>
-          <w:rFonts w:ascii="宋体" w:eastAsia="宋体" w:hAnsi="宋体" w:cs="宋体" w:hint="eastAsia"/>
-          <w:color w:val="000000"/>
-          <w:kern w:val="0"/>
-          <w:sz w:val="22"/>
-          <w:szCs w:val="22"/>
-          <w:lang w:bidi="ar"/>
-        </w:rPr>
-        <w:t>方法</w:t>
-      </w:r>
-    </w:p>
-    <w:p>
-      <w:pPr>
-        <w:rPr>
-          <w:rFonts w:ascii="宋体" w:eastAsia="宋体" w:hAnsi="宋体" w:cs="宋体"/>
-          <w:color w:val="000000"/>
-          <w:kern w:val="0"/>
-          <w:sz w:val="22"/>
-          <w:szCs w:val="22"/>
-          <w:lang w:bidi="ar"/>
-        </w:rPr>
-      </w:pPr>
-    </w:p>
-    <w:p>
-      <w:pPr>
-        <w:rPr>
-          <w:rFonts w:ascii="宋体" w:eastAsia="宋体" w:hAnsi="宋体" w:cs="宋体"/>
-          <w:color w:val="000000"/>
-          <w:kern w:val="0"/>
-          <w:sz w:val="22"/>
-          <w:szCs w:val="22"/>
-          <w:lang w:bidi="ar"/>
-        </w:rPr>
-      </w:pPr>
-      <w:r>
-        <w:rPr>
-          <w:rFonts w:ascii="宋体" w:eastAsia="宋体" w:hAnsi="宋体" w:cs="宋体" w:hint="eastAsia"/>
-          <w:color w:val="000000"/>
-          <w:kern w:val="0"/>
-          <w:sz w:val="22"/>
-          <w:szCs w:val="22"/>
-          <w:lang w:bidi="ar"/>
-        </w:rPr>
-        <w:t>IF(</w:t>
-      </w:r>
-      <w:proofErr w:type="gramStart"/>
-      <w:r>
-        <w:rPr>
-          <w:rFonts w:ascii="宋体" w:eastAsia="宋体" w:hAnsi="宋体" w:cs="宋体" w:hint="eastAsia"/>
-          <w:color w:val="000000"/>
-          <w:kern w:val="0"/>
-          <w:sz w:val="22"/>
-          <w:szCs w:val="22"/>
-          <w:lang w:bidi="ar"/>
-        </w:rPr>
-        <w:t>A,B</w:t>
-      </w:r>
-      <w:proofErr w:type="gramEnd"/>
-      <w:r>
-        <w:rPr>
-          <w:rFonts w:ascii="宋体" w:eastAsia="宋体" w:hAnsi="宋体" w:cs="宋体" w:hint="eastAsia"/>
-          <w:color w:val="000000"/>
-          <w:kern w:val="0"/>
-          <w:sz w:val="22"/>
-          <w:szCs w:val="22"/>
-          <w:lang w:bidi="ar"/>
-        </w:rPr>
-        <w:t>,C)</w:t>
-      </w:r>
-    </w:p>
-    <w:p>
-      <w:pPr>
-        <w:rPr>
-          <w:rFonts w:ascii="宋体" w:eastAsia="宋体" w:hAnsi="宋体" w:cs="宋体"/>
-          <w:color w:val="000000"/>
-          <w:kern w:val="0"/>
-          <w:sz w:val="22"/>
-          <w:szCs w:val="22"/>
-          <w:lang w:bidi="ar"/>
-        </w:rPr>
-      </w:pPr>
-      <w:r>
-        <w:rPr>
-          <w:rFonts w:ascii="宋体" w:eastAsia="宋体" w:hAnsi="宋体" w:cs="宋体" w:hint="eastAsia"/>
-          <w:color w:val="000000"/>
-          <w:kern w:val="0"/>
-          <w:sz w:val="22"/>
-          <w:szCs w:val="22"/>
-          <w:lang w:bidi="ar"/>
-        </w:rPr>
-        <w:t>如果变量</w:t>
-      </w:r>
-      <w:r>
-        <w:rPr>
-          <w:rFonts w:ascii="宋体" w:eastAsia="宋体" w:hAnsi="宋体" w:cs="宋体" w:hint="eastAsia"/>
-          <w:color w:val="000000"/>
-          <w:kern w:val="0"/>
-          <w:sz w:val="22"/>
-          <w:szCs w:val="22"/>
-          <w:lang w:bidi="ar"/>
-        </w:rPr>
-        <w:t>A</w:t>
-      </w:r>
-      <w:r>
-        <w:rPr>
-          <w:rFonts w:ascii="宋体" w:eastAsia="宋体" w:hAnsi="宋体" w:cs="宋体" w:hint="eastAsia"/>
-          <w:color w:val="000000"/>
-          <w:kern w:val="0"/>
-          <w:sz w:val="22"/>
-          <w:szCs w:val="22"/>
-          <w:lang w:bidi="ar"/>
-        </w:rPr>
-        <w:t>的值为</w:t>
-      </w:r>
-      <w:r>
-        <w:rPr>
-          <w:rFonts w:ascii="宋体" w:eastAsia="宋体" w:hAnsi="宋体" w:cs="宋体" w:hint="eastAsia"/>
-          <w:color w:val="000000"/>
-          <w:kern w:val="0"/>
-          <w:sz w:val="22"/>
-          <w:szCs w:val="22"/>
-          <w:lang w:bidi="ar"/>
-        </w:rPr>
-        <w:t>B,</w:t>
-      </w:r>
-      <w:r>
-        <w:rPr>
-          <w:rFonts w:ascii="宋体" w:eastAsia="宋体" w:hAnsi="宋体" w:cs="宋体" w:hint="eastAsia"/>
-          <w:color w:val="000000"/>
-          <w:kern w:val="0"/>
-          <w:sz w:val="22"/>
-          <w:szCs w:val="22"/>
-          <w:lang w:bidi="ar"/>
-        </w:rPr>
-        <w:t>则跳转到当前表格的第</w:t>
-      </w:r>
-      <w:r>
-        <w:rPr>
-          <w:rFonts w:ascii="宋体" w:eastAsia="宋体" w:hAnsi="宋体" w:cs="宋体" w:hint="eastAsia"/>
-          <w:color w:val="000000"/>
-          <w:kern w:val="0"/>
-          <w:sz w:val="22"/>
-          <w:szCs w:val="22"/>
-          <w:lang w:bidi="ar"/>
-        </w:rPr>
-        <w:t>C</w:t>
-      </w:r>
-      <w:r>
-        <w:rPr>
-          <w:rFonts w:ascii="宋体" w:eastAsia="宋体" w:hAnsi="宋体" w:cs="宋体" w:hint="eastAsia"/>
-          <w:color w:val="000000"/>
-          <w:kern w:val="0"/>
-          <w:sz w:val="22"/>
-          <w:szCs w:val="22"/>
-          <w:lang w:bidi="ar"/>
-        </w:rPr>
-        <w:t>行</w:t>
-      </w:r>
-    </w:p>
-    <w:p>
-      <w:pPr>
-        <w:rPr>
-          <w:rFonts w:ascii="宋体" w:eastAsia="宋体" w:hAnsi="宋体" w:cs="宋体"/>
-          <w:color w:val="000000"/>
-          <w:kern w:val="0"/>
-          <w:sz w:val="22"/>
-          <w:szCs w:val="22"/>
-          <w:lang w:bidi="ar"/>
-        </w:rPr>
-      </w:pPr>
-      <w:r>
-        <w:rPr>
-          <w:rFonts w:ascii="宋体" w:eastAsia="宋体" w:hAnsi="宋体" w:cs="宋体" w:hint="eastAsia"/>
-          <w:color w:val="000000"/>
-          <w:kern w:val="0"/>
-          <w:sz w:val="22"/>
-          <w:szCs w:val="22"/>
-          <w:lang w:bidi="ar"/>
-        </w:rPr>
-        <w:t>除了用来判断隐藏剧情</w:t>
-      </w:r>
-      <w:r>
-        <w:rPr>
-          <w:rFonts w:ascii="宋体" w:eastAsia="宋体" w:hAnsi="宋体" w:cs="宋体" w:hint="eastAsia"/>
-          <w:color w:val="000000"/>
-          <w:kern w:val="0"/>
-          <w:sz w:val="22"/>
-          <w:szCs w:val="22"/>
-          <w:lang w:bidi="ar"/>
-        </w:rPr>
-        <w:t>,</w:t>
-      </w:r>
-      <w:r>
-        <w:rPr>
-          <w:rFonts w:ascii="宋体" w:eastAsia="宋体" w:hAnsi="宋体" w:cs="宋体" w:hint="eastAsia"/>
-          <w:color w:val="000000"/>
-          <w:kern w:val="0"/>
-          <w:sz w:val="22"/>
-          <w:szCs w:val="22"/>
-          <w:lang w:bidi="ar"/>
-        </w:rPr>
-        <w:t>还可以用来</w:t>
-      </w:r>
-      <w:proofErr w:type="gramStart"/>
-      <w:r>
-        <w:rPr>
-          <w:rFonts w:ascii="宋体" w:eastAsia="宋体" w:hAnsi="宋体" w:cs="宋体" w:hint="eastAsia"/>
-          <w:color w:val="000000"/>
-          <w:kern w:val="0"/>
-          <w:sz w:val="22"/>
-          <w:szCs w:val="22"/>
-          <w:lang w:bidi="ar"/>
-        </w:rPr>
-        <w:t>做事件行</w:t>
-      </w:r>
-      <w:proofErr w:type="gramEnd"/>
-    </w:p>
-    <w:p>
-      <w:pPr>
-        <w:rPr>
-          <w:rFonts w:ascii="宋体" w:eastAsia="宋体" w:hAnsi="宋体" w:cs="宋体"/>
-          <w:color w:val="000000"/>
-          <w:kern w:val="0"/>
-          <w:sz w:val="22"/>
-          <w:szCs w:val="22"/>
-          <w:lang w:bidi="ar"/>
-        </w:rPr>
-      </w:pPr>
-      <w:r>
-        <w:rPr>
-          <w:rFonts w:ascii="宋体" w:eastAsia="宋体" w:hAnsi="宋体" w:cs="宋体" w:hint="eastAsia"/>
-          <w:color w:val="000000"/>
-          <w:kern w:val="0"/>
-          <w:sz w:val="22"/>
-          <w:szCs w:val="22"/>
-          <w:lang w:bidi="ar"/>
-        </w:rPr>
-        <w:t>比如现在是第</w:t>
-      </w:r>
-      <w:r>
-        <w:rPr>
-          <w:rFonts w:ascii="宋体" w:eastAsia="宋体" w:hAnsi="宋体" w:cs="宋体" w:hint="eastAsia"/>
-          <w:color w:val="000000"/>
-          <w:kern w:val="0"/>
-          <w:sz w:val="22"/>
-          <w:szCs w:val="22"/>
-          <w:lang w:bidi="ar"/>
-        </w:rPr>
-        <w:t>1</w:t>
-      </w:r>
-      <w:r>
-        <w:rPr>
-          <w:rFonts w:ascii="宋体" w:eastAsia="宋体" w:hAnsi="宋体" w:cs="宋体" w:hint="eastAsia"/>
-          <w:color w:val="000000"/>
-          <w:kern w:val="0"/>
-          <w:sz w:val="22"/>
-          <w:szCs w:val="22"/>
-          <w:lang w:bidi="ar"/>
-        </w:rPr>
-        <w:t>行</w:t>
-      </w:r>
-      <w:r>
-        <w:rPr>
-          <w:rFonts w:ascii="宋体" w:eastAsia="宋体" w:hAnsi="宋体" w:cs="宋体" w:hint="eastAsia"/>
-          <w:color w:val="000000"/>
-          <w:kern w:val="0"/>
-          <w:sz w:val="22"/>
-          <w:szCs w:val="22"/>
-          <w:lang w:bidi="ar"/>
-        </w:rPr>
-        <w:t>,</w:t>
-      </w:r>
-      <w:r>
-        <w:rPr>
-          <w:rFonts w:ascii="宋体" w:eastAsia="宋体" w:hAnsi="宋体" w:cs="宋体" w:hint="eastAsia"/>
-          <w:color w:val="000000"/>
-          <w:kern w:val="0"/>
-          <w:sz w:val="22"/>
-          <w:szCs w:val="22"/>
-          <w:lang w:bidi="ar"/>
-        </w:rPr>
-        <w:t>方法有</w:t>
-      </w:r>
-      <w:r>
-        <w:rPr>
-          <w:rFonts w:ascii="宋体" w:eastAsia="宋体" w:hAnsi="宋体" w:cs="宋体" w:hint="eastAsia"/>
-          <w:color w:val="000000"/>
-          <w:kern w:val="0"/>
-          <w:sz w:val="22"/>
-          <w:szCs w:val="22"/>
-          <w:lang w:bidi="ar"/>
-        </w:rPr>
-        <w:t>IF(</w:t>
-      </w:r>
-      <w:r>
-        <w:rPr>
-          <w:rFonts w:ascii="宋体" w:eastAsia="宋体" w:hAnsi="宋体" w:cs="宋体" w:hint="eastAsia"/>
-          <w:color w:val="000000"/>
-          <w:kern w:val="0"/>
-          <w:sz w:val="22"/>
-          <w:szCs w:val="22"/>
-          <w:lang w:bidi="ar"/>
-        </w:rPr>
-        <w:t>中毒</w:t>
-      </w:r>
-      <w:r>
-        <w:rPr>
-          <w:rFonts w:ascii="宋体" w:eastAsia="宋体" w:hAnsi="宋体" w:cs="宋体" w:hint="eastAsia"/>
-          <w:color w:val="000000"/>
-          <w:kern w:val="0"/>
-          <w:sz w:val="22"/>
-          <w:szCs w:val="22"/>
-          <w:lang w:bidi="ar"/>
-        </w:rPr>
-        <w:t>,1,1000)</w:t>
-      </w:r>
-    </w:p>
-    <w:p>
-      <w:pPr>
-        <w:rPr>
-          <w:rFonts w:ascii="宋体" w:eastAsia="宋体" w:hAnsi="宋体" w:cs="宋体"/>
-          <w:color w:val="000000"/>
-          <w:kern w:val="0"/>
-          <w:sz w:val="22"/>
-          <w:szCs w:val="22"/>
-          <w:lang w:bidi="ar"/>
-        </w:rPr>
-      </w:pPr>
-      <w:r>
-        <w:rPr>
-          <w:rFonts w:ascii="宋体" w:eastAsia="宋体" w:hAnsi="宋体" w:cs="宋体" w:hint="eastAsia"/>
-          <w:color w:val="000000"/>
-          <w:kern w:val="0"/>
-          <w:sz w:val="22"/>
-          <w:szCs w:val="22"/>
-          <w:lang w:bidi="ar"/>
-        </w:rPr>
-        <w:t>然后第</w:t>
-      </w:r>
-      <w:r>
-        <w:rPr>
-          <w:rFonts w:ascii="宋体" w:eastAsia="宋体" w:hAnsi="宋体" w:cs="宋体" w:hint="eastAsia"/>
-          <w:color w:val="000000"/>
-          <w:kern w:val="0"/>
-          <w:sz w:val="22"/>
-          <w:szCs w:val="22"/>
-          <w:lang w:bidi="ar"/>
-        </w:rPr>
-        <w:t>10</w:t>
-      </w:r>
-      <w:r>
-        <w:rPr>
-          <w:rFonts w:ascii="宋体" w:eastAsia="宋体" w:hAnsi="宋体" w:cs="宋体" w:hint="eastAsia"/>
-          <w:color w:val="000000"/>
-          <w:kern w:val="0"/>
-          <w:sz w:val="22"/>
-          <w:szCs w:val="22"/>
-          <w:lang w:bidi="ar"/>
-        </w:rPr>
-        <w:t>行的方法是</w:t>
-      </w:r>
-      <w:r>
-        <w:rPr>
-          <w:rFonts w:ascii="宋体" w:eastAsia="宋体" w:hAnsi="宋体" w:cs="宋体" w:hint="eastAsia"/>
-          <w:color w:val="000000"/>
-          <w:kern w:val="0"/>
-          <w:sz w:val="22"/>
-          <w:szCs w:val="22"/>
-          <w:lang w:bidi="ar"/>
-        </w:rPr>
-        <w:t>CG(</w:t>
-      </w:r>
-      <w:r>
-        <w:rPr>
-          <w:rFonts w:ascii="宋体" w:eastAsia="宋体" w:hAnsi="宋体" w:cs="宋体" w:hint="eastAsia"/>
-          <w:color w:val="000000"/>
-          <w:kern w:val="0"/>
-          <w:sz w:val="22"/>
-          <w:szCs w:val="22"/>
-          <w:lang w:bidi="ar"/>
-        </w:rPr>
-        <w:t>中毒</w:t>
-      </w:r>
-      <w:r>
-        <w:rPr>
-          <w:rFonts w:ascii="宋体" w:eastAsia="宋体" w:hAnsi="宋体" w:cs="宋体" w:hint="eastAsia"/>
-          <w:color w:val="000000"/>
-          <w:kern w:val="0"/>
-          <w:sz w:val="22"/>
-          <w:szCs w:val="22"/>
-          <w:lang w:bidi="ar"/>
-        </w:rPr>
-        <w:t>)+JUMPTO(2)</w:t>
-      </w:r>
-    </w:p>
-    <w:p>
-      <w:pPr>
-        <w:rPr>
-          <w:rFonts w:ascii="宋体" w:eastAsia="宋体" w:hAnsi="宋体" w:cs="宋体"/>
-          <w:color w:val="000000"/>
-          <w:kern w:val="0"/>
-          <w:sz w:val="22"/>
-          <w:szCs w:val="22"/>
-          <w:lang w:bidi="ar"/>
-        </w:rPr>
-      </w:pPr>
-      <w:r>
-        <w:rPr>
-          <w:rFonts w:ascii="宋体" w:eastAsia="宋体" w:hAnsi="宋体" w:cs="宋体" w:hint="eastAsia"/>
-          <w:color w:val="000000"/>
-          <w:kern w:val="0"/>
-          <w:sz w:val="22"/>
-          <w:szCs w:val="22"/>
-          <w:lang w:bidi="ar"/>
-        </w:rPr>
-        <w:t>这样就能切换中毒</w:t>
-      </w:r>
-      <w:r>
-        <w:rPr>
-          <w:rFonts w:ascii="宋体" w:eastAsia="宋体" w:hAnsi="宋体" w:cs="宋体" w:hint="eastAsia"/>
-          <w:color w:val="000000"/>
-          <w:kern w:val="0"/>
-          <w:sz w:val="22"/>
-          <w:szCs w:val="22"/>
-          <w:lang w:bidi="ar"/>
-        </w:rPr>
-        <w:t>CG</w:t>
-      </w:r>
-      <w:r>
-        <w:rPr>
-          <w:rFonts w:ascii="宋体" w:eastAsia="宋体" w:hAnsi="宋体" w:cs="宋体" w:hint="eastAsia"/>
-          <w:color w:val="000000"/>
-          <w:kern w:val="0"/>
-          <w:sz w:val="22"/>
-          <w:szCs w:val="22"/>
-          <w:lang w:bidi="ar"/>
-        </w:rPr>
-        <w:t>然后再继续播放后面的剧情</w:t>
-      </w:r>
-    </w:p>
-    <w:p>
-      <w:pPr>
-        <w:rPr>
-          <w:rFonts w:ascii="宋体" w:eastAsia="宋体" w:hAnsi="宋体" w:cs="宋体"/>
-          <w:color w:val="000000"/>
-          <w:kern w:val="0"/>
-          <w:sz w:val="22"/>
-          <w:szCs w:val="22"/>
-          <w:lang w:bidi="ar"/>
-        </w:rPr>
-      </w:pPr>
-    </w:p>
-    <w:p>
-      <w:pPr>
-        <w:rPr>
-          <w:rFonts w:ascii="宋体" w:eastAsia="宋体" w:hAnsi="宋体" w:cs="宋体"/>
-          <w:color w:val="000000"/>
-          <w:kern w:val="0"/>
-          <w:sz w:val="22"/>
-          <w:szCs w:val="22"/>
-          <w:lang w:bidi="ar"/>
-        </w:rPr>
-      </w:pPr>
-    </w:p>
-    <w:p>
-      <w:pPr>
-        <w:rPr>
-          <w:rFonts w:ascii="宋体" w:eastAsia="宋体" w:hAnsi="宋体" w:cs="宋体"/>
-          <w:color w:val="000000"/>
-          <w:kern w:val="0"/>
-          <w:sz w:val="22"/>
-          <w:szCs w:val="22"/>
-          <w:lang w:bidi="ar"/>
-        </w:rPr>
-      </w:pPr>
-      <w:r>
-        <w:rPr>
-          <w:rFonts w:ascii="宋体" w:eastAsia="宋体" w:hAnsi="宋体" w:cs="宋体" w:hint="eastAsia"/>
-          <w:color w:val="000000"/>
-          <w:kern w:val="0"/>
-          <w:sz w:val="22"/>
-          <w:szCs w:val="22"/>
-          <w:lang w:bidi="ar"/>
-        </w:rPr>
-        <w:t>SKIP</w:t>
-      </w:r>
-    </w:p>
-    <w:p>
-      <w:pPr>
-        <w:rPr>
-          <w:rFonts w:ascii="宋体" w:eastAsia="宋体" w:hAnsi="宋体" w:cs="宋体"/>
-          <w:color w:val="000000"/>
-          <w:kern w:val="0"/>
-          <w:sz w:val="22"/>
-          <w:szCs w:val="22"/>
-          <w:lang w:bidi="ar"/>
-        </w:rPr>
-      </w:pPr>
-      <w:r>
-        <w:rPr>
-          <w:rFonts w:ascii="宋体" w:eastAsia="宋体" w:hAnsi="宋体" w:cs="宋体" w:hint="eastAsia"/>
-          <w:color w:val="000000"/>
-          <w:kern w:val="0"/>
-          <w:sz w:val="22"/>
-          <w:szCs w:val="22"/>
-          <w:lang w:bidi="ar"/>
-        </w:rPr>
-        <w:t>跳过此行</w:t>
-      </w:r>
-      <w:r>
-        <w:rPr>
-          <w:rFonts w:ascii="宋体" w:eastAsia="宋体" w:hAnsi="宋体" w:cs="宋体" w:hint="eastAsia"/>
-          <w:color w:val="000000"/>
-          <w:kern w:val="0"/>
-          <w:sz w:val="22"/>
-          <w:szCs w:val="22"/>
-          <w:lang w:bidi="ar"/>
-        </w:rPr>
-        <w:t>,</w:t>
-      </w:r>
-      <w:r>
-        <w:rPr>
-          <w:rFonts w:ascii="宋体" w:eastAsia="宋体" w:hAnsi="宋体" w:cs="宋体" w:hint="eastAsia"/>
-          <w:color w:val="000000"/>
-          <w:kern w:val="0"/>
-          <w:sz w:val="22"/>
-          <w:szCs w:val="22"/>
-          <w:lang w:bidi="ar"/>
-        </w:rPr>
-        <w:t>直接执行下一行的方法</w:t>
-      </w:r>
-      <w:r>
-        <w:rPr>
-          <w:rFonts w:ascii="宋体" w:eastAsia="宋体" w:hAnsi="宋体" w:cs="宋体" w:hint="eastAsia"/>
-          <w:color w:val="000000"/>
-          <w:kern w:val="0"/>
-          <w:sz w:val="22"/>
-          <w:szCs w:val="22"/>
-          <w:lang w:bidi="ar"/>
-        </w:rPr>
-        <w:t>.</w:t>
-      </w:r>
-      <w:r>
-        <w:rPr>
-          <w:rFonts w:ascii="宋体" w:eastAsia="宋体" w:hAnsi="宋体" w:cs="宋体" w:hint="eastAsia"/>
-          <w:color w:val="000000"/>
-          <w:kern w:val="0"/>
-          <w:sz w:val="22"/>
-          <w:szCs w:val="22"/>
-          <w:lang w:bidi="ar"/>
-        </w:rPr>
-        <w:t>一般是和</w:t>
-      </w:r>
-      <w:r>
-        <w:rPr>
-          <w:rFonts w:ascii="宋体" w:eastAsia="宋体" w:hAnsi="宋体" w:cs="宋体" w:hint="eastAsia"/>
-          <w:color w:val="000000"/>
-          <w:kern w:val="0"/>
-          <w:sz w:val="22"/>
-          <w:szCs w:val="22"/>
-          <w:lang w:bidi="ar"/>
-        </w:rPr>
-        <w:t>IF</w:t>
-      </w:r>
-      <w:r>
-        <w:rPr>
-          <w:rFonts w:ascii="宋体" w:eastAsia="宋体" w:hAnsi="宋体" w:cs="宋体" w:hint="eastAsia"/>
-          <w:color w:val="000000"/>
-          <w:kern w:val="0"/>
-          <w:sz w:val="22"/>
-          <w:szCs w:val="22"/>
-          <w:lang w:bidi="ar"/>
-        </w:rPr>
-        <w:t>与</w:t>
-      </w:r>
-      <w:r>
-        <w:rPr>
-          <w:rFonts w:ascii="宋体" w:eastAsia="宋体" w:hAnsi="宋体" w:cs="宋体" w:hint="eastAsia"/>
-          <w:color w:val="000000"/>
-          <w:kern w:val="0"/>
-          <w:sz w:val="22"/>
-          <w:szCs w:val="22"/>
-          <w:lang w:bidi="ar"/>
-        </w:rPr>
-        <w:t>!DONTSPAWN</w:t>
-      </w:r>
-      <w:r>
-        <w:rPr>
-          <w:rFonts w:ascii="宋体" w:eastAsia="宋体" w:hAnsi="宋体" w:cs="宋体" w:hint="eastAsia"/>
-          <w:color w:val="000000"/>
-          <w:kern w:val="0"/>
-          <w:sz w:val="22"/>
-          <w:szCs w:val="22"/>
-          <w:lang w:bidi="ar"/>
-        </w:rPr>
-        <w:t>标签配合使用的</w:t>
-      </w:r>
-    </w:p>
-    <w:p>
-      <w:pPr>
-        <w:rPr>
-          <w:rFonts w:ascii="宋体" w:eastAsia="宋体" w:hAnsi="宋体" w:cs="宋体"/>
-          <w:color w:val="000000"/>
-          <w:kern w:val="0"/>
-          <w:sz w:val="22"/>
-          <w:szCs w:val="22"/>
-          <w:lang w:bidi="ar"/>
-        </w:rPr>
-      </w:pPr>
-      <w:r>
-        <w:rPr>
-          <w:rFonts w:ascii="宋体" w:eastAsia="宋体" w:hAnsi="宋体" w:cs="宋体" w:hint="eastAsia"/>
-          <w:color w:val="000000"/>
-          <w:kern w:val="0"/>
-          <w:sz w:val="22"/>
-          <w:szCs w:val="22"/>
-          <w:lang w:bidi="ar"/>
-        </w:rPr>
-        <w:t>比如在第一行</w:t>
-      </w:r>
-      <w:r>
-        <w:rPr>
-          <w:rFonts w:ascii="宋体" w:eastAsia="宋体" w:hAnsi="宋体" w:cs="宋体" w:hint="eastAsia"/>
-          <w:color w:val="000000"/>
-          <w:kern w:val="0"/>
-          <w:sz w:val="22"/>
-          <w:szCs w:val="22"/>
-          <w:lang w:bidi="ar"/>
-        </w:rPr>
-        <w:t>IF(</w:t>
-      </w:r>
-      <w:r>
-        <w:rPr>
-          <w:rFonts w:ascii="宋体" w:eastAsia="宋体" w:hAnsi="宋体" w:cs="宋体" w:hint="eastAsia"/>
-          <w:color w:val="000000"/>
-          <w:kern w:val="0"/>
-          <w:sz w:val="22"/>
-          <w:szCs w:val="22"/>
-          <w:lang w:bidi="ar"/>
-        </w:rPr>
-        <w:t>开关</w:t>
-      </w:r>
-      <w:r>
-        <w:rPr>
-          <w:rFonts w:ascii="宋体" w:eastAsia="宋体" w:hAnsi="宋体" w:cs="宋体" w:hint="eastAsia"/>
-          <w:color w:val="000000"/>
-          <w:kern w:val="0"/>
-          <w:sz w:val="22"/>
-          <w:szCs w:val="22"/>
-          <w:lang w:bidi="ar"/>
-        </w:rPr>
-        <w:t>,1,5)+SKIP</w:t>
-      </w:r>
-    </w:p>
-    <w:p>
-      <w:pPr>
-        <w:rPr>
-          <w:rFonts w:ascii="宋体" w:eastAsia="宋体" w:hAnsi="宋体" w:cs="宋体"/>
-          <w:color w:val="000000"/>
-          <w:kern w:val="0"/>
-          <w:sz w:val="22"/>
-          <w:szCs w:val="22"/>
-          <w:lang w:bidi="ar"/>
-        </w:rPr>
-      </w:pPr>
-      <w:r>
-        <w:rPr>
-          <w:rFonts w:ascii="宋体" w:eastAsia="宋体" w:hAnsi="宋体" w:cs="宋体" w:hint="eastAsia"/>
-          <w:color w:val="000000"/>
-          <w:kern w:val="0"/>
-          <w:sz w:val="22"/>
-          <w:szCs w:val="22"/>
-          <w:lang w:bidi="ar"/>
-        </w:rPr>
-        <w:t>这样组合可以用来做插入剧情</w:t>
-      </w:r>
-    </w:p>
-    <w:p>
-      <w:pPr>
-        <w:rPr>
-          <w:rFonts w:ascii="宋体" w:eastAsia="宋体" w:hAnsi="宋体" w:cs="宋体"/>
-          <w:color w:val="000000"/>
-          <w:kern w:val="0"/>
-          <w:sz w:val="22"/>
-          <w:szCs w:val="22"/>
-          <w:lang w:bidi="ar"/>
-        </w:rPr>
-      </w:pPr>
-      <w:r>
-        <w:rPr>
-          <w:rFonts w:ascii="宋体" w:eastAsia="宋体" w:hAnsi="宋体" w:cs="宋体" w:hint="eastAsia"/>
-          <w:color w:val="000000"/>
-          <w:kern w:val="0"/>
-          <w:sz w:val="22"/>
-          <w:szCs w:val="22"/>
-          <w:lang w:bidi="ar"/>
-        </w:rPr>
-        <w:t>如果开关是打开的</w:t>
-      </w:r>
-      <w:r>
-        <w:rPr>
-          <w:rFonts w:ascii="宋体" w:eastAsia="宋体" w:hAnsi="宋体" w:cs="宋体" w:hint="eastAsia"/>
-          <w:color w:val="000000"/>
-          <w:kern w:val="0"/>
-          <w:sz w:val="22"/>
-          <w:szCs w:val="22"/>
-          <w:lang w:bidi="ar"/>
-        </w:rPr>
-        <w:t>,</w:t>
-      </w:r>
-      <w:r>
-        <w:rPr>
-          <w:rFonts w:ascii="宋体" w:eastAsia="宋体" w:hAnsi="宋体" w:cs="宋体" w:hint="eastAsia"/>
-          <w:color w:val="000000"/>
-          <w:kern w:val="0"/>
-          <w:sz w:val="22"/>
-          <w:szCs w:val="22"/>
-          <w:lang w:bidi="ar"/>
-        </w:rPr>
-        <w:t>直接跳过到第五行</w:t>
-      </w:r>
-      <w:r>
-        <w:rPr>
-          <w:rFonts w:ascii="宋体" w:eastAsia="宋体" w:hAnsi="宋体" w:cs="宋体" w:hint="eastAsia"/>
-          <w:color w:val="000000"/>
-          <w:kern w:val="0"/>
-          <w:sz w:val="22"/>
-          <w:szCs w:val="22"/>
-          <w:lang w:bidi="ar"/>
-        </w:rPr>
-        <w:t>.</w:t>
-      </w:r>
-      <w:r>
-        <w:rPr>
-          <w:rFonts w:ascii="宋体" w:eastAsia="宋体" w:hAnsi="宋体" w:cs="宋体" w:hint="eastAsia"/>
-          <w:color w:val="000000"/>
-          <w:kern w:val="0"/>
-          <w:sz w:val="22"/>
-          <w:szCs w:val="22"/>
-          <w:lang w:bidi="ar"/>
-        </w:rPr>
-        <w:t>否则玩家能看到</w:t>
-      </w:r>
-      <w:r>
-        <w:rPr>
-          <w:rFonts w:ascii="宋体" w:eastAsia="宋体" w:hAnsi="宋体" w:cs="宋体" w:hint="eastAsia"/>
-          <w:color w:val="000000"/>
-          <w:kern w:val="0"/>
-          <w:sz w:val="22"/>
-          <w:szCs w:val="22"/>
-          <w:lang w:bidi="ar"/>
-        </w:rPr>
-        <w:t>1~N</w:t>
-      </w:r>
-      <w:r>
-        <w:rPr>
-          <w:rFonts w:ascii="宋体" w:eastAsia="宋体" w:hAnsi="宋体" w:cs="宋体" w:hint="eastAsia"/>
-          <w:color w:val="000000"/>
-          <w:kern w:val="0"/>
-          <w:sz w:val="22"/>
-          <w:szCs w:val="22"/>
-          <w:lang w:bidi="ar"/>
-        </w:rPr>
-        <w:t>行</w:t>
+        <w:t>如果开关是打开的,直接跳过到第五行.否则玩家能看到1~N行</w:t>
       </w:r>
     </w:p>
     <w:p>
@@ -3703,67 +3036,7 @@
           <w:szCs w:val="22"/>
           <w:lang w:bidi="ar"/>
         </w:rPr>
-        <w:t>清屏</w:t>
-      </w:r>
-      <w:r>
-        <w:rPr>
-          <w:rFonts w:cs="宋体"/>
-          <w:color w:val="000000"/>
-          <w:sz w:val="22"/>
-          <w:szCs w:val="22"/>
-          <w:lang w:bidi="ar"/>
-        </w:rPr>
-        <w:t>.</w:t>
-      </w:r>
-      <w:r>
-        <w:rPr>
-          <w:rFonts w:cs="宋体"/>
-          <w:color w:val="000000"/>
-          <w:sz w:val="22"/>
-          <w:szCs w:val="22"/>
-          <w:lang w:bidi="ar"/>
-        </w:rPr>
-        <w:t>然后从表格的起点开始阅读</w:t>
-      </w:r>
-      <w:r>
-        <w:rPr>
-          <w:rFonts w:cs="宋体"/>
-          <w:color w:val="000000"/>
-          <w:sz w:val="22"/>
-          <w:szCs w:val="22"/>
-          <w:lang w:bidi="ar"/>
-        </w:rPr>
-        <w:t>.</w:t>
-      </w:r>
-      <w:r>
-        <w:rPr>
-          <w:rFonts w:cs="宋体"/>
-          <w:color w:val="000000"/>
-          <w:sz w:val="22"/>
-          <w:szCs w:val="22"/>
-          <w:lang w:bidi="ar"/>
-        </w:rPr>
-        <w:t>一般是作为按钮事件</w:t>
-      </w:r>
-      <w:r>
-        <w:rPr>
-          <w:rFonts w:cs="宋体"/>
-          <w:color w:val="000000"/>
-          <w:sz w:val="22"/>
-          <w:szCs w:val="22"/>
-          <w:lang w:bidi="ar"/>
-        </w:rPr>
-        <w:t>.</w:t>
-      </w:r>
-      <w:r>
-        <w:rPr>
-          <w:rFonts w:cs="宋体"/>
-          <w:color w:val="000000"/>
-          <w:sz w:val="22"/>
-          <w:szCs w:val="22"/>
-          <w:lang w:bidi="ar"/>
-        </w:rPr>
-        <w:t>跳转到新段落之前使用这个方法</w:t>
+        <w:t>清屏.然后从表格的起点开始阅读.一般是作为按钮事件.跳转到新段落之前使用这个方法</w:t>
       </w:r>
     </w:p>
     <w:p>
@@ -3915,27 +3188,7 @@
           <w:szCs w:val="22"/>
           <w:lang w:bidi="ar"/>
         </w:rPr>
-        <w:t>表示当前任务暂时结束</w:t>
-      </w:r>
-      <w:r>
-        <w:rPr>
-          <w:rFonts w:cs="宋体"/>
-          <w:color w:val="000000"/>
-          <w:sz w:val="22"/>
-          <w:szCs w:val="22"/>
-          <w:lang w:bidi="ar"/>
-        </w:rPr>
-        <w:t>.</w:t>
-      </w:r>
-      <w:r>
-        <w:rPr>
-          <w:rFonts w:cs="宋体"/>
-          <w:color w:val="000000"/>
-          <w:sz w:val="22"/>
-          <w:szCs w:val="22"/>
-          <w:lang w:bidi="ar"/>
-        </w:rPr>
-        <w:t>关闭剧本阅读器</w:t>
+        <w:t>表示当前任务暂时结束.关闭剧本阅读器</w:t>
       </w:r>
     </w:p>
     <w:p>
@@ -3981,17 +3234,7 @@
           <w:szCs w:val="22"/>
           <w:lang w:bidi="ar"/>
         </w:rPr>
-        <w:t>A</w:t>
-      </w:r>
-      <w:r>
-        <w:rPr>
-          <w:rFonts w:cs="宋体"/>
-          <w:color w:val="000000"/>
-          <w:sz w:val="22"/>
-          <w:szCs w:val="22"/>
-          <w:lang w:bidi="ar"/>
-        </w:rPr>
-        <w:t>表示的当前的</w:t>
+        <w:t>A表示的当前的</w:t>
       </w:r>
       <w:r>
         <w:rPr>
@@ -4034,17 +3277,7 @@
           <w:szCs w:val="22"/>
           <w:lang w:bidi="ar"/>
         </w:rPr>
-        <w:t>B</w:t>
-      </w:r>
-      <w:r>
-        <w:rPr>
-          <w:rFonts w:cs="宋体"/>
-          <w:color w:val="000000"/>
-          <w:sz w:val="22"/>
-          <w:szCs w:val="22"/>
-          <w:lang w:bidi="ar"/>
-        </w:rPr>
-        <w:t>表示任务进度</w:t>
+        <w:t>B表示任务进度</w:t>
       </w:r>
     </w:p>
     <w:p>
@@ -4067,47 +3300,7 @@
           <w:szCs w:val="22"/>
           <w:lang w:bidi="ar"/>
         </w:rPr>
-        <w:t>可以为空</w:t>
-      </w:r>
-      <w:r>
-        <w:rPr>
-          <w:rFonts w:cs="宋体"/>
-          <w:color w:val="000000"/>
-          <w:sz w:val="22"/>
-          <w:szCs w:val="22"/>
-          <w:lang w:bidi="ar"/>
-        </w:rPr>
-        <w:t>,</w:t>
-      </w:r>
-      <w:r>
-        <w:rPr>
-          <w:rFonts w:cs="宋体"/>
-          <w:color w:val="000000"/>
-          <w:sz w:val="22"/>
-          <w:szCs w:val="22"/>
-          <w:lang w:bidi="ar"/>
-        </w:rPr>
-        <w:t>空的话就是只关闭</w:t>
-      </w:r>
-      <w:r>
-        <w:rPr>
-          <w:rFonts w:cs="宋体"/>
-          <w:color w:val="000000"/>
-          <w:sz w:val="22"/>
-          <w:szCs w:val="22"/>
-          <w:lang w:bidi="ar"/>
-        </w:rPr>
-        <w:t>,</w:t>
-      </w:r>
-      <w:r>
-        <w:rPr>
-          <w:rFonts w:cs="宋体"/>
-          <w:color w:val="000000"/>
-          <w:sz w:val="22"/>
-          <w:szCs w:val="22"/>
-          <w:lang w:bidi="ar"/>
-        </w:rPr>
-        <w:t>不保存任务进度</w:t>
+        <w:t>可以为空,空的话就是只关闭,不保存任务进度</w:t>
       </w:r>
     </w:p>
     <w:p>
@@ -4153,27 +3346,7 @@
           <w:szCs w:val="22"/>
           <w:lang w:bidi="ar"/>
         </w:rPr>
-        <w:t>执行此方法会执行</w:t>
-      </w:r>
-      <w:r>
-        <w:rPr>
-          <w:rFonts w:cs="宋体"/>
-          <w:color w:val="000000"/>
-          <w:sz w:val="22"/>
-          <w:szCs w:val="22"/>
-          <w:lang w:bidi="ar"/>
-        </w:rPr>
-        <w:t>ITEM(0)</w:t>
-      </w:r>
-      <w:r>
-        <w:rPr>
-          <w:rFonts w:cs="宋体"/>
-          <w:color w:val="000000"/>
-          <w:sz w:val="22"/>
-          <w:szCs w:val="22"/>
-          <w:lang w:bidi="ar"/>
-        </w:rPr>
-        <w:t>方法清空可用物品索引</w:t>
+        <w:t>执行此方法会执行ITEM(0)方法清空可用物品索引</w:t>
       </w:r>
     </w:p>
     <w:p>
@@ -4232,47 +3405,7 @@
           <w:szCs w:val="22"/>
           <w:lang w:bidi="ar"/>
         </w:rPr>
-        <w:t>游戏失败</w:t>
-      </w:r>
-      <w:r>
-        <w:rPr>
-          <w:rFonts w:cs="宋体"/>
-          <w:color w:val="000000"/>
-          <w:sz w:val="22"/>
-          <w:szCs w:val="22"/>
-          <w:lang w:bidi="ar"/>
-        </w:rPr>
-        <w:t>.</w:t>
-      </w:r>
-      <w:r>
-        <w:rPr>
-          <w:rFonts w:cs="宋体"/>
-          <w:color w:val="000000"/>
-          <w:sz w:val="22"/>
-          <w:szCs w:val="22"/>
-          <w:lang w:bidi="ar"/>
-        </w:rPr>
-        <w:t>打开失败界面</w:t>
-      </w:r>
-      <w:r>
-        <w:rPr>
-          <w:rFonts w:cs="宋体"/>
-          <w:color w:val="000000"/>
-          <w:sz w:val="22"/>
-          <w:szCs w:val="22"/>
-          <w:lang w:bidi="ar"/>
-        </w:rPr>
-        <w:t>,</w:t>
-      </w:r>
-      <w:r>
-        <w:rPr>
-          <w:rFonts w:cs="宋体"/>
-          <w:color w:val="000000"/>
-          <w:sz w:val="22"/>
-          <w:szCs w:val="22"/>
-          <w:lang w:bidi="ar"/>
-        </w:rPr>
-        <w:t>可以</w:t>
+        <w:t>游戏失败.打开失败界面,可以</w:t>
       </w:r>
       <w:proofErr w:type="gramStart"/>
       <w:r>
@@ -4317,27 +3450,7 @@
           <w:szCs w:val="22"/>
           <w:lang w:bidi="ar"/>
         </w:rPr>
-        <w:t>如果要回到上个选项</w:t>
-      </w:r>
-      <w:r>
-        <w:rPr>
-          <w:rFonts w:cs="宋体"/>
-          <w:color w:val="000000"/>
-          <w:sz w:val="22"/>
-          <w:szCs w:val="22"/>
-          <w:lang w:bidi="ar"/>
-        </w:rPr>
-        <w:t>,</w:t>
-      </w:r>
-      <w:r>
-        <w:rPr>
-          <w:rFonts w:cs="宋体"/>
-          <w:color w:val="000000"/>
-          <w:sz w:val="22"/>
-          <w:szCs w:val="22"/>
-          <w:lang w:bidi="ar"/>
-        </w:rPr>
-        <w:t>记得给选项一个新的表格</w:t>
+        <w:t>如果要回到上个选项,记得给选项一个新的表格</w:t>
       </w:r>
     </w:p>
     <w:p>
@@ -4593,13 +3706,7 @@
         <w:rPr>
           <w:rFonts w:hint="eastAsia"/>
         </w:rPr>
-        <w:t>意志</w:t>
-      </w:r>
-      <w:r>
-        <w:rPr>
-          <w:rFonts w:hint="eastAsia"/>
-        </w:rPr>
-        <w:t>属性</w:t>
+        <w:t>意志属性</w:t>
       </w:r>
     </w:p>
     <w:p>
@@ -4830,27 +3937,7 @@
           <w:szCs w:val="22"/>
           <w:lang w:bidi="ar"/>
         </w:rPr>
-        <w:t>直到下一个标签可以使用标签为</w:t>
-      </w:r>
-      <w:r>
-        <w:rPr>
-          <w:rFonts w:cs="宋体"/>
-          <w:color w:val="000000"/>
-          <w:sz w:val="22"/>
-          <w:szCs w:val="22"/>
-          <w:lang w:bidi="ar"/>
-        </w:rPr>
-        <w:t>A</w:t>
-      </w:r>
-      <w:r>
-        <w:rPr>
-          <w:rFonts w:cs="宋体"/>
-          <w:color w:val="000000"/>
-          <w:sz w:val="22"/>
-          <w:szCs w:val="22"/>
-          <w:lang w:bidi="ar"/>
-        </w:rPr>
-        <w:t>的道具</w:t>
+        <w:t>直到下一个标签可以使用标签为A的道具</w:t>
       </w:r>
     </w:p>
     <w:p>
@@ -4873,8 +3960,9 @@
           <w:szCs w:val="22"/>
           <w:lang w:bidi="ar"/>
         </w:rPr>
-        <w:t>A</w:t>
-      </w:r>
+        <w:t>A可以包含多个</w:t>
+      </w:r>
+      <w:proofErr w:type="gramStart"/>
       <w:r>
         <w:rPr>
           <w:rFonts w:cs="宋体"/>
@@ -4883,28 +3971,7 @@
           <w:szCs w:val="22"/>
           <w:lang w:bidi="ar"/>
         </w:rPr>
-        <w:t>可以包含多个</w:t>
-      </w:r>
-      <w:proofErr w:type="gramStart"/>
-      <w:r>
-        <w:rPr>
-          <w:rFonts w:cs="宋体"/>
-          <w:color w:val="000000"/>
-          <w:sz w:val="22"/>
-          <w:szCs w:val="22"/>
-          <w:lang w:bidi="ar"/>
-        </w:rPr>
-        <w:t>tag,</w:t>
-      </w:r>
-      <w:r>
-        <w:rPr>
-          <w:rFonts w:cs="宋体"/>
-          <w:color w:val="000000"/>
-          <w:sz w:val="22"/>
-          <w:szCs w:val="22"/>
-          <w:lang w:bidi="ar"/>
-        </w:rPr>
-        <w:t>比如</w:t>
+        <w:t>tag,比如</w:t>
       </w:r>
       <w:proofErr w:type="gramEnd"/>
       <w:r>
@@ -4938,27 +4005,7 @@
           <w:szCs w:val="22"/>
           <w:lang w:bidi="ar"/>
         </w:rPr>
-        <w:t>表示可以使用标签为</w:t>
-      </w:r>
-      <w:r>
-        <w:rPr>
-          <w:rFonts w:cs="宋体"/>
-          <w:color w:val="000000"/>
-          <w:sz w:val="22"/>
-          <w:szCs w:val="22"/>
-          <w:lang w:bidi="ar"/>
-        </w:rPr>
-        <w:t>BATTLE/HEALTH</w:t>
-      </w:r>
-      <w:r>
-        <w:rPr>
-          <w:rFonts w:cs="宋体"/>
-          <w:color w:val="000000"/>
-          <w:sz w:val="22"/>
-          <w:szCs w:val="22"/>
-          <w:lang w:bidi="ar"/>
-        </w:rPr>
-        <w:t>的道具</w:t>
+        <w:t>表示可以使用标签为BATTLE/HEALTH的道具</w:t>
       </w:r>
     </w:p>
     <w:p>
@@ -4981,47 +4028,7 @@
           <w:szCs w:val="22"/>
           <w:lang w:bidi="ar"/>
         </w:rPr>
-        <w:t>禁止使用道具时使用空标签</w:t>
-      </w:r>
-      <w:r>
-        <w:rPr>
-          <w:rFonts w:cs="宋体"/>
-          <w:color w:val="000000"/>
-          <w:sz w:val="22"/>
-          <w:szCs w:val="22"/>
-          <w:lang w:bidi="ar"/>
-        </w:rPr>
-        <w:t>ITEM(0)</w:t>
-      </w:r>
-      <w:r>
-        <w:rPr>
-          <w:rFonts w:cs="宋体"/>
-          <w:color w:val="000000"/>
-          <w:sz w:val="22"/>
-          <w:szCs w:val="22"/>
-          <w:lang w:bidi="ar"/>
-        </w:rPr>
-        <w:t>或者</w:t>
-      </w:r>
-      <w:r>
-        <w:rPr>
-          <w:rFonts w:cs="宋体"/>
-          <w:color w:val="000000"/>
-          <w:sz w:val="22"/>
-          <w:szCs w:val="22"/>
-          <w:lang w:bidi="ar"/>
-        </w:rPr>
-        <w:t>ITEM(NONE)</w:t>
-      </w:r>
-      <w:r>
-        <w:rPr>
-          <w:rFonts w:cs="宋体"/>
-          <w:color w:val="000000"/>
-          <w:sz w:val="22"/>
-          <w:szCs w:val="22"/>
-          <w:lang w:bidi="ar"/>
-        </w:rPr>
-        <w:t>就可以了</w:t>
+        <w:t>禁止使用道具时使用空标签ITEM(0)或者ITEM(NONE)就可以了</w:t>
       </w:r>
     </w:p>
     <w:p>
@@ -5150,11 +4157,6 @@
       </w:r>
     </w:p>
     <w:p>
-      <w:pPr>
-        <w:rPr>
-          <w:rFonts w:hint="eastAsia"/>
-        </w:rPr>
-      </w:pPr>
       <w:r>
         <w:rPr>
           <w:rFonts w:hint="eastAsia"/>
@@ -5199,11 +4201,6 @@
       </w:r>
     </w:p>
     <w:p>
-      <w:pPr>
-        <w:rPr>
-          <w:rFonts w:hint="eastAsia"/>
-        </w:rPr>
-      </w:pPr>
       <w:r>
         <w:rPr>
           <w:rFonts w:hint="eastAsia"/>
@@ -5221,6 +4218,146 @@
       <w:r>
         <w:t>2)</w:t>
       </w:r>
+    </w:p>
+    <w:p/>
+    <w:p>
+      <w:pPr>
+        <w:pStyle w:val="2"/>
+        <w:rPr>
+          <w:color w:val="0000FF"/>
+        </w:rPr>
+      </w:pPr>
+      <w:r>
+        <w:rPr>
+          <w:rFonts w:hint="eastAsia"/>
+          <w:color w:val="0000FF"/>
+        </w:rPr>
+        <w:t>时间推进</w:t>
+      </w:r>
+    </w:p>
+    <w:p/>
+    <w:p>
+      <w:proofErr w:type="gramStart"/>
+      <w:r>
+        <w:t>DAYTIME</w:t>
+      </w:r>
+      <w:r>
+        <w:rPr>
+          <w:rFonts w:hint="eastAsia"/>
+        </w:rPr>
+        <w:t>(</w:t>
+      </w:r>
+      <w:proofErr w:type="gramEnd"/>
+      <w:r>
+        <w:t>int num)</w:t>
+      </w:r>
+    </w:p>
+    <w:p>
+      <w:pPr>
+        <w:rPr>
+          <w:rFonts w:hint="eastAsia"/>
+        </w:rPr>
+      </w:pPr>
+      <w:r>
+        <w:rPr>
+          <w:rFonts w:hint="eastAsia"/>
+        </w:rPr>
+        <w:t>推进的时间阶段数量</w:t>
+      </w:r>
+    </w:p>
+    <w:p/>
+    <w:p>
+      <w:pPr>
+        <w:pStyle w:val="2"/>
+        <w:rPr>
+          <w:color w:val="0000FF"/>
+        </w:rPr>
+      </w:pPr>
+      <w:r>
+        <w:rPr>
+          <w:rFonts w:hint="eastAsia"/>
+          <w:color w:val="0000FF"/>
+        </w:rPr>
+        <w:lastRenderedPageBreak/>
+        <w:t>CG</w:t>
+      </w:r>
+      <w:r>
+        <w:rPr>
+          <w:rFonts w:hint="eastAsia"/>
+          <w:color w:val="0000FF"/>
+        </w:rPr>
+        <w:t>显示开关</w:t>
+      </w:r>
+    </w:p>
+    <w:p>
+      <w:proofErr w:type="gramStart"/>
+      <w:r>
+        <w:t>CGACTIVE</w:t>
+      </w:r>
+      <w:r>
+        <w:rPr>
+          <w:rFonts w:hint="eastAsia"/>
+        </w:rPr>
+        <w:t>(</w:t>
+      </w:r>
+      <w:proofErr w:type="gramEnd"/>
+      <w:r>
+        <w:t>int option)</w:t>
+      </w:r>
+    </w:p>
+    <w:p>
+      <w:pPr>
+        <w:rPr>
+          <w:rFonts w:hint="eastAsia"/>
+        </w:rPr>
+      </w:pPr>
+      <w:r>
+        <w:t>0</w:t>
+      </w:r>
+      <w:r>
+        <w:rPr>
+          <w:rFonts w:hint="eastAsia"/>
+        </w:rPr>
+        <w:t>关闭</w:t>
+      </w:r>
+      <w:r>
+        <w:rPr>
+          <w:rFonts w:hint="eastAsia"/>
+        </w:rPr>
+        <w:t>CG</w:t>
+      </w:r>
+      <w:r>
+        <w:rPr>
+          <w:rFonts w:hint="eastAsia"/>
+        </w:rPr>
+        <w:t>，</w:t>
+      </w:r>
+      <w:r>
+        <w:rPr>
+          <w:rFonts w:hint="eastAsia"/>
+        </w:rPr>
+        <w:t>1</w:t>
+      </w:r>
+      <w:r>
+        <w:rPr>
+          <w:rFonts w:hint="eastAsia"/>
+        </w:rPr>
+        <w:t>显示</w:t>
+      </w:r>
+      <w:r>
+        <w:rPr>
+          <w:rFonts w:hint="eastAsia"/>
+        </w:rPr>
+        <w:t>CG</w:t>
+      </w:r>
+    </w:p>
+    <w:p/>
+    <w:p>
+      <w:pPr>
+        <w:rPr>
+          <w:rFonts w:hint="eastAsia"/>
+        </w:rPr>
+      </w:pPr>
     </w:p>
     <w:sectPr>
       <w:pgSz w:w="11906" w:h="16838"/>

--- a/Assets/StreamingAssets/正式发布时删--功能文档/剧本编辑器(1).docx
+++ b/Assets/StreamingAssets/正式发布时删--功能文档/剧本编辑器(1).docx
@@ -36,367 +36,351 @@
         <w:rPr>
           <w:rFonts w:hint="eastAsia"/>
         </w:rPr>
+        <w:t xml:space="preserve"> png </w:t>
+      </w:r>
+      <w:r>
+        <w:rPr>
+          <w:rFonts w:hint="eastAsia"/>
+        </w:rPr>
+        <w:t>格式</w:t>
+      </w:r>
+    </w:p>
+    <w:p>
+      <w:pPr>
+        <w:pStyle w:val="2"/>
+      </w:pPr>
+    </w:p>
+    <w:p>
+      <w:pPr>
+        <w:pStyle w:val="2"/>
+      </w:pPr>
+      <w:r>
+        <w:rPr>
+          <w:rFonts w:hint="eastAsia"/>
+        </w:rPr>
+        <w:t>表格布局</w:t>
+      </w:r>
+    </w:p>
+    <w:p>
+      <w:r>
+        <w:rPr>
+          <w:rFonts w:hint="eastAsia"/>
+        </w:rPr>
+        <w:t>表格第一列</w:t>
+      </w:r>
+      <w:r>
+        <w:rPr>
+          <w:rFonts w:hint="eastAsia"/>
+        </w:rPr>
+        <w:t>:</w:t>
+      </w:r>
+      <w:r>
+        <w:rPr>
+          <w:rFonts w:hint="eastAsia"/>
+        </w:rPr>
+        <w:t>事件</w:t>
+      </w:r>
+    </w:p>
+    <w:p>
+      <w:r>
+        <w:rPr>
+          <w:rFonts w:hint="eastAsia"/>
+        </w:rPr>
+        <w:t>第二列</w:t>
+      </w:r>
+      <w:r>
+        <w:rPr>
+          <w:rFonts w:hint="eastAsia"/>
+        </w:rPr>
+        <w:t>:</w:t>
+      </w:r>
+      <w:r>
+        <w:rPr>
+          <w:rFonts w:hint="eastAsia"/>
+        </w:rPr>
+        <w:t>中文</w:t>
+      </w:r>
+    </w:p>
+    <w:p>
+      <w:r>
+        <w:rPr>
+          <w:rFonts w:hint="eastAsia"/>
+        </w:rPr>
+        <w:t>第三列</w:t>
+      </w:r>
+      <w:r>
+        <w:rPr>
+          <w:rFonts w:hint="eastAsia"/>
+        </w:rPr>
+        <w:t>:</w:t>
+      </w:r>
+      <w:r>
+        <w:rPr>
+          <w:rFonts w:hint="eastAsia"/>
+        </w:rPr>
+        <w:t>英文</w:t>
+      </w:r>
+      <w:r>
+        <w:rPr>
+          <w:rFonts w:hint="eastAsia"/>
+        </w:rPr>
+        <w:br/>
+      </w:r>
+      <w:r>
+        <w:rPr>
+          <w:rFonts w:hint="eastAsia"/>
+        </w:rPr>
+        <w:t>第四列</w:t>
+      </w:r>
+      <w:r>
+        <w:rPr>
+          <w:rFonts w:hint="eastAsia"/>
+        </w:rPr>
+        <w:t>:</w:t>
+      </w:r>
+      <w:r>
+        <w:rPr>
+          <w:rFonts w:hint="eastAsia"/>
+        </w:rPr>
+        <w:t>日文</w:t>
+      </w:r>
+      <w:r>
+        <w:rPr>
+          <w:rFonts w:hint="eastAsia"/>
+        </w:rPr>
+        <w:t>...</w:t>
+      </w:r>
+    </w:p>
+    <w:p/>
+    <w:p>
+      <w:pPr>
+        <w:pStyle w:val="2"/>
+      </w:pPr>
+      <w:r>
+        <w:rPr>
+          <w:rFonts w:hint="eastAsia"/>
+        </w:rPr>
+        <w:t>事件用法</w:t>
+      </w:r>
+    </w:p>
+    <w:p>
+      <w:r>
+        <w:rPr>
+          <w:rFonts w:hint="eastAsia"/>
+        </w:rPr>
+        <w:t>方法</w:t>
+      </w:r>
+      <w:r>
+        <w:rPr>
+          <w:rFonts w:hint="eastAsia"/>
+        </w:rPr>
+        <w:t>+</w:t>
+      </w:r>
+      <w:r>
+        <w:rPr>
+          <w:rFonts w:hint="eastAsia"/>
+        </w:rPr>
+        <w:t>括号</w:t>
+      </w:r>
+    </w:p>
+    <w:p>
+      <w:r>
+        <w:rPr>
+          <w:rFonts w:hint="eastAsia"/>
+        </w:rPr>
+        <w:t>括号内是参数</w:t>
+      </w:r>
+    </w:p>
+    <w:p>
+      <w:r>
+        <w:rPr>
+          <w:rFonts w:hint="eastAsia"/>
+        </w:rPr>
+        <w:t>比如</w:t>
+      </w:r>
+    </w:p>
+    <w:p>
+      <w:r>
+        <w:rPr>
+          <w:rFonts w:hint="eastAsia"/>
+        </w:rPr>
+        <w:t>CG(TEST01)</w:t>
+      </w:r>
+    </w:p>
+    <w:p>
+      <w:r>
+        <w:rPr>
+          <w:rFonts w:hint="eastAsia"/>
+        </w:rPr>
+        <w:t>就是执行</w:t>
+      </w:r>
+      <w:r>
+        <w:rPr>
+          <w:rFonts w:hint="eastAsia"/>
+        </w:rPr>
+        <w:t>CG</w:t>
+      </w:r>
+      <w:r>
+        <w:rPr>
+          <w:rFonts w:hint="eastAsia"/>
+        </w:rPr>
+        <w:t>方法</w:t>
+      </w:r>
+      <w:r>
+        <w:rPr>
+          <w:rFonts w:hint="eastAsia"/>
+        </w:rPr>
+        <w:t>.</w:t>
+      </w:r>
+      <w:r>
+        <w:rPr>
+          <w:rFonts w:hint="eastAsia"/>
+        </w:rPr>
+        <w:t>参数是</w:t>
+      </w:r>
+      <w:r>
+        <w:t>”</w:t>
+      </w:r>
+      <w:r>
+        <w:rPr>
+          <w:rFonts w:hint="eastAsia"/>
+        </w:rPr>
+        <w:t>TEST01</w:t>
+      </w:r>
+      <w:r>
+        <w:t>”</w:t>
+      </w:r>
+    </w:p>
+    <w:p>
+      <w:r>
+        <w:rPr>
+          <w:rFonts w:hint="eastAsia"/>
+        </w:rPr>
+        <w:t>这个方法会切换</w:t>
+      </w:r>
+      <w:r>
+        <w:rPr>
+          <w:rFonts w:hint="eastAsia"/>
+        </w:rPr>
+        <w:t>CG,</w:t>
+      </w:r>
+      <w:r>
+        <w:rPr>
+          <w:rFonts w:hint="eastAsia"/>
+        </w:rPr>
+        <w:t>把</w:t>
+      </w:r>
+      <w:r>
+        <w:rPr>
+          <w:rFonts w:hint="eastAsia"/>
+        </w:rPr>
+        <w:t>CG</w:t>
+      </w:r>
+      <w:r>
+        <w:rPr>
+          <w:rFonts w:hint="eastAsia"/>
+        </w:rPr>
+        <w:t>更换为</w:t>
+      </w:r>
+      <w:r>
+        <w:rPr>
+          <w:rFonts w:hint="eastAsia"/>
+        </w:rPr>
+        <w:t>TEST01</w:t>
+      </w:r>
+    </w:p>
+    <w:p/>
+    <w:p>
+      <w:r>
+        <w:rPr>
+          <w:rFonts w:hint="eastAsia"/>
+        </w:rPr>
+        <w:t>使用多个方法时</w:t>
+      </w:r>
+      <w:r>
+        <w:rPr>
+          <w:rFonts w:hint="eastAsia"/>
+        </w:rPr>
+        <w:t>,</w:t>
+      </w:r>
+      <w:r>
+        <w:rPr>
+          <w:rFonts w:hint="eastAsia"/>
+        </w:rPr>
+        <w:t>用加号分割</w:t>
+      </w:r>
+    </w:p>
+    <w:p>
+      <w:r>
+        <w:rPr>
+          <w:rFonts w:hint="eastAsia"/>
+        </w:rPr>
+        <w:t>先</w:t>
+      </w:r>
+      <w:r>
+        <w:rPr>
+          <w:rFonts w:hint="eastAsia"/>
+        </w:rPr>
         <w:t xml:space="preserve"> </w:t>
       </w:r>
-      <w:proofErr w:type="spellStart"/>
-      <w:r>
-        <w:rPr>
-          <w:rFonts w:hint="eastAsia"/>
-        </w:rPr>
-        <w:t>png</w:t>
-      </w:r>
-      <w:proofErr w:type="spellEnd"/>
-      <w:r>
-        <w:rPr>
-          <w:rFonts w:hint="eastAsia"/>
-        </w:rPr>
-        <w:t xml:space="preserve"> </w:t>
-      </w:r>
-      <w:r>
-        <w:rPr>
-          <w:rFonts w:hint="eastAsia"/>
-        </w:rPr>
-        <w:t>格式</w:t>
-      </w:r>
-    </w:p>
+      <w:r>
+        <w:rPr>
+          <w:rFonts w:hint="eastAsia"/>
+        </w:rPr>
+        <w:t>执行的方法放前面</w:t>
+      </w:r>
+    </w:p>
+    <w:p>
+      <w:r>
+        <w:rPr>
+          <w:rFonts w:hint="eastAsia"/>
+        </w:rPr>
+        <w:t>比如</w:t>
+      </w:r>
+      <w:r>
+        <w:rPr>
+          <w:rFonts w:hint="eastAsia"/>
+        </w:rPr>
+        <w:t>CG(TEST01)+SPEAK(TEST01)</w:t>
+      </w:r>
+    </w:p>
+    <w:p>
+      <w:r>
+        <w:rPr>
+          <w:rFonts w:hint="eastAsia"/>
+        </w:rPr>
+        <w:t>先执行</w:t>
+      </w:r>
+      <w:r>
+        <w:rPr>
+          <w:rFonts w:hint="eastAsia"/>
+        </w:rPr>
+        <w:t>CG</w:t>
+      </w:r>
+      <w:r>
+        <w:rPr>
+          <w:rFonts w:hint="eastAsia"/>
+        </w:rPr>
+        <w:t>方法再执行</w:t>
+      </w:r>
+      <w:r>
+        <w:rPr>
+          <w:rFonts w:hint="eastAsia"/>
+        </w:rPr>
+        <w:t>SPEAK</w:t>
+      </w:r>
+      <w:r>
+        <w:rPr>
+          <w:rFonts w:hint="eastAsia"/>
+        </w:rPr>
+        <w:t>方法</w:t>
+      </w:r>
+    </w:p>
+    <w:p/>
     <w:p>
       <w:pPr>
         <w:pStyle w:val="2"/>
       </w:pPr>
-    </w:p>
-    <w:p>
-      <w:pPr>
-        <w:pStyle w:val="2"/>
-      </w:pPr>
-      <w:r>
-        <w:rPr>
-          <w:rFonts w:hint="eastAsia"/>
-        </w:rPr>
-        <w:t>表格布局</w:t>
-      </w:r>
-    </w:p>
-    <w:p>
-      <w:r>
-        <w:rPr>
-          <w:rFonts w:hint="eastAsia"/>
-        </w:rPr>
-        <w:t>表格第一列</w:t>
-      </w:r>
-      <w:r>
-        <w:rPr>
-          <w:rFonts w:hint="eastAsia"/>
-        </w:rPr>
-        <w:t>:</w:t>
-      </w:r>
-      <w:r>
-        <w:rPr>
-          <w:rFonts w:hint="eastAsia"/>
-        </w:rPr>
-        <w:t>事件</w:t>
-      </w:r>
-    </w:p>
-    <w:p>
-      <w:r>
-        <w:rPr>
-          <w:rFonts w:hint="eastAsia"/>
-        </w:rPr>
-        <w:t>第二列</w:t>
-      </w:r>
-      <w:r>
-        <w:rPr>
-          <w:rFonts w:hint="eastAsia"/>
-        </w:rPr>
-        <w:t>:</w:t>
-      </w:r>
-      <w:r>
-        <w:rPr>
-          <w:rFonts w:hint="eastAsia"/>
-        </w:rPr>
-        <w:t>中文</w:t>
-      </w:r>
-    </w:p>
-    <w:p>
-      <w:r>
-        <w:rPr>
-          <w:rFonts w:hint="eastAsia"/>
-        </w:rPr>
-        <w:t>第三列</w:t>
-      </w:r>
-      <w:r>
-        <w:rPr>
-          <w:rFonts w:hint="eastAsia"/>
-        </w:rPr>
-        <w:t>:</w:t>
-      </w:r>
-      <w:r>
-        <w:rPr>
-          <w:rFonts w:hint="eastAsia"/>
-        </w:rPr>
-        <w:t>英文</w:t>
-      </w:r>
-      <w:r>
-        <w:rPr>
-          <w:rFonts w:hint="eastAsia"/>
-        </w:rPr>
-        <w:br/>
-      </w:r>
-      <w:r>
-        <w:rPr>
-          <w:rFonts w:hint="eastAsia"/>
-        </w:rPr>
-        <w:t>第四列</w:t>
-      </w:r>
-      <w:r>
-        <w:rPr>
-          <w:rFonts w:hint="eastAsia"/>
-        </w:rPr>
-        <w:t>:</w:t>
-      </w:r>
-      <w:r>
-        <w:rPr>
-          <w:rFonts w:hint="eastAsia"/>
-        </w:rPr>
-        <w:t>日文</w:t>
-      </w:r>
-      <w:r>
-        <w:rPr>
-          <w:rFonts w:hint="eastAsia"/>
-        </w:rPr>
-        <w:t>...</w:t>
-      </w:r>
-    </w:p>
-    <w:p/>
-    <w:p>
-      <w:pPr>
-        <w:pStyle w:val="2"/>
-      </w:pPr>
-      <w:r>
-        <w:rPr>
-          <w:rFonts w:hint="eastAsia"/>
-        </w:rPr>
-        <w:t>事件用法</w:t>
-      </w:r>
-    </w:p>
-    <w:p>
-      <w:r>
-        <w:rPr>
-          <w:rFonts w:hint="eastAsia"/>
-        </w:rPr>
-        <w:t>方法</w:t>
-      </w:r>
-      <w:r>
-        <w:rPr>
-          <w:rFonts w:hint="eastAsia"/>
-        </w:rPr>
-        <w:t>+</w:t>
-      </w:r>
-      <w:r>
-        <w:rPr>
-          <w:rFonts w:hint="eastAsia"/>
-        </w:rPr>
-        <w:t>括号</w:t>
-      </w:r>
-    </w:p>
-    <w:p>
-      <w:r>
-        <w:rPr>
-          <w:rFonts w:hint="eastAsia"/>
-        </w:rPr>
-        <w:t>括号内是参数</w:t>
-      </w:r>
-    </w:p>
-    <w:p>
-      <w:r>
-        <w:rPr>
-          <w:rFonts w:hint="eastAsia"/>
-        </w:rPr>
-        <w:t>比如</w:t>
-      </w:r>
-    </w:p>
-    <w:p>
-      <w:r>
-        <w:rPr>
-          <w:rFonts w:hint="eastAsia"/>
-        </w:rPr>
-        <w:t>CG(TEST01)</w:t>
-      </w:r>
-    </w:p>
-    <w:p>
-      <w:r>
-        <w:rPr>
-          <w:rFonts w:hint="eastAsia"/>
-        </w:rPr>
-        <w:t>就是执行</w:t>
-      </w:r>
-      <w:r>
-        <w:rPr>
-          <w:rFonts w:hint="eastAsia"/>
-        </w:rPr>
-        <w:t>CG</w:t>
-      </w:r>
-      <w:r>
-        <w:rPr>
-          <w:rFonts w:hint="eastAsia"/>
-        </w:rPr>
-        <w:t>方法</w:t>
-      </w:r>
-      <w:r>
-        <w:rPr>
-          <w:rFonts w:hint="eastAsia"/>
-        </w:rPr>
-        <w:t>.</w:t>
-      </w:r>
-      <w:r>
-        <w:rPr>
-          <w:rFonts w:hint="eastAsia"/>
-        </w:rPr>
-        <w:t>参数是</w:t>
-      </w:r>
-      <w:proofErr w:type="gramStart"/>
-      <w:r>
-        <w:t>”</w:t>
-      </w:r>
-      <w:proofErr w:type="gramEnd"/>
-      <w:r>
-        <w:rPr>
-          <w:rFonts w:hint="eastAsia"/>
-        </w:rPr>
-        <w:t>TEST01</w:t>
-      </w:r>
-      <w:r>
-        <w:t>”</w:t>
-      </w:r>
-    </w:p>
-    <w:p>
-      <w:r>
-        <w:rPr>
-          <w:rFonts w:hint="eastAsia"/>
-        </w:rPr>
-        <w:t>这个方法会切换</w:t>
-      </w:r>
-      <w:r>
-        <w:rPr>
-          <w:rFonts w:hint="eastAsia"/>
-        </w:rPr>
-        <w:t>CG,</w:t>
-      </w:r>
-      <w:r>
-        <w:rPr>
-          <w:rFonts w:hint="eastAsia"/>
-        </w:rPr>
-        <w:t>把</w:t>
-      </w:r>
-      <w:r>
-        <w:rPr>
-          <w:rFonts w:hint="eastAsia"/>
-        </w:rPr>
-        <w:t>CG</w:t>
-      </w:r>
-      <w:r>
-        <w:rPr>
-          <w:rFonts w:hint="eastAsia"/>
-        </w:rPr>
-        <w:t>更换为</w:t>
-      </w:r>
-      <w:r>
-        <w:rPr>
-          <w:rFonts w:hint="eastAsia"/>
-        </w:rPr>
-        <w:t>TEST01</w:t>
-      </w:r>
-    </w:p>
-    <w:p/>
-    <w:p>
-      <w:r>
-        <w:rPr>
-          <w:rFonts w:hint="eastAsia"/>
-        </w:rPr>
-        <w:t>使用多个方法时</w:t>
-      </w:r>
-      <w:r>
-        <w:rPr>
-          <w:rFonts w:hint="eastAsia"/>
-        </w:rPr>
-        <w:t>,</w:t>
-      </w:r>
-      <w:r>
-        <w:rPr>
-          <w:rFonts w:hint="eastAsia"/>
-        </w:rPr>
-        <w:t>用加号分割</w:t>
-      </w:r>
-    </w:p>
-    <w:p>
-      <w:r>
-        <w:rPr>
-          <w:rFonts w:hint="eastAsia"/>
-        </w:rPr>
-        <w:t>先</w:t>
-      </w:r>
-      <w:r>
-        <w:rPr>
-          <w:rFonts w:hint="eastAsia"/>
-        </w:rPr>
-        <w:t xml:space="preserve"> </w:t>
-      </w:r>
-      <w:r>
-        <w:rPr>
-          <w:rFonts w:hint="eastAsia"/>
-        </w:rPr>
-        <w:t>执行的方法放前面</w:t>
-      </w:r>
-    </w:p>
-    <w:p>
-      <w:r>
-        <w:rPr>
-          <w:rFonts w:hint="eastAsia"/>
-        </w:rPr>
-        <w:t>比如</w:t>
-      </w:r>
-      <w:r>
-        <w:rPr>
-          <w:rFonts w:hint="eastAsia"/>
-        </w:rPr>
-        <w:t>CG(TEST01)+SPEAK(TEST01)</w:t>
-      </w:r>
-    </w:p>
-    <w:p>
-      <w:r>
-        <w:rPr>
-          <w:rFonts w:hint="eastAsia"/>
-        </w:rPr>
-        <w:t>先执行</w:t>
-      </w:r>
-      <w:r>
-        <w:rPr>
-          <w:rFonts w:hint="eastAsia"/>
-        </w:rPr>
-        <w:t>CG</w:t>
-      </w:r>
-      <w:r>
-        <w:rPr>
-          <w:rFonts w:hint="eastAsia"/>
-        </w:rPr>
-        <w:t>方法再执行</w:t>
-      </w:r>
-      <w:r>
-        <w:rPr>
-          <w:rFonts w:hint="eastAsia"/>
-        </w:rPr>
-        <w:t>SPEAK</w:t>
-      </w:r>
-      <w:r>
-        <w:rPr>
-          <w:rFonts w:hint="eastAsia"/>
-        </w:rPr>
-        <w:t>方法</w:t>
-      </w:r>
-    </w:p>
-    <w:p/>
-    <w:p>
-      <w:pPr>
-        <w:pStyle w:val="2"/>
-      </w:pPr>
       <w:r>
         <w:rPr>
           <w:rFonts w:hint="eastAsia"/>
@@ -409,21 +393,7 @@
         <w:rPr>
           <w:rFonts w:hint="eastAsia"/>
         </w:rPr>
-        <w:t>MODIFY(</w:t>
-      </w:r>
-      <w:proofErr w:type="gramStart"/>
-      <w:r>
-        <w:rPr>
-          <w:rFonts w:hint="eastAsia"/>
-        </w:rPr>
-        <w:t>A,B</w:t>
-      </w:r>
-      <w:proofErr w:type="gramEnd"/>
-      <w:r>
-        <w:rPr>
-          <w:rFonts w:hint="eastAsia"/>
-        </w:rPr>
-        <w:t>,C)</w:t>
+        <w:t>MODIFY(A,B,C)</w:t>
       </w:r>
     </w:p>
     <w:p>
@@ -786,11 +756,9 @@
       </w:r>
     </w:p>
     <w:p>
-      <w:proofErr w:type="gramStart"/>
       <w:r>
         <w:t>CG(</w:t>
       </w:r>
-      <w:proofErr w:type="gramEnd"/>
       <w:r>
         <w:t>图片名</w:t>
       </w:r>
@@ -802,11 +770,9 @@
       </w:r>
     </w:p>
     <w:p>
-      <w:proofErr w:type="gramStart"/>
       <w:r>
         <w:t>CG(</w:t>
       </w:r>
-      <w:proofErr w:type="gramEnd"/>
       <w:r>
         <w:t>图片名</w:t>
       </w:r>
@@ -830,11 +796,9 @@
       </w:r>
     </w:p>
     <w:p>
-      <w:proofErr w:type="gramStart"/>
       <w:r>
         <w:t>CG(</w:t>
       </w:r>
-      <w:proofErr w:type="gramEnd"/>
       <w:r>
         <w:t>图片名</w:t>
       </w:r>
@@ -910,19 +874,11 @@
       </w:r>
     </w:p>
     <w:p>
-      <w:proofErr w:type="gramStart"/>
-      <w:r>
-        <w:rPr>
-          <w:rFonts w:hint="eastAsia"/>
-        </w:rPr>
-        <w:t>CG(</w:t>
-      </w:r>
-      <w:proofErr w:type="gramEnd"/>
-      <w:r>
-        <w:rPr>
-          <w:rFonts w:hint="eastAsia"/>
-        </w:rPr>
-        <w:t xml:space="preserve">forest)                    # </w:t>
+      <w:r>
+        <w:rPr>
+          <w:rFonts w:hint="eastAsia"/>
+        </w:rPr>
+        <w:t xml:space="preserve">CG(forest)                    # </w:t>
       </w:r>
       <w:r>
         <w:rPr>
@@ -944,19 +900,11 @@
       </w:r>
     </w:p>
     <w:p>
-      <w:proofErr w:type="gramStart"/>
-      <w:r>
-        <w:rPr>
-          <w:rFonts w:hint="eastAsia"/>
-        </w:rPr>
-        <w:t>CG(</w:t>
-      </w:r>
-      <w:proofErr w:type="gramEnd"/>
-      <w:r>
-        <w:rPr>
-          <w:rFonts w:hint="eastAsia"/>
-        </w:rPr>
-        <w:t xml:space="preserve">battle,3,1.5)              # </w:t>
+      <w:r>
+        <w:rPr>
+          <w:rFonts w:hint="eastAsia"/>
+        </w:rPr>
+        <w:t xml:space="preserve">CG(battle,3,1.5)              # </w:t>
       </w:r>
       <w:r>
         <w:rPr>
@@ -978,19 +926,11 @@
       </w:r>
     </w:p>
     <w:p>
-      <w:proofErr w:type="gramStart"/>
-      <w:r>
-        <w:rPr>
-          <w:rFonts w:hint="eastAsia"/>
-        </w:rPr>
-        <w:t>CG(</w:t>
-      </w:r>
-      <w:proofErr w:type="gramEnd"/>
-      <w:r>
-        <w:rPr>
-          <w:rFonts w:hint="eastAsia"/>
-        </w:rPr>
-        <w:t xml:space="preserve">quick,0)                   # </w:t>
+      <w:r>
+        <w:rPr>
+          <w:rFonts w:hint="eastAsia"/>
+        </w:rPr>
+        <w:t xml:space="preserve">CG(quick,0)                   # </w:t>
       </w:r>
       <w:r>
         <w:rPr>
@@ -1001,65 +941,73 @@
     </w:p>
     <w:p/>
     <w:p>
-      <w:proofErr w:type="gramStart"/>
-      <w:r>
-        <w:rPr>
-          <w:rFonts w:hint="eastAsia"/>
-        </w:rPr>
+      <w:r>
+        <w:rPr>
+          <w:rFonts w:hint="eastAsia"/>
+        </w:rPr>
+        <w:t>SHAKE()</w:t>
+      </w:r>
+    </w:p>
+    <w:p>
+      <w:r>
+        <w:rPr>
+          <w:rFonts w:hint="eastAsia"/>
+        </w:rPr>
+        <w:t>让画面震动</w:t>
+      </w:r>
+    </w:p>
+    <w:p>
+      <w:r>
+        <w:rPr>
+          <w:rFonts w:hint="eastAsia"/>
+        </w:rPr>
+        <w:t>--</w:t>
+      </w:r>
+      <w:r>
+        <w:rPr>
+          <w:rFonts w:hint="eastAsia"/>
+        </w:rPr>
+        <w:t>衍生方法</w:t>
+      </w:r>
+    </w:p>
+    <w:p>
+      <w:r>
         <w:t>SHAKE(</w:t>
       </w:r>
-      <w:proofErr w:type="gramEnd"/>
-      <w:r>
-        <w:rPr>
-          <w:rFonts w:hint="eastAsia"/>
-        </w:rPr>
-        <w:t>)</w:t>
-      </w:r>
-    </w:p>
-    <w:p>
-      <w:r>
-        <w:rPr>
-          <w:rFonts w:hint="eastAsia"/>
-        </w:rPr>
-        <w:t>让画面震动</w:t>
-      </w:r>
-    </w:p>
-    <w:p>
-      <w:r>
-        <w:rPr>
-          <w:rFonts w:hint="eastAsia"/>
-        </w:rPr>
-        <w:t>--</w:t>
-      </w:r>
-      <w:r>
-        <w:rPr>
-          <w:rFonts w:hint="eastAsia"/>
-        </w:rPr>
-        <w:t>衍生方法</w:t>
-      </w:r>
-    </w:p>
-    <w:p>
-      <w:proofErr w:type="gramStart"/>
+      <w:r>
+        <w:t>强度</w:t>
+      </w:r>
+      <w:r>
+        <w:t xml:space="preserve">)                   # </w:t>
+      </w:r>
+      <w:r>
+        <w:t>自定义强度</w:t>
+      </w:r>
+    </w:p>
+    <w:p>
       <w:r>
         <w:t>SHAKE(</w:t>
       </w:r>
-      <w:proofErr w:type="gramEnd"/>
       <w:r>
         <w:t>强度</w:t>
       </w:r>
       <w:r>
-        <w:t xml:space="preserve">)                   # </w:t>
-      </w:r>
-      <w:r>
-        <w:t>自定义强度</w:t>
-      </w:r>
-    </w:p>
-    <w:p>
-      <w:proofErr w:type="gramStart"/>
+        <w:t xml:space="preserve">, </w:t>
+      </w:r>
+      <w:r>
+        <w:t>时长</w:t>
+      </w:r>
+      <w:r>
+        <w:t xml:space="preserve">)             # </w:t>
+      </w:r>
+      <w:r>
+        <w:t>自定义强度和时长</w:t>
+      </w:r>
+    </w:p>
+    <w:p>
       <w:r>
         <w:t>SHAKE(</w:t>
       </w:r>
-      <w:proofErr w:type="gramEnd"/>
       <w:r>
         <w:t>强度</w:t>
       </w:r>
@@ -1070,130 +1018,107 @@
         <w:t>时长</w:t>
       </w:r>
       <w:r>
-        <w:t xml:space="preserve">)             # </w:t>
-      </w:r>
-      <w:r>
-        <w:t>自定义强度和时长</w:t>
-      </w:r>
-    </w:p>
-    <w:p>
-      <w:proofErr w:type="gramStart"/>
-      <w:r>
-        <w:t>SHAKE(</w:t>
-      </w:r>
-      <w:proofErr w:type="gramEnd"/>
-      <w:r>
+        <w:t xml:space="preserve">, </w:t>
+      </w:r>
+      <w:r>
+        <w:t>次数</w:t>
+      </w:r>
+      <w:r>
+        <w:t xml:space="preserve">)       # </w:t>
+      </w:r>
+      <w:r>
+        <w:t>完整自定义</w:t>
+      </w:r>
+    </w:p>
+    <w:p>
+      <w:r>
+        <w:rPr>
+          <w:rFonts w:hint="eastAsia"/>
+        </w:rPr>
+        <w:t>示例</w:t>
+      </w:r>
+      <w:r>
+        <w:rPr>
+          <w:rFonts w:hint="eastAsia"/>
+        </w:rPr>
+        <w:t>:</w:t>
+      </w:r>
+      <w:r>
+        <w:rPr>
+          <w:rFonts w:hint="eastAsia"/>
+        </w:rPr>
+        <w:br/>
+        <w:t xml:space="preserve">SHAKE()                       # </w:t>
+      </w:r>
+      <w:r>
+        <w:rPr>
+          <w:rFonts w:hint="eastAsia"/>
+        </w:rPr>
+        <w:t>默认：强度</w:t>
+      </w:r>
+      <w:r>
+        <w:rPr>
+          <w:rFonts w:hint="eastAsia"/>
+        </w:rPr>
+        <w:t>20</w:t>
+      </w:r>
+      <w:r>
+        <w:rPr>
+          <w:rFonts w:hint="eastAsia"/>
+        </w:rPr>
+        <w:t>，</w:t>
+      </w:r>
+      <w:r>
+        <w:rPr>
+          <w:rFonts w:hint="eastAsia"/>
+        </w:rPr>
+        <w:t>0.5</w:t>
+      </w:r>
+      <w:r>
+        <w:rPr>
+          <w:rFonts w:hint="eastAsia"/>
+        </w:rPr>
+        <w:t>秒，</w:t>
+      </w:r>
+      <w:r>
+        <w:rPr>
+          <w:rFonts w:hint="eastAsia"/>
+        </w:rPr>
+        <w:t>10</w:t>
+      </w:r>
+      <w:r>
+        <w:rPr>
+          <w:rFonts w:hint="eastAsia"/>
+        </w:rPr>
+        <w:t>次</w:t>
+      </w:r>
+    </w:p>
+    <w:p>
+      <w:r>
+        <w:rPr>
+          <w:rFonts w:hint="eastAsia"/>
+        </w:rPr>
+        <w:t xml:space="preserve">SHAKE(30)                     # </w:t>
+      </w:r>
+      <w:r>
+        <w:rPr>
+          <w:rFonts w:hint="eastAsia"/>
+        </w:rPr>
         <w:t>强度</w:t>
       </w:r>
       <w:r>
-        <w:t xml:space="preserve">, </w:t>
-      </w:r>
-      <w:r>
-        <w:t>时长</w:t>
-      </w:r>
-      <w:r>
-        <w:t xml:space="preserve">, </w:t>
-      </w:r>
-      <w:r>
-        <w:t>次数</w:t>
-      </w:r>
-      <w:r>
-        <w:t xml:space="preserve">)       # </w:t>
-      </w:r>
-      <w:r>
-        <w:t>完整自定义</w:t>
-      </w:r>
-    </w:p>
-    <w:p>
-      <w:r>
-        <w:rPr>
-          <w:rFonts w:hint="eastAsia"/>
-        </w:rPr>
-        <w:t>示例</w:t>
-      </w:r>
-      <w:r>
-        <w:rPr>
-          <w:rFonts w:hint="eastAsia"/>
-        </w:rPr>
-        <w:t>:</w:t>
-      </w:r>
-      <w:r>
-        <w:rPr>
-          <w:rFonts w:hint="eastAsia"/>
-        </w:rPr>
-        <w:br/>
-      </w:r>
-      <w:proofErr w:type="gramStart"/>
-      <w:r>
-        <w:rPr>
-          <w:rFonts w:hint="eastAsia"/>
-        </w:rPr>
-        <w:t>SHAKE(</w:t>
-      </w:r>
-      <w:proofErr w:type="gramEnd"/>
-      <w:r>
-        <w:rPr>
-          <w:rFonts w:hint="eastAsia"/>
-        </w:rPr>
-        <w:t xml:space="preserve">)                       # </w:t>
-      </w:r>
-      <w:r>
-        <w:rPr>
-          <w:rFonts w:hint="eastAsia"/>
-        </w:rPr>
-        <w:t>默认：强度</w:t>
-      </w:r>
-      <w:r>
-        <w:rPr>
-          <w:rFonts w:hint="eastAsia"/>
-        </w:rPr>
-        <w:t>20</w:t>
-      </w:r>
-      <w:r>
-        <w:rPr>
-          <w:rFonts w:hint="eastAsia"/>
-        </w:rPr>
-        <w:t>，</w:t>
-      </w:r>
-      <w:r>
-        <w:rPr>
-          <w:rFonts w:hint="eastAsia"/>
-        </w:rPr>
-        <w:t>0.5</w:t>
-      </w:r>
-      <w:r>
-        <w:rPr>
-          <w:rFonts w:hint="eastAsia"/>
-        </w:rPr>
-        <w:t>秒，</w:t>
-      </w:r>
-      <w:r>
-        <w:rPr>
-          <w:rFonts w:hint="eastAsia"/>
-        </w:rPr>
-        <w:t>10</w:t>
-      </w:r>
-      <w:r>
-        <w:rPr>
-          <w:rFonts w:hint="eastAsia"/>
-        </w:rPr>
-        <w:t>次</w:t>
-      </w:r>
-    </w:p>
-    <w:p>
-      <w:proofErr w:type="gramStart"/>
-      <w:r>
-        <w:rPr>
-          <w:rFonts w:hint="eastAsia"/>
-        </w:rPr>
-        <w:t>SHAKE(</w:t>
-      </w:r>
-      <w:proofErr w:type="gramEnd"/>
-      <w:r>
-        <w:rPr>
-          <w:rFonts w:hint="eastAsia"/>
-        </w:rPr>
-        <w:t xml:space="preserve">30)                     # </w:t>
+        <w:rPr>
+          <w:rFonts w:hint="eastAsia"/>
+        </w:rPr>
+        <w:t>30</w:t>
+      </w:r>
+    </w:p>
+    <w:p>
+      <w:r>
+        <w:rPr>
+          <w:rFonts w:hint="eastAsia"/>
+        </w:rPr>
+        <w:t xml:space="preserve">SHAKE(40,1.0)                 # </w:t>
       </w:r>
       <w:r>
         <w:rPr>
@@ -1205,34 +1130,6 @@
         <w:rPr>
           <w:rFonts w:hint="eastAsia"/>
         </w:rPr>
-        <w:t>30</w:t>
-      </w:r>
-    </w:p>
-    <w:p>
-      <w:proofErr w:type="gramStart"/>
-      <w:r>
-        <w:rPr>
-          <w:rFonts w:hint="eastAsia"/>
-        </w:rPr>
-        <w:t>SHAKE(</w:t>
-      </w:r>
-      <w:proofErr w:type="gramEnd"/>
-      <w:r>
-        <w:rPr>
-          <w:rFonts w:hint="eastAsia"/>
-        </w:rPr>
-        <w:t xml:space="preserve">40,1.0)                 # </w:t>
-      </w:r>
-      <w:r>
-        <w:rPr>
-          <w:rFonts w:hint="eastAsia"/>
-        </w:rPr>
-        <w:t>强度</w:t>
-      </w:r>
-      <w:r>
-        <w:rPr>
-          <w:rFonts w:hint="eastAsia"/>
-        </w:rPr>
         <w:t>40</w:t>
       </w:r>
       <w:r>
@@ -1255,19 +1152,11 @@
       </w:r>
     </w:p>
     <w:p>
-      <w:proofErr w:type="gramStart"/>
-      <w:r>
-        <w:rPr>
-          <w:rFonts w:hint="eastAsia"/>
-        </w:rPr>
-        <w:t>SHAKE(</w:t>
-      </w:r>
-      <w:proofErr w:type="gramEnd"/>
-      <w:r>
-        <w:rPr>
-          <w:rFonts w:hint="eastAsia"/>
-        </w:rPr>
-        <w:t xml:space="preserve">50,0.8,15)              # </w:t>
+      <w:r>
+        <w:rPr>
+          <w:rFonts w:hint="eastAsia"/>
+        </w:rPr>
+        <w:t xml:space="preserve">SHAKE(50,0.8,15)              # </w:t>
       </w:r>
       <w:r>
         <w:rPr>
@@ -1327,21 +1216,7 @@
         <w:rPr>
           <w:rFonts w:hint="eastAsia"/>
         </w:rPr>
-        <w:t>将说话</w:t>
-      </w:r>
-      <w:proofErr w:type="gramStart"/>
-      <w:r>
-        <w:rPr>
-          <w:rFonts w:hint="eastAsia"/>
-        </w:rPr>
-        <w:t>人立绘切换</w:t>
-      </w:r>
-      <w:proofErr w:type="gramEnd"/>
-      <w:r>
-        <w:rPr>
-          <w:rFonts w:hint="eastAsia"/>
-        </w:rPr>
-        <w:t>为</w:t>
+        <w:t>将说话人立绘切换为</w:t>
       </w:r>
       <w:r>
         <w:rPr>
@@ -1414,19 +1289,11 @@
         </w:rPr>
         <w:t>音频文件在</w:t>
       </w:r>
-      <w:proofErr w:type="spellStart"/>
-      <w:r>
-        <w:rPr>
-          <w:rFonts w:hint="eastAsia"/>
-        </w:rPr>
-        <w:t>StreamingAssets</w:t>
-      </w:r>
-      <w:proofErr w:type="spellEnd"/>
-      <w:r>
-        <w:rPr>
-          <w:rFonts w:hint="eastAsia"/>
-        </w:rPr>
-        <w:t>/Sound</w:t>
+      <w:r>
+        <w:rPr>
+          <w:rFonts w:hint="eastAsia"/>
+        </w:rPr>
+        <w:t>StreamingAssets/Sound</w:t>
       </w:r>
     </w:p>
     <w:p>
@@ -1603,19 +1470,11 @@
         </w:rPr>
         <w:t>音频文件在</w:t>
       </w:r>
-      <w:proofErr w:type="spellStart"/>
-      <w:r>
-        <w:rPr>
-          <w:rFonts w:hint="eastAsia"/>
-        </w:rPr>
-        <w:t>StreamingAssets</w:t>
-      </w:r>
-      <w:proofErr w:type="spellEnd"/>
-      <w:r>
-        <w:rPr>
-          <w:rFonts w:hint="eastAsia"/>
-        </w:rPr>
-        <w:t>/Sound</w:t>
+      <w:r>
+        <w:rPr>
+          <w:rFonts w:hint="eastAsia"/>
+        </w:rPr>
+        <w:t>StreamingAssets/Sound</w:t>
       </w:r>
     </w:p>
     <w:p>
@@ -1760,19 +1619,11 @@
         </w:rPr>
         <w:t>A</w:t>
       </w:r>
-      <w:proofErr w:type="gramStart"/>
-      <w:r>
-        <w:rPr>
-          <w:rFonts w:hint="eastAsia"/>
-        </w:rPr>
-        <w:t>行内容</w:t>
-      </w:r>
-      <w:proofErr w:type="gramEnd"/>
-      <w:r>
-        <w:rPr>
-          <w:rFonts w:hint="eastAsia"/>
-        </w:rPr>
-        <w:t>都是选项</w:t>
+      <w:r>
+        <w:rPr>
+          <w:rFonts w:hint="eastAsia"/>
+        </w:rPr>
+        <w:t>行内容都是选项</w:t>
       </w:r>
     </w:p>
     <w:p>
@@ -1853,7 +1704,6 @@
                 <w:szCs w:val="22"/>
               </w:rPr>
             </w:pPr>
-            <w:proofErr w:type="gramStart"/>
             <w:r>
               <w:rPr>
                 <w:rFonts w:ascii="宋体" w:eastAsia="宋体" w:hAnsi="宋体" w:cs="宋体" w:hint="eastAsia"/>
@@ -1863,19 +1713,7 @@
                 <w:szCs w:val="22"/>
                 <w:lang w:bidi="ar"/>
               </w:rPr>
-              <w:t>SETSPACE(</w:t>
-            </w:r>
-            <w:proofErr w:type="gramEnd"/>
-            <w:r>
-              <w:rPr>
-                <w:rFonts w:ascii="宋体" w:eastAsia="宋体" w:hAnsi="宋体" w:cs="宋体" w:hint="eastAsia"/>
-                <w:color w:val="000000"/>
-                <w:kern w:val="0"/>
-                <w:sz w:val="22"/>
-                <w:szCs w:val="22"/>
-                <w:lang w:bidi="ar"/>
-              </w:rPr>
-              <w:t>50)+ISCHOICE(3)</w:t>
+              <w:t>SETSPACE(50)+ISCHOICE(3)</w:t>
             </w:r>
           </w:p>
         </w:tc>
@@ -1903,7 +1741,6 @@
                 <w:szCs w:val="20"/>
               </w:rPr>
             </w:pPr>
-            <w:proofErr w:type="gramStart"/>
             <w:r>
               <w:rPr>
                 <w:rFonts w:ascii="Arial" w:eastAsia="宋体" w:hAnsi="Arial" w:cs="Arial"/>
@@ -1937,7 +1774,6 @@
               </w:rPr>
               <w:t>SPAWN</w:t>
             </w:r>
-            <w:proofErr w:type="gramEnd"/>
           </w:p>
         </w:tc>
       </w:tr>
@@ -1969,7 +1805,6 @@
                 <w:szCs w:val="22"/>
               </w:rPr>
             </w:pPr>
-            <w:proofErr w:type="gramStart"/>
             <w:r>
               <w:rPr>
                 <w:rFonts w:ascii="宋体" w:eastAsia="宋体" w:hAnsi="宋体" w:cs="宋体" w:hint="eastAsia"/>
@@ -1979,32 +1814,7 @@
                 <w:szCs w:val="22"/>
                 <w:lang w:bidi="ar"/>
               </w:rPr>
-              <w:t>DEBUG(</w:t>
-            </w:r>
-            <w:proofErr w:type="spellStart"/>
-            <w:proofErr w:type="gramEnd"/>
-            <w:r>
-              <w:rPr>
-                <w:rFonts w:ascii="宋体" w:eastAsia="宋体" w:hAnsi="宋体" w:cs="宋体" w:hint="eastAsia"/>
-                <w:color w:val="000000"/>
-                <w:kern w:val="0"/>
-                <w:sz w:val="22"/>
-                <w:szCs w:val="22"/>
-                <w:lang w:bidi="ar"/>
-              </w:rPr>
-              <w:t>choiceA</w:t>
-            </w:r>
-            <w:proofErr w:type="spellEnd"/>
-            <w:r>
-              <w:rPr>
-                <w:rFonts w:ascii="宋体" w:eastAsia="宋体" w:hAnsi="宋体" w:cs="宋体" w:hint="eastAsia"/>
-                <w:color w:val="000000"/>
-                <w:kern w:val="0"/>
-                <w:sz w:val="22"/>
-                <w:szCs w:val="22"/>
-                <w:lang w:bidi="ar"/>
-              </w:rPr>
-              <w:t>)</w:t>
+              <w:t>DEBUG(choiceA)</w:t>
             </w:r>
           </w:p>
         </w:tc>
@@ -2079,7 +1889,6 @@
                 <w:szCs w:val="22"/>
               </w:rPr>
             </w:pPr>
-            <w:proofErr w:type="gramStart"/>
             <w:r>
               <w:rPr>
                 <w:rFonts w:ascii="宋体" w:eastAsia="宋体" w:hAnsi="宋体" w:cs="宋体" w:hint="eastAsia"/>
@@ -2089,32 +1898,7 @@
                 <w:szCs w:val="22"/>
                 <w:lang w:bidi="ar"/>
               </w:rPr>
-              <w:t>DEBUG(</w:t>
-            </w:r>
-            <w:proofErr w:type="spellStart"/>
-            <w:proofErr w:type="gramEnd"/>
-            <w:r>
-              <w:rPr>
-                <w:rFonts w:ascii="宋体" w:eastAsia="宋体" w:hAnsi="宋体" w:cs="宋体" w:hint="eastAsia"/>
-                <w:color w:val="000000"/>
-                <w:kern w:val="0"/>
-                <w:sz w:val="22"/>
-                <w:szCs w:val="22"/>
-                <w:lang w:bidi="ar"/>
-              </w:rPr>
-              <w:t>choiceB</w:t>
-            </w:r>
-            <w:proofErr w:type="spellEnd"/>
-            <w:r>
-              <w:rPr>
-                <w:rFonts w:ascii="宋体" w:eastAsia="宋体" w:hAnsi="宋体" w:cs="宋体" w:hint="eastAsia"/>
-                <w:color w:val="000000"/>
-                <w:kern w:val="0"/>
-                <w:sz w:val="22"/>
-                <w:szCs w:val="22"/>
-                <w:lang w:bidi="ar"/>
-              </w:rPr>
-              <w:t>)</w:t>
+              <w:t>DEBUG(choiceB)</w:t>
             </w:r>
           </w:p>
         </w:tc>
@@ -2184,7 +1968,6 @@
                 <w:szCs w:val="22"/>
               </w:rPr>
             </w:pPr>
-            <w:proofErr w:type="gramStart"/>
             <w:r>
               <w:rPr>
                 <w:rFonts w:ascii="宋体" w:eastAsia="宋体" w:hAnsi="宋体" w:cs="宋体" w:hint="eastAsia"/>
@@ -2194,32 +1977,7 @@
                 <w:szCs w:val="22"/>
                 <w:lang w:bidi="ar"/>
               </w:rPr>
-              <w:t>DEBUG(</w:t>
-            </w:r>
-            <w:proofErr w:type="spellStart"/>
-            <w:proofErr w:type="gramEnd"/>
-            <w:r>
-              <w:rPr>
-                <w:rFonts w:ascii="宋体" w:eastAsia="宋体" w:hAnsi="宋体" w:cs="宋体" w:hint="eastAsia"/>
-                <w:color w:val="000000"/>
-                <w:kern w:val="0"/>
-                <w:sz w:val="22"/>
-                <w:szCs w:val="22"/>
-                <w:lang w:bidi="ar"/>
-              </w:rPr>
-              <w:t>choiceC</w:t>
-            </w:r>
-            <w:proofErr w:type="spellEnd"/>
-            <w:r>
-              <w:rPr>
-                <w:rFonts w:ascii="宋体" w:eastAsia="宋体" w:hAnsi="宋体" w:cs="宋体" w:hint="eastAsia"/>
-                <w:color w:val="000000"/>
-                <w:kern w:val="0"/>
-                <w:sz w:val="22"/>
-                <w:szCs w:val="22"/>
-                <w:lang w:bidi="ar"/>
-              </w:rPr>
-              <w:t>)</w:t>
+              <w:t>DEBUG(choiceC)</w:t>
             </w:r>
           </w:p>
         </w:tc>
@@ -2268,19 +2026,11 @@
       </w:tr>
     </w:tbl>
     <w:p>
-      <w:proofErr w:type="gramStart"/>
-      <w:r>
-        <w:rPr>
-          <w:rFonts w:hint="eastAsia"/>
-        </w:rPr>
-        <w:t>参考此</w:t>
-      </w:r>
-      <w:proofErr w:type="gramEnd"/>
-      <w:r>
-        <w:rPr>
-          <w:rFonts w:hint="eastAsia"/>
-        </w:rPr>
-        <w:t>示例表格</w:t>
+      <w:r>
+        <w:rPr>
+          <w:rFonts w:hint="eastAsia"/>
+        </w:rPr>
+        <w:t>参考此示例表格</w:t>
       </w:r>
     </w:p>
     <w:p>
@@ -2359,9 +2109,20 @@
           <w:szCs w:val="22"/>
           <w:lang w:bidi="ar"/>
         </w:rPr>
-        <w:t>DEBUG(</w:t>
-      </w:r>
-      <w:proofErr w:type="spellStart"/>
+        <w:t>DEBUG(choiceA) 方法</w:t>
+      </w:r>
+    </w:p>
+    <w:p>
+      <w:pPr>
+        <w:rPr>
+          <w:rFonts w:ascii="宋体" w:eastAsia="宋体" w:hAnsi="宋体" w:cs="宋体"/>
+          <w:color w:val="000000"/>
+          <w:kern w:val="0"/>
+          <w:sz w:val="22"/>
+          <w:szCs w:val="22"/>
+          <w:lang w:bidi="ar"/>
+        </w:rPr>
+      </w:pPr>
       <w:r>
         <w:rPr>
           <w:rFonts w:ascii="宋体" w:eastAsia="宋体" w:hAnsi="宋体" w:cs="宋体" w:hint="eastAsia"/>
@@ -2371,9 +2132,20 @@
           <w:szCs w:val="22"/>
           <w:lang w:bidi="ar"/>
         </w:rPr>
-        <w:t>choiceA</w:t>
-      </w:r>
-      <w:proofErr w:type="spellEnd"/>
+        <w:t>如果点击选项B按钮,就会执行DEBUG(choiceB)方法</w:t>
+      </w:r>
+    </w:p>
+    <w:p>
+      <w:pPr>
+        <w:rPr>
+          <w:rFonts w:ascii="宋体" w:eastAsia="宋体" w:hAnsi="宋体" w:cs="宋体"/>
+          <w:color w:val="000000"/>
+          <w:kern w:val="0"/>
+          <w:sz w:val="22"/>
+          <w:szCs w:val="22"/>
+          <w:lang w:bidi="ar"/>
+        </w:rPr>
+      </w:pPr>
       <w:r>
         <w:rPr>
           <w:rFonts w:ascii="宋体" w:eastAsia="宋体" w:hAnsi="宋体" w:cs="宋体" w:hint="eastAsia"/>
@@ -2383,7 +2155,7 @@
           <w:szCs w:val="22"/>
           <w:lang w:bidi="ar"/>
         </w:rPr>
-        <w:t>) 方法</w:t>
+        <w:t>...</w:t>
       </w:r>
     </w:p>
     <w:p>
@@ -2397,6 +2169,30 @@
           <w:lang w:bidi="ar"/>
         </w:rPr>
       </w:pPr>
+    </w:p>
+    <w:p>
+      <w:pPr>
+        <w:rPr>
+          <w:rFonts w:ascii="宋体" w:eastAsia="宋体" w:hAnsi="宋体" w:cs="宋体"/>
+          <w:color w:val="000000"/>
+          <w:kern w:val="0"/>
+          <w:sz w:val="22"/>
+          <w:szCs w:val="22"/>
+          <w:lang w:bidi="ar"/>
+        </w:rPr>
+      </w:pPr>
+    </w:p>
+    <w:p>
+      <w:pPr>
+        <w:rPr>
+          <w:rFonts w:ascii="宋体" w:eastAsia="宋体" w:hAnsi="宋体" w:cs="宋体"/>
+          <w:color w:val="000000"/>
+          <w:kern w:val="0"/>
+          <w:sz w:val="22"/>
+          <w:szCs w:val="22"/>
+          <w:lang w:bidi="ar"/>
+        </w:rPr>
+      </w:pPr>
       <w:r>
         <w:rPr>
           <w:rFonts w:ascii="宋体" w:eastAsia="宋体" w:hAnsi="宋体" w:cs="宋体" w:hint="eastAsia"/>
@@ -2406,125 +2202,7 @@
           <w:szCs w:val="22"/>
           <w:lang w:bidi="ar"/>
         </w:rPr>
-        <w:t>如果点击选项B按钮,就会执行DEBUG(</w:t>
-      </w:r>
-      <w:proofErr w:type="spellStart"/>
-      <w:r>
-        <w:rPr>
-          <w:rFonts w:ascii="宋体" w:eastAsia="宋体" w:hAnsi="宋体" w:cs="宋体" w:hint="eastAsia"/>
-          <w:color w:val="000000"/>
-          <w:kern w:val="0"/>
-          <w:sz w:val="22"/>
-          <w:szCs w:val="22"/>
-          <w:lang w:bidi="ar"/>
-        </w:rPr>
-        <w:t>choiceB</w:t>
-      </w:r>
-      <w:proofErr w:type="spellEnd"/>
-      <w:r>
-        <w:rPr>
-          <w:rFonts w:ascii="宋体" w:eastAsia="宋体" w:hAnsi="宋体" w:cs="宋体" w:hint="eastAsia"/>
-          <w:color w:val="000000"/>
-          <w:kern w:val="0"/>
-          <w:sz w:val="22"/>
-          <w:szCs w:val="22"/>
-          <w:lang w:bidi="ar"/>
-        </w:rPr>
-        <w:t>)方法</w:t>
-      </w:r>
-    </w:p>
-    <w:p>
-      <w:pPr>
-        <w:rPr>
-          <w:rFonts w:ascii="宋体" w:eastAsia="宋体" w:hAnsi="宋体" w:cs="宋体"/>
-          <w:color w:val="000000"/>
-          <w:kern w:val="0"/>
-          <w:sz w:val="22"/>
-          <w:szCs w:val="22"/>
-          <w:lang w:bidi="ar"/>
-        </w:rPr>
-      </w:pPr>
-      <w:r>
-        <w:rPr>
-          <w:rFonts w:ascii="宋体" w:eastAsia="宋体" w:hAnsi="宋体" w:cs="宋体" w:hint="eastAsia"/>
-          <w:color w:val="000000"/>
-          <w:kern w:val="0"/>
-          <w:sz w:val="22"/>
-          <w:szCs w:val="22"/>
-          <w:lang w:bidi="ar"/>
-        </w:rPr>
-        <w:t>...</w:t>
-      </w:r>
-    </w:p>
-    <w:p>
-      <w:pPr>
-        <w:rPr>
-          <w:rFonts w:ascii="宋体" w:eastAsia="宋体" w:hAnsi="宋体" w:cs="宋体"/>
-          <w:color w:val="000000"/>
-          <w:kern w:val="0"/>
-          <w:sz w:val="22"/>
-          <w:szCs w:val="22"/>
-          <w:lang w:bidi="ar"/>
-        </w:rPr>
-      </w:pPr>
-    </w:p>
-    <w:p>
-      <w:pPr>
-        <w:rPr>
-          <w:rFonts w:ascii="宋体" w:eastAsia="宋体" w:hAnsi="宋体" w:cs="宋体"/>
-          <w:color w:val="000000"/>
-          <w:kern w:val="0"/>
-          <w:sz w:val="22"/>
-          <w:szCs w:val="22"/>
-          <w:lang w:bidi="ar"/>
-        </w:rPr>
-      </w:pPr>
-    </w:p>
-    <w:p>
-      <w:pPr>
-        <w:rPr>
-          <w:rFonts w:ascii="宋体" w:eastAsia="宋体" w:hAnsi="宋体" w:cs="宋体"/>
-          <w:color w:val="000000"/>
-          <w:kern w:val="0"/>
-          <w:sz w:val="22"/>
-          <w:szCs w:val="22"/>
-          <w:lang w:bidi="ar"/>
-        </w:rPr>
-      </w:pPr>
-      <w:r>
-        <w:rPr>
-          <w:rFonts w:ascii="宋体" w:eastAsia="宋体" w:hAnsi="宋体" w:cs="宋体" w:hint="eastAsia"/>
-          <w:color w:val="000000"/>
-          <w:kern w:val="0"/>
-          <w:sz w:val="22"/>
-          <w:szCs w:val="22"/>
-          <w:lang w:bidi="ar"/>
-        </w:rPr>
-        <w:t>NEXT(</w:t>
-      </w:r>
-      <w:proofErr w:type="gramStart"/>
-      <w:r>
-        <w:rPr>
-          <w:rFonts w:ascii="宋体" w:eastAsia="宋体" w:hAnsi="宋体" w:cs="宋体" w:hint="eastAsia"/>
-          <w:color w:val="000000"/>
-          <w:kern w:val="0"/>
-          <w:sz w:val="22"/>
-          <w:szCs w:val="22"/>
-          <w:lang w:bidi="ar"/>
-        </w:rPr>
-        <w:t>A,B</w:t>
-      </w:r>
-      <w:proofErr w:type="gramEnd"/>
-      <w:r>
-        <w:rPr>
-          <w:rFonts w:ascii="宋体" w:eastAsia="宋体" w:hAnsi="宋体" w:cs="宋体" w:hint="eastAsia"/>
-          <w:color w:val="000000"/>
-          <w:kern w:val="0"/>
-          <w:sz w:val="22"/>
-          <w:szCs w:val="22"/>
-          <w:lang w:bidi="ar"/>
-        </w:rPr>
-        <w:t>)</w:t>
+        <w:t>NEXT(A,B)</w:t>
       </w:r>
     </w:p>
     <w:p>
@@ -2687,9 +2365,20 @@
           <w:szCs w:val="22"/>
           <w:lang w:bidi="ar"/>
         </w:rPr>
-        <w:t>IF(</w:t>
-      </w:r>
-      <w:proofErr w:type="gramStart"/>
+        <w:t>IF(A,B,C)</w:t>
+      </w:r>
+    </w:p>
+    <w:p>
+      <w:pPr>
+        <w:rPr>
+          <w:rFonts w:ascii="宋体" w:eastAsia="宋体" w:hAnsi="宋体" w:cs="宋体"/>
+          <w:color w:val="000000"/>
+          <w:kern w:val="0"/>
+          <w:sz w:val="22"/>
+          <w:szCs w:val="22"/>
+          <w:lang w:bidi="ar"/>
+        </w:rPr>
+      </w:pPr>
       <w:r>
         <w:rPr>
           <w:rFonts w:ascii="宋体" w:eastAsia="宋体" w:hAnsi="宋体" w:cs="宋体" w:hint="eastAsia"/>
@@ -2699,9 +2388,20 @@
           <w:szCs w:val="22"/>
           <w:lang w:bidi="ar"/>
         </w:rPr>
-        <w:t>A,B</w:t>
-      </w:r>
-      <w:proofErr w:type="gramEnd"/>
+        <w:t>如果变量A的值为B,则跳转到当前表格的第C行</w:t>
+      </w:r>
+    </w:p>
+    <w:p>
+      <w:pPr>
+        <w:rPr>
+          <w:rFonts w:ascii="宋体" w:eastAsia="宋体" w:hAnsi="宋体" w:cs="宋体"/>
+          <w:color w:val="000000"/>
+          <w:kern w:val="0"/>
+          <w:sz w:val="22"/>
+          <w:szCs w:val="22"/>
+          <w:lang w:bidi="ar"/>
+        </w:rPr>
+      </w:pPr>
       <w:r>
         <w:rPr>
           <w:rFonts w:ascii="宋体" w:eastAsia="宋体" w:hAnsi="宋体" w:cs="宋体" w:hint="eastAsia"/>
@@ -2711,67 +2411,8 @@
           <w:szCs w:val="22"/>
           <w:lang w:bidi="ar"/>
         </w:rPr>
-        <w:t>,C)</w:t>
-      </w:r>
-    </w:p>
-    <w:p>
-      <w:pPr>
-        <w:rPr>
-          <w:rFonts w:ascii="宋体" w:eastAsia="宋体" w:hAnsi="宋体" w:cs="宋体"/>
-          <w:color w:val="000000"/>
-          <w:kern w:val="0"/>
-          <w:sz w:val="22"/>
-          <w:szCs w:val="22"/>
-          <w:lang w:bidi="ar"/>
-        </w:rPr>
-      </w:pPr>
-      <w:r>
-        <w:rPr>
-          <w:rFonts w:ascii="宋体" w:eastAsia="宋体" w:hAnsi="宋体" w:cs="宋体" w:hint="eastAsia"/>
-          <w:color w:val="000000"/>
-          <w:kern w:val="0"/>
-          <w:sz w:val="22"/>
-          <w:szCs w:val="22"/>
-          <w:lang w:bidi="ar"/>
-        </w:rPr>
-        <w:t>如果变量A的值为B,则跳转到当前表格的第C行</w:t>
-      </w:r>
-    </w:p>
-    <w:p>
-      <w:pPr>
-        <w:rPr>
-          <w:rFonts w:ascii="宋体" w:eastAsia="宋体" w:hAnsi="宋体" w:cs="宋体"/>
-          <w:color w:val="000000"/>
-          <w:kern w:val="0"/>
-          <w:sz w:val="22"/>
-          <w:szCs w:val="22"/>
-          <w:lang w:bidi="ar"/>
-        </w:rPr>
-      </w:pPr>
-      <w:r>
-        <w:rPr>
-          <w:rFonts w:ascii="宋体" w:eastAsia="宋体" w:hAnsi="宋体" w:cs="宋体" w:hint="eastAsia"/>
-          <w:color w:val="000000"/>
-          <w:kern w:val="0"/>
-          <w:sz w:val="22"/>
-          <w:szCs w:val="22"/>
-          <w:lang w:bidi="ar"/>
-        </w:rPr>
-        <w:t>除了用来判断隐藏剧情,还可以用来</w:t>
-      </w:r>
-      <w:proofErr w:type="gramStart"/>
-      <w:r>
-        <w:rPr>
-          <w:rFonts w:ascii="宋体" w:eastAsia="宋体" w:hAnsi="宋体" w:cs="宋体" w:hint="eastAsia"/>
-          <w:color w:val="000000"/>
-          <w:kern w:val="0"/>
-          <w:sz w:val="22"/>
-          <w:szCs w:val="22"/>
-          <w:lang w:bidi="ar"/>
-        </w:rPr>
-        <w:t>做事件行</w:t>
-      </w:r>
-      <w:proofErr w:type="gramEnd"/>
+        <w:t>除了用来判断隐藏剧情,还可以用来做事件行</w:t>
+      </w:r>
     </w:p>
     <w:p>
       <w:pPr>
@@ -3123,7 +2764,6 @@
           <w:lang w:bidi="ar"/>
         </w:rPr>
       </w:pPr>
-      <w:proofErr w:type="gramStart"/>
       <w:r>
         <w:rPr>
           <w:rFonts w:cs="宋体"/>
@@ -3132,40 +2772,7 @@
           <w:szCs w:val="22"/>
           <w:lang w:bidi="ar"/>
         </w:rPr>
-        <w:t>END(</w:t>
-      </w:r>
-      <w:proofErr w:type="gramEnd"/>
-      <w:r>
-        <w:rPr>
-          <w:rFonts w:cs="宋体"/>
-          <w:color w:val="000000"/>
-          <w:sz w:val="22"/>
-          <w:szCs w:val="22"/>
-          <w:lang w:bidi="ar"/>
-        </w:rPr>
-        <w:t xml:space="preserve">string </w:t>
-      </w:r>
-      <w:proofErr w:type="spellStart"/>
-      <w:r>
-        <w:rPr>
-          <w:rFonts w:cs="宋体"/>
-          <w:color w:val="000000"/>
-          <w:sz w:val="22"/>
-          <w:szCs w:val="22"/>
-          <w:lang w:bidi="ar"/>
-        </w:rPr>
-        <w:t>A,int</w:t>
-      </w:r>
-      <w:proofErr w:type="spellEnd"/>
-      <w:r>
-        <w:rPr>
-          <w:rFonts w:cs="宋体"/>
-          <w:color w:val="000000"/>
-          <w:sz w:val="22"/>
-          <w:szCs w:val="22"/>
-          <w:lang w:bidi="ar"/>
-        </w:rPr>
-        <w:t xml:space="preserve"> B)</w:t>
+        <w:t>END(string A,int B)</w:t>
       </w:r>
     </w:p>
     <w:p>
@@ -3405,29 +3012,7 @@
           <w:szCs w:val="22"/>
           <w:lang w:bidi="ar"/>
         </w:rPr>
-        <w:t>游戏失败.打开失败界面,可以</w:t>
-      </w:r>
-      <w:proofErr w:type="gramStart"/>
-      <w:r>
-        <w:rPr>
-          <w:rFonts w:cs="宋体"/>
-          <w:color w:val="000000"/>
-          <w:sz w:val="22"/>
-          <w:szCs w:val="22"/>
-          <w:lang w:bidi="ar"/>
-        </w:rPr>
-        <w:t>读档或者</w:t>
-      </w:r>
-      <w:proofErr w:type="gramEnd"/>
-      <w:r>
-        <w:rPr>
-          <w:rFonts w:cs="宋体"/>
-          <w:color w:val="000000"/>
-          <w:sz w:val="22"/>
-          <w:szCs w:val="22"/>
-          <w:lang w:bidi="ar"/>
-        </w:rPr>
-        <w:t>回到这段剧情开始的位置</w:t>
+        <w:t>游戏失败.打开失败界面,可以读档或者回到这段剧情开始的位置</w:t>
       </w:r>
     </w:p>
     <w:p>
@@ -3504,7 +3089,6 @@
         </w:rPr>
         <w:t>(string)</w:t>
       </w:r>
-      <w:proofErr w:type="gramStart"/>
       <w:r>
         <w:rPr>
           <w:rFonts w:hint="eastAsia"/>
@@ -3518,14 +3102,7 @@
         <w:rPr>
           <w:rFonts w:hint="eastAsia"/>
         </w:rPr>
-        <w:t>(</w:t>
-      </w:r>
-      <w:proofErr w:type="gramEnd"/>
-      <w:r>
-        <w:rPr>
-          <w:rFonts w:hint="eastAsia"/>
-        </w:rPr>
-        <w:t>int)</w:t>
+        <w:t>(int)</w:t>
       </w:r>
       <w:r>
         <w:rPr>
@@ -3668,15 +3245,7 @@
         <w:t>1</w:t>
       </w:r>
       <w:r>
-        <w:t>,</w:t>
-      </w:r>
-      <w:proofErr w:type="gramStart"/>
-      <w:r>
-        <w:t>10,START</w:t>
-      </w:r>
-      <w:proofErr w:type="gramEnd"/>
-      <w:r>
-        <w:t>_WIN,1,START_LOSE,1)</w:t>
+        <w:t>,10,START_WIN,1,START_LOSE,1)</w:t>
       </w:r>
     </w:p>
     <w:p>
@@ -3686,22 +3255,18 @@
         </w:rPr>
         <w:t>这个方法会检定</w:t>
       </w:r>
-      <w:proofErr w:type="gramStart"/>
       <w:r>
         <w:t>”</w:t>
       </w:r>
-      <w:proofErr w:type="gramEnd"/>
       <w:r>
         <w:rPr>
           <w:rFonts w:hint="eastAsia"/>
         </w:rPr>
         <w:t>YIZHI</w:t>
       </w:r>
-      <w:proofErr w:type="gramStart"/>
       <w:r>
         <w:t>”</w:t>
       </w:r>
-      <w:proofErr w:type="gramEnd"/>
       <w:r>
         <w:rPr>
           <w:rFonts w:hint="eastAsia"/>
@@ -3748,21 +3313,7 @@
         <w:rPr>
           <w:rFonts w:hint="eastAsia"/>
         </w:rPr>
-        <w:t>如果</w:t>
-      </w:r>
-      <w:proofErr w:type="gramStart"/>
-      <w:r>
-        <w:rPr>
-          <w:rFonts w:hint="eastAsia"/>
-        </w:rPr>
-        <w:t>检定值</w:t>
-      </w:r>
-      <w:proofErr w:type="gramEnd"/>
-      <w:r>
-        <w:rPr>
-          <w:rFonts w:hint="eastAsia"/>
-        </w:rPr>
-        <w:t>≥</w:t>
+        <w:t>如果检定值≥</w:t>
       </w:r>
       <w:r>
         <w:rPr>
@@ -3824,16 +3375,8 @@
         <w:rPr>
           <w:rFonts w:hint="eastAsia"/>
         </w:rPr>
-        <w:t>如果</w:t>
-      </w:r>
-      <w:proofErr w:type="gramStart"/>
-      <w:r>
-        <w:rPr>
-          <w:rFonts w:hint="eastAsia"/>
-        </w:rPr>
-        <w:t>检定值</w:t>
-      </w:r>
-      <w:proofErr w:type="gramEnd"/>
+        <w:t>如果检定值</w:t>
+      </w:r>
       <w:r>
         <w:rPr>
           <w:rFonts w:hint="eastAsia"/>
@@ -3894,7 +3437,6 @@
           <w:lang w:bidi="ar"/>
         </w:rPr>
       </w:pPr>
-      <w:proofErr w:type="gramStart"/>
       <w:r>
         <w:rPr>
           <w:rFonts w:cs="宋体"/>
@@ -3903,18 +3445,7 @@
           <w:szCs w:val="22"/>
           <w:lang w:bidi="ar"/>
         </w:rPr>
-        <w:t>ITEM(</w:t>
-      </w:r>
-      <w:proofErr w:type="gramEnd"/>
-      <w:r>
-        <w:rPr>
-          <w:rFonts w:cs="宋体"/>
-          <w:color w:val="000000"/>
-          <w:sz w:val="22"/>
-          <w:szCs w:val="22"/>
-          <w:lang w:bidi="ar"/>
-        </w:rPr>
-        <w:t>string A)</w:t>
+        <w:t>ITEM(string A)</w:t>
       </w:r>
     </w:p>
     <w:p>
@@ -3960,29 +3491,7 @@
           <w:szCs w:val="22"/>
           <w:lang w:bidi="ar"/>
         </w:rPr>
-        <w:t>A可以包含多个</w:t>
-      </w:r>
-      <w:proofErr w:type="gramStart"/>
-      <w:r>
-        <w:rPr>
-          <w:rFonts w:cs="宋体"/>
-          <w:color w:val="000000"/>
-          <w:sz w:val="22"/>
-          <w:szCs w:val="22"/>
-          <w:lang w:bidi="ar"/>
-        </w:rPr>
-        <w:t>tag,比如</w:t>
-      </w:r>
-      <w:proofErr w:type="gramEnd"/>
-      <w:r>
-        <w:rPr>
-          <w:rFonts w:cs="宋体"/>
-          <w:color w:val="000000"/>
-          <w:sz w:val="22"/>
-          <w:szCs w:val="22"/>
-          <w:lang w:bidi="ar"/>
-        </w:rPr>
-        <w:t>ITEM(BATTLE+HEALTH)</w:t>
+        <w:t>A可以包含多个tag,比如ITEM(BATTLE+HEALTH)</w:t>
       </w:r>
     </w:p>
     <w:p>
@@ -4055,11 +3564,9 @@
       </w:r>
     </w:p>
     <w:p>
-      <w:proofErr w:type="gramStart"/>
       <w:r>
         <w:t>!CHECKVIEW</w:t>
       </w:r>
-      <w:proofErr w:type="gramEnd"/>
     </w:p>
     <w:p>
       <w:r>
@@ -4070,7 +3577,6 @@
       </w:r>
     </w:p>
     <w:p>
-      <w:proofErr w:type="gramStart"/>
       <w:r>
         <w:t>!</w:t>
       </w:r>
@@ -4083,7 +3589,6 @@
       <w:r>
         <w:t>SPAWN</w:t>
       </w:r>
-      <w:proofErr w:type="gramEnd"/>
     </w:p>
     <w:p>
       <w:r>
@@ -4102,21 +3607,7 @@
         <w:rPr>
           <w:rFonts w:hint="eastAsia"/>
         </w:rPr>
-        <w:t>一般是用于</w:t>
-      </w:r>
-      <w:proofErr w:type="gramStart"/>
-      <w:r>
-        <w:rPr>
-          <w:rFonts w:hint="eastAsia"/>
-        </w:rPr>
-        <w:t>纯事件</w:t>
-      </w:r>
-      <w:proofErr w:type="gramEnd"/>
-      <w:r>
-        <w:rPr>
-          <w:rFonts w:hint="eastAsia"/>
-        </w:rPr>
-        <w:t>工具行的</w:t>
+        <w:t>一般是用于纯事件工具行的</w:t>
       </w:r>
     </w:p>
     <w:p/>
@@ -4138,11 +3629,9 @@
     </w:p>
     <w:p/>
     <w:p>
-      <w:proofErr w:type="gramStart"/>
       <w:r>
         <w:t>BATTLE(</w:t>
       </w:r>
-      <w:proofErr w:type="gramEnd"/>
       <w:r>
         <w:t>string A</w:t>
       </w:r>
@@ -4208,15 +3697,7 @@
         <w:t>举例：</w:t>
       </w:r>
       <w:r>
-        <w:t>BATTLE(PR1-2</w:t>
-      </w:r>
-      <w:proofErr w:type="gramStart"/>
-      <w:r>
-        <w:t>BATTLE,PR</w:t>
-      </w:r>
-      <w:proofErr w:type="gramEnd"/>
-      <w:r>
-        <w:t>2)</w:t>
+        <w:t>BATTLE(PR1-2BATTLE,PR2)</w:t>
       </w:r>
     </w:p>
     <w:p/>
@@ -4237,7 +3718,6 @@
     </w:p>
     <w:p/>
     <w:p>
-      <w:proofErr w:type="gramStart"/>
       <w:r>
         <w:t>DAYTIME</w:t>
       </w:r>
@@ -4247,17 +3727,11 @@
         </w:rPr>
         <w:t>(</w:t>
       </w:r>
-      <w:proofErr w:type="gramEnd"/>
       <w:r>
         <w:t>int num)</w:t>
       </w:r>
     </w:p>
     <w:p>
-      <w:pPr>
-        <w:rPr>
-          <w:rFonts w:hint="eastAsia"/>
-        </w:rPr>
-      </w:pPr>
       <w:r>
         <w:rPr>
           <w:rFonts w:hint="eastAsia"/>
@@ -4290,7 +3764,6 @@
       </w:r>
     </w:p>
     <w:p>
-      <w:proofErr w:type="gramStart"/>
       <w:r>
         <w:t>CGACTIVE</w:t>
       </w:r>
@@ -4300,17 +3773,11 @@
         </w:rPr>
         <w:t>(</w:t>
       </w:r>
-      <w:proofErr w:type="gramEnd"/>
       <w:r>
         <w:t>int option)</w:t>
       </w:r>
     </w:p>
     <w:p>
-      <w:pPr>
-        <w:rPr>
-          <w:rFonts w:hint="eastAsia"/>
-        </w:rPr>
-      </w:pPr>
       <w:r>
         <w:t>0</w:t>
       </w:r>
@@ -4352,12 +3819,98 @@
       </w:r>
     </w:p>
     <w:p/>
-    <w:p>
-      <w:pPr>
-        <w:rPr>
-          <w:rFonts w:hint="eastAsia"/>
-        </w:rPr>
-      </w:pPr>
+    <w:p/>
+    <w:p>
+      <w:r>
+        <w:rPr>
+          <w:rFonts w:hint="eastAsia"/>
+        </w:rPr>
+        <w:t>进入二级地图</w:t>
+      </w:r>
+    </w:p>
+    <w:p>
+      <w:r>
+        <w:t>SMALLMAP</w:t>
+      </w:r>
+      <w:r>
+        <w:rPr>
+          <w:rFonts w:hint="eastAsia"/>
+        </w:rPr>
+        <w:t>(</w:t>
+      </w:r>
+      <w:r>
+        <w:t>int id, int active)</w:t>
+      </w:r>
+    </w:p>
+    <w:p>
+      <w:pPr>
+        <w:rPr>
+          <w:rFonts w:hint="eastAsia"/>
+        </w:rPr>
+      </w:pPr>
+      <w:r>
+        <w:t>Id</w:t>
+      </w:r>
+      <w:r>
+        <w:rPr>
+          <w:rFonts w:hint="eastAsia"/>
+        </w:rPr>
+        <w:t>表示进入的二级编号（目前只有</w:t>
+      </w:r>
+      <w:r>
+        <w:rPr>
+          <w:rFonts w:hint="eastAsia"/>
+        </w:rPr>
+        <w:t>1</w:t>
+      </w:r>
+      <w:r>
+        <w:rPr>
+          <w:rFonts w:hint="eastAsia"/>
+        </w:rPr>
+        <w:t>），</w:t>
+      </w:r>
+      <w:r>
+        <w:rPr>
+          <w:rFonts w:hint="eastAsia"/>
+        </w:rPr>
+        <w:t>active</w:t>
+      </w:r>
+      <w:r>
+        <w:t xml:space="preserve"> </w:t>
+      </w:r>
+      <w:r>
+        <w:rPr>
+          <w:rFonts w:hint="eastAsia"/>
+        </w:rPr>
+        <w:t>=</w:t>
+      </w:r>
+      <w:r>
+        <w:t xml:space="preserve"> </w:t>
+      </w:r>
+      <w:r>
+        <w:rPr>
+          <w:rFonts w:hint="eastAsia"/>
+        </w:rPr>
+        <w:t>1</w:t>
+      </w:r>
+      <w:r>
+        <w:rPr>
+          <w:rFonts w:hint="eastAsia"/>
+        </w:rPr>
+        <w:t>时为进入，</w:t>
+      </w:r>
+      <w:r>
+        <w:rPr>
+          <w:rFonts w:hint="eastAsia"/>
+        </w:rPr>
+        <w:t>active=0</w:t>
+      </w:r>
+      <w:r>
+        <w:rPr>
+          <w:rFonts w:hint="eastAsia"/>
+        </w:rPr>
+        <w:t>时为推出</w:t>
+      </w:r>
     </w:p>
     <w:sectPr>
       <w:pgSz w:w="11906" w:h="16838"/>

--- a/Assets/StreamingAssets/正式发布时删--功能文档/剧本编辑器(1).docx
+++ b/Assets/StreamingAssets/正式发布时删--功能文档/剧本编辑器(1).docx
@@ -36,7 +36,21 @@
         <w:rPr>
           <w:rFonts w:hint="eastAsia"/>
         </w:rPr>
-        <w:t xml:space="preserve"> png </w:t>
+        <w:t xml:space="preserve"> </w:t>
+      </w:r>
+      <w:proofErr w:type="spellStart"/>
+      <w:r>
+        <w:rPr>
+          <w:rFonts w:hint="eastAsia"/>
+        </w:rPr>
+        <w:t>png</w:t>
+      </w:r>
+      <w:proofErr w:type="spellEnd"/>
+      <w:r>
+        <w:rPr>
+          <w:rFonts w:hint="eastAsia"/>
+        </w:rPr>
+        <w:t xml:space="preserve"> </w:t>
       </w:r>
       <w:r>
         <w:rPr>
@@ -1289,11 +1303,19 @@
         </w:rPr>
         <w:t>音频文件在</w:t>
       </w:r>
-      <w:r>
-        <w:rPr>
-          <w:rFonts w:hint="eastAsia"/>
-        </w:rPr>
-        <w:t>StreamingAssets/Sound</w:t>
+      <w:proofErr w:type="spellStart"/>
+      <w:r>
+        <w:rPr>
+          <w:rFonts w:hint="eastAsia"/>
+        </w:rPr>
+        <w:t>StreamingAssets</w:t>
+      </w:r>
+      <w:proofErr w:type="spellEnd"/>
+      <w:r>
+        <w:rPr>
+          <w:rFonts w:hint="eastAsia"/>
+        </w:rPr>
+        <w:t>/Sound</w:t>
       </w:r>
     </w:p>
     <w:p>
@@ -1470,11 +1492,19 @@
         </w:rPr>
         <w:t>音频文件在</w:t>
       </w:r>
-      <w:r>
-        <w:rPr>
-          <w:rFonts w:hint="eastAsia"/>
-        </w:rPr>
-        <w:t>StreamingAssets/Sound</w:t>
+      <w:proofErr w:type="spellStart"/>
+      <w:r>
+        <w:rPr>
+          <w:rFonts w:hint="eastAsia"/>
+        </w:rPr>
+        <w:t>StreamingAssets</w:t>
+      </w:r>
+      <w:proofErr w:type="spellEnd"/>
+      <w:r>
+        <w:rPr>
+          <w:rFonts w:hint="eastAsia"/>
+        </w:rPr>
+        <w:t>/Sound</w:t>
       </w:r>
     </w:p>
     <w:p>
@@ -1814,7 +1844,31 @@
                 <w:szCs w:val="22"/>
                 <w:lang w:bidi="ar"/>
               </w:rPr>
-              <w:t>DEBUG(choiceA)</w:t>
+              <w:t>DEBUG(</w:t>
+            </w:r>
+            <w:proofErr w:type="spellStart"/>
+            <w:r>
+              <w:rPr>
+                <w:rFonts w:ascii="宋体" w:eastAsia="宋体" w:hAnsi="宋体" w:cs="宋体" w:hint="eastAsia"/>
+                <w:color w:val="000000"/>
+                <w:kern w:val="0"/>
+                <w:sz w:val="22"/>
+                <w:szCs w:val="22"/>
+                <w:lang w:bidi="ar"/>
+              </w:rPr>
+              <w:t>choiceA</w:t>
+            </w:r>
+            <w:proofErr w:type="spellEnd"/>
+            <w:r>
+              <w:rPr>
+                <w:rFonts w:ascii="宋体" w:eastAsia="宋体" w:hAnsi="宋体" w:cs="宋体" w:hint="eastAsia"/>
+                <w:color w:val="000000"/>
+                <w:kern w:val="0"/>
+                <w:sz w:val="22"/>
+                <w:szCs w:val="22"/>
+                <w:lang w:bidi="ar"/>
+              </w:rPr>
+              <w:t>)</w:t>
             </w:r>
           </w:p>
         </w:tc>
@@ -1898,7 +1952,31 @@
                 <w:szCs w:val="22"/>
                 <w:lang w:bidi="ar"/>
               </w:rPr>
-              <w:t>DEBUG(choiceB)</w:t>
+              <w:t>DEBUG(</w:t>
+            </w:r>
+            <w:proofErr w:type="spellStart"/>
+            <w:r>
+              <w:rPr>
+                <w:rFonts w:ascii="宋体" w:eastAsia="宋体" w:hAnsi="宋体" w:cs="宋体" w:hint="eastAsia"/>
+                <w:color w:val="000000"/>
+                <w:kern w:val="0"/>
+                <w:sz w:val="22"/>
+                <w:szCs w:val="22"/>
+                <w:lang w:bidi="ar"/>
+              </w:rPr>
+              <w:t>choiceB</w:t>
+            </w:r>
+            <w:proofErr w:type="spellEnd"/>
+            <w:r>
+              <w:rPr>
+                <w:rFonts w:ascii="宋体" w:eastAsia="宋体" w:hAnsi="宋体" w:cs="宋体" w:hint="eastAsia"/>
+                <w:color w:val="000000"/>
+                <w:kern w:val="0"/>
+                <w:sz w:val="22"/>
+                <w:szCs w:val="22"/>
+                <w:lang w:bidi="ar"/>
+              </w:rPr>
+              <w:t>)</w:t>
             </w:r>
           </w:p>
         </w:tc>
@@ -1977,7 +2055,31 @@
                 <w:szCs w:val="22"/>
                 <w:lang w:bidi="ar"/>
               </w:rPr>
-              <w:t>DEBUG(choiceC)</w:t>
+              <w:t>DEBUG(</w:t>
+            </w:r>
+            <w:proofErr w:type="spellStart"/>
+            <w:r>
+              <w:rPr>
+                <w:rFonts w:ascii="宋体" w:eastAsia="宋体" w:hAnsi="宋体" w:cs="宋体" w:hint="eastAsia"/>
+                <w:color w:val="000000"/>
+                <w:kern w:val="0"/>
+                <w:sz w:val="22"/>
+                <w:szCs w:val="22"/>
+                <w:lang w:bidi="ar"/>
+              </w:rPr>
+              <w:t>choiceC</w:t>
+            </w:r>
+            <w:proofErr w:type="spellEnd"/>
+            <w:r>
+              <w:rPr>
+                <w:rFonts w:ascii="宋体" w:eastAsia="宋体" w:hAnsi="宋体" w:cs="宋体" w:hint="eastAsia"/>
+                <w:color w:val="000000"/>
+                <w:kern w:val="0"/>
+                <w:sz w:val="22"/>
+                <w:szCs w:val="22"/>
+                <w:lang w:bidi="ar"/>
+              </w:rPr>
+              <w:t>)</w:t>
             </w:r>
           </w:p>
         </w:tc>
@@ -2109,7 +2211,31 @@
           <w:szCs w:val="22"/>
           <w:lang w:bidi="ar"/>
         </w:rPr>
-        <w:t>DEBUG(choiceA) 方法</w:t>
+        <w:t>DEBUG(</w:t>
+      </w:r>
+      <w:proofErr w:type="spellStart"/>
+      <w:r>
+        <w:rPr>
+          <w:rFonts w:ascii="宋体" w:eastAsia="宋体" w:hAnsi="宋体" w:cs="宋体" w:hint="eastAsia"/>
+          <w:color w:val="000000"/>
+          <w:kern w:val="0"/>
+          <w:sz w:val="22"/>
+          <w:szCs w:val="22"/>
+          <w:lang w:bidi="ar"/>
+        </w:rPr>
+        <w:t>choiceA</w:t>
+      </w:r>
+      <w:proofErr w:type="spellEnd"/>
+      <w:r>
+        <w:rPr>
+          <w:rFonts w:ascii="宋体" w:eastAsia="宋体" w:hAnsi="宋体" w:cs="宋体" w:hint="eastAsia"/>
+          <w:color w:val="000000"/>
+          <w:kern w:val="0"/>
+          <w:sz w:val="22"/>
+          <w:szCs w:val="22"/>
+          <w:lang w:bidi="ar"/>
+        </w:rPr>
+        <w:t>) 方法</w:t>
       </w:r>
     </w:p>
     <w:p>
@@ -2132,7 +2258,31 @@
           <w:szCs w:val="22"/>
           <w:lang w:bidi="ar"/>
         </w:rPr>
-        <w:t>如果点击选项B按钮,就会执行DEBUG(choiceB)方法</w:t>
+        <w:t>如果点击选项B按钮,就会执行DEBUG(</w:t>
+      </w:r>
+      <w:proofErr w:type="spellStart"/>
+      <w:r>
+        <w:rPr>
+          <w:rFonts w:ascii="宋体" w:eastAsia="宋体" w:hAnsi="宋体" w:cs="宋体" w:hint="eastAsia"/>
+          <w:color w:val="000000"/>
+          <w:kern w:val="0"/>
+          <w:sz w:val="22"/>
+          <w:szCs w:val="22"/>
+          <w:lang w:bidi="ar"/>
+        </w:rPr>
+        <w:t>choiceB</w:t>
+      </w:r>
+      <w:proofErr w:type="spellEnd"/>
+      <w:r>
+        <w:rPr>
+          <w:rFonts w:ascii="宋体" w:eastAsia="宋体" w:hAnsi="宋体" w:cs="宋体" w:hint="eastAsia"/>
+          <w:color w:val="000000"/>
+          <w:kern w:val="0"/>
+          <w:sz w:val="22"/>
+          <w:szCs w:val="22"/>
+          <w:lang w:bidi="ar"/>
+        </w:rPr>
+        <w:t>)方法</w:t>
       </w:r>
     </w:p>
     <w:p>
@@ -2772,7 +2922,29 @@
           <w:szCs w:val="22"/>
           <w:lang w:bidi="ar"/>
         </w:rPr>
-        <w:t>END(string A,int B)</w:t>
+        <w:t xml:space="preserve">END(string </w:t>
+      </w:r>
+      <w:proofErr w:type="spellStart"/>
+      <w:r>
+        <w:rPr>
+          <w:rFonts w:cs="宋体"/>
+          <w:color w:val="000000"/>
+          <w:sz w:val="22"/>
+          <w:szCs w:val="22"/>
+          <w:lang w:bidi="ar"/>
+        </w:rPr>
+        <w:t>A,int</w:t>
+      </w:r>
+      <w:proofErr w:type="spellEnd"/>
+      <w:r>
+        <w:rPr>
+          <w:rFonts w:cs="宋体"/>
+          <w:color w:val="000000"/>
+          <w:sz w:val="22"/>
+          <w:szCs w:val="22"/>
+          <w:lang w:bidi="ar"/>
+        </w:rPr>
+        <w:t xml:space="preserve"> B)</w:t>
       </w:r>
     </w:p>
     <w:p>
@@ -3821,9 +3993,20 @@
     <w:p/>
     <w:p/>
     <w:p>
-      <w:r>
-        <w:rPr>
-          <w:rFonts w:hint="eastAsia"/>
+      <w:pPr>
+        <w:rPr>
+          <w:rFonts w:ascii="Arial" w:eastAsia="黑体" w:hAnsi="Arial"/>
+          <w:b/>
+          <w:color w:val="0000FF"/>
+          <w:sz w:val="32"/>
+        </w:rPr>
+      </w:pPr>
+      <w:r>
+        <w:rPr>
+          <w:rFonts w:ascii="Arial" w:eastAsia="黑体" w:hAnsi="Arial" w:hint="eastAsia"/>
+          <w:b/>
+          <w:color w:val="0000FF"/>
+          <w:sz w:val="32"/>
         </w:rPr>
         <w:t>进入二级地图</w:t>
       </w:r>
@@ -3843,11 +4026,6 @@
       </w:r>
     </w:p>
     <w:p>
-      <w:pPr>
-        <w:rPr>
-          <w:rFonts w:hint="eastAsia"/>
-        </w:rPr>
-      </w:pPr>
       <w:r>
         <w:t>Id</w:t>
       </w:r>
@@ -3910,6 +4088,220 @@
           <w:rFonts w:hint="eastAsia"/>
         </w:rPr>
         <w:t>时为推出</w:t>
+      </w:r>
+    </w:p>
+    <w:p/>
+    <w:p>
+      <w:pPr>
+        <w:rPr>
+          <w:rFonts w:ascii="Arial" w:eastAsia="黑体" w:hAnsi="Arial"/>
+          <w:b/>
+          <w:color w:val="0000FF"/>
+          <w:sz w:val="32"/>
+        </w:rPr>
+      </w:pPr>
+      <w:r>
+        <w:rPr>
+          <w:rFonts w:ascii="Arial" w:eastAsia="黑体" w:hAnsi="Arial" w:hint="eastAsia"/>
+          <w:b/>
+          <w:color w:val="0000FF"/>
+          <w:sz w:val="32"/>
+        </w:rPr>
+        <w:t>保存进度</w:t>
+      </w:r>
+    </w:p>
+    <w:p>
+      <w:r>
+        <w:t>SAVE</w:t>
+      </w:r>
+      <w:r>
+        <w:rPr>
+          <w:rFonts w:cs="宋体"/>
+          <w:color w:val="000000"/>
+          <w:sz w:val="22"/>
+          <w:szCs w:val="22"/>
+          <w:lang w:bidi="ar"/>
+        </w:rPr>
+        <w:t xml:space="preserve">(string </w:t>
+      </w:r>
+      <w:proofErr w:type="spellStart"/>
+      <w:r>
+        <w:rPr>
+          <w:rFonts w:cs="宋体"/>
+          <w:color w:val="000000"/>
+          <w:sz w:val="22"/>
+          <w:szCs w:val="22"/>
+          <w:lang w:bidi="ar"/>
+        </w:rPr>
+        <w:t>A,int</w:t>
+      </w:r>
+      <w:proofErr w:type="spellEnd"/>
+      <w:r>
+        <w:rPr>
+          <w:rFonts w:cs="宋体"/>
+          <w:color w:val="000000"/>
+          <w:sz w:val="22"/>
+          <w:szCs w:val="22"/>
+          <w:lang w:bidi="ar"/>
+        </w:rPr>
+        <w:t xml:space="preserve"> B)</w:t>
+      </w:r>
+    </w:p>
+    <w:p>
+      <w:r>
+        <w:rPr>
+          <w:rFonts w:hint="eastAsia"/>
+        </w:rPr>
+        <w:t>每个任务节点都需要在末尾执行</w:t>
+      </w:r>
+      <w:r>
+        <w:rPr>
+          <w:rFonts w:hint="eastAsia"/>
+        </w:rPr>
+        <w:t>END</w:t>
+      </w:r>
+      <w:r>
+        <w:rPr>
+          <w:rFonts w:hint="eastAsia"/>
+        </w:rPr>
+        <w:t>，如果没有</w:t>
+      </w:r>
+      <w:r>
+        <w:rPr>
+          <w:rFonts w:hint="eastAsia"/>
+        </w:rPr>
+        <w:t>END</w:t>
+      </w:r>
+      <w:r>
+        <w:rPr>
+          <w:rFonts w:hint="eastAsia"/>
+        </w:rPr>
+        <w:t>则需要执行</w:t>
+      </w:r>
+      <w:r>
+        <w:rPr>
+          <w:rFonts w:hint="eastAsia"/>
+        </w:rPr>
+        <w:t>SAVE</w:t>
+      </w:r>
+      <w:r>
+        <w:rPr>
+          <w:rFonts w:hint="eastAsia"/>
+        </w:rPr>
+        <w:t>来保存。区别在于</w:t>
+      </w:r>
+      <w:r>
+        <w:rPr>
+          <w:rFonts w:hint="eastAsia"/>
+        </w:rPr>
+        <w:t>END</w:t>
+      </w:r>
+      <w:r>
+        <w:rPr>
+          <w:rFonts w:hint="eastAsia"/>
+        </w:rPr>
+        <w:t>会关闭剧情面板，但是</w:t>
+      </w:r>
+      <w:r>
+        <w:rPr>
+          <w:rFonts w:hint="eastAsia"/>
+        </w:rPr>
+        <w:t>SAVE</w:t>
+      </w:r>
+      <w:r>
+        <w:rPr>
+          <w:rFonts w:hint="eastAsia"/>
+        </w:rPr>
+        <w:t>不会</w:t>
+      </w:r>
+    </w:p>
+    <w:p/>
+    <w:p>
+      <w:pPr>
+        <w:rPr>
+          <w:rFonts w:ascii="Arial" w:eastAsia="黑体" w:hAnsi="Arial"/>
+          <w:b/>
+          <w:color w:val="0000FF"/>
+          <w:sz w:val="32"/>
+        </w:rPr>
+      </w:pPr>
+      <w:r>
+        <w:rPr>
+          <w:rFonts w:ascii="Arial" w:eastAsia="黑体" w:hAnsi="Arial" w:hint="eastAsia"/>
+          <w:b/>
+          <w:color w:val="0000FF"/>
+          <w:sz w:val="32"/>
+        </w:rPr>
+        <w:t>全屏</w:t>
+      </w:r>
+      <w:r>
+        <w:rPr>
+          <w:rFonts w:ascii="Arial" w:eastAsia="黑体" w:hAnsi="Arial" w:hint="eastAsia"/>
+          <w:b/>
+          <w:color w:val="0000FF"/>
+          <w:sz w:val="32"/>
+        </w:rPr>
+        <w:t>CG</w:t>
+      </w:r>
+    </w:p>
+    <w:p>
+      <w:r>
+        <w:t>FULLCG</w:t>
+      </w:r>
+      <w:r>
+        <w:rPr>
+          <w:rFonts w:hint="eastAsia"/>
+        </w:rPr>
+        <w:t>（图片名，</w:t>
+      </w:r>
+      <w:r>
+        <w:rPr>
+          <w:rFonts w:hint="eastAsia"/>
+        </w:rPr>
+        <w:t>显示</w:t>
+      </w:r>
+      <w:r>
+        <w:rPr>
+          <w:rFonts w:hint="eastAsia"/>
+        </w:rPr>
+        <w:t>时长）</w:t>
+      </w:r>
+    </w:p>
+    <w:p>
+      <w:pPr>
+        <w:rPr>
+          <w:rFonts w:hint="eastAsia"/>
+        </w:rPr>
+      </w:pPr>
+      <w:r>
+        <w:rPr>
+          <w:rFonts w:hint="eastAsia"/>
+        </w:rPr>
+        <w:t>全屏显示</w:t>
+      </w:r>
+      <w:r>
+        <w:rPr>
+          <w:rFonts w:hint="eastAsia"/>
+        </w:rPr>
+        <w:t>，默认淡入淡出</w:t>
+      </w:r>
+      <w:r>
+        <w:rPr>
+          <w:rFonts w:hint="eastAsia"/>
+        </w:rPr>
+        <w:t>时长，可输入指定时长，默认为</w:t>
+      </w:r>
+      <w:r>
+        <w:rPr>
+          <w:rFonts w:hint="eastAsia"/>
+        </w:rPr>
+        <w:t>2</w:t>
+      </w:r>
+      <w:r>
+        <w:rPr>
+          <w:rFonts w:hint="eastAsia"/>
+        </w:rPr>
+        <w:t>秒</w:t>
       </w:r>
     </w:p>
     <w:sectPr>

--- a/Assets/StreamingAssets/正式发布时删--功能文档/剧本编辑器(1).docx
+++ b/Assets/StreamingAssets/正式发布时删--功能文档/剧本编辑器(1).docx
@@ -4268,11 +4268,6 @@
       </w:r>
     </w:p>
     <w:p>
-      <w:pPr>
-        <w:rPr>
-          <w:rFonts w:hint="eastAsia"/>
-        </w:rPr>
-      </w:pPr>
       <w:r>
         <w:rPr>
           <w:rFonts w:hint="eastAsia"/>
@@ -4302,6 +4297,45 @@
           <w:rFonts w:hint="eastAsia"/>
         </w:rPr>
         <w:t>秒</w:t>
+      </w:r>
+    </w:p>
+    <w:p>
+      <w:r>
+        <w:t>HALFCG(</w:t>
+      </w:r>
+      <w:r>
+        <w:rPr>
+          <w:rFonts w:hint="eastAsia"/>
+        </w:rPr>
+        <w:t>图片名</w:t>
+      </w:r>
+      <w:r>
+        <w:t>)</w:t>
+      </w:r>
+    </w:p>
+    <w:p>
+      <w:pPr>
+        <w:rPr>
+          <w:rFonts w:hint="eastAsia"/>
+        </w:rPr>
+      </w:pPr>
+      <w:r>
+        <w:rPr>
+          <w:rFonts w:hint="eastAsia"/>
+        </w:rPr>
+        <w:t>在对话框之下，头像框道具框以上全屏显示，直到下一个</w:t>
+      </w:r>
+      <w:r>
+        <w:rPr>
+          <w:rFonts w:hint="eastAsia"/>
+        </w:rPr>
+        <w:t>CG</w:t>
+      </w:r>
+      <w:r>
+        <w:rPr>
+          <w:rFonts w:hint="eastAsia"/>
+        </w:rPr>
+        <w:t>指令将其覆盖</w:t>
       </w:r>
     </w:p>
     <w:sectPr>
@@ -4312,6 +4346,44 @@
     </w:sectPr>
   </w:body>
 </w:document>
+</file>
+
+<file path=word/endnotes.xml><?xml version="1.0" encoding="utf-8"?>
+<w:endnotes xmlns:wpc="http://schemas.microsoft.com/office/word/2010/wordprocessingCanvas" xmlns:cx="http://schemas.microsoft.com/office/drawing/2014/chartex" xmlns:cx1="http://schemas.microsoft.com/office/drawing/2015/9/8/chartex" xmlns:cx2="http://schemas.microsoft.com/office/drawing/2015/10/21/chartex" xmlns:cx3="http://schemas.microsoft.com/office/drawing/2016/5/9/chartex" xmlns:cx4="http://schemas.microsoft.com/office/drawing/2016/5/10/chartex" xmlns:cx5="http://schemas.microsoft.com/office/drawing/2016/5/11/chartex" xmlns:cx6="http://schemas.microsoft.com/office/drawing/2016/5/12/chartex" xmlns:cx7="http://schemas.microsoft.com/office/drawing/2016/5/13/chartex" xmlns:cx8="http://schemas.microsoft.com/office/drawing/2016/5/14/chartex" xmlns:mc="http://schemas.openxmlformats.org/markup-compatibility/2006" xmlns:aink="http://schemas.microsoft.com/office/drawing/2016/ink" xmlns:am3d="http://schemas.microsoft.com/office/drawing/2017/model3d" xmlns:o="urn:schemas-microsoft-com:office:office" xmlns:r="http://schemas.openxmlformats.org/officeDocument/2006/relationships" xmlns:m="http://schemas.openxmlformats.org/officeDocument/2006/math" xmlns:v="urn:schemas-microsoft-com:vml" xmlns:wp14="http://schemas.microsoft.com/office/word/2010/wordprocessingDrawing" xmlns:wp="http://schemas.openxmlformats.org/drawingml/2006/wordprocessingDrawing" xmlns:w10="urn:schemas-microsoft-com:office:word" xmlns:w="http://schemas.openxmlformats.org/wordprocessingml/2006/main" xmlns:w14="http://schemas.microsoft.com/office/word/2010/wordml" xmlns:w15="http://schemas.microsoft.com/office/word/2012/wordml" xmlns:w16cex="http://schemas.microsoft.com/office/word/2018/wordml/cex" xmlns:w16cid="http://schemas.microsoft.com/office/word/2016/wordml/cid" xmlns:w16="http://schemas.microsoft.com/office/word/2018/wordml" xmlns:w16sdtdh="http://schemas.microsoft.com/office/word/2020/wordml/sdtdatahash" xmlns:w16se="http://schemas.microsoft.com/office/word/2015/wordml/symex" xmlns:wpg="http://schemas.microsoft.com/office/word/2010/wordprocessingGroup" xmlns:wpi="http://schemas.microsoft.com/office/word/2010/wordprocessingInk" xmlns:wne="http://schemas.microsoft.com/office/word/2006/wordml" xmlns:wps="http://schemas.microsoft.com/office/word/2010/wordprocessingShape" mc:Ignorable="w14 w15 w16se w16cid w16 w16cex w16sdtdh wp14">
+  <w:endnote w:type="separator" w:id="-1">
+    <w:p>
+      <w:r>
+        <w:separator/>
+      </w:r>
+    </w:p>
+  </w:endnote>
+  <w:endnote w:type="continuationSeparator" w:id="0">
+    <w:p>
+      <w:r>
+        <w:continuationSeparator/>
+      </w:r>
+    </w:p>
+  </w:endnote>
+</w:endnotes>
+</file>
+
+<file path=word/footnotes.xml><?xml version="1.0" encoding="utf-8"?>
+<w:footnotes xmlns:wpc="http://schemas.microsoft.com/office/word/2010/wordprocessingCanvas" xmlns:cx="http://schemas.microsoft.com/office/drawing/2014/chartex" xmlns:cx1="http://schemas.microsoft.com/office/drawing/2015/9/8/chartex" xmlns:cx2="http://schemas.microsoft.com/office/drawing/2015/10/21/chartex" xmlns:cx3="http://schemas.microsoft.com/office/drawing/2016/5/9/chartex" xmlns:cx4="http://schemas.microsoft.com/office/drawing/2016/5/10/chartex" xmlns:cx5="http://schemas.microsoft.com/office/drawing/2016/5/11/chartex" xmlns:cx6="http://schemas.microsoft.com/office/drawing/2016/5/12/chartex" xmlns:cx7="http://schemas.microsoft.com/office/drawing/2016/5/13/chartex" xmlns:cx8="http://schemas.microsoft.com/office/drawing/2016/5/14/chartex" xmlns:mc="http://schemas.openxmlformats.org/markup-compatibility/2006" xmlns:aink="http://schemas.microsoft.com/office/drawing/2016/ink" xmlns:am3d="http://schemas.microsoft.com/office/drawing/2017/model3d" xmlns:o="urn:schemas-microsoft-com:office:office" xmlns:r="http://schemas.openxmlformats.org/officeDocument/2006/relationships" xmlns:m="http://schemas.openxmlformats.org/officeDocument/2006/math" xmlns:v="urn:schemas-microsoft-com:vml" xmlns:wp14="http://schemas.microsoft.com/office/word/2010/wordprocessingDrawing" xmlns:wp="http://schemas.openxmlformats.org/drawingml/2006/wordprocessingDrawing" xmlns:w10="urn:schemas-microsoft-com:office:word" xmlns:w="http://schemas.openxmlformats.org/wordprocessingml/2006/main" xmlns:w14="http://schemas.microsoft.com/office/word/2010/wordml" xmlns:w15="http://schemas.microsoft.com/office/word/2012/wordml" xmlns:w16cex="http://schemas.microsoft.com/office/word/2018/wordml/cex" xmlns:w16cid="http://schemas.microsoft.com/office/word/2016/wordml/cid" xmlns:w16="http://schemas.microsoft.com/office/word/2018/wordml" xmlns:w16sdtdh="http://schemas.microsoft.com/office/word/2020/wordml/sdtdatahash" xmlns:w16se="http://schemas.microsoft.com/office/word/2015/wordml/symex" xmlns:wpg="http://schemas.microsoft.com/office/word/2010/wordprocessingGroup" xmlns:wpi="http://schemas.microsoft.com/office/word/2010/wordprocessingInk" xmlns:wne="http://schemas.microsoft.com/office/word/2006/wordml" xmlns:wps="http://schemas.microsoft.com/office/word/2010/wordprocessingShape" mc:Ignorable="w14 w15 w16se w16cid w16 w16cex w16sdtdh wp14">
+  <w:footnote w:type="separator" w:id="-1">
+    <w:p>
+      <w:r>
+        <w:separator/>
+      </w:r>
+    </w:p>
+  </w:footnote>
+  <w:footnote w:type="continuationSeparator" w:id="0">
+    <w:p>
+      <w:r>
+        <w:continuationSeparator/>
+      </w:r>
+    </w:p>
+  </w:footnote>
+</w:footnotes>
 </file>
 
 <file path=word/styles.xml><?xml version="1.0" encoding="utf-8"?>
@@ -4745,6 +4817,54 @@
       <w:u w:val="none"/>
     </w:rPr>
   </w:style>
+  <w:style w:type="paragraph" w:styleId="a3">
+    <w:name w:val="header"/>
+    <w:basedOn w:val="a"/>
+    <w:link w:val="a4"/>
+    <w:rsid w:val="00972FFB"/>
+    <w:pPr>
+      <w:tabs>
+        <w:tab w:val="center" w:pos="4320"/>
+        <w:tab w:val="right" w:pos="8640"/>
+      </w:tabs>
+    </w:pPr>
+  </w:style>
+  <w:style w:type="character" w:customStyle="1" w:styleId="a4">
+    <w:name w:val="页眉 字符"/>
+    <w:basedOn w:val="a0"/>
+    <w:link w:val="a3"/>
+    <w:rsid w:val="00972FFB"/>
+    <w:rPr>
+      <w:rFonts w:asciiTheme="minorHAnsi" w:eastAsiaTheme="minorEastAsia" w:hAnsiTheme="minorHAnsi" w:cstheme="minorBidi"/>
+      <w:kern w:val="2"/>
+      <w:sz w:val="21"/>
+      <w:szCs w:val="24"/>
+    </w:rPr>
+  </w:style>
+  <w:style w:type="paragraph" w:styleId="a5">
+    <w:name w:val="footer"/>
+    <w:basedOn w:val="a"/>
+    <w:link w:val="a6"/>
+    <w:rsid w:val="00972FFB"/>
+    <w:pPr>
+      <w:tabs>
+        <w:tab w:val="center" w:pos="4320"/>
+        <w:tab w:val="right" w:pos="8640"/>
+      </w:tabs>
+    </w:pPr>
+  </w:style>
+  <w:style w:type="character" w:customStyle="1" w:styleId="a6">
+    <w:name w:val="页脚 字符"/>
+    <w:basedOn w:val="a0"/>
+    <w:link w:val="a5"/>
+    <w:rsid w:val="00972FFB"/>
+    <w:rPr>
+      <w:rFonts w:asciiTheme="minorHAnsi" w:eastAsiaTheme="minorEastAsia" w:hAnsiTheme="minorHAnsi" w:cstheme="minorBidi"/>
+      <w:kern w:val="2"/>
+      <w:sz w:val="21"/>
+      <w:szCs w:val="24"/>
+    </w:rPr>
+  </w:style>
 </w:styles>
 </file>
 

--- a/Assets/StreamingAssets/正式发布时删--功能文档/剧本编辑器(1).docx
+++ b/Assets/StreamingAssets/正式发布时删--功能文档/剧本编辑器(1).docx
@@ -36,21 +36,7 @@
         <w:rPr>
           <w:rFonts w:hint="eastAsia"/>
         </w:rPr>
-        <w:t xml:space="preserve"> </w:t>
-      </w:r>
-      <w:proofErr w:type="spellStart"/>
-      <w:r>
-        <w:rPr>
-          <w:rFonts w:hint="eastAsia"/>
-        </w:rPr>
-        <w:t>png</w:t>
-      </w:r>
-      <w:proofErr w:type="spellEnd"/>
-      <w:r>
-        <w:rPr>
-          <w:rFonts w:hint="eastAsia"/>
-        </w:rPr>
-        <w:t xml:space="preserve"> </w:t>
+        <w:t xml:space="preserve"> png </w:t>
       </w:r>
       <w:r>
         <w:rPr>
@@ -1303,19 +1289,11 @@
         </w:rPr>
         <w:t>音频文件在</w:t>
       </w:r>
-      <w:proofErr w:type="spellStart"/>
-      <w:r>
-        <w:rPr>
-          <w:rFonts w:hint="eastAsia"/>
-        </w:rPr>
-        <w:t>StreamingAssets</w:t>
-      </w:r>
-      <w:proofErr w:type="spellEnd"/>
-      <w:r>
-        <w:rPr>
-          <w:rFonts w:hint="eastAsia"/>
-        </w:rPr>
-        <w:t>/Sound</w:t>
+      <w:r>
+        <w:rPr>
+          <w:rFonts w:hint="eastAsia"/>
+        </w:rPr>
+        <w:t>StreamingAssets/Sound</w:t>
       </w:r>
     </w:p>
     <w:p>
@@ -1492,19 +1470,11 @@
         </w:rPr>
         <w:t>音频文件在</w:t>
       </w:r>
-      <w:proofErr w:type="spellStart"/>
-      <w:r>
-        <w:rPr>
-          <w:rFonts w:hint="eastAsia"/>
-        </w:rPr>
-        <w:t>StreamingAssets</w:t>
-      </w:r>
-      <w:proofErr w:type="spellEnd"/>
-      <w:r>
-        <w:rPr>
-          <w:rFonts w:hint="eastAsia"/>
-        </w:rPr>
-        <w:t>/Sound</w:t>
+      <w:r>
+        <w:rPr>
+          <w:rFonts w:hint="eastAsia"/>
+        </w:rPr>
+        <w:t>StreamingAssets/Sound</w:t>
       </w:r>
     </w:p>
     <w:p>
@@ -1844,31 +1814,7 @@
                 <w:szCs w:val="22"/>
                 <w:lang w:bidi="ar"/>
               </w:rPr>
-              <w:t>DEBUG(</w:t>
-            </w:r>
-            <w:proofErr w:type="spellStart"/>
-            <w:r>
-              <w:rPr>
-                <w:rFonts w:ascii="宋体" w:eastAsia="宋体" w:hAnsi="宋体" w:cs="宋体" w:hint="eastAsia"/>
-                <w:color w:val="000000"/>
-                <w:kern w:val="0"/>
-                <w:sz w:val="22"/>
-                <w:szCs w:val="22"/>
-                <w:lang w:bidi="ar"/>
-              </w:rPr>
-              <w:t>choiceA</w:t>
-            </w:r>
-            <w:proofErr w:type="spellEnd"/>
-            <w:r>
-              <w:rPr>
-                <w:rFonts w:ascii="宋体" w:eastAsia="宋体" w:hAnsi="宋体" w:cs="宋体" w:hint="eastAsia"/>
-                <w:color w:val="000000"/>
-                <w:kern w:val="0"/>
-                <w:sz w:val="22"/>
-                <w:szCs w:val="22"/>
-                <w:lang w:bidi="ar"/>
-              </w:rPr>
-              <w:t>)</w:t>
+              <w:t>DEBUG(choiceA)</w:t>
             </w:r>
           </w:p>
         </w:tc>
@@ -1952,31 +1898,7 @@
                 <w:szCs w:val="22"/>
                 <w:lang w:bidi="ar"/>
               </w:rPr>
-              <w:t>DEBUG(</w:t>
-            </w:r>
-            <w:proofErr w:type="spellStart"/>
-            <w:r>
-              <w:rPr>
-                <w:rFonts w:ascii="宋体" w:eastAsia="宋体" w:hAnsi="宋体" w:cs="宋体" w:hint="eastAsia"/>
-                <w:color w:val="000000"/>
-                <w:kern w:val="0"/>
-                <w:sz w:val="22"/>
-                <w:szCs w:val="22"/>
-                <w:lang w:bidi="ar"/>
-              </w:rPr>
-              <w:t>choiceB</w:t>
-            </w:r>
-            <w:proofErr w:type="spellEnd"/>
-            <w:r>
-              <w:rPr>
-                <w:rFonts w:ascii="宋体" w:eastAsia="宋体" w:hAnsi="宋体" w:cs="宋体" w:hint="eastAsia"/>
-                <w:color w:val="000000"/>
-                <w:kern w:val="0"/>
-                <w:sz w:val="22"/>
-                <w:szCs w:val="22"/>
-                <w:lang w:bidi="ar"/>
-              </w:rPr>
-              <w:t>)</w:t>
+              <w:t>DEBUG(choiceB)</w:t>
             </w:r>
           </w:p>
         </w:tc>
@@ -2055,31 +1977,7 @@
                 <w:szCs w:val="22"/>
                 <w:lang w:bidi="ar"/>
               </w:rPr>
-              <w:t>DEBUG(</w:t>
-            </w:r>
-            <w:proofErr w:type="spellStart"/>
-            <w:r>
-              <w:rPr>
-                <w:rFonts w:ascii="宋体" w:eastAsia="宋体" w:hAnsi="宋体" w:cs="宋体" w:hint="eastAsia"/>
-                <w:color w:val="000000"/>
-                <w:kern w:val="0"/>
-                <w:sz w:val="22"/>
-                <w:szCs w:val="22"/>
-                <w:lang w:bidi="ar"/>
-              </w:rPr>
-              <w:t>choiceC</w:t>
-            </w:r>
-            <w:proofErr w:type="spellEnd"/>
-            <w:r>
-              <w:rPr>
-                <w:rFonts w:ascii="宋体" w:eastAsia="宋体" w:hAnsi="宋体" w:cs="宋体" w:hint="eastAsia"/>
-                <w:color w:val="000000"/>
-                <w:kern w:val="0"/>
-                <w:sz w:val="22"/>
-                <w:szCs w:val="22"/>
-                <w:lang w:bidi="ar"/>
-              </w:rPr>
-              <w:t>)</w:t>
+              <w:t>DEBUG(choiceC)</w:t>
             </w:r>
           </w:p>
         </w:tc>
@@ -2211,9 +2109,20 @@
           <w:szCs w:val="22"/>
           <w:lang w:bidi="ar"/>
         </w:rPr>
-        <w:t>DEBUG(</w:t>
-      </w:r>
-      <w:proofErr w:type="spellStart"/>
+        <w:t>DEBUG(choiceA) 方法</w:t>
+      </w:r>
+    </w:p>
+    <w:p>
+      <w:pPr>
+        <w:rPr>
+          <w:rFonts w:ascii="宋体" w:eastAsia="宋体" w:hAnsi="宋体" w:cs="宋体"/>
+          <w:color w:val="000000"/>
+          <w:kern w:val="0"/>
+          <w:sz w:val="22"/>
+          <w:szCs w:val="22"/>
+          <w:lang w:bidi="ar"/>
+        </w:rPr>
+      </w:pPr>
       <w:r>
         <w:rPr>
           <w:rFonts w:ascii="宋体" w:eastAsia="宋体" w:hAnsi="宋体" w:cs="宋体" w:hint="eastAsia"/>
@@ -2223,66 +2132,7 @@
           <w:szCs w:val="22"/>
           <w:lang w:bidi="ar"/>
         </w:rPr>
-        <w:t>choiceA</w:t>
-      </w:r>
-      <w:proofErr w:type="spellEnd"/>
-      <w:r>
-        <w:rPr>
-          <w:rFonts w:ascii="宋体" w:eastAsia="宋体" w:hAnsi="宋体" w:cs="宋体" w:hint="eastAsia"/>
-          <w:color w:val="000000"/>
-          <w:kern w:val="0"/>
-          <w:sz w:val="22"/>
-          <w:szCs w:val="22"/>
-          <w:lang w:bidi="ar"/>
-        </w:rPr>
-        <w:t>) 方法</w:t>
-      </w:r>
-    </w:p>
-    <w:p>
-      <w:pPr>
-        <w:rPr>
-          <w:rFonts w:ascii="宋体" w:eastAsia="宋体" w:hAnsi="宋体" w:cs="宋体"/>
-          <w:color w:val="000000"/>
-          <w:kern w:val="0"/>
-          <w:sz w:val="22"/>
-          <w:szCs w:val="22"/>
-          <w:lang w:bidi="ar"/>
-        </w:rPr>
-      </w:pPr>
-      <w:r>
-        <w:rPr>
-          <w:rFonts w:ascii="宋体" w:eastAsia="宋体" w:hAnsi="宋体" w:cs="宋体" w:hint="eastAsia"/>
-          <w:color w:val="000000"/>
-          <w:kern w:val="0"/>
-          <w:sz w:val="22"/>
-          <w:szCs w:val="22"/>
-          <w:lang w:bidi="ar"/>
-        </w:rPr>
-        <w:t>如果点击选项B按钮,就会执行DEBUG(</w:t>
-      </w:r>
-      <w:proofErr w:type="spellStart"/>
-      <w:r>
-        <w:rPr>
-          <w:rFonts w:ascii="宋体" w:eastAsia="宋体" w:hAnsi="宋体" w:cs="宋体" w:hint="eastAsia"/>
-          <w:color w:val="000000"/>
-          <w:kern w:val="0"/>
-          <w:sz w:val="22"/>
-          <w:szCs w:val="22"/>
-          <w:lang w:bidi="ar"/>
-        </w:rPr>
-        <w:t>choiceB</w:t>
-      </w:r>
-      <w:proofErr w:type="spellEnd"/>
-      <w:r>
-        <w:rPr>
-          <w:rFonts w:ascii="宋体" w:eastAsia="宋体" w:hAnsi="宋体" w:cs="宋体" w:hint="eastAsia"/>
-          <w:color w:val="000000"/>
-          <w:kern w:val="0"/>
-          <w:sz w:val="22"/>
-          <w:szCs w:val="22"/>
-          <w:lang w:bidi="ar"/>
-        </w:rPr>
-        <w:t>)方法</w:t>
+        <w:t>如果点击选项B按钮,就会执行DEBUG(choiceB)方法</w:t>
       </w:r>
     </w:p>
     <w:p>
@@ -2922,29 +2772,7 @@
           <w:szCs w:val="22"/>
           <w:lang w:bidi="ar"/>
         </w:rPr>
-        <w:t xml:space="preserve">END(string </w:t>
-      </w:r>
-      <w:proofErr w:type="spellStart"/>
-      <w:r>
-        <w:rPr>
-          <w:rFonts w:cs="宋体"/>
-          <w:color w:val="000000"/>
-          <w:sz w:val="22"/>
-          <w:szCs w:val="22"/>
-          <w:lang w:bidi="ar"/>
-        </w:rPr>
-        <w:t>A,int</w:t>
-      </w:r>
-      <w:proofErr w:type="spellEnd"/>
-      <w:r>
-        <w:rPr>
-          <w:rFonts w:cs="宋体"/>
-          <w:color w:val="000000"/>
-          <w:sz w:val="22"/>
-          <w:szCs w:val="22"/>
-          <w:lang w:bidi="ar"/>
-        </w:rPr>
-        <w:t xml:space="preserve"> B)</w:t>
+        <w:t>END(string A,int B)</w:t>
       </w:r>
     </w:p>
     <w:p>
@@ -4122,29 +3950,7 @@
           <w:szCs w:val="22"/>
           <w:lang w:bidi="ar"/>
         </w:rPr>
-        <w:t xml:space="preserve">(string </w:t>
-      </w:r>
-      <w:proofErr w:type="spellStart"/>
-      <w:r>
-        <w:rPr>
-          <w:rFonts w:cs="宋体"/>
-          <w:color w:val="000000"/>
-          <w:sz w:val="22"/>
-          <w:szCs w:val="22"/>
-          <w:lang w:bidi="ar"/>
-        </w:rPr>
-        <w:t>A,int</w:t>
-      </w:r>
-      <w:proofErr w:type="spellEnd"/>
-      <w:r>
-        <w:rPr>
-          <w:rFonts w:cs="宋体"/>
-          <w:color w:val="000000"/>
-          <w:sz w:val="22"/>
-          <w:szCs w:val="22"/>
-          <w:lang w:bidi="ar"/>
-        </w:rPr>
-        <w:t xml:space="preserve"> B)</w:t>
+        <w:t>(string A,int B)</w:t>
       </w:r>
     </w:p>
     <w:p>
@@ -4299,6 +4105,35 @@
         <w:t>秒</w:t>
       </w:r>
     </w:p>
+    <w:p/>
+    <w:p>
+      <w:pPr>
+        <w:rPr>
+          <w:rFonts w:ascii="Arial" w:eastAsia="黑体" w:hAnsi="Arial"/>
+          <w:b/>
+          <w:color w:val="0000FF"/>
+          <w:sz w:val="32"/>
+        </w:rPr>
+      </w:pPr>
+      <w:r>
+        <w:rPr>
+          <w:rFonts w:ascii="Arial" w:eastAsia="黑体" w:hAnsi="Arial" w:hint="eastAsia"/>
+          <w:b/>
+          <w:color w:val="0000FF"/>
+          <w:sz w:val="32"/>
+        </w:rPr>
+        <w:t>半屏</w:t>
+      </w:r>
+      <w:r>
+        <w:rPr>
+          <w:rFonts w:ascii="Arial" w:eastAsia="黑体" w:hAnsi="Arial" w:hint="eastAsia"/>
+          <w:b/>
+          <w:color w:val="0000FF"/>
+          <w:sz w:val="32"/>
+        </w:rPr>
+        <w:t>CG</w:t>
+      </w:r>
+    </w:p>
     <w:p>
       <w:r>
         <w:t>HALFCG(</w:t>
@@ -4312,13 +4147,95 @@
       <w:r>
         <w:t>)</w:t>
       </w:r>
-    </w:p>
-    <w:p>
-      <w:pPr>
-        <w:rPr>
-          <w:rFonts w:hint="eastAsia"/>
-        </w:rPr>
-      </w:pPr>
+      <w:r>
+        <w:t xml:space="preserve">                  </w:t>
+      </w:r>
+      <w:r>
+        <w:rPr>
+          <w:rFonts w:hint="eastAsia"/>
+        </w:rPr>
+        <w:t xml:space="preserve"># </w:t>
+      </w:r>
+      <w:r>
+        <w:rPr>
+          <w:rFonts w:hint="eastAsia"/>
+        </w:rPr>
+        <w:t>淡出淡入，</w:t>
+      </w:r>
+      <w:r>
+        <w:rPr>
+          <w:rFonts w:hint="eastAsia"/>
+        </w:rPr>
+        <w:t>默认值</w:t>
+      </w:r>
+      <w:r>
+        <w:rPr>
+          <w:rFonts w:hint="eastAsia"/>
+        </w:rPr>
+        <w:t>0</w:t>
+      </w:r>
+      <w:r>
+        <w:rPr>
+          <w:rFonts w:hint="eastAsia"/>
+        </w:rPr>
+        <w:t>.5</w:t>
+      </w:r>
+      <w:r>
+        <w:rPr>
+          <w:rFonts w:hint="eastAsia"/>
+        </w:rPr>
+        <w:t>秒</w:t>
+      </w:r>
+    </w:p>
+    <w:p>
+      <w:r>
+        <w:t>HALFCG</w:t>
+      </w:r>
+      <w:r>
+        <w:rPr>
+          <w:rFonts w:hint="eastAsia"/>
+        </w:rPr>
+        <w:t xml:space="preserve"> </w:t>
+      </w:r>
+      <w:r>
+        <w:rPr>
+          <w:rFonts w:hint="eastAsia"/>
+        </w:rPr>
+        <w:t>(</w:t>
+      </w:r>
+      <w:r>
+        <w:rPr>
+          <w:rFonts w:hint="eastAsia"/>
+        </w:rPr>
+        <w:t>图片名</w:t>
+      </w:r>
+      <w:r>
+        <w:rPr>
+          <w:rFonts w:hint="eastAsia"/>
+        </w:rPr>
+        <w:t xml:space="preserve">,1.5)              # </w:t>
+      </w:r>
+      <w:r>
+        <w:rPr>
+          <w:rFonts w:hint="eastAsia"/>
+        </w:rPr>
+        <w:t>淡出淡入，</w:t>
+      </w:r>
+      <w:r>
+        <w:rPr>
+          <w:rFonts w:hint="eastAsia"/>
+        </w:rPr>
+        <w:t>1.5</w:t>
+      </w:r>
+      <w:r>
+        <w:rPr>
+          <w:rFonts w:hint="eastAsia"/>
+        </w:rPr>
+        <w:t>秒</w:t>
+      </w:r>
+    </w:p>
+    <w:p/>
+    <w:p>
       <w:r>
         <w:rPr>
           <w:rFonts w:hint="eastAsia"/>
@@ -4336,6 +4253,103 @@
           <w:rFonts w:hint="eastAsia"/>
         </w:rPr>
         <w:t>指令将其覆盖</w:t>
+      </w:r>
+    </w:p>
+    <w:p/>
+    <w:p>
+      <w:pPr>
+        <w:rPr>
+          <w:rFonts w:ascii="Arial" w:eastAsia="黑体" w:hAnsi="Arial"/>
+          <w:b/>
+          <w:color w:val="0000FF"/>
+          <w:sz w:val="32"/>
+        </w:rPr>
+      </w:pPr>
+      <w:r>
+        <w:rPr>
+          <w:rFonts w:ascii="Arial" w:eastAsia="黑体" w:hAnsi="Arial" w:hint="eastAsia"/>
+          <w:b/>
+          <w:color w:val="0000FF"/>
+          <w:sz w:val="32"/>
+        </w:rPr>
+        <w:t>开启商店</w:t>
+      </w:r>
+    </w:p>
+    <w:p>
+      <w:r>
+        <w:rPr>
+          <w:rFonts w:hint="eastAsia"/>
+        </w:rPr>
+        <w:t>SHOP(int</w:t>
+      </w:r>
+      <w:r>
+        <w:t xml:space="preserve"> id)</w:t>
+      </w:r>
+    </w:p>
+    <w:p>
+      <w:pPr>
+        <w:rPr>
+          <w:rFonts w:hint="eastAsia"/>
+        </w:rPr>
+      </w:pPr>
+      <w:r>
+        <w:rPr>
+          <w:rFonts w:hint="eastAsia"/>
+        </w:rPr>
+        <w:t>开启商店显示界面，在</w:t>
+      </w:r>
+      <w:r>
+        <w:t>Assets/ScriptableObjects/ShopListSO.asset</w:t>
+      </w:r>
+      <w:r>
+        <w:rPr>
+          <w:rFonts w:hint="eastAsia"/>
+        </w:rPr>
+        <w:t>中配置商店出售物品内容。</w:t>
+      </w:r>
+    </w:p>
+    <w:p>
+      <w:pPr>
+        <w:rPr>
+          <w:rFonts w:hint="eastAsia"/>
+        </w:rPr>
+      </w:pPr>
+      <w:r>
+        <w:drawing>
+          <wp:inline distT="0" distB="0" distL="0" distR="0" wp14:anchorId="0DF81A5B" wp14:editId="00CD7F46">
+            <wp:extent cx="2387600" cy="1762520"/>
+            <wp:effectExtent l="0" t="0" r="0" b="9525"/>
+            <wp:docPr id="1" name="图片 1"/>
+            <wp:cNvGraphicFramePr>
+              <a:graphicFrameLocks xmlns:a="http://schemas.openxmlformats.org/drawingml/2006/main" noChangeAspect="1"/>
+            </wp:cNvGraphicFramePr>
+            <a:graphic xmlns:a="http://schemas.openxmlformats.org/drawingml/2006/main">
+              <a:graphicData uri="http://schemas.openxmlformats.org/drawingml/2006/picture">
+                <pic:pic xmlns:pic="http://schemas.openxmlformats.org/drawingml/2006/picture">
+                  <pic:nvPicPr>
+                    <pic:cNvPr id="1" name=""/>
+                    <pic:cNvPicPr/>
+                  </pic:nvPicPr>
+                  <pic:blipFill>
+                    <a:blip r:embed="rId6"/>
+                    <a:stretch>
+                      <a:fillRect/>
+                    </a:stretch>
+                  </pic:blipFill>
+                  <pic:spPr>
+                    <a:xfrm>
+                      <a:off x="0" y="0"/>
+                      <a:ext cx="2396082" cy="1768781"/>
+                    </a:xfrm>
+                    <a:prstGeom prst="rect">
+                      <a:avLst/>
+                    </a:prstGeom>
+                  </pic:spPr>
+                </pic:pic>
+              </a:graphicData>
+            </a:graphic>
+          </wp:inline>
+        </w:drawing>
       </w:r>
     </w:p>
     <w:sectPr>

--- a/Assets/StreamingAssets/正式发布时删--功能文档/剧本编辑器(1).docx
+++ b/Assets/StreamingAssets/正式发布时删--功能文档/剧本编辑器(1).docx
@@ -4160,25 +4160,13 @@
         <w:rPr>
           <w:rFonts w:hint="eastAsia"/>
         </w:rPr>
-        <w:t>淡出淡入，</w:t>
-      </w:r>
-      <w:r>
-        <w:rPr>
-          <w:rFonts w:hint="eastAsia"/>
-        </w:rPr>
-        <w:t>默认值</w:t>
-      </w:r>
-      <w:r>
-        <w:rPr>
-          <w:rFonts w:hint="eastAsia"/>
-        </w:rPr>
-        <w:t>0</w:t>
-      </w:r>
-      <w:r>
-        <w:rPr>
-          <w:rFonts w:hint="eastAsia"/>
-        </w:rPr>
-        <w:t>.5</w:t>
+        <w:t>淡出淡入，默认值</w:t>
+      </w:r>
+      <w:r>
+        <w:rPr>
+          <w:rFonts w:hint="eastAsia"/>
+        </w:rPr>
+        <w:t>0.5</w:t>
       </w:r>
       <w:r>
         <w:rPr>
@@ -4195,13 +4183,7 @@
         <w:rPr>
           <w:rFonts w:hint="eastAsia"/>
         </w:rPr>
-        <w:t xml:space="preserve"> </w:t>
-      </w:r>
-      <w:r>
-        <w:rPr>
-          <w:rFonts w:hint="eastAsia"/>
-        </w:rPr>
-        <w:t>(</w:t>
+        <w:t xml:space="preserve"> (</w:t>
       </w:r>
       <w:r>
         <w:rPr>
@@ -4287,11 +4269,6 @@
       </w:r>
     </w:p>
     <w:p>
-      <w:pPr>
-        <w:rPr>
-          <w:rFonts w:hint="eastAsia"/>
-        </w:rPr>
-      </w:pPr>
       <w:r>
         <w:rPr>
           <w:rFonts w:hint="eastAsia"/>
@@ -4309,12 +4286,10 @@
       </w:r>
     </w:p>
     <w:p>
-      <w:pPr>
-        <w:rPr>
-          <w:rFonts w:hint="eastAsia"/>
-        </w:rPr>
-      </w:pPr>
-      <w:r>
+      <w:r>
+        <w:rPr>
+          <w:noProof/>
+        </w:rPr>
         <w:drawing>
           <wp:inline distT="0" distB="0" distL="0" distR="0" wp14:anchorId="0DF81A5B" wp14:editId="00CD7F46">
             <wp:extent cx="2387600" cy="1762520"/>
@@ -4350,6 +4325,201 @@
             </a:graphic>
           </wp:inline>
         </w:drawing>
+      </w:r>
+    </w:p>
+    <w:p/>
+    <w:p>
+      <w:pPr>
+        <w:rPr>
+          <w:rFonts w:ascii="Arial" w:eastAsia="黑体" w:hAnsi="Arial"/>
+          <w:b/>
+          <w:color w:val="0000FF"/>
+          <w:sz w:val="32"/>
+        </w:rPr>
+      </w:pPr>
+      <w:r>
+        <w:rPr>
+          <w:rFonts w:ascii="Arial" w:eastAsia="黑体" w:hAnsi="Arial" w:hint="eastAsia"/>
+          <w:b/>
+          <w:color w:val="0000FF"/>
+          <w:sz w:val="32"/>
+        </w:rPr>
+        <w:lastRenderedPageBreak/>
+        <w:t>显示章节标题</w:t>
+      </w:r>
+    </w:p>
+    <w:p>
+      <w:r>
+        <w:rPr>
+          <w:rFonts w:hint="eastAsia"/>
+        </w:rPr>
+        <w:t>CHAPTER(</w:t>
+      </w:r>
+      <w:r>
+        <w:rPr>
+          <w:rFonts w:hint="eastAsia"/>
+        </w:rPr>
+        <w:t>string</w:t>
+      </w:r>
+      <w:r>
+        <w:t xml:space="preserve"> </w:t>
+      </w:r>
+      <w:r>
+        <w:rPr>
+          <w:rFonts w:hint="eastAsia"/>
+        </w:rPr>
+        <w:t>chapterName</w:t>
+      </w:r>
+      <w:r>
+        <w:rPr>
+          <w:rFonts w:hint="eastAsia"/>
+        </w:rPr>
+        <w:t>,</w:t>
+      </w:r>
+      <w:r>
+        <w:t xml:space="preserve"> </w:t>
+      </w:r>
+      <w:r>
+        <w:rPr>
+          <w:rFonts w:hint="eastAsia"/>
+        </w:rPr>
+        <w:t>float</w:t>
+      </w:r>
+      <w:r>
+        <w:t xml:space="preserve"> </w:t>
+      </w:r>
+      <w:r>
+        <w:rPr>
+          <w:rFonts w:hint="eastAsia"/>
+        </w:rPr>
+        <w:t>fadeTime</w:t>
+      </w:r>
+      <w:r>
+        <w:rPr>
+          <w:rFonts w:hint="eastAsia"/>
+        </w:rPr>
+        <w:t>,</w:t>
+      </w:r>
+      <w:r>
+        <w:t xml:space="preserve"> </w:t>
+      </w:r>
+      <w:r>
+        <w:rPr>
+          <w:rFonts w:hint="eastAsia"/>
+        </w:rPr>
+        <w:t>float</w:t>
+      </w:r>
+      <w:r>
+        <w:t xml:space="preserve"> </w:t>
+      </w:r>
+      <w:r>
+        <w:rPr>
+          <w:rFonts w:hint="eastAsia"/>
+        </w:rPr>
+        <w:t>duration</w:t>
+      </w:r>
+      <w:r>
+        <w:rPr>
+          <w:rFonts w:hint="eastAsia"/>
+        </w:rPr>
+        <w:t>)</w:t>
+      </w:r>
+    </w:p>
+    <w:p>
+      <w:r>
+        <w:rPr>
+          <w:rFonts w:hint="eastAsia"/>
+        </w:rPr>
+        <w:t>在剧情面板上显示章节标题。</w:t>
+      </w:r>
+      <w:r>
+        <w:rPr>
+          <w:rFonts w:hint="eastAsia"/>
+        </w:rPr>
+        <w:t>fadeTime</w:t>
+      </w:r>
+      <w:r>
+        <w:rPr>
+          <w:rFonts w:hint="eastAsia"/>
+        </w:rPr>
+        <w:t xml:space="preserve"> </w:t>
+      </w:r>
+      <w:r>
+        <w:rPr>
+          <w:rFonts w:hint="eastAsia"/>
+        </w:rPr>
+        <w:t>淡入淡出时长，</w:t>
+      </w:r>
+      <w:r>
+        <w:rPr>
+          <w:rFonts w:hint="eastAsia"/>
+        </w:rPr>
+        <w:t>duration</w:t>
+      </w:r>
+      <w:r>
+        <w:rPr>
+          <w:rFonts w:hint="eastAsia"/>
+        </w:rPr>
+        <w:t>显示</w:t>
+      </w:r>
+      <w:r>
+        <w:rPr>
+          <w:rFonts w:hint="eastAsia"/>
+        </w:rPr>
+        <w:t>持续</w:t>
+      </w:r>
+      <w:r>
+        <w:rPr>
+          <w:rFonts w:hint="eastAsia"/>
+        </w:rPr>
+        <w:t>时长</w:t>
+      </w:r>
+      <w:r>
+        <w:rPr>
+          <w:rFonts w:hint="eastAsia"/>
+        </w:rPr>
+        <w:t>。</w:t>
+      </w:r>
+    </w:p>
+    <w:p>
+      <w:r>
+        <w:rPr>
+          <w:rFonts w:hint="eastAsia"/>
+        </w:rPr>
+        <w:t>示例：</w:t>
+      </w:r>
+      <w:r>
+        <w:rPr>
+          <w:rFonts w:hint="eastAsia"/>
+        </w:rPr>
+        <w:t>CHAPTER(</w:t>
+      </w:r>
+      <w:r>
+        <w:rPr>
+          <w:rFonts w:hint="eastAsia"/>
+        </w:rPr>
+        <w:t>序章</w:t>
+      </w:r>
+      <w:r>
+        <w:rPr>
+          <w:rFonts w:hint="eastAsia"/>
+        </w:rPr>
+        <w:t>:</w:t>
+      </w:r>
+      <w:r>
+        <w:t xml:space="preserve"> </w:t>
+      </w:r>
+      <w:r>
+        <w:rPr>
+          <w:rFonts w:hint="eastAsia"/>
+        </w:rPr>
+        <w:t>永夜之子</w:t>
+      </w:r>
+      <w:r>
+        <w:rPr>
+          <w:rFonts w:hint="eastAsia"/>
+        </w:rPr>
+        <w:t>,1,3)</w:t>
       </w:r>
     </w:p>
     <w:sectPr>

--- a/Assets/StreamingAssets/正式发布时删--功能文档/剧本编辑器(1).docx
+++ b/Assets/StreamingAssets/正式发布时删--功能文档/剧本编辑器(1).docx
@@ -4347,6 +4347,15 @@
         <w:lastRenderedPageBreak/>
         <w:t>显示章节标题</w:t>
       </w:r>
+      <w:r>
+        <w:rPr>
+          <w:rFonts w:ascii="Arial" w:eastAsia="黑体" w:hAnsi="Arial" w:hint="eastAsia"/>
+          <w:b/>
+          <w:color w:val="0000FF"/>
+          <w:sz w:val="32"/>
+        </w:rPr>
+        <w:t xml:space="preserve"> </w:t>
+      </w:r>
     </w:p>
     <w:p>
       <w:r>
@@ -4436,75 +4445,195 @@
         <w:rPr>
           <w:rFonts w:hint="eastAsia"/>
         </w:rPr>
-        <w:t>fadeTime</w:t>
-      </w:r>
-      <w:r>
-        <w:rPr>
-          <w:rFonts w:hint="eastAsia"/>
-        </w:rPr>
+        <w:t xml:space="preserve">fadeTime </w:t>
+      </w:r>
+      <w:r>
+        <w:rPr>
+          <w:rFonts w:hint="eastAsia"/>
+        </w:rPr>
+        <w:t>淡入淡出时长，</w:t>
+      </w:r>
+      <w:r>
+        <w:rPr>
+          <w:rFonts w:hint="eastAsia"/>
+        </w:rPr>
+        <w:t>duration</w:t>
+      </w:r>
+      <w:r>
+        <w:rPr>
+          <w:rFonts w:hint="eastAsia"/>
+        </w:rPr>
+        <w:t>显示持续时长。</w:t>
+      </w:r>
+    </w:p>
+    <w:p>
+      <w:r>
+        <w:rPr>
+          <w:rFonts w:hint="eastAsia"/>
+        </w:rPr>
+        <w:t>示例：</w:t>
+      </w:r>
+      <w:r>
+        <w:rPr>
+          <w:rFonts w:hint="eastAsia"/>
+        </w:rPr>
+        <w:t>CHAPTER(</w:t>
+      </w:r>
+      <w:r>
+        <w:rPr>
+          <w:rFonts w:hint="eastAsia"/>
+        </w:rPr>
+        <w:t>序章</w:t>
+      </w:r>
+      <w:r>
+        <w:rPr>
+          <w:rFonts w:hint="eastAsia"/>
+        </w:rPr>
+        <w:t>:</w:t>
+      </w:r>
+      <w:r>
         <w:t xml:space="preserve"> </w:t>
       </w:r>
       <w:r>
         <w:rPr>
           <w:rFonts w:hint="eastAsia"/>
         </w:rPr>
-        <w:t>淡入淡出时长，</w:t>
-      </w:r>
-      <w:r>
-        <w:rPr>
-          <w:rFonts w:hint="eastAsia"/>
-        </w:rPr>
-        <w:t>duration</w:t>
-      </w:r>
-      <w:r>
-        <w:rPr>
-          <w:rFonts w:hint="eastAsia"/>
-        </w:rPr>
-        <w:t>显示</w:t>
-      </w:r>
-      <w:r>
-        <w:rPr>
-          <w:rFonts w:hint="eastAsia"/>
-        </w:rPr>
-        <w:t>持续</w:t>
-      </w:r>
-      <w:r>
-        <w:rPr>
-          <w:rFonts w:hint="eastAsia"/>
-        </w:rPr>
-        <w:t>时长</w:t>
-      </w:r>
-      <w:r>
-        <w:rPr>
-          <w:rFonts w:hint="eastAsia"/>
-        </w:rPr>
-        <w:t>。</w:t>
-      </w:r>
-    </w:p>
-    <w:p>
-      <w:r>
-        <w:rPr>
-          <w:rFonts w:hint="eastAsia"/>
-        </w:rPr>
-        <w:t>示例：</w:t>
-      </w:r>
-      <w:r>
-        <w:rPr>
-          <w:rFonts w:hint="eastAsia"/>
-        </w:rPr>
-        <w:t>CHAPTER(</w:t>
-      </w:r>
-      <w:r>
-        <w:rPr>
-          <w:rFonts w:hint="eastAsia"/>
-        </w:rPr>
-        <w:t>序章</w:t>
-      </w:r>
-      <w:r>
-        <w:rPr>
-          <w:rFonts w:hint="eastAsia"/>
-        </w:rPr>
-        <w:t>:</w:t>
+        <w:t>永夜之子</w:t>
+      </w:r>
+      <w:r>
+        <w:rPr>
+          <w:rFonts w:hint="eastAsia"/>
+        </w:rPr>
+        <w:t>,1,3)</w:t>
+      </w:r>
+    </w:p>
+    <w:p>
+      <w:pPr>
+        <w:rPr>
+          <w:rFonts w:hint="eastAsia"/>
+        </w:rPr>
+      </w:pPr>
+      <w:r>
+        <w:rPr>
+          <w:rFonts w:hint="eastAsia"/>
+        </w:rPr>
+        <w:t>扩展用法：</w:t>
+      </w:r>
+      <w:r>
+        <w:t>LOGS</w:t>
+      </w:r>
+      <w:r>
+        <w:rPr>
+          <w:rFonts w:hint="eastAsia"/>
+        </w:rPr>
+        <w:t>，显示多行文本</w:t>
+      </w:r>
+    </w:p>
+    <w:p/>
+    <w:p>
+      <w:r>
+        <w:rPr>
+          <w:rFonts w:hint="eastAsia"/>
+        </w:rPr>
+        <w:t>显示教程</w:t>
+      </w:r>
+    </w:p>
+    <w:p>
+      <w:r>
+        <w:t>TUTORIAL</w:t>
+      </w:r>
+    </w:p>
+    <w:p/>
+    <w:p>
+      <w:r>
+        <w:rPr>
+          <w:rFonts w:hint="eastAsia"/>
+        </w:rPr>
+        <w:t>改变地图</w:t>
+      </w:r>
+    </w:p>
+    <w:p>
+      <w:r>
+        <w:t>TOMAP</w:t>
+      </w:r>
+    </w:p>
+    <w:p/>
+    <w:p>
+      <w:r>
+        <w:rPr>
+          <w:rFonts w:hint="eastAsia"/>
+        </w:rPr>
+        <w:t>得到道具</w:t>
+      </w:r>
+    </w:p>
+    <w:p>
+      <w:pPr>
+        <w:rPr>
+          <w:rFonts w:hint="eastAsia"/>
+        </w:rPr>
+      </w:pPr>
+      <w:r>
+        <w:t>ITEM</w:t>
+      </w:r>
+    </w:p>
+    <w:p/>
+    <w:p>
+      <w:pPr>
+        <w:rPr>
+          <w:rFonts w:ascii="Arial" w:eastAsia="黑体" w:hAnsi="Arial" w:hint="eastAsia"/>
+          <w:b/>
+          <w:color w:val="0000FF"/>
+          <w:sz w:val="32"/>
+        </w:rPr>
+      </w:pPr>
+      <w:r>
+        <w:rPr>
+          <w:rFonts w:ascii="Arial" w:eastAsia="黑体" w:hAnsi="Arial" w:hint="eastAsia"/>
+          <w:b/>
+          <w:color w:val="0000FF"/>
+          <w:sz w:val="32"/>
+        </w:rPr>
+        <w:t>修改玩家变量</w:t>
+      </w:r>
+    </w:p>
+    <w:p>
+      <w:r>
+        <w:rPr>
+          <w:rFonts w:hint="eastAsia"/>
+        </w:rPr>
+        <w:t>扩展原有的</w:t>
+      </w:r>
+      <w:r>
+        <w:t>MODIFY</w:t>
+      </w:r>
+      <w:r>
+        <w:rPr>
+          <w:rFonts w:hint="eastAsia"/>
+        </w:rPr>
+        <w:t>指令</w:t>
+      </w:r>
+    </w:p>
+    <w:p>
+      <w:r>
+        <w:rPr>
+          <w:rFonts w:hint="eastAsia"/>
+        </w:rPr>
+        <w:t>格式：</w:t>
+      </w:r>
+      <w:r>
+        <w:t>MODIFY</w:t>
+      </w:r>
+      <w:r>
+        <w:rPr>
+          <w:rFonts w:hint="eastAsia"/>
+        </w:rPr>
+        <w:t>（</w:t>
+      </w:r>
+      <w:r>
+        <w:rPr>
+          <w:rFonts w:hint="eastAsia"/>
+        </w:rPr>
+        <w:t>int</w:t>
       </w:r>
       <w:r>
         <w:t xml:space="preserve"> </w:t>
@@ -4513,13 +4642,402 @@
         <w:rPr>
           <w:rFonts w:hint="eastAsia"/>
         </w:rPr>
-        <w:t>永夜之子</w:t>
-      </w:r>
-      <w:r>
-        <w:rPr>
-          <w:rFonts w:hint="eastAsia"/>
-        </w:rPr>
-        <w:t>,1,3)</w:t>
+        <w:t>棋子编号，</w:t>
+      </w:r>
+      <w:r>
+        <w:rPr>
+          <w:rFonts w:hint="eastAsia"/>
+        </w:rPr>
+        <w:t>int</w:t>
+      </w:r>
+      <w:r>
+        <w:t xml:space="preserve"> </w:t>
+      </w:r>
+      <w:r>
+        <w:rPr>
+          <w:rFonts w:hint="eastAsia"/>
+        </w:rPr>
+        <w:t>属性编号，</w:t>
+      </w:r>
+      <w:r>
+        <w:rPr>
+          <w:rFonts w:hint="eastAsia"/>
+        </w:rPr>
+        <w:t>int</w:t>
+      </w:r>
+      <w:r>
+        <w:t xml:space="preserve"> </w:t>
+      </w:r>
+      <w:r>
+        <w:rPr>
+          <w:rFonts w:hint="eastAsia"/>
+        </w:rPr>
+        <w:t>操作编号，</w:t>
+      </w:r>
+      <w:r>
+        <w:rPr>
+          <w:rFonts w:hint="eastAsia"/>
+        </w:rPr>
+        <w:t>int</w:t>
+      </w:r>
+      <w:r>
+        <w:t xml:space="preserve"> </w:t>
+      </w:r>
+      <w:r>
+        <w:rPr>
+          <w:rFonts w:hint="eastAsia"/>
+        </w:rPr>
+        <w:t>数值）</w:t>
+      </w:r>
+    </w:p>
+    <w:p>
+      <w:r>
+        <w:rPr>
+          <w:rFonts w:hint="eastAsia"/>
+        </w:rPr>
+        <w:t>棋子编号：</w:t>
+      </w:r>
+      <w:r>
+        <w:rPr>
+          <w:rFonts w:hint="eastAsia"/>
+        </w:rPr>
+        <w:t>0</w:t>
+      </w:r>
+      <w:r>
+        <w:rPr>
+          <w:rFonts w:hint="eastAsia"/>
+        </w:rPr>
+        <w:t>邱悟、</w:t>
+      </w:r>
+      <w:r>
+        <w:rPr>
+          <w:rFonts w:hint="eastAsia"/>
+        </w:rPr>
+        <w:t>1</w:t>
+      </w:r>
+      <w:r>
+        <w:rPr>
+          <w:rFonts w:hint="eastAsia"/>
+        </w:rPr>
+        <w:t>绿、</w:t>
+      </w:r>
+      <w:r>
+        <w:rPr>
+          <w:rFonts w:hint="eastAsia"/>
+        </w:rPr>
+        <w:t>2</w:t>
+      </w:r>
+      <w:r>
+        <w:rPr>
+          <w:rFonts w:hint="eastAsia"/>
+        </w:rPr>
+        <w:t>马赛</w:t>
+      </w:r>
+    </w:p>
+    <w:p>
+      <w:r>
+        <w:rPr>
+          <w:rFonts w:hint="eastAsia"/>
+        </w:rPr>
+        <w:t>属性编号（暂定）：</w:t>
+      </w:r>
+    </w:p>
+    <w:p>
+      <w:r>
+        <w:rPr>
+          <w:rFonts w:hint="eastAsia"/>
+        </w:rPr>
+        <w:t>0</w:t>
+      </w:r>
+      <w:r>
+        <w:rPr>
+          <w:rFonts w:hint="eastAsia"/>
+        </w:rPr>
+        <w:t>最大生命值，</w:t>
+      </w:r>
+    </w:p>
+    <w:p>
+      <w:r>
+        <w:rPr>
+          <w:rFonts w:hint="eastAsia"/>
+        </w:rPr>
+        <w:t>1</w:t>
+      </w:r>
+      <w:r>
+        <w:rPr>
+          <w:rFonts w:hint="eastAsia"/>
+        </w:rPr>
+        <w:t>耐力</w:t>
+      </w:r>
+    </w:p>
+    <w:p>
+      <w:r>
+        <w:rPr>
+          <w:rFonts w:hint="eastAsia"/>
+        </w:rPr>
+        <w:t>2</w:t>
+      </w:r>
+      <w:r>
+        <w:rPr>
+          <w:rFonts w:hint="eastAsia"/>
+        </w:rPr>
+        <w:t>体力</w:t>
+      </w:r>
+    </w:p>
+    <w:p>
+      <w:r>
+        <w:rPr>
+          <w:rFonts w:hint="eastAsia"/>
+        </w:rPr>
+        <w:t>3</w:t>
+      </w:r>
+      <w:r>
+        <w:rPr>
+          <w:rFonts w:hint="eastAsia"/>
+        </w:rPr>
+        <w:t>意志</w:t>
+      </w:r>
+    </w:p>
+    <w:p>
+      <w:r>
+        <w:rPr>
+          <w:rFonts w:hint="eastAsia"/>
+        </w:rPr>
+        <w:t>4</w:t>
+      </w:r>
+      <w:r>
+        <w:rPr>
+          <w:rFonts w:hint="eastAsia"/>
+        </w:rPr>
+        <w:t>作战</w:t>
+      </w:r>
+    </w:p>
+    <w:p>
+      <w:r>
+        <w:rPr>
+          <w:rFonts w:hint="eastAsia"/>
+        </w:rPr>
+        <w:t>5</w:t>
+      </w:r>
+      <w:r>
+        <w:rPr>
+          <w:rFonts w:hint="eastAsia"/>
+        </w:rPr>
+        <w:t>体能</w:t>
+      </w:r>
+    </w:p>
+    <w:p>
+      <w:r>
+        <w:rPr>
+          <w:rFonts w:hint="eastAsia"/>
+        </w:rPr>
+        <w:t>6</w:t>
+      </w:r>
+      <w:r>
+        <w:rPr>
+          <w:rFonts w:hint="eastAsia"/>
+        </w:rPr>
+        <w:t>沟通</w:t>
+      </w:r>
+    </w:p>
+    <w:p>
+      <w:r>
+        <w:rPr>
+          <w:rFonts w:hint="eastAsia"/>
+        </w:rPr>
+        <w:t>7</w:t>
+      </w:r>
+      <w:r>
+        <w:rPr>
+          <w:rFonts w:hint="eastAsia"/>
+        </w:rPr>
+        <w:t>模式识别</w:t>
+      </w:r>
+    </w:p>
+    <w:p>
+      <w:r>
+        <w:rPr>
+          <w:rFonts w:hint="eastAsia"/>
+        </w:rPr>
+        <w:t>21</w:t>
+      </w:r>
+      <w:r>
+        <w:t xml:space="preserve"> </w:t>
+      </w:r>
+      <w:r>
+        <w:rPr>
+          <w:rFonts w:hint="eastAsia"/>
+        </w:rPr>
+        <w:t>技能点</w:t>
+      </w:r>
+    </w:p>
+    <w:p>
+      <w:r>
+        <w:rPr>
+          <w:rFonts w:hint="eastAsia"/>
+        </w:rPr>
+        <w:t>22</w:t>
+      </w:r>
+      <w:r>
+        <w:t xml:space="preserve"> </w:t>
+      </w:r>
+      <w:r>
+        <w:rPr>
+          <w:rFonts w:hint="eastAsia"/>
+        </w:rPr>
+        <w:t>经验值</w:t>
+      </w:r>
+    </w:p>
+    <w:p>
+      <w:r>
+        <w:rPr>
+          <w:rFonts w:hint="eastAsia"/>
+        </w:rPr>
+        <w:t>23</w:t>
+      </w:r>
+      <w:r>
+        <w:t xml:space="preserve"> </w:t>
+      </w:r>
+      <w:r>
+        <w:rPr>
+          <w:rFonts w:hint="eastAsia"/>
+        </w:rPr>
+        <w:t>等级</w:t>
+      </w:r>
+    </w:p>
+    <w:p>
+      <w:r>
+        <w:rPr>
+          <w:rFonts w:hint="eastAsia"/>
+        </w:rPr>
+        <w:t>操作编号：</w:t>
+      </w:r>
+      <w:r>
+        <w:rPr>
+          <w:rFonts w:hint="eastAsia"/>
+        </w:rPr>
+        <w:t>0</w:t>
+      </w:r>
+      <w:r>
+        <w:rPr>
+          <w:rFonts w:hint="eastAsia"/>
+        </w:rPr>
+        <w:t>读取，</w:t>
+      </w:r>
+      <w:r>
+        <w:rPr>
+          <w:rFonts w:hint="eastAsia"/>
+        </w:rPr>
+        <w:t>1</w:t>
+      </w:r>
+      <w:r>
+        <w:rPr>
+          <w:rFonts w:hint="eastAsia"/>
+        </w:rPr>
+        <w:t>增加，</w:t>
+      </w:r>
+      <w:r>
+        <w:rPr>
+          <w:rFonts w:hint="eastAsia"/>
+        </w:rPr>
+        <w:t>2</w:t>
+      </w:r>
+      <w:r>
+        <w:rPr>
+          <w:rFonts w:hint="eastAsia"/>
+        </w:rPr>
+        <w:t>赋值，</w:t>
+      </w:r>
+      <w:r>
+        <w:rPr>
+          <w:rFonts w:hint="eastAsia"/>
+        </w:rPr>
+        <w:t>3</w:t>
+      </w:r>
+      <w:r>
+        <w:rPr>
+          <w:rFonts w:hint="eastAsia"/>
+        </w:rPr>
+        <w:t>减小</w:t>
+      </w:r>
+    </w:p>
+    <w:p>
+      <w:pPr>
+        <w:rPr>
+          <w:rFonts w:hint="eastAsia"/>
+        </w:rPr>
+      </w:pPr>
+      <w:r>
+        <w:rPr>
+          <w:rFonts w:hint="eastAsia"/>
+        </w:rPr>
+        <w:t>案例：</w:t>
+      </w:r>
+      <w:r>
+        <w:t>MODIFY</w:t>
+      </w:r>
+      <w:r>
+        <w:rPr>
+          <w:rFonts w:hint="eastAsia"/>
+        </w:rPr>
+        <w:t>(1,</w:t>
+      </w:r>
+      <w:r>
+        <w:t xml:space="preserve"> </w:t>
+      </w:r>
+      <w:r>
+        <w:rPr>
+          <w:rFonts w:hint="eastAsia"/>
+        </w:rPr>
+        <w:t>22,</w:t>
+      </w:r>
+      <w:r>
+        <w:t xml:space="preserve"> </w:t>
+      </w:r>
+      <w:r>
+        <w:rPr>
+          <w:rFonts w:hint="eastAsia"/>
+        </w:rPr>
+        <w:t>1,</w:t>
+      </w:r>
+      <w:r>
+        <w:t xml:space="preserve"> </w:t>
+      </w:r>
+      <w:r>
+        <w:rPr>
+          <w:rFonts w:hint="eastAsia"/>
+        </w:rPr>
+        <w:t>100)</w:t>
+      </w:r>
+      <w:r>
+        <w:t xml:space="preserve">  </w:t>
+      </w:r>
+      <w:r>
+        <w:rPr>
+          <w:rFonts w:hint="eastAsia"/>
+        </w:rPr>
+        <w:t>//</w:t>
+      </w:r>
+      <w:r>
+        <w:rPr>
+          <w:rFonts w:hint="eastAsia"/>
+        </w:rPr>
+        <w:t>绿的经验值增加</w:t>
+      </w:r>
+      <w:r>
+        <w:rPr>
+          <w:rFonts w:hint="eastAsia"/>
+        </w:rPr>
+        <w:t>100</w:t>
+      </w:r>
+      <w:r>
+        <w:rPr>
+          <w:rFonts w:hint="eastAsia"/>
+        </w:rPr>
+        <w:t>点</w:t>
+      </w:r>
+      <w:r>
+        <w:t xml:space="preserve"> </w:t>
       </w:r>
     </w:p>
     <w:sectPr>

--- a/Assets/StreamingAssets/正式发布时删--功能文档/剧本编辑器(1).docx
+++ b/Assets/StreamingAssets/正式发布时删--功能文档/剧本编辑器(1).docx
@@ -36,7 +36,21 @@
         <w:rPr>
           <w:rFonts w:hint="eastAsia"/>
         </w:rPr>
-        <w:t xml:space="preserve"> png </w:t>
+        <w:t xml:space="preserve"> </w:t>
+      </w:r>
+      <w:proofErr w:type="spellStart"/>
+      <w:r>
+        <w:rPr>
+          <w:rFonts w:hint="eastAsia"/>
+        </w:rPr>
+        <w:t>png</w:t>
+      </w:r>
+      <w:proofErr w:type="spellEnd"/>
+      <w:r>
+        <w:rPr>
+          <w:rFonts w:hint="eastAsia"/>
+        </w:rPr>
+        <w:t xml:space="preserve"> </w:t>
       </w:r>
       <w:r>
         <w:rPr>
@@ -238,9 +252,11 @@
         </w:rPr>
         <w:t>参数是</w:t>
       </w:r>
+      <w:proofErr w:type="gramStart"/>
       <w:r>
         <w:t>”</w:t>
       </w:r>
+      <w:proofErr w:type="gramEnd"/>
       <w:r>
         <w:rPr>
           <w:rFonts w:hint="eastAsia"/>
@@ -393,7 +409,21 @@
         <w:rPr>
           <w:rFonts w:hint="eastAsia"/>
         </w:rPr>
-        <w:t>MODIFY(A,B,C)</w:t>
+        <w:t>MODIFY(</w:t>
+      </w:r>
+      <w:proofErr w:type="gramStart"/>
+      <w:r>
+        <w:rPr>
+          <w:rFonts w:hint="eastAsia"/>
+        </w:rPr>
+        <w:t>A,B</w:t>
+      </w:r>
+      <w:proofErr w:type="gramEnd"/>
+      <w:r>
+        <w:rPr>
+          <w:rFonts w:hint="eastAsia"/>
+        </w:rPr>
+        <w:t>,C)</w:t>
       </w:r>
     </w:p>
     <w:p>
@@ -756,9 +786,11 @@
       </w:r>
     </w:p>
     <w:p>
+      <w:proofErr w:type="gramStart"/>
       <w:r>
         <w:t>CG(</w:t>
       </w:r>
+      <w:proofErr w:type="gramEnd"/>
       <w:r>
         <w:t>图片名</w:t>
       </w:r>
@@ -770,9 +802,11 @@
       </w:r>
     </w:p>
     <w:p>
+      <w:proofErr w:type="gramStart"/>
       <w:r>
         <w:t>CG(</w:t>
       </w:r>
+      <w:proofErr w:type="gramEnd"/>
       <w:r>
         <w:t>图片名</w:t>
       </w:r>
@@ -796,9 +830,11 @@
       </w:r>
     </w:p>
     <w:p>
+      <w:proofErr w:type="gramStart"/>
       <w:r>
         <w:t>CG(</w:t>
       </w:r>
+      <w:proofErr w:type="gramEnd"/>
       <w:r>
         <w:t>图片名</w:t>
       </w:r>
@@ -874,11 +910,19 @@
       </w:r>
     </w:p>
     <w:p>
-      <w:r>
-        <w:rPr>
-          <w:rFonts w:hint="eastAsia"/>
-        </w:rPr>
-        <w:t xml:space="preserve">CG(forest)                    # </w:t>
+      <w:proofErr w:type="gramStart"/>
+      <w:r>
+        <w:rPr>
+          <w:rFonts w:hint="eastAsia"/>
+        </w:rPr>
+        <w:t>CG(</w:t>
+      </w:r>
+      <w:proofErr w:type="gramEnd"/>
+      <w:r>
+        <w:rPr>
+          <w:rFonts w:hint="eastAsia"/>
+        </w:rPr>
+        <w:t xml:space="preserve">forest)                    # </w:t>
       </w:r>
       <w:r>
         <w:rPr>
@@ -900,11 +944,19 @@
       </w:r>
     </w:p>
     <w:p>
-      <w:r>
-        <w:rPr>
-          <w:rFonts w:hint="eastAsia"/>
-        </w:rPr>
-        <w:t xml:space="preserve">CG(battle,3,1.5)              # </w:t>
+      <w:proofErr w:type="gramStart"/>
+      <w:r>
+        <w:rPr>
+          <w:rFonts w:hint="eastAsia"/>
+        </w:rPr>
+        <w:t>CG(</w:t>
+      </w:r>
+      <w:proofErr w:type="gramEnd"/>
+      <w:r>
+        <w:rPr>
+          <w:rFonts w:hint="eastAsia"/>
+        </w:rPr>
+        <w:t xml:space="preserve">battle,3,1.5)              # </w:t>
       </w:r>
       <w:r>
         <w:rPr>
@@ -926,11 +978,19 @@
       </w:r>
     </w:p>
     <w:p>
-      <w:r>
-        <w:rPr>
-          <w:rFonts w:hint="eastAsia"/>
-        </w:rPr>
-        <w:t xml:space="preserve">CG(quick,0)                   # </w:t>
+      <w:proofErr w:type="gramStart"/>
+      <w:r>
+        <w:rPr>
+          <w:rFonts w:hint="eastAsia"/>
+        </w:rPr>
+        <w:t>CG(</w:t>
+      </w:r>
+      <w:proofErr w:type="gramEnd"/>
+      <w:r>
+        <w:rPr>
+          <w:rFonts w:hint="eastAsia"/>
+        </w:rPr>
+        <w:t xml:space="preserve">quick,0)                   # </w:t>
       </w:r>
       <w:r>
         <w:rPr>
@@ -941,11 +1001,19 @@
     </w:p>
     <w:p/>
     <w:p>
-      <w:r>
-        <w:rPr>
-          <w:rFonts w:hint="eastAsia"/>
-        </w:rPr>
-        <w:t>SHAKE()</w:t>
+      <w:proofErr w:type="gramStart"/>
+      <w:r>
+        <w:rPr>
+          <w:rFonts w:hint="eastAsia"/>
+        </w:rPr>
+        <w:t>SHAKE(</w:t>
+      </w:r>
+      <w:proofErr w:type="gramEnd"/>
+      <w:r>
+        <w:rPr>
+          <w:rFonts w:hint="eastAsia"/>
+        </w:rPr>
+        <w:t>)</w:t>
       </w:r>
     </w:p>
     <w:p>
@@ -971,9 +1039,11 @@
       </w:r>
     </w:p>
     <w:p>
+      <w:proofErr w:type="gramStart"/>
       <w:r>
         <w:t>SHAKE(</w:t>
       </w:r>
+      <w:proofErr w:type="gramEnd"/>
       <w:r>
         <w:t>强度</w:t>
       </w:r>
@@ -985,9 +1055,11 @@
       </w:r>
     </w:p>
     <w:p>
+      <w:proofErr w:type="gramStart"/>
       <w:r>
         <w:t>SHAKE(</w:t>
       </w:r>
+      <w:proofErr w:type="gramEnd"/>
       <w:r>
         <w:t>强度</w:t>
       </w:r>
@@ -1005,9 +1077,11 @@
       </w:r>
     </w:p>
     <w:p>
+      <w:proofErr w:type="gramStart"/>
       <w:r>
         <w:t>SHAKE(</w:t>
       </w:r>
+      <w:proofErr w:type="gramEnd"/>
       <w:r>
         <w:t>强度</w:t>
       </w:r>
@@ -1048,7 +1122,20 @@
           <w:rFonts w:hint="eastAsia"/>
         </w:rPr>
         <w:br/>
-        <w:t xml:space="preserve">SHAKE()                       # </w:t>
+      </w:r>
+      <w:proofErr w:type="gramStart"/>
+      <w:r>
+        <w:rPr>
+          <w:rFonts w:hint="eastAsia"/>
+        </w:rPr>
+        <w:t>SHAKE(</w:t>
+      </w:r>
+      <w:proofErr w:type="gramEnd"/>
+      <w:r>
+        <w:rPr>
+          <w:rFonts w:hint="eastAsia"/>
+        </w:rPr>
+        <w:t xml:space="preserve">)                       # </w:t>
       </w:r>
       <w:r>
         <w:rPr>
@@ -1094,11 +1181,19 @@
       </w:r>
     </w:p>
     <w:p>
-      <w:r>
-        <w:rPr>
-          <w:rFonts w:hint="eastAsia"/>
-        </w:rPr>
-        <w:t xml:space="preserve">SHAKE(30)                     # </w:t>
+      <w:proofErr w:type="gramStart"/>
+      <w:r>
+        <w:rPr>
+          <w:rFonts w:hint="eastAsia"/>
+        </w:rPr>
+        <w:t>SHAKE(</w:t>
+      </w:r>
+      <w:proofErr w:type="gramEnd"/>
+      <w:r>
+        <w:rPr>
+          <w:rFonts w:hint="eastAsia"/>
+        </w:rPr>
+        <w:t xml:space="preserve">30)                     # </w:t>
       </w:r>
       <w:r>
         <w:rPr>
@@ -1114,11 +1209,19 @@
       </w:r>
     </w:p>
     <w:p>
-      <w:r>
-        <w:rPr>
-          <w:rFonts w:hint="eastAsia"/>
-        </w:rPr>
-        <w:t xml:space="preserve">SHAKE(40,1.0)                 # </w:t>
+      <w:proofErr w:type="gramStart"/>
+      <w:r>
+        <w:rPr>
+          <w:rFonts w:hint="eastAsia"/>
+        </w:rPr>
+        <w:t>SHAKE(</w:t>
+      </w:r>
+      <w:proofErr w:type="gramEnd"/>
+      <w:r>
+        <w:rPr>
+          <w:rFonts w:hint="eastAsia"/>
+        </w:rPr>
+        <w:t xml:space="preserve">40,1.0)                 # </w:t>
       </w:r>
       <w:r>
         <w:rPr>
@@ -1152,11 +1255,19 @@
       </w:r>
     </w:p>
     <w:p>
-      <w:r>
-        <w:rPr>
-          <w:rFonts w:hint="eastAsia"/>
-        </w:rPr>
-        <w:t xml:space="preserve">SHAKE(50,0.8,15)              # </w:t>
+      <w:proofErr w:type="gramStart"/>
+      <w:r>
+        <w:rPr>
+          <w:rFonts w:hint="eastAsia"/>
+        </w:rPr>
+        <w:t>SHAKE(</w:t>
+      </w:r>
+      <w:proofErr w:type="gramEnd"/>
+      <w:r>
+        <w:rPr>
+          <w:rFonts w:hint="eastAsia"/>
+        </w:rPr>
+        <w:t xml:space="preserve">50,0.8,15)              # </w:t>
       </w:r>
       <w:r>
         <w:rPr>
@@ -1216,7 +1327,21 @@
         <w:rPr>
           <w:rFonts w:hint="eastAsia"/>
         </w:rPr>
-        <w:t>将说话人立绘切换为</w:t>
+        <w:t>将说话</w:t>
+      </w:r>
+      <w:proofErr w:type="gramStart"/>
+      <w:r>
+        <w:rPr>
+          <w:rFonts w:hint="eastAsia"/>
+        </w:rPr>
+        <w:t>人立绘切换</w:t>
+      </w:r>
+      <w:proofErr w:type="gramEnd"/>
+      <w:r>
+        <w:rPr>
+          <w:rFonts w:hint="eastAsia"/>
+        </w:rPr>
+        <w:t>为</w:t>
       </w:r>
       <w:r>
         <w:rPr>
@@ -1289,11 +1414,19 @@
         </w:rPr>
         <w:t>音频文件在</w:t>
       </w:r>
-      <w:r>
-        <w:rPr>
-          <w:rFonts w:hint="eastAsia"/>
-        </w:rPr>
-        <w:t>StreamingAssets/Sound</w:t>
+      <w:proofErr w:type="spellStart"/>
+      <w:r>
+        <w:rPr>
+          <w:rFonts w:hint="eastAsia"/>
+        </w:rPr>
+        <w:t>StreamingAssets</w:t>
+      </w:r>
+      <w:proofErr w:type="spellEnd"/>
+      <w:r>
+        <w:rPr>
+          <w:rFonts w:hint="eastAsia"/>
+        </w:rPr>
+        <w:t>/Sound</w:t>
       </w:r>
     </w:p>
     <w:p>
@@ -1470,11 +1603,19 @@
         </w:rPr>
         <w:t>音频文件在</w:t>
       </w:r>
-      <w:r>
-        <w:rPr>
-          <w:rFonts w:hint="eastAsia"/>
-        </w:rPr>
-        <w:t>StreamingAssets/Sound</w:t>
+      <w:proofErr w:type="spellStart"/>
+      <w:r>
+        <w:rPr>
+          <w:rFonts w:hint="eastAsia"/>
+        </w:rPr>
+        <w:t>StreamingAssets</w:t>
+      </w:r>
+      <w:proofErr w:type="spellEnd"/>
+      <w:r>
+        <w:rPr>
+          <w:rFonts w:hint="eastAsia"/>
+        </w:rPr>
+        <w:t>/Sound</w:t>
       </w:r>
     </w:p>
     <w:p>
@@ -1619,11 +1760,19 @@
         </w:rPr>
         <w:t>A</w:t>
       </w:r>
-      <w:r>
-        <w:rPr>
-          <w:rFonts w:hint="eastAsia"/>
-        </w:rPr>
-        <w:t>行内容都是选项</w:t>
+      <w:proofErr w:type="gramStart"/>
+      <w:r>
+        <w:rPr>
+          <w:rFonts w:hint="eastAsia"/>
+        </w:rPr>
+        <w:t>行内容</w:t>
+      </w:r>
+      <w:proofErr w:type="gramEnd"/>
+      <w:r>
+        <w:rPr>
+          <w:rFonts w:hint="eastAsia"/>
+        </w:rPr>
+        <w:t>都是选项</w:t>
       </w:r>
     </w:p>
     <w:p>
@@ -1704,6 +1853,7 @@
                 <w:szCs w:val="22"/>
               </w:rPr>
             </w:pPr>
+            <w:proofErr w:type="gramStart"/>
             <w:r>
               <w:rPr>
                 <w:rFonts w:ascii="宋体" w:eastAsia="宋体" w:hAnsi="宋体" w:cs="宋体" w:hint="eastAsia"/>
@@ -1713,7 +1863,19 @@
                 <w:szCs w:val="22"/>
                 <w:lang w:bidi="ar"/>
               </w:rPr>
-              <w:t>SETSPACE(50)+ISCHOICE(3)</w:t>
+              <w:t>SETSPACE(</w:t>
+            </w:r>
+            <w:proofErr w:type="gramEnd"/>
+            <w:r>
+              <w:rPr>
+                <w:rFonts w:ascii="宋体" w:eastAsia="宋体" w:hAnsi="宋体" w:cs="宋体" w:hint="eastAsia"/>
+                <w:color w:val="000000"/>
+                <w:kern w:val="0"/>
+                <w:sz w:val="22"/>
+                <w:szCs w:val="22"/>
+                <w:lang w:bidi="ar"/>
+              </w:rPr>
+              <w:t>50)+ISCHOICE(3)</w:t>
             </w:r>
           </w:p>
         </w:tc>
@@ -1741,6 +1903,7 @@
                 <w:szCs w:val="20"/>
               </w:rPr>
             </w:pPr>
+            <w:proofErr w:type="gramStart"/>
             <w:r>
               <w:rPr>
                 <w:rFonts w:ascii="Arial" w:eastAsia="宋体" w:hAnsi="Arial" w:cs="Arial"/>
@@ -1774,6 +1937,7 @@
               </w:rPr>
               <w:t>SPAWN</w:t>
             </w:r>
+            <w:proofErr w:type="gramEnd"/>
           </w:p>
         </w:tc>
       </w:tr>
@@ -1805,6 +1969,7 @@
                 <w:szCs w:val="22"/>
               </w:rPr>
             </w:pPr>
+            <w:proofErr w:type="gramStart"/>
             <w:r>
               <w:rPr>
                 <w:rFonts w:ascii="宋体" w:eastAsia="宋体" w:hAnsi="宋体" w:cs="宋体" w:hint="eastAsia"/>
@@ -1814,7 +1979,32 @@
                 <w:szCs w:val="22"/>
                 <w:lang w:bidi="ar"/>
               </w:rPr>
-              <w:t>DEBUG(choiceA)</w:t>
+              <w:t>DEBUG(</w:t>
+            </w:r>
+            <w:proofErr w:type="spellStart"/>
+            <w:proofErr w:type="gramEnd"/>
+            <w:r>
+              <w:rPr>
+                <w:rFonts w:ascii="宋体" w:eastAsia="宋体" w:hAnsi="宋体" w:cs="宋体" w:hint="eastAsia"/>
+                <w:color w:val="000000"/>
+                <w:kern w:val="0"/>
+                <w:sz w:val="22"/>
+                <w:szCs w:val="22"/>
+                <w:lang w:bidi="ar"/>
+              </w:rPr>
+              <w:t>choiceA</w:t>
+            </w:r>
+            <w:proofErr w:type="spellEnd"/>
+            <w:r>
+              <w:rPr>
+                <w:rFonts w:ascii="宋体" w:eastAsia="宋体" w:hAnsi="宋体" w:cs="宋体" w:hint="eastAsia"/>
+                <w:color w:val="000000"/>
+                <w:kern w:val="0"/>
+                <w:sz w:val="22"/>
+                <w:szCs w:val="22"/>
+                <w:lang w:bidi="ar"/>
+              </w:rPr>
+              <w:t>)</w:t>
             </w:r>
           </w:p>
         </w:tc>
@@ -1889,6 +2079,7 @@
                 <w:szCs w:val="22"/>
               </w:rPr>
             </w:pPr>
+            <w:proofErr w:type="gramStart"/>
             <w:r>
               <w:rPr>
                 <w:rFonts w:ascii="宋体" w:eastAsia="宋体" w:hAnsi="宋体" w:cs="宋体" w:hint="eastAsia"/>
@@ -1898,7 +2089,32 @@
                 <w:szCs w:val="22"/>
                 <w:lang w:bidi="ar"/>
               </w:rPr>
-              <w:t>DEBUG(choiceB)</w:t>
+              <w:t>DEBUG(</w:t>
+            </w:r>
+            <w:proofErr w:type="spellStart"/>
+            <w:proofErr w:type="gramEnd"/>
+            <w:r>
+              <w:rPr>
+                <w:rFonts w:ascii="宋体" w:eastAsia="宋体" w:hAnsi="宋体" w:cs="宋体" w:hint="eastAsia"/>
+                <w:color w:val="000000"/>
+                <w:kern w:val="0"/>
+                <w:sz w:val="22"/>
+                <w:szCs w:val="22"/>
+                <w:lang w:bidi="ar"/>
+              </w:rPr>
+              <w:t>choiceB</w:t>
+            </w:r>
+            <w:proofErr w:type="spellEnd"/>
+            <w:r>
+              <w:rPr>
+                <w:rFonts w:ascii="宋体" w:eastAsia="宋体" w:hAnsi="宋体" w:cs="宋体" w:hint="eastAsia"/>
+                <w:color w:val="000000"/>
+                <w:kern w:val="0"/>
+                <w:sz w:val="22"/>
+                <w:szCs w:val="22"/>
+                <w:lang w:bidi="ar"/>
+              </w:rPr>
+              <w:t>)</w:t>
             </w:r>
           </w:p>
         </w:tc>
@@ -1968,6 +2184,7 @@
                 <w:szCs w:val="22"/>
               </w:rPr>
             </w:pPr>
+            <w:proofErr w:type="gramStart"/>
             <w:r>
               <w:rPr>
                 <w:rFonts w:ascii="宋体" w:eastAsia="宋体" w:hAnsi="宋体" w:cs="宋体" w:hint="eastAsia"/>
@@ -1977,7 +2194,32 @@
                 <w:szCs w:val="22"/>
                 <w:lang w:bidi="ar"/>
               </w:rPr>
-              <w:t>DEBUG(choiceC)</w:t>
+              <w:t>DEBUG(</w:t>
+            </w:r>
+            <w:proofErr w:type="spellStart"/>
+            <w:proofErr w:type="gramEnd"/>
+            <w:r>
+              <w:rPr>
+                <w:rFonts w:ascii="宋体" w:eastAsia="宋体" w:hAnsi="宋体" w:cs="宋体" w:hint="eastAsia"/>
+                <w:color w:val="000000"/>
+                <w:kern w:val="0"/>
+                <w:sz w:val="22"/>
+                <w:szCs w:val="22"/>
+                <w:lang w:bidi="ar"/>
+              </w:rPr>
+              <w:t>choiceC</w:t>
+            </w:r>
+            <w:proofErr w:type="spellEnd"/>
+            <w:r>
+              <w:rPr>
+                <w:rFonts w:ascii="宋体" w:eastAsia="宋体" w:hAnsi="宋体" w:cs="宋体" w:hint="eastAsia"/>
+                <w:color w:val="000000"/>
+                <w:kern w:val="0"/>
+                <w:sz w:val="22"/>
+                <w:szCs w:val="22"/>
+                <w:lang w:bidi="ar"/>
+              </w:rPr>
+              <w:t>)</w:t>
             </w:r>
           </w:p>
         </w:tc>
@@ -2026,11 +2268,19 @@
       </w:tr>
     </w:tbl>
     <w:p>
-      <w:r>
-        <w:rPr>
-          <w:rFonts w:hint="eastAsia"/>
-        </w:rPr>
-        <w:t>参考此示例表格</w:t>
+      <w:proofErr w:type="gramStart"/>
+      <w:r>
+        <w:rPr>
+          <w:rFonts w:hint="eastAsia"/>
+        </w:rPr>
+        <w:t>参考此</w:t>
+      </w:r>
+      <w:proofErr w:type="gramEnd"/>
+      <w:r>
+        <w:rPr>
+          <w:rFonts w:hint="eastAsia"/>
+        </w:rPr>
+        <w:t>示例表格</w:t>
       </w:r>
     </w:p>
     <w:p>
@@ -2109,7 +2359,31 @@
           <w:szCs w:val="22"/>
           <w:lang w:bidi="ar"/>
         </w:rPr>
-        <w:t>DEBUG(choiceA) 方法</w:t>
+        <w:t>DEBUG(</w:t>
+      </w:r>
+      <w:proofErr w:type="spellStart"/>
+      <w:r>
+        <w:rPr>
+          <w:rFonts w:ascii="宋体" w:eastAsia="宋体" w:hAnsi="宋体" w:cs="宋体" w:hint="eastAsia"/>
+          <w:color w:val="000000"/>
+          <w:kern w:val="0"/>
+          <w:sz w:val="22"/>
+          <w:szCs w:val="22"/>
+          <w:lang w:bidi="ar"/>
+        </w:rPr>
+        <w:t>choiceA</w:t>
+      </w:r>
+      <w:proofErr w:type="spellEnd"/>
+      <w:r>
+        <w:rPr>
+          <w:rFonts w:ascii="宋体" w:eastAsia="宋体" w:hAnsi="宋体" w:cs="宋体" w:hint="eastAsia"/>
+          <w:color w:val="000000"/>
+          <w:kern w:val="0"/>
+          <w:sz w:val="22"/>
+          <w:szCs w:val="22"/>
+          <w:lang w:bidi="ar"/>
+        </w:rPr>
+        <w:t>) 方法</w:t>
       </w:r>
     </w:p>
     <w:p>
@@ -2132,7 +2406,31 @@
           <w:szCs w:val="22"/>
           <w:lang w:bidi="ar"/>
         </w:rPr>
-        <w:t>如果点击选项B按钮,就会执行DEBUG(choiceB)方法</w:t>
+        <w:t>如果点击选项B按钮,就会执行DEBUG(</w:t>
+      </w:r>
+      <w:proofErr w:type="spellStart"/>
+      <w:r>
+        <w:rPr>
+          <w:rFonts w:ascii="宋体" w:eastAsia="宋体" w:hAnsi="宋体" w:cs="宋体" w:hint="eastAsia"/>
+          <w:color w:val="000000"/>
+          <w:kern w:val="0"/>
+          <w:sz w:val="22"/>
+          <w:szCs w:val="22"/>
+          <w:lang w:bidi="ar"/>
+        </w:rPr>
+        <w:t>choiceB</w:t>
+      </w:r>
+      <w:proofErr w:type="spellEnd"/>
+      <w:r>
+        <w:rPr>
+          <w:rFonts w:ascii="宋体" w:eastAsia="宋体" w:hAnsi="宋体" w:cs="宋体" w:hint="eastAsia"/>
+          <w:color w:val="000000"/>
+          <w:kern w:val="0"/>
+          <w:sz w:val="22"/>
+          <w:szCs w:val="22"/>
+          <w:lang w:bidi="ar"/>
+        </w:rPr>
+        <w:t>)方法</w:t>
       </w:r>
     </w:p>
     <w:p>
@@ -2202,7 +2500,31 @@
           <w:szCs w:val="22"/>
           <w:lang w:bidi="ar"/>
         </w:rPr>
-        <w:t>NEXT(A,B)</w:t>
+        <w:t>NEXT(</w:t>
+      </w:r>
+      <w:proofErr w:type="gramStart"/>
+      <w:r>
+        <w:rPr>
+          <w:rFonts w:ascii="宋体" w:eastAsia="宋体" w:hAnsi="宋体" w:cs="宋体" w:hint="eastAsia"/>
+          <w:color w:val="000000"/>
+          <w:kern w:val="0"/>
+          <w:sz w:val="22"/>
+          <w:szCs w:val="22"/>
+          <w:lang w:bidi="ar"/>
+        </w:rPr>
+        <w:t>A,B</w:t>
+      </w:r>
+      <w:proofErr w:type="gramEnd"/>
+      <w:r>
+        <w:rPr>
+          <w:rFonts w:ascii="宋体" w:eastAsia="宋体" w:hAnsi="宋体" w:cs="宋体" w:hint="eastAsia"/>
+          <w:color w:val="000000"/>
+          <w:kern w:val="0"/>
+          <w:sz w:val="22"/>
+          <w:szCs w:val="22"/>
+          <w:lang w:bidi="ar"/>
+        </w:rPr>
+        <w:t>)</w:t>
       </w:r>
     </w:p>
     <w:p>
@@ -2365,7 +2687,31 @@
           <w:szCs w:val="22"/>
           <w:lang w:bidi="ar"/>
         </w:rPr>
-        <w:t>IF(A,B,C)</w:t>
+        <w:t>IF(</w:t>
+      </w:r>
+      <w:proofErr w:type="gramStart"/>
+      <w:r>
+        <w:rPr>
+          <w:rFonts w:ascii="宋体" w:eastAsia="宋体" w:hAnsi="宋体" w:cs="宋体" w:hint="eastAsia"/>
+          <w:color w:val="000000"/>
+          <w:kern w:val="0"/>
+          <w:sz w:val="22"/>
+          <w:szCs w:val="22"/>
+          <w:lang w:bidi="ar"/>
+        </w:rPr>
+        <w:t>A,B</w:t>
+      </w:r>
+      <w:proofErr w:type="gramEnd"/>
+      <w:r>
+        <w:rPr>
+          <w:rFonts w:ascii="宋体" w:eastAsia="宋体" w:hAnsi="宋体" w:cs="宋体" w:hint="eastAsia"/>
+          <w:color w:val="000000"/>
+          <w:kern w:val="0"/>
+          <w:sz w:val="22"/>
+          <w:szCs w:val="22"/>
+          <w:lang w:bidi="ar"/>
+        </w:rPr>
+        <w:t>,C)</w:t>
       </w:r>
     </w:p>
     <w:p>
@@ -2411,8 +2757,21 @@
           <w:szCs w:val="22"/>
           <w:lang w:bidi="ar"/>
         </w:rPr>
-        <w:t>除了用来判断隐藏剧情,还可以用来做事件行</w:t>
-      </w:r>
+        <w:t>除了用来判断隐藏剧情,还可以用来</w:t>
+      </w:r>
+      <w:proofErr w:type="gramStart"/>
+      <w:r>
+        <w:rPr>
+          <w:rFonts w:ascii="宋体" w:eastAsia="宋体" w:hAnsi="宋体" w:cs="宋体" w:hint="eastAsia"/>
+          <w:color w:val="000000"/>
+          <w:kern w:val="0"/>
+          <w:sz w:val="22"/>
+          <w:szCs w:val="22"/>
+          <w:lang w:bidi="ar"/>
+        </w:rPr>
+        <w:t>做事件行</w:t>
+      </w:r>
+      <w:proofErr w:type="gramEnd"/>
     </w:p>
     <w:p>
       <w:pPr>
@@ -2764,6 +3123,7 @@
           <w:lang w:bidi="ar"/>
         </w:rPr>
       </w:pPr>
+      <w:proofErr w:type="gramStart"/>
       <w:r>
         <w:rPr>
           <w:rFonts w:cs="宋体"/>
@@ -2772,7 +3132,40 @@
           <w:szCs w:val="22"/>
           <w:lang w:bidi="ar"/>
         </w:rPr>
-        <w:t>END(string A,int B)</w:t>
+        <w:t>END(</w:t>
+      </w:r>
+      <w:proofErr w:type="gramEnd"/>
+      <w:r>
+        <w:rPr>
+          <w:rFonts w:cs="宋体"/>
+          <w:color w:val="000000"/>
+          <w:sz w:val="22"/>
+          <w:szCs w:val="22"/>
+          <w:lang w:bidi="ar"/>
+        </w:rPr>
+        <w:t xml:space="preserve">string </w:t>
+      </w:r>
+      <w:proofErr w:type="spellStart"/>
+      <w:r>
+        <w:rPr>
+          <w:rFonts w:cs="宋体"/>
+          <w:color w:val="000000"/>
+          <w:sz w:val="22"/>
+          <w:szCs w:val="22"/>
+          <w:lang w:bidi="ar"/>
+        </w:rPr>
+        <w:t>A,int</w:t>
+      </w:r>
+      <w:proofErr w:type="spellEnd"/>
+      <w:r>
+        <w:rPr>
+          <w:rFonts w:cs="宋体"/>
+          <w:color w:val="000000"/>
+          <w:sz w:val="22"/>
+          <w:szCs w:val="22"/>
+          <w:lang w:bidi="ar"/>
+        </w:rPr>
+        <w:t xml:space="preserve"> B)</w:t>
       </w:r>
     </w:p>
     <w:p>
@@ -3012,7 +3405,29 @@
           <w:szCs w:val="22"/>
           <w:lang w:bidi="ar"/>
         </w:rPr>
-        <w:t>游戏失败.打开失败界面,可以读档或者回到这段剧情开始的位置</w:t>
+        <w:t>游戏失败.打开失败界面,可以</w:t>
+      </w:r>
+      <w:proofErr w:type="gramStart"/>
+      <w:r>
+        <w:rPr>
+          <w:rFonts w:cs="宋体"/>
+          <w:color w:val="000000"/>
+          <w:sz w:val="22"/>
+          <w:szCs w:val="22"/>
+          <w:lang w:bidi="ar"/>
+        </w:rPr>
+        <w:t>读档或者</w:t>
+      </w:r>
+      <w:proofErr w:type="gramEnd"/>
+      <w:r>
+        <w:rPr>
+          <w:rFonts w:cs="宋体"/>
+          <w:color w:val="000000"/>
+          <w:sz w:val="22"/>
+          <w:szCs w:val="22"/>
+          <w:lang w:bidi="ar"/>
+        </w:rPr>
+        <w:t>回到这段剧情开始的位置</w:t>
       </w:r>
     </w:p>
     <w:p>
@@ -3089,6 +3504,7 @@
         </w:rPr>
         <w:t>(string)</w:t>
       </w:r>
+      <w:proofErr w:type="gramStart"/>
       <w:r>
         <w:rPr>
           <w:rFonts w:hint="eastAsia"/>
@@ -3102,7 +3518,14 @@
         <w:rPr>
           <w:rFonts w:hint="eastAsia"/>
         </w:rPr>
-        <w:t>(int)</w:t>
+        <w:t>(</w:t>
+      </w:r>
+      <w:proofErr w:type="gramEnd"/>
+      <w:r>
+        <w:rPr>
+          <w:rFonts w:hint="eastAsia"/>
+        </w:rPr>
+        <w:t>int)</w:t>
       </w:r>
       <w:r>
         <w:rPr>
@@ -3245,7 +3668,15 @@
         <w:t>1</w:t>
       </w:r>
       <w:r>
-        <w:t>,10,START_WIN,1,START_LOSE,1)</w:t>
+        <w:t>,</w:t>
+      </w:r>
+      <w:proofErr w:type="gramStart"/>
+      <w:r>
+        <w:t>10,START</w:t>
+      </w:r>
+      <w:proofErr w:type="gramEnd"/>
+      <w:r>
+        <w:t>_WIN,1,START_LOSE,1)</w:t>
       </w:r>
     </w:p>
     <w:p>
@@ -3255,18 +3686,22 @@
         </w:rPr>
         <w:t>这个方法会检定</w:t>
       </w:r>
+      <w:proofErr w:type="gramStart"/>
       <w:r>
         <w:t>”</w:t>
       </w:r>
+      <w:proofErr w:type="gramEnd"/>
       <w:r>
         <w:rPr>
           <w:rFonts w:hint="eastAsia"/>
         </w:rPr>
         <w:t>YIZHI</w:t>
       </w:r>
+      <w:proofErr w:type="gramStart"/>
       <w:r>
         <w:t>”</w:t>
       </w:r>
+      <w:proofErr w:type="gramEnd"/>
       <w:r>
         <w:rPr>
           <w:rFonts w:hint="eastAsia"/>
@@ -3313,7 +3748,21 @@
         <w:rPr>
           <w:rFonts w:hint="eastAsia"/>
         </w:rPr>
-        <w:t>如果检定值≥</w:t>
+        <w:t>如果</w:t>
+      </w:r>
+      <w:proofErr w:type="gramStart"/>
+      <w:r>
+        <w:rPr>
+          <w:rFonts w:hint="eastAsia"/>
+        </w:rPr>
+        <w:t>检定值</w:t>
+      </w:r>
+      <w:proofErr w:type="gramEnd"/>
+      <w:r>
+        <w:rPr>
+          <w:rFonts w:hint="eastAsia"/>
+        </w:rPr>
+        <w:t>≥</w:t>
       </w:r>
       <w:r>
         <w:rPr>
@@ -3375,8 +3824,16 @@
         <w:rPr>
           <w:rFonts w:hint="eastAsia"/>
         </w:rPr>
-        <w:t>如果检定值</w:t>
-      </w:r>
+        <w:t>如果</w:t>
+      </w:r>
+      <w:proofErr w:type="gramStart"/>
+      <w:r>
+        <w:rPr>
+          <w:rFonts w:hint="eastAsia"/>
+        </w:rPr>
+        <w:t>检定值</w:t>
+      </w:r>
+      <w:proofErr w:type="gramEnd"/>
       <w:r>
         <w:rPr>
           <w:rFonts w:hint="eastAsia"/>
@@ -3437,6 +3894,7 @@
           <w:lang w:bidi="ar"/>
         </w:rPr>
       </w:pPr>
+      <w:proofErr w:type="gramStart"/>
       <w:r>
         <w:rPr>
           <w:rFonts w:cs="宋体"/>
@@ -3445,7 +3903,18 @@
           <w:szCs w:val="22"/>
           <w:lang w:bidi="ar"/>
         </w:rPr>
-        <w:t>ITEM(string A)</w:t>
+        <w:t>ITEM(</w:t>
+      </w:r>
+      <w:proofErr w:type="gramEnd"/>
+      <w:r>
+        <w:rPr>
+          <w:rFonts w:cs="宋体"/>
+          <w:color w:val="000000"/>
+          <w:sz w:val="22"/>
+          <w:szCs w:val="22"/>
+          <w:lang w:bidi="ar"/>
+        </w:rPr>
+        <w:t>string A)</w:t>
       </w:r>
     </w:p>
     <w:p>
@@ -3491,7 +3960,29 @@
           <w:szCs w:val="22"/>
           <w:lang w:bidi="ar"/>
         </w:rPr>
-        <w:t>A可以包含多个tag,比如ITEM(BATTLE+HEALTH)</w:t>
+        <w:t>A可以包含多个</w:t>
+      </w:r>
+      <w:proofErr w:type="gramStart"/>
+      <w:r>
+        <w:rPr>
+          <w:rFonts w:cs="宋体"/>
+          <w:color w:val="000000"/>
+          <w:sz w:val="22"/>
+          <w:szCs w:val="22"/>
+          <w:lang w:bidi="ar"/>
+        </w:rPr>
+        <w:t>tag,比如</w:t>
+      </w:r>
+      <w:proofErr w:type="gramEnd"/>
+      <w:r>
+        <w:rPr>
+          <w:rFonts w:cs="宋体"/>
+          <w:color w:val="000000"/>
+          <w:sz w:val="22"/>
+          <w:szCs w:val="22"/>
+          <w:lang w:bidi="ar"/>
+        </w:rPr>
+        <w:t>ITEM(BATTLE+HEALTH)</w:t>
       </w:r>
     </w:p>
     <w:p>
@@ -3564,9 +4055,11 @@
       </w:r>
     </w:p>
     <w:p>
+      <w:proofErr w:type="gramStart"/>
       <w:r>
         <w:t>!CHECKVIEW</w:t>
       </w:r>
+      <w:proofErr w:type="gramEnd"/>
     </w:p>
     <w:p>
       <w:r>
@@ -3577,6 +4070,7 @@
       </w:r>
     </w:p>
     <w:p>
+      <w:proofErr w:type="gramStart"/>
       <w:r>
         <w:t>!</w:t>
       </w:r>
@@ -3589,6 +4083,7 @@
       <w:r>
         <w:t>SPAWN</w:t>
       </w:r>
+      <w:proofErr w:type="gramEnd"/>
     </w:p>
     <w:p>
       <w:r>
@@ -3607,7 +4102,21 @@
         <w:rPr>
           <w:rFonts w:hint="eastAsia"/>
         </w:rPr>
-        <w:t>一般是用于纯事件工具行的</w:t>
+        <w:t>一般是用于</w:t>
+      </w:r>
+      <w:proofErr w:type="gramStart"/>
+      <w:r>
+        <w:rPr>
+          <w:rFonts w:hint="eastAsia"/>
+        </w:rPr>
+        <w:t>纯事件</w:t>
+      </w:r>
+      <w:proofErr w:type="gramEnd"/>
+      <w:r>
+        <w:rPr>
+          <w:rFonts w:hint="eastAsia"/>
+        </w:rPr>
+        <w:t>工具行的</w:t>
       </w:r>
     </w:p>
     <w:p/>
@@ -3629,9 +4138,11 @@
     </w:p>
     <w:p/>
     <w:p>
+      <w:proofErr w:type="gramStart"/>
       <w:r>
         <w:t>BATTLE(</w:t>
       </w:r>
+      <w:proofErr w:type="gramEnd"/>
       <w:r>
         <w:t>string A</w:t>
       </w:r>
@@ -3697,7 +4208,15 @@
         <w:t>举例：</w:t>
       </w:r>
       <w:r>
-        <w:t>BATTLE(PR1-2BATTLE,PR2)</w:t>
+        <w:t>BATTLE(PR1-2</w:t>
+      </w:r>
+      <w:proofErr w:type="gramStart"/>
+      <w:r>
+        <w:t>BATTLE,PR</w:t>
+      </w:r>
+      <w:proofErr w:type="gramEnd"/>
+      <w:r>
+        <w:t>2)</w:t>
       </w:r>
     </w:p>
     <w:p/>
@@ -3718,6 +4237,7 @@
     </w:p>
     <w:p/>
     <w:p>
+      <w:proofErr w:type="gramStart"/>
       <w:r>
         <w:t>DAYTIME</w:t>
       </w:r>
@@ -3727,6 +4247,7 @@
         </w:rPr>
         <w:t>(</w:t>
       </w:r>
+      <w:proofErr w:type="gramEnd"/>
       <w:r>
         <w:t>int num)</w:t>
       </w:r>
@@ -3764,6 +4285,7 @@
       </w:r>
     </w:p>
     <w:p>
+      <w:proofErr w:type="gramStart"/>
       <w:r>
         <w:t>CGACTIVE</w:t>
       </w:r>
@@ -3773,6 +4295,7 @@
         </w:rPr>
         <w:t>(</w:t>
       </w:r>
+      <w:proofErr w:type="gramEnd"/>
       <w:r>
         <w:t>int option)</w:t>
       </w:r>
@@ -3840,6 +4363,7 @@
       </w:r>
     </w:p>
     <w:p>
+      <w:proofErr w:type="gramStart"/>
       <w:r>
         <w:t>SMALLMAP</w:t>
       </w:r>
@@ -3849,6 +4373,7 @@
         </w:rPr>
         <w:t>(</w:t>
       </w:r>
+      <w:proofErr w:type="gramEnd"/>
       <w:r>
         <w:t>int id, int active)</w:t>
       </w:r>
@@ -3939,6 +4464,7 @@
       </w:r>
     </w:p>
     <w:p>
+      <w:proofErr w:type="gramStart"/>
       <w:r>
         <w:t>SAVE</w:t>
       </w:r>
@@ -3950,7 +4476,40 @@
           <w:szCs w:val="22"/>
           <w:lang w:bidi="ar"/>
         </w:rPr>
-        <w:t>(string A,int B)</w:t>
+        <w:t>(</w:t>
+      </w:r>
+      <w:proofErr w:type="gramEnd"/>
+      <w:r>
+        <w:rPr>
+          <w:rFonts w:cs="宋体"/>
+          <w:color w:val="000000"/>
+          <w:sz w:val="22"/>
+          <w:szCs w:val="22"/>
+          <w:lang w:bidi="ar"/>
+        </w:rPr>
+        <w:t xml:space="preserve">string </w:t>
+      </w:r>
+      <w:proofErr w:type="spellStart"/>
+      <w:r>
+        <w:rPr>
+          <w:rFonts w:cs="宋体"/>
+          <w:color w:val="000000"/>
+          <w:sz w:val="22"/>
+          <w:szCs w:val="22"/>
+          <w:lang w:bidi="ar"/>
+        </w:rPr>
+        <w:t>A,int</w:t>
+      </w:r>
+      <w:proofErr w:type="spellEnd"/>
+      <w:r>
+        <w:rPr>
+          <w:rFonts w:cs="宋体"/>
+          <w:color w:val="000000"/>
+          <w:sz w:val="22"/>
+          <w:szCs w:val="22"/>
+          <w:lang w:bidi="ar"/>
+        </w:rPr>
+        <w:t xml:space="preserve"> B)</w:t>
       </w:r>
     </w:p>
     <w:p>
@@ -4135,9 +4694,11 @@
       </w:r>
     </w:p>
     <w:p>
+      <w:proofErr w:type="gramStart"/>
       <w:r>
         <w:t>HALFCG(</w:t>
       </w:r>
+      <w:proofErr w:type="gramEnd"/>
       <w:r>
         <w:rPr>
           <w:rFonts w:hint="eastAsia"/>
@@ -4222,7 +4783,21 @@
         <w:rPr>
           <w:rFonts w:hint="eastAsia"/>
         </w:rPr>
-        <w:t>在对话框之下，头像框道具框以上全屏显示，直到下一个</w:t>
+        <w:t>在对话框之下，头像框道具</w:t>
+      </w:r>
+      <w:proofErr w:type="gramStart"/>
+      <w:r>
+        <w:rPr>
+          <w:rFonts w:hint="eastAsia"/>
+        </w:rPr>
+        <w:t>框以上</w:t>
+      </w:r>
+      <w:proofErr w:type="gramEnd"/>
+      <w:r>
+        <w:rPr>
+          <w:rFonts w:hint="eastAsia"/>
+        </w:rPr>
+        <w:t>全屏显示，直到下一个</w:t>
       </w:r>
       <w:r>
         <w:rPr>
@@ -4258,11 +4833,19 @@
       </w:r>
     </w:p>
     <w:p>
-      <w:r>
-        <w:rPr>
-          <w:rFonts w:hint="eastAsia"/>
-        </w:rPr>
-        <w:t>SHOP(int</w:t>
+      <w:proofErr w:type="gramStart"/>
+      <w:r>
+        <w:rPr>
+          <w:rFonts w:hint="eastAsia"/>
+        </w:rPr>
+        <w:t>SHOP(</w:t>
+      </w:r>
+      <w:proofErr w:type="gramEnd"/>
+      <w:r>
+        <w:rPr>
+          <w:rFonts w:hint="eastAsia"/>
+        </w:rPr>
+        <w:t>int</w:t>
       </w:r>
       <w:r>
         <w:t xml:space="preserve"> id)</w:t>
@@ -4276,8 +4859,21 @@
         <w:t>开启商店显示界面，在</w:t>
       </w:r>
       <w:r>
-        <w:t>Assets/ScriptableObjects/ShopListSO.asset</w:t>
-      </w:r>
+        <w:t>Assets/</w:t>
+      </w:r>
+      <w:proofErr w:type="spellStart"/>
+      <w:r>
+        <w:t>ScriptableObjects</w:t>
+      </w:r>
+      <w:proofErr w:type="spellEnd"/>
+      <w:r>
+        <w:t>/</w:t>
+      </w:r>
+      <w:proofErr w:type="spellStart"/>
+      <w:r>
+        <w:t>ShopListSO.asset</w:t>
+      </w:r>
+      <w:proofErr w:type="spellEnd"/>
       <w:r>
         <w:rPr>
           <w:rFonts w:hint="eastAsia"/>
@@ -4358,12 +4954,14 @@
       </w:r>
     </w:p>
     <w:p>
+      <w:proofErr w:type="gramStart"/>
       <w:r>
         <w:rPr>
           <w:rFonts w:hint="eastAsia"/>
         </w:rPr>
         <w:t>CHAPTER(</w:t>
       </w:r>
+      <w:proofErr w:type="gramEnd"/>
       <w:r>
         <w:rPr>
           <w:rFonts w:hint="eastAsia"/>
@@ -4373,12 +4971,14 @@
       <w:r>
         <w:t xml:space="preserve"> </w:t>
       </w:r>
+      <w:proofErr w:type="spellStart"/>
       <w:r>
         <w:rPr>
           <w:rFonts w:hint="eastAsia"/>
         </w:rPr>
         <w:t>chapterName</w:t>
       </w:r>
+      <w:proofErr w:type="spellEnd"/>
       <w:r>
         <w:rPr>
           <w:rFonts w:hint="eastAsia"/>
@@ -4397,12 +4997,14 @@
       <w:r>
         <w:t xml:space="preserve"> </w:t>
       </w:r>
+      <w:proofErr w:type="spellStart"/>
       <w:r>
         <w:rPr>
           <w:rFonts w:hint="eastAsia"/>
         </w:rPr>
         <w:t>fadeTime</w:t>
       </w:r>
+      <w:proofErr w:type="spellEnd"/>
       <w:r>
         <w:rPr>
           <w:rFonts w:hint="eastAsia"/>
@@ -4441,11 +5043,19 @@
         </w:rPr>
         <w:t>在剧情面板上显示章节标题。</w:t>
       </w:r>
-      <w:r>
-        <w:rPr>
-          <w:rFonts w:hint="eastAsia"/>
-        </w:rPr>
-        <w:t xml:space="preserve">fadeTime </w:t>
+      <w:proofErr w:type="spellStart"/>
+      <w:r>
+        <w:rPr>
+          <w:rFonts w:hint="eastAsia"/>
+        </w:rPr>
+        <w:t>fadeTime</w:t>
+      </w:r>
+      <w:proofErr w:type="spellEnd"/>
+      <w:r>
+        <w:rPr>
+          <w:rFonts w:hint="eastAsia"/>
+        </w:rPr>
+        <w:t xml:space="preserve"> </w:t>
       </w:r>
       <w:r>
         <w:rPr>
@@ -4473,12 +5083,14 @@
         </w:rPr>
         <w:t>示例：</w:t>
       </w:r>
+      <w:proofErr w:type="gramStart"/>
       <w:r>
         <w:rPr>
           <w:rFonts w:hint="eastAsia"/>
         </w:rPr>
         <w:t>CHAPTER(</w:t>
       </w:r>
+      <w:proofErr w:type="gramEnd"/>
       <w:r>
         <w:rPr>
           <w:rFonts w:hint="eastAsia"/>
@@ -4508,11 +5120,6 @@
       </w:r>
     </w:p>
     <w:p>
-      <w:pPr>
-        <w:rPr>
-          <w:rFonts w:hint="eastAsia"/>
-        </w:rPr>
-      </w:pPr>
       <w:r>
         <w:rPr>
           <w:rFonts w:hint="eastAsia"/>
@@ -4567,11 +5174,6 @@
       </w:r>
     </w:p>
     <w:p>
-      <w:pPr>
-        <w:rPr>
-          <w:rFonts w:hint="eastAsia"/>
-        </w:rPr>
-      </w:pPr>
       <w:r>
         <w:t>ITEM</w:t>
       </w:r>
@@ -4579,20 +5181,20 @@
     <w:p/>
     <w:p>
       <w:pPr>
+        <w:rPr>
+          <w:rFonts w:ascii="Arial" w:eastAsia="黑体" w:hAnsi="Arial"/>
+          <w:b/>
+          <w:color w:val="0000FF"/>
+          <w:sz w:val="32"/>
+        </w:rPr>
+      </w:pPr>
+      <w:r>
         <w:rPr>
           <w:rFonts w:ascii="Arial" w:eastAsia="黑体" w:hAnsi="Arial" w:hint="eastAsia"/>
           <w:b/>
           <w:color w:val="0000FF"/>
           <w:sz w:val="32"/>
         </w:rPr>
-      </w:pPr>
-      <w:r>
-        <w:rPr>
-          <w:rFonts w:ascii="Arial" w:eastAsia="黑体" w:hAnsi="Arial" w:hint="eastAsia"/>
-          <w:b/>
-          <w:color w:val="0000FF"/>
-          <w:sz w:val="32"/>
-        </w:rPr>
         <w:t>修改玩家变量</w:t>
       </w:r>
     </w:p>
@@ -4744,113 +5346,56 @@
     </w:p>
     <w:p>
       <w:r>
-        <w:rPr>
-          <w:rFonts w:hint="eastAsia"/>
-        </w:rPr>
         <w:t>0</w:t>
       </w:r>
       <w:r>
         <w:rPr>
           <w:rFonts w:hint="eastAsia"/>
         </w:rPr>
-        <w:t>最大生命值，</w:t>
-      </w:r>
-    </w:p>
-    <w:p>
-      <w:r>
-        <w:rPr>
-          <w:rFonts w:hint="eastAsia"/>
-        </w:rPr>
+        <w:t>意志</w:t>
+      </w:r>
+    </w:p>
+    <w:p>
+      <w:r>
         <w:t>1</w:t>
       </w:r>
       <w:r>
         <w:rPr>
           <w:rFonts w:hint="eastAsia"/>
         </w:rPr>
-        <w:t>耐力</w:t>
-      </w:r>
-    </w:p>
-    <w:p>
-      <w:r>
-        <w:rPr>
-          <w:rFonts w:hint="eastAsia"/>
-        </w:rPr>
+        <w:t>作战</w:t>
+      </w:r>
+    </w:p>
+    <w:p>
+      <w:r>
         <w:t>2</w:t>
       </w:r>
       <w:r>
         <w:rPr>
           <w:rFonts w:hint="eastAsia"/>
         </w:rPr>
-        <w:t>体力</w:t>
-      </w:r>
-    </w:p>
-    <w:p>
-      <w:r>
-        <w:rPr>
-          <w:rFonts w:hint="eastAsia"/>
-        </w:rPr>
+        <w:t>体能</w:t>
+      </w:r>
+    </w:p>
+    <w:p>
+      <w:r>
         <w:t>3</w:t>
       </w:r>
       <w:r>
         <w:rPr>
           <w:rFonts w:hint="eastAsia"/>
         </w:rPr>
-        <w:t>意志</w:t>
-      </w:r>
-    </w:p>
-    <w:p>
-      <w:r>
-        <w:rPr>
-          <w:rFonts w:hint="eastAsia"/>
-        </w:rPr>
+        <w:t>沟通</w:t>
+      </w:r>
+    </w:p>
+    <w:p>
+      <w:r>
         <w:t>4</w:t>
       </w:r>
       <w:r>
         <w:rPr>
           <w:rFonts w:hint="eastAsia"/>
         </w:rPr>
-        <w:t>作战</w:t>
-      </w:r>
-    </w:p>
-    <w:p>
-      <w:r>
-        <w:rPr>
-          <w:rFonts w:hint="eastAsia"/>
-        </w:rPr>
-        <w:t>5</w:t>
-      </w:r>
-      <w:r>
-        <w:rPr>
-          <w:rFonts w:hint="eastAsia"/>
-        </w:rPr>
-        <w:t>体能</w:t>
-      </w:r>
-    </w:p>
-    <w:p>
-      <w:r>
-        <w:rPr>
-          <w:rFonts w:hint="eastAsia"/>
-        </w:rPr>
-        <w:t>6</w:t>
-      </w:r>
-      <w:r>
-        <w:rPr>
-          <w:rFonts w:hint="eastAsia"/>
-        </w:rPr>
-        <w:t>沟通</w:t>
-      </w:r>
-    </w:p>
-    <w:p>
-      <w:r>
-        <w:rPr>
-          <w:rFonts w:hint="eastAsia"/>
-        </w:rPr>
-        <w:t>7</w:t>
-      </w:r>
-      <w:r>
-        <w:rPr>
-          <w:rFonts w:hint="eastAsia"/>
-        </w:rPr>
         <w:t>模式识别</w:t>
       </w:r>
     </w:p>
@@ -4962,17 +5507,13 @@
       </w:r>
     </w:p>
     <w:p>
-      <w:pPr>
-        <w:rPr>
-          <w:rFonts w:hint="eastAsia"/>
-        </w:rPr>
-      </w:pPr>
       <w:r>
         <w:rPr>
           <w:rFonts w:hint="eastAsia"/>
         </w:rPr>
         <w:t>案例：</w:t>
       </w:r>
+      <w:proofErr w:type="gramStart"/>
       <w:r>
         <w:t>MODIFY</w:t>
       </w:r>
@@ -4980,7 +5521,14 @@
         <w:rPr>
           <w:rFonts w:hint="eastAsia"/>
         </w:rPr>
-        <w:t>(1,</w:t>
+        <w:t>(</w:t>
+      </w:r>
+      <w:proofErr w:type="gramEnd"/>
+      <w:r>
+        <w:rPr>
+          <w:rFonts w:hint="eastAsia"/>
+        </w:rPr>
+        <w:t>1,</w:t>
       </w:r>
       <w:r>
         <w:t xml:space="preserve"> </w:t>

--- a/Assets/StreamingAssets/正式发布时删--功能文档/剧本编辑器(1).docx
+++ b/Assets/StreamingAssets/正式发布时删--功能文档/剧本编辑器(1).docx
@@ -1,6 +1,6 @@
 
 <file path=word/document.xml><?xml version="1.0" encoding="utf-8"?>
-<w:document xmlns:wpc="http://schemas.microsoft.com/office/word/2010/wordprocessingCanvas" xmlns:cx="http://schemas.microsoft.com/office/drawing/2014/chartex" xmlns:cx1="http://schemas.microsoft.com/office/drawing/2015/9/8/chartex" xmlns:cx2="http://schemas.microsoft.com/office/drawing/2015/10/21/chartex" xmlns:cx3="http://schemas.microsoft.com/office/drawing/2016/5/9/chartex" xmlns:cx4="http://schemas.microsoft.com/office/drawing/2016/5/10/chartex" xmlns:cx5="http://schemas.microsoft.com/office/drawing/2016/5/11/chartex" xmlns:cx6="http://schemas.microsoft.com/office/drawing/2016/5/12/chartex" xmlns:cx7="http://schemas.microsoft.com/office/drawing/2016/5/13/chartex" xmlns:cx8="http://schemas.microsoft.com/office/drawing/2016/5/14/chartex" xmlns:mc="http://schemas.openxmlformats.org/markup-compatibility/2006" xmlns:aink="http://schemas.microsoft.com/office/drawing/2016/ink" xmlns:am3d="http://schemas.microsoft.com/office/drawing/2017/model3d" xmlns:o="urn:schemas-microsoft-com:office:office" xmlns:r="http://schemas.openxmlformats.org/officeDocument/2006/relationships" xmlns:m="http://schemas.openxmlformats.org/officeDocument/2006/math" xmlns:v="urn:schemas-microsoft-com:vml" xmlns:wp14="http://schemas.microsoft.com/office/word/2010/wordprocessingDrawing" xmlns:wp="http://schemas.openxmlformats.org/drawingml/2006/wordprocessingDrawing" xmlns:w10="urn:schemas-microsoft-com:office:word" xmlns:w="http://schemas.openxmlformats.org/wordprocessingml/2006/main" xmlns:w14="http://schemas.microsoft.com/office/word/2010/wordml" xmlns:w15="http://schemas.microsoft.com/office/word/2012/wordml" xmlns:w16cex="http://schemas.microsoft.com/office/word/2018/wordml/cex" xmlns:w16cid="http://schemas.microsoft.com/office/word/2016/wordml/cid" xmlns:w16="http://schemas.microsoft.com/office/word/2018/wordml" xmlns:w16sdtdh="http://schemas.microsoft.com/office/word/2020/wordml/sdtdatahash" xmlns:w16se="http://schemas.microsoft.com/office/word/2015/wordml/symex" xmlns:wpg="http://schemas.microsoft.com/office/word/2010/wordprocessingGroup" xmlns:wpi="http://schemas.microsoft.com/office/word/2010/wordprocessingInk" xmlns:wne="http://schemas.microsoft.com/office/word/2006/wordml" xmlns:wps="http://schemas.microsoft.com/office/word/2010/wordprocessingShape" mc:Ignorable="w14 w15 w16se w16cid w16 w16cex w16sdtdh wp14">
+<w:document xmlns:wpc="http://schemas.microsoft.com/office/word/2010/wordprocessingCanvas" xmlns:cx="http://schemas.microsoft.com/office/drawing/2014/chartex" xmlns:cx1="http://schemas.microsoft.com/office/drawing/2015/9/8/chartex" xmlns:cx2="http://schemas.microsoft.com/office/drawing/2015/10/21/chartex" xmlns:cx3="http://schemas.microsoft.com/office/drawing/2016/5/9/chartex" xmlns:cx4="http://schemas.microsoft.com/office/drawing/2016/5/10/chartex" xmlns:cx5="http://schemas.microsoft.com/office/drawing/2016/5/11/chartex" xmlns:cx6="http://schemas.microsoft.com/office/drawing/2016/5/12/chartex" xmlns:cx7="http://schemas.microsoft.com/office/drawing/2016/5/13/chartex" xmlns:cx8="http://schemas.microsoft.com/office/drawing/2016/5/14/chartex" xmlns:mc="http://schemas.openxmlformats.org/markup-compatibility/2006" xmlns:aink="http://schemas.microsoft.com/office/drawing/2016/ink" xmlns:am3d="http://schemas.microsoft.com/office/drawing/2017/model3d" xmlns:o="urn:schemas-microsoft-com:office:office" xmlns:oel="http://schemas.microsoft.com/office/2019/extlst" xmlns:r="http://schemas.openxmlformats.org/officeDocument/2006/relationships" xmlns:m="http://schemas.openxmlformats.org/officeDocument/2006/math" xmlns:v="urn:schemas-microsoft-com:vml" xmlns:wp14="http://schemas.microsoft.com/office/word/2010/wordprocessingDrawing" xmlns:wp="http://schemas.openxmlformats.org/drawingml/2006/wordprocessingDrawing" xmlns:w10="urn:schemas-microsoft-com:office:word" xmlns:w="http://schemas.openxmlformats.org/wordprocessingml/2006/main" xmlns:w14="http://schemas.microsoft.com/office/word/2010/wordml" xmlns:w15="http://schemas.microsoft.com/office/word/2012/wordml" xmlns:w16cex="http://schemas.microsoft.com/office/word/2018/wordml/cex" xmlns:w16cid="http://schemas.microsoft.com/office/word/2016/wordml/cid" xmlns:w16="http://schemas.microsoft.com/office/word/2018/wordml" xmlns:w16du="http://schemas.microsoft.com/office/word/2023/wordml/word16du" xmlns:w16sdtdh="http://schemas.microsoft.com/office/word/2020/wordml/sdtdatahash" xmlns:w16sdtfl="http://schemas.microsoft.com/office/word/2024/wordml/sdtformatlock" xmlns:w16se="http://schemas.microsoft.com/office/word/2015/wordml/symex" xmlns:wpg="http://schemas.microsoft.com/office/word/2010/wordprocessingGroup" xmlns:wpi="http://schemas.microsoft.com/office/word/2010/wordprocessingInk" xmlns:wne="http://schemas.microsoft.com/office/word/2006/wordml" xmlns:wps="http://schemas.microsoft.com/office/word/2010/wordprocessingShape" mc:Ignorable="w14 w15 w16se w16cid w16 w16cex w16sdtdh w16sdtfl w16du wp14">
   <w:body>
     <w:p>
       <w:pPr>
@@ -786,113 +786,286 @@
       </w:r>
     </w:p>
     <w:p>
+      <w:r>
+        <w:t>CG(</w:t>
+      </w:r>
+      <w:r>
+        <w:t>图片名</w:t>
+      </w:r>
+      <w:r>
+        <w:t xml:space="preserve">)                    # </w:t>
+      </w:r>
+      <w:r>
+        <w:t>默认淡出淡入效果</w:t>
+      </w:r>
+    </w:p>
+    <w:p>
+      <w:r>
+        <w:t>CG(</w:t>
+      </w:r>
+      <w:r>
+        <w:t>图片名</w:t>
+      </w:r>
+      <w:r>
+        <w:t xml:space="preserve">, </w:t>
+      </w:r>
+      <w:r>
+        <w:t>类型</w:t>
+      </w:r>
+      <w:r>
+        <w:t xml:space="preserve">)              # </w:t>
+      </w:r>
+      <w:r>
+        <w:t>指定效果类型（</w:t>
+      </w:r>
+      <w:r>
+        <w:t>0-3</w:t>
+      </w:r>
+      <w:r>
+        <w:t>）</w:t>
+      </w:r>
+    </w:p>
+    <w:p>
+      <w:r>
+        <w:t>CG(</w:t>
+      </w:r>
+      <w:r>
+        <w:t>图片名</w:t>
+      </w:r>
+      <w:r>
+        <w:t xml:space="preserve">, </w:t>
+      </w:r>
+      <w:r>
+        <w:t>类型</w:t>
+      </w:r>
+      <w:r>
+        <w:t xml:space="preserve">, </w:t>
+      </w:r>
+      <w:r>
+        <w:t>时长</w:t>
+      </w:r>
+      <w:r>
+        <w:t xml:space="preserve">)        # </w:t>
+      </w:r>
+      <w:r>
+        <w:t>自定义时长</w:t>
+      </w:r>
+    </w:p>
+    <w:p/>
+    <w:p>
+      <w:r>
+        <w:t>淡入淡出类型：</w:t>
+      </w:r>
+    </w:p>
+    <w:p>
+      <w:r>
+        <w:t xml:space="preserve">0 = </w:t>
+      </w:r>
+      <w:r>
+        <w:t>无效果</w:t>
+      </w:r>
+    </w:p>
+    <w:p>
+      <w:r>
+        <w:t xml:space="preserve">1 = </w:t>
+      </w:r>
+      <w:r>
+        <w:t>仅淡入</w:t>
+      </w:r>
+    </w:p>
+    <w:p>
+      <w:r>
+        <w:t xml:space="preserve">2 = </w:t>
+      </w:r>
+      <w:r>
+        <w:t>仅淡出</w:t>
+      </w:r>
+    </w:p>
+    <w:p>
+      <w:r>
+        <w:t xml:space="preserve">3 = </w:t>
+      </w:r>
+      <w:r>
+        <w:t>淡出后淡入（默认）</w:t>
+      </w:r>
+    </w:p>
+    <w:p>
+      <w:r>
+        <w:rPr>
+          <w:rFonts w:hint="eastAsia"/>
+        </w:rPr>
+        <w:t>示例</w:t>
+      </w:r>
+      <w:r>
+        <w:rPr>
+          <w:rFonts w:hint="eastAsia"/>
+        </w:rPr>
+        <w:t>:</w:t>
+      </w:r>
+    </w:p>
+    <w:p>
+      <w:r>
+        <w:rPr>
+          <w:rFonts w:hint="eastAsia"/>
+        </w:rPr>
+        <w:t xml:space="preserve">CG(forest)                    # </w:t>
+      </w:r>
+      <w:r>
+        <w:rPr>
+          <w:rFonts w:hint="eastAsia"/>
+        </w:rPr>
+        <w:t>淡出淡入，默认</w:t>
+      </w:r>
+      <w:r>
+        <w:rPr>
+          <w:rFonts w:hint="eastAsia"/>
+        </w:rPr>
+        <w:t>0.5</w:t>
+      </w:r>
+      <w:r>
+        <w:rPr>
+          <w:rFonts w:hint="eastAsia"/>
+        </w:rPr>
+        <w:t>秒</w:t>
+      </w:r>
+    </w:p>
+    <w:p>
+      <w:r>
+        <w:rPr>
+          <w:rFonts w:hint="eastAsia"/>
+        </w:rPr>
+        <w:t xml:space="preserve">CG(battle,3,1.5)              # </w:t>
+      </w:r>
+      <w:r>
+        <w:rPr>
+          <w:rFonts w:hint="eastAsia"/>
+        </w:rPr>
+        <w:t>淡出淡入，</w:t>
+      </w:r>
+      <w:r>
+        <w:rPr>
+          <w:rFonts w:hint="eastAsia"/>
+        </w:rPr>
+        <w:t>1.5</w:t>
+      </w:r>
+      <w:r>
+        <w:rPr>
+          <w:rFonts w:hint="eastAsia"/>
+        </w:rPr>
+        <w:t>秒</w:t>
+      </w:r>
+    </w:p>
+    <w:p>
+      <w:r>
+        <w:rPr>
+          <w:rFonts w:hint="eastAsia"/>
+        </w:rPr>
+        <w:t xml:space="preserve">CG(quick,0)                   # </w:t>
+      </w:r>
+      <w:r>
+        <w:rPr>
+          <w:rFonts w:hint="eastAsia"/>
+        </w:rPr>
+        <w:t>无效果，立即切换</w:t>
+      </w:r>
+    </w:p>
+    <w:p/>
+    <w:p>
       <w:proofErr w:type="gramStart"/>
       <w:r>
-        <w:t>CG(</w:t>
+        <w:rPr>
+          <w:rFonts w:hint="eastAsia"/>
+        </w:rPr>
+        <w:t>SHAKE(</w:t>
       </w:r>
       <w:proofErr w:type="gramEnd"/>
       <w:r>
-        <w:t>图片名</w:t>
-      </w:r>
-      <w:r>
-        <w:t xml:space="preserve">)                    # </w:t>
-      </w:r>
-      <w:r>
-        <w:t>默认淡出淡入效果</w:t>
-      </w:r>
-    </w:p>
-    <w:p>
-      <w:proofErr w:type="gramStart"/>
-      <w:r>
-        <w:t>CG(</w:t>
-      </w:r>
-      <w:proofErr w:type="gramEnd"/>
-      <w:r>
-        <w:t>图片名</w:t>
+        <w:rPr>
+          <w:rFonts w:hint="eastAsia"/>
+        </w:rPr>
+        <w:t>)</w:t>
+      </w:r>
+    </w:p>
+    <w:p>
+      <w:r>
+        <w:rPr>
+          <w:rFonts w:hint="eastAsia"/>
+        </w:rPr>
+        <w:t>让画面震动</w:t>
+      </w:r>
+    </w:p>
+    <w:p>
+      <w:r>
+        <w:rPr>
+          <w:rFonts w:hint="eastAsia"/>
+        </w:rPr>
+        <w:t>--</w:t>
+      </w:r>
+      <w:r>
+        <w:rPr>
+          <w:rFonts w:hint="eastAsia"/>
+        </w:rPr>
+        <w:t>衍生方法</w:t>
+      </w:r>
+    </w:p>
+    <w:p>
+      <w:r>
+        <w:t>SHAKE(</w:t>
+      </w:r>
+      <w:r>
+        <w:t>强度</w:t>
+      </w:r>
+      <w:r>
+        <w:t xml:space="preserve">)                   # </w:t>
+      </w:r>
+      <w:r>
+        <w:t>自定义强度</w:t>
+      </w:r>
+    </w:p>
+    <w:p>
+      <w:r>
+        <w:t>SHAKE(</w:t>
+      </w:r>
+      <w:r>
+        <w:t>强度</w:t>
       </w:r>
       <w:r>
         <w:t xml:space="preserve">, </w:t>
       </w:r>
       <w:r>
-        <w:t>类型</w:t>
-      </w:r>
-      <w:r>
-        <w:t xml:space="preserve">)              # </w:t>
-      </w:r>
-      <w:r>
-        <w:t>指定效果类型（</w:t>
-      </w:r>
-      <w:r>
-        <w:t>0-3</w:t>
-      </w:r>
-      <w:r>
-        <w:t>）</w:t>
-      </w:r>
-    </w:p>
-    <w:p>
-      <w:proofErr w:type="gramStart"/>
-      <w:r>
-        <w:t>CG(</w:t>
-      </w:r>
-      <w:proofErr w:type="gramEnd"/>
-      <w:r>
-        <w:t>图片名</w:t>
+        <w:t>时长</w:t>
+      </w:r>
+      <w:r>
+        <w:t xml:space="preserve">)             # </w:t>
+      </w:r>
+      <w:r>
+        <w:t>自定义强度和时长</w:t>
+      </w:r>
+    </w:p>
+    <w:p>
+      <w:r>
+        <w:t>SHAKE(</w:t>
+      </w:r>
+      <w:r>
+        <w:t>强度</w:t>
       </w:r>
       <w:r>
         <w:t xml:space="preserve">, </w:t>
       </w:r>
       <w:r>
-        <w:t>类型</w:t>
+        <w:t>时长</w:t>
       </w:r>
       <w:r>
         <w:t xml:space="preserve">, </w:t>
       </w:r>
       <w:r>
-        <w:t>时长</w:t>
-      </w:r>
-      <w:r>
-        <w:t xml:space="preserve">)        # </w:t>
-      </w:r>
-      <w:r>
-        <w:t>自定义时长</w:t>
-      </w:r>
-    </w:p>
-    <w:p/>
-    <w:p>
-      <w:r>
-        <w:t>淡入淡出类型：</w:t>
-      </w:r>
-    </w:p>
-    <w:p>
-      <w:r>
-        <w:t xml:space="preserve">0 = </w:t>
-      </w:r>
-      <w:r>
-        <w:t>无效果</w:t>
-      </w:r>
-    </w:p>
-    <w:p>
-      <w:r>
-        <w:t xml:space="preserve">1 = </w:t>
-      </w:r>
-      <w:r>
-        <w:t>仅淡入</w:t>
-      </w:r>
-    </w:p>
-    <w:p>
-      <w:r>
-        <w:t xml:space="preserve">2 = </w:t>
-      </w:r>
-      <w:r>
-        <w:t>仅淡出</w:t>
-      </w:r>
-    </w:p>
-    <w:p>
-      <w:r>
-        <w:t xml:space="preserve">3 = </w:t>
-      </w:r>
-      <w:r>
-        <w:t>淡出后淡入（默认）</w:t>
+        <w:t>次数</w:t>
+      </w:r>
+      <w:r>
+        <w:t xml:space="preserve">)       # </w:t>
+      </w:r>
+      <w:r>
+        <w:t>完整自定义</w:t>
       </w:r>
     </w:p>
     <w:p>
@@ -908,27 +1081,30 @@
         </w:rPr>
         <w:t>:</w:t>
       </w:r>
-    </w:p>
-    <w:p>
-      <w:proofErr w:type="gramStart"/>
-      <w:r>
-        <w:rPr>
-          <w:rFonts w:hint="eastAsia"/>
-        </w:rPr>
-        <w:t>CG(</w:t>
-      </w:r>
-      <w:proofErr w:type="gramEnd"/>
-      <w:r>
-        <w:rPr>
-          <w:rFonts w:hint="eastAsia"/>
-        </w:rPr>
-        <w:t xml:space="preserve">forest)                    # </w:t>
-      </w:r>
-      <w:r>
-        <w:rPr>
-          <w:rFonts w:hint="eastAsia"/>
-        </w:rPr>
-        <w:t>淡出淡入，默认</w:t>
+      <w:r>
+        <w:rPr>
+          <w:rFonts w:hint="eastAsia"/>
+        </w:rPr>
+        <w:br/>
+        <w:t xml:space="preserve">SHAKE()                       # </w:t>
+      </w:r>
+      <w:r>
+        <w:rPr>
+          <w:rFonts w:hint="eastAsia"/>
+        </w:rPr>
+        <w:t>默认：强度</w:t>
+      </w:r>
+      <w:r>
+        <w:rPr>
+          <w:rFonts w:hint="eastAsia"/>
+        </w:rPr>
+        <w:t>20</w:t>
+      </w:r>
+      <w:r>
+        <w:rPr>
+          <w:rFonts w:hint="eastAsia"/>
+        </w:rPr>
+        <w:t>，</w:t>
       </w:r>
       <w:r>
         <w:rPr>
@@ -940,334 +1116,85 @@
         <w:rPr>
           <w:rFonts w:hint="eastAsia"/>
         </w:rPr>
+        <w:t>秒，</w:t>
+      </w:r>
+      <w:r>
+        <w:rPr>
+          <w:rFonts w:hint="eastAsia"/>
+        </w:rPr>
+        <w:t>10</w:t>
+      </w:r>
+      <w:r>
+        <w:rPr>
+          <w:rFonts w:hint="eastAsia"/>
+        </w:rPr>
+        <w:t>次</w:t>
+      </w:r>
+    </w:p>
+    <w:p>
+      <w:r>
+        <w:rPr>
+          <w:rFonts w:hint="eastAsia"/>
+        </w:rPr>
+        <w:t xml:space="preserve">SHAKE(30)                     # </w:t>
+      </w:r>
+      <w:r>
+        <w:rPr>
+          <w:rFonts w:hint="eastAsia"/>
+        </w:rPr>
+        <w:t>强度</w:t>
+      </w:r>
+      <w:r>
+        <w:rPr>
+          <w:rFonts w:hint="eastAsia"/>
+        </w:rPr>
+        <w:t>30</w:t>
+      </w:r>
+    </w:p>
+    <w:p>
+      <w:r>
+        <w:rPr>
+          <w:rFonts w:hint="eastAsia"/>
+        </w:rPr>
+        <w:t xml:space="preserve">SHAKE(40,1.0)                 # </w:t>
+      </w:r>
+      <w:r>
+        <w:rPr>
+          <w:rFonts w:hint="eastAsia"/>
+        </w:rPr>
+        <w:t>强度</w:t>
+      </w:r>
+      <w:r>
+        <w:rPr>
+          <w:rFonts w:hint="eastAsia"/>
+        </w:rPr>
+        <w:t>40</w:t>
+      </w:r>
+      <w:r>
+        <w:rPr>
+          <w:rFonts w:hint="eastAsia"/>
+        </w:rPr>
+        <w:t>，持续</w:t>
+      </w:r>
+      <w:r>
+        <w:rPr>
+          <w:rFonts w:hint="eastAsia"/>
+        </w:rPr>
+        <w:t>1</w:t>
+      </w:r>
+      <w:r>
+        <w:rPr>
+          <w:rFonts w:hint="eastAsia"/>
+        </w:rPr>
         <w:t>秒</w:t>
       </w:r>
     </w:p>
     <w:p>
-      <w:proofErr w:type="gramStart"/>
-      <w:r>
-        <w:rPr>
-          <w:rFonts w:hint="eastAsia"/>
-        </w:rPr>
-        <w:t>CG(</w:t>
-      </w:r>
-      <w:proofErr w:type="gramEnd"/>
-      <w:r>
-        <w:rPr>
-          <w:rFonts w:hint="eastAsia"/>
-        </w:rPr>
-        <w:t xml:space="preserve">battle,3,1.5)              # </w:t>
-      </w:r>
-      <w:r>
-        <w:rPr>
-          <w:rFonts w:hint="eastAsia"/>
-        </w:rPr>
-        <w:t>淡出淡入，</w:t>
-      </w:r>
-      <w:r>
-        <w:rPr>
-          <w:rFonts w:hint="eastAsia"/>
-        </w:rPr>
-        <w:t>1.5</w:t>
-      </w:r>
-      <w:r>
-        <w:rPr>
-          <w:rFonts w:hint="eastAsia"/>
-        </w:rPr>
-        <w:t>秒</w:t>
-      </w:r>
-    </w:p>
-    <w:p>
-      <w:proofErr w:type="gramStart"/>
-      <w:r>
-        <w:rPr>
-          <w:rFonts w:hint="eastAsia"/>
-        </w:rPr>
-        <w:t>CG(</w:t>
-      </w:r>
-      <w:proofErr w:type="gramEnd"/>
-      <w:r>
-        <w:rPr>
-          <w:rFonts w:hint="eastAsia"/>
-        </w:rPr>
-        <w:t xml:space="preserve">quick,0)                   # </w:t>
-      </w:r>
-      <w:r>
-        <w:rPr>
-          <w:rFonts w:hint="eastAsia"/>
-        </w:rPr>
-        <w:t>无效果，立即切换</w:t>
-      </w:r>
-    </w:p>
-    <w:p/>
-    <w:p>
-      <w:proofErr w:type="gramStart"/>
-      <w:r>
-        <w:rPr>
-          <w:rFonts w:hint="eastAsia"/>
-        </w:rPr>
-        <w:t>SHAKE(</w:t>
-      </w:r>
-      <w:proofErr w:type="gramEnd"/>
-      <w:r>
-        <w:rPr>
-          <w:rFonts w:hint="eastAsia"/>
-        </w:rPr>
-        <w:t>)</w:t>
-      </w:r>
-    </w:p>
-    <w:p>
-      <w:r>
-        <w:rPr>
-          <w:rFonts w:hint="eastAsia"/>
-        </w:rPr>
-        <w:t>让画面震动</w:t>
-      </w:r>
-    </w:p>
-    <w:p>
-      <w:r>
-        <w:rPr>
-          <w:rFonts w:hint="eastAsia"/>
-        </w:rPr>
-        <w:t>--</w:t>
-      </w:r>
-      <w:r>
-        <w:rPr>
-          <w:rFonts w:hint="eastAsia"/>
-        </w:rPr>
-        <w:t>衍生方法</w:t>
-      </w:r>
-    </w:p>
-    <w:p>
-      <w:proofErr w:type="gramStart"/>
-      <w:r>
-        <w:t>SHAKE(</w:t>
-      </w:r>
-      <w:proofErr w:type="gramEnd"/>
-      <w:r>
-        <w:t>强度</w:t>
-      </w:r>
-      <w:r>
-        <w:t xml:space="preserve">)                   # </w:t>
-      </w:r>
-      <w:r>
-        <w:t>自定义强度</w:t>
-      </w:r>
-    </w:p>
-    <w:p>
-      <w:proofErr w:type="gramStart"/>
-      <w:r>
-        <w:t>SHAKE(</w:t>
-      </w:r>
-      <w:proofErr w:type="gramEnd"/>
-      <w:r>
-        <w:t>强度</w:t>
-      </w:r>
-      <w:r>
-        <w:t xml:space="preserve">, </w:t>
-      </w:r>
-      <w:r>
-        <w:t>时长</w:t>
-      </w:r>
-      <w:r>
-        <w:t xml:space="preserve">)             # </w:t>
-      </w:r>
-      <w:r>
-        <w:t>自定义强度和时长</w:t>
-      </w:r>
-    </w:p>
-    <w:p>
-      <w:proofErr w:type="gramStart"/>
-      <w:r>
-        <w:t>SHAKE(</w:t>
-      </w:r>
-      <w:proofErr w:type="gramEnd"/>
-      <w:r>
-        <w:t>强度</w:t>
-      </w:r>
-      <w:r>
-        <w:t xml:space="preserve">, </w:t>
-      </w:r>
-      <w:r>
-        <w:t>时长</w:t>
-      </w:r>
-      <w:r>
-        <w:t xml:space="preserve">, </w:t>
-      </w:r>
-      <w:r>
-        <w:t>次数</w:t>
-      </w:r>
-      <w:r>
-        <w:t xml:space="preserve">)       # </w:t>
-      </w:r>
-      <w:r>
-        <w:t>完整自定义</w:t>
-      </w:r>
-    </w:p>
-    <w:p>
-      <w:r>
-        <w:rPr>
-          <w:rFonts w:hint="eastAsia"/>
-        </w:rPr>
-        <w:t>示例</w:t>
-      </w:r>
-      <w:r>
-        <w:rPr>
-          <w:rFonts w:hint="eastAsia"/>
-        </w:rPr>
-        <w:t>:</w:t>
-      </w:r>
-      <w:r>
-        <w:rPr>
-          <w:rFonts w:hint="eastAsia"/>
-        </w:rPr>
-        <w:br/>
-      </w:r>
-      <w:proofErr w:type="gramStart"/>
-      <w:r>
-        <w:rPr>
-          <w:rFonts w:hint="eastAsia"/>
-        </w:rPr>
-        <w:t>SHAKE(</w:t>
-      </w:r>
-      <w:proofErr w:type="gramEnd"/>
-      <w:r>
-        <w:rPr>
-          <w:rFonts w:hint="eastAsia"/>
-        </w:rPr>
-        <w:t xml:space="preserve">)                       # </w:t>
-      </w:r>
-      <w:r>
-        <w:rPr>
-          <w:rFonts w:hint="eastAsia"/>
-        </w:rPr>
-        <w:t>默认：强度</w:t>
-      </w:r>
-      <w:r>
-        <w:rPr>
-          <w:rFonts w:hint="eastAsia"/>
-        </w:rPr>
-        <w:t>20</w:t>
-      </w:r>
-      <w:r>
-        <w:rPr>
-          <w:rFonts w:hint="eastAsia"/>
-        </w:rPr>
-        <w:t>，</w:t>
-      </w:r>
-      <w:r>
-        <w:rPr>
-          <w:rFonts w:hint="eastAsia"/>
-        </w:rPr>
-        <w:t>0.5</w:t>
-      </w:r>
-      <w:r>
-        <w:rPr>
-          <w:rFonts w:hint="eastAsia"/>
-        </w:rPr>
-        <w:t>秒，</w:t>
-      </w:r>
-      <w:r>
-        <w:rPr>
-          <w:rFonts w:hint="eastAsia"/>
-        </w:rPr>
-        <w:t>10</w:t>
-      </w:r>
-      <w:r>
-        <w:rPr>
-          <w:rFonts w:hint="eastAsia"/>
-        </w:rPr>
-        <w:t>次</w:t>
-      </w:r>
-    </w:p>
-    <w:p>
-      <w:proofErr w:type="gramStart"/>
-      <w:r>
-        <w:rPr>
-          <w:rFonts w:hint="eastAsia"/>
-        </w:rPr>
-        <w:t>SHAKE(</w:t>
-      </w:r>
-      <w:proofErr w:type="gramEnd"/>
-      <w:r>
-        <w:rPr>
-          <w:rFonts w:hint="eastAsia"/>
-        </w:rPr>
-        <w:t xml:space="preserve">30)                     # </w:t>
-      </w:r>
-      <w:r>
-        <w:rPr>
-          <w:rFonts w:hint="eastAsia"/>
-        </w:rPr>
-        <w:t>强度</w:t>
-      </w:r>
-      <w:r>
-        <w:rPr>
-          <w:rFonts w:hint="eastAsia"/>
-        </w:rPr>
-        <w:t>30</w:t>
-      </w:r>
-    </w:p>
-    <w:p>
-      <w:proofErr w:type="gramStart"/>
-      <w:r>
-        <w:rPr>
-          <w:rFonts w:hint="eastAsia"/>
-        </w:rPr>
-        <w:t>SHAKE(</w:t>
-      </w:r>
-      <w:proofErr w:type="gramEnd"/>
-      <w:r>
-        <w:rPr>
-          <w:rFonts w:hint="eastAsia"/>
-        </w:rPr>
-        <w:t xml:space="preserve">40,1.0)                 # </w:t>
-      </w:r>
-      <w:r>
-        <w:rPr>
-          <w:rFonts w:hint="eastAsia"/>
-        </w:rPr>
-        <w:t>强度</w:t>
-      </w:r>
-      <w:r>
-        <w:rPr>
-          <w:rFonts w:hint="eastAsia"/>
-        </w:rPr>
-        <w:t>40</w:t>
-      </w:r>
-      <w:r>
-        <w:rPr>
-          <w:rFonts w:hint="eastAsia"/>
-        </w:rPr>
-        <w:t>，持续</w:t>
-      </w:r>
-      <w:r>
-        <w:rPr>
-          <w:rFonts w:hint="eastAsia"/>
-        </w:rPr>
-        <w:t>1</w:t>
-      </w:r>
-      <w:r>
-        <w:rPr>
-          <w:rFonts w:hint="eastAsia"/>
-        </w:rPr>
-        <w:t>秒</w:t>
-      </w:r>
-    </w:p>
-    <w:p>
-      <w:proofErr w:type="gramStart"/>
-      <w:r>
-        <w:rPr>
-          <w:rFonts w:hint="eastAsia"/>
-        </w:rPr>
-        <w:t>SHAKE(</w:t>
-      </w:r>
-      <w:proofErr w:type="gramEnd"/>
-      <w:r>
-        <w:rPr>
-          <w:rFonts w:hint="eastAsia"/>
-        </w:rPr>
-        <w:t xml:space="preserve">50,0.8,15)              # </w:t>
+      <w:r>
+        <w:rPr>
+          <w:rFonts w:hint="eastAsia"/>
+        </w:rPr>
+        <w:t xml:space="preserve">SHAKE(50,0.8,15)              # </w:t>
       </w:r>
       <w:r>
         <w:rPr>
@@ -1847,7 +1774,7 @@
               <w:jc w:val="left"/>
               <w:textAlignment w:val="center"/>
               <w:rPr>
-                <w:rFonts w:ascii="宋体" w:eastAsia="宋体" w:hAnsi="宋体" w:cs="宋体"/>
+                <w:rFonts w:ascii="宋体" w:eastAsia="宋体" w:hAnsi="宋体" w:cs="宋体" w:hint="eastAsia"/>
                 <w:color w:val="000000"/>
                 <w:sz w:val="22"/>
                 <w:szCs w:val="22"/>
@@ -1863,7 +1790,7 @@
                 <w:szCs w:val="22"/>
                 <w:lang w:bidi="ar"/>
               </w:rPr>
-              <w:t>SETSPACE(</w:t>
+              <w:t>SETSPACE(50)+ISCHOICE(</w:t>
             </w:r>
             <w:proofErr w:type="gramEnd"/>
             <w:r>
@@ -1875,7 +1802,7 @@
                 <w:szCs w:val="22"/>
                 <w:lang w:bidi="ar"/>
               </w:rPr>
-              <w:t>50)+ISCHOICE(3)</w:t>
+              <w:t>3)</w:t>
             </w:r>
           </w:p>
         </w:tc>
@@ -1963,7 +1890,7 @@
               <w:jc w:val="left"/>
               <w:textAlignment w:val="center"/>
               <w:rPr>
-                <w:rFonts w:ascii="宋体" w:eastAsia="宋体" w:hAnsi="宋体" w:cs="宋体"/>
+                <w:rFonts w:ascii="宋体" w:eastAsia="宋体" w:hAnsi="宋体" w:cs="宋体" w:hint="eastAsia"/>
                 <w:color w:val="000000"/>
                 <w:sz w:val="22"/>
                 <w:szCs w:val="22"/>
@@ -2026,7 +1953,7 @@
               <w:jc w:val="left"/>
               <w:textAlignment w:val="top"/>
               <w:rPr>
-                <w:rFonts w:ascii="宋体" w:eastAsia="宋体" w:hAnsi="宋体" w:cs="宋体"/>
+                <w:rFonts w:ascii="宋体" w:eastAsia="宋体" w:hAnsi="宋体" w:cs="宋体" w:hint="eastAsia"/>
                 <w:color w:val="000000"/>
                 <w:sz w:val="20"/>
                 <w:szCs w:val="20"/>
@@ -2073,7 +2000,7 @@
               <w:jc w:val="left"/>
               <w:textAlignment w:val="center"/>
               <w:rPr>
-                <w:rFonts w:ascii="宋体" w:eastAsia="宋体" w:hAnsi="宋体" w:cs="宋体"/>
+                <w:rFonts w:ascii="宋体" w:eastAsia="宋体" w:hAnsi="宋体" w:cs="宋体" w:hint="eastAsia"/>
                 <w:color w:val="000000"/>
                 <w:sz w:val="22"/>
                 <w:szCs w:val="22"/>
@@ -2136,7 +2063,7 @@
               <w:jc w:val="left"/>
               <w:textAlignment w:val="top"/>
               <w:rPr>
-                <w:rFonts w:ascii="宋体" w:eastAsia="宋体" w:hAnsi="宋体" w:cs="宋体"/>
+                <w:rFonts w:ascii="宋体" w:eastAsia="宋体" w:hAnsi="宋体" w:cs="宋体" w:hint="eastAsia"/>
                 <w:color w:val="000000"/>
                 <w:sz w:val="20"/>
                 <w:szCs w:val="20"/>
@@ -2178,7 +2105,7 @@
               <w:jc w:val="left"/>
               <w:textAlignment w:val="center"/>
               <w:rPr>
-                <w:rFonts w:ascii="宋体" w:eastAsia="宋体" w:hAnsi="宋体" w:cs="宋体"/>
+                <w:rFonts w:ascii="宋体" w:eastAsia="宋体" w:hAnsi="宋体" w:cs="宋体" w:hint="eastAsia"/>
                 <w:color w:val="000000"/>
                 <w:sz w:val="22"/>
                 <w:szCs w:val="22"/>
@@ -2241,7 +2168,7 @@
               <w:jc w:val="left"/>
               <w:textAlignment w:val="top"/>
               <w:rPr>
-                <w:rFonts w:ascii="宋体" w:eastAsia="宋体" w:hAnsi="宋体" w:cs="宋体"/>
+                <w:rFonts w:ascii="宋体" w:eastAsia="宋体" w:hAnsi="宋体" w:cs="宋体" w:hint="eastAsia"/>
                 <w:color w:val="000000"/>
                 <w:sz w:val="20"/>
                 <w:szCs w:val="20"/>
@@ -2312,7 +2239,7 @@
     <w:p>
       <w:pPr>
         <w:rPr>
-          <w:rFonts w:ascii="宋体" w:eastAsia="宋体" w:hAnsi="宋体" w:cs="宋体"/>
+          <w:rFonts w:ascii="宋体" w:eastAsia="宋体" w:hAnsi="宋体" w:cs="宋体" w:hint="eastAsia"/>
           <w:color w:val="000000"/>
           <w:kern w:val="0"/>
           <w:sz w:val="22"/>
@@ -2389,7 +2316,7 @@
     <w:p>
       <w:pPr>
         <w:rPr>
-          <w:rFonts w:ascii="宋体" w:eastAsia="宋体" w:hAnsi="宋体" w:cs="宋体"/>
+          <w:rFonts w:ascii="宋体" w:eastAsia="宋体" w:hAnsi="宋体" w:cs="宋体" w:hint="eastAsia"/>
           <w:color w:val="000000"/>
           <w:kern w:val="0"/>
           <w:sz w:val="22"/>
@@ -2436,7 +2363,7 @@
     <w:p>
       <w:pPr>
         <w:rPr>
-          <w:rFonts w:ascii="宋体" w:eastAsia="宋体" w:hAnsi="宋体" w:cs="宋体"/>
+          <w:rFonts w:ascii="宋体" w:eastAsia="宋体" w:hAnsi="宋体" w:cs="宋体" w:hint="eastAsia"/>
           <w:color w:val="000000"/>
           <w:kern w:val="0"/>
           <w:sz w:val="22"/>
@@ -2459,7 +2386,9 @@
     <w:p>
       <w:pPr>
         <w:rPr>
-          <w:rFonts w:ascii="宋体" w:eastAsia="宋体" w:hAnsi="宋体" w:cs="宋体"/>
+          <w:rFonts w:ascii="宋体" w:eastAsia="宋体" w:hAnsi="宋体" w:cs="宋体" w:hint="eastAsia"/>
+          <w:b/>
+          <w:bCs/>
           <w:color w:val="000000"/>
           <w:kern w:val="0"/>
           <w:sz w:val="22"/>
@@ -2467,39 +2396,80 @@
           <w:lang w:bidi="ar"/>
         </w:rPr>
       </w:pPr>
-    </w:p>
-    <w:p>
-      <w:pPr>
-        <w:rPr>
-          <w:rFonts w:ascii="宋体" w:eastAsia="宋体" w:hAnsi="宋体" w:cs="宋体"/>
+      <w:r>
+        <w:rPr>
+          <w:rFonts w:ascii="宋体" w:eastAsia="宋体" w:hAnsi="宋体" w:cs="宋体" w:hint="eastAsia"/>
+          <w:b/>
+          <w:bCs/>
           <w:color w:val="000000"/>
           <w:kern w:val="0"/>
           <w:sz w:val="22"/>
           <w:szCs w:val="22"/>
           <w:lang w:bidi="ar"/>
         </w:rPr>
-      </w:pPr>
-    </w:p>
-    <w:p>
-      <w:pPr>
-        <w:rPr>
-          <w:rFonts w:ascii="宋体" w:eastAsia="宋体" w:hAnsi="宋体" w:cs="宋体"/>
+        <w:t>注意，不要在ISCHOICE方法中接JUMPTO，单独给</w:t>
+      </w:r>
+      <w:proofErr w:type="gramStart"/>
+      <w:r>
+        <w:rPr>
+          <w:rFonts w:ascii="宋体" w:eastAsia="宋体" w:hAnsi="宋体" w:cs="宋体" w:hint="eastAsia"/>
+          <w:b/>
+          <w:bCs/>
           <w:color w:val="000000"/>
           <w:kern w:val="0"/>
           <w:sz w:val="22"/>
           <w:szCs w:val="22"/>
           <w:lang w:bidi="ar"/>
         </w:rPr>
-      </w:pPr>
+        <w:t>选项建表格</w:t>
+      </w:r>
+      <w:proofErr w:type="gramEnd"/>
       <w:r>
         <w:rPr>
           <w:rFonts w:ascii="宋体" w:eastAsia="宋体" w:hAnsi="宋体" w:cs="宋体" w:hint="eastAsia"/>
+          <w:b/>
+          <w:bCs/>
           <w:color w:val="000000"/>
           <w:kern w:val="0"/>
           <w:sz w:val="22"/>
           <w:szCs w:val="22"/>
           <w:lang w:bidi="ar"/>
         </w:rPr>
+        <w:t>才行</w:t>
+      </w:r>
+    </w:p>
+    <w:p>
+      <w:pPr>
+        <w:rPr>
+          <w:rFonts w:ascii="宋体" w:eastAsia="宋体" w:hAnsi="宋体" w:cs="宋体" w:hint="eastAsia"/>
+          <w:color w:val="000000"/>
+          <w:kern w:val="0"/>
+          <w:sz w:val="22"/>
+          <w:szCs w:val="22"/>
+          <w:lang w:bidi="ar"/>
+        </w:rPr>
+      </w:pPr>
+    </w:p>
+    <w:p>
+      <w:pPr>
+        <w:rPr>
+          <w:rFonts w:ascii="宋体" w:eastAsia="宋体" w:hAnsi="宋体" w:cs="宋体" w:hint="eastAsia"/>
+          <w:color w:val="000000"/>
+          <w:kern w:val="0"/>
+          <w:sz w:val="22"/>
+          <w:szCs w:val="22"/>
+          <w:lang w:bidi="ar"/>
+        </w:rPr>
+      </w:pPr>
+      <w:r>
+        <w:rPr>
+          <w:rFonts w:ascii="宋体" w:eastAsia="宋体" w:hAnsi="宋体" w:cs="宋体" w:hint="eastAsia"/>
+          <w:color w:val="000000"/>
+          <w:kern w:val="0"/>
+          <w:sz w:val="22"/>
+          <w:szCs w:val="22"/>
+          <w:lang w:bidi="ar"/>
+        </w:rPr>
         <w:t>NEXT(</w:t>
       </w:r>
       <w:proofErr w:type="gramStart"/>
@@ -2530,7 +2500,7 @@
     <w:p>
       <w:pPr>
         <w:rPr>
-          <w:rFonts w:ascii="宋体" w:eastAsia="宋体" w:hAnsi="宋体" w:cs="宋体"/>
+          <w:rFonts w:ascii="宋体" w:eastAsia="宋体" w:hAnsi="宋体" w:cs="宋体" w:hint="eastAsia"/>
           <w:color w:val="000000"/>
           <w:kern w:val="0"/>
           <w:sz w:val="22"/>
@@ -2553,7 +2523,7 @@
     <w:p>
       <w:pPr>
         <w:rPr>
-          <w:rFonts w:ascii="宋体" w:eastAsia="宋体" w:hAnsi="宋体" w:cs="宋体"/>
+          <w:rFonts w:ascii="宋体" w:eastAsia="宋体" w:hAnsi="宋体" w:cs="宋体" w:hint="eastAsia"/>
           <w:color w:val="000000"/>
           <w:kern w:val="0"/>
           <w:sz w:val="22"/>
@@ -2565,7 +2535,7 @@
     <w:p>
       <w:pPr>
         <w:rPr>
-          <w:rFonts w:ascii="宋体" w:eastAsia="宋体" w:hAnsi="宋体" w:cs="宋体"/>
+          <w:rFonts w:ascii="宋体" w:eastAsia="宋体" w:hAnsi="宋体" w:cs="宋体" w:hint="eastAsia"/>
           <w:color w:val="000000"/>
           <w:kern w:val="0"/>
           <w:sz w:val="22"/>
@@ -2588,7 +2558,7 @@
     <w:p>
       <w:pPr>
         <w:rPr>
-          <w:rFonts w:ascii="宋体" w:eastAsia="宋体" w:hAnsi="宋体" w:cs="宋体"/>
+          <w:rFonts w:ascii="宋体" w:eastAsia="宋体" w:hAnsi="宋体" w:cs="宋体" w:hint="eastAsia"/>
           <w:color w:val="000000"/>
           <w:kern w:val="0"/>
           <w:sz w:val="22"/>
@@ -2611,7 +2581,7 @@
     <w:p>
       <w:pPr>
         <w:rPr>
-          <w:rFonts w:ascii="宋体" w:eastAsia="宋体" w:hAnsi="宋体" w:cs="宋体"/>
+          <w:rFonts w:ascii="宋体" w:eastAsia="宋体" w:hAnsi="宋体" w:cs="宋体" w:hint="eastAsia"/>
           <w:color w:val="000000"/>
           <w:kern w:val="0"/>
           <w:sz w:val="22"/>
@@ -2634,7 +2604,7 @@
     <w:p>
       <w:pPr>
         <w:rPr>
-          <w:rFonts w:ascii="宋体" w:eastAsia="宋体" w:hAnsi="宋体" w:cs="宋体"/>
+          <w:rFonts w:ascii="宋体" w:eastAsia="宋体" w:hAnsi="宋体" w:cs="宋体" w:hint="eastAsia"/>
           <w:color w:val="000000"/>
           <w:kern w:val="0"/>
           <w:sz w:val="22"/>
@@ -2658,7 +2628,7 @@
     <w:p>
       <w:pPr>
         <w:rPr>
-          <w:rFonts w:ascii="宋体" w:eastAsia="宋体" w:hAnsi="宋体" w:cs="宋体"/>
+          <w:rFonts w:ascii="宋体" w:eastAsia="宋体" w:hAnsi="宋体" w:cs="宋体" w:hint="eastAsia"/>
           <w:color w:val="000000"/>
           <w:kern w:val="0"/>
           <w:sz w:val="22"/>
@@ -2670,7 +2640,7 @@
     <w:p>
       <w:pPr>
         <w:rPr>
-          <w:rFonts w:ascii="宋体" w:eastAsia="宋体" w:hAnsi="宋体" w:cs="宋体"/>
+          <w:rFonts w:ascii="宋体" w:eastAsia="宋体" w:hAnsi="宋体" w:cs="宋体" w:hint="eastAsia"/>
           <w:color w:val="000000"/>
           <w:kern w:val="0"/>
           <w:sz w:val="22"/>
@@ -2717,7 +2687,7 @@
     <w:p>
       <w:pPr>
         <w:rPr>
-          <w:rFonts w:ascii="宋体" w:eastAsia="宋体" w:hAnsi="宋体" w:cs="宋体"/>
+          <w:rFonts w:ascii="宋体" w:eastAsia="宋体" w:hAnsi="宋体" w:cs="宋体" w:hint="eastAsia"/>
           <w:color w:val="000000"/>
           <w:kern w:val="0"/>
           <w:sz w:val="22"/>
@@ -2740,7 +2710,7 @@
     <w:p>
       <w:pPr>
         <w:rPr>
-          <w:rFonts w:ascii="宋体" w:eastAsia="宋体" w:hAnsi="宋体" w:cs="宋体"/>
+          <w:rFonts w:ascii="宋体" w:eastAsia="宋体" w:hAnsi="宋体" w:cs="宋体" w:hint="eastAsia"/>
           <w:color w:val="000000"/>
           <w:kern w:val="0"/>
           <w:sz w:val="22"/>
@@ -2776,7 +2746,7 @@
     <w:p>
       <w:pPr>
         <w:rPr>
-          <w:rFonts w:ascii="宋体" w:eastAsia="宋体" w:hAnsi="宋体" w:cs="宋体"/>
+          <w:rFonts w:ascii="宋体" w:eastAsia="宋体" w:hAnsi="宋体" w:cs="宋体" w:hint="eastAsia"/>
           <w:color w:val="000000"/>
           <w:kern w:val="0"/>
           <w:sz w:val="22"/>
@@ -2799,7 +2769,7 @@
     <w:p>
       <w:pPr>
         <w:rPr>
-          <w:rFonts w:ascii="宋体" w:eastAsia="宋体" w:hAnsi="宋体" w:cs="宋体"/>
+          <w:rFonts w:ascii="宋体" w:eastAsia="宋体" w:hAnsi="宋体" w:cs="宋体" w:hint="eastAsia"/>
           <w:color w:val="000000"/>
           <w:kern w:val="0"/>
           <w:sz w:val="22"/>
@@ -2822,7 +2792,7 @@
     <w:p>
       <w:pPr>
         <w:rPr>
-          <w:rFonts w:ascii="宋体" w:eastAsia="宋体" w:hAnsi="宋体" w:cs="宋体"/>
+          <w:rFonts w:ascii="宋体" w:eastAsia="宋体" w:hAnsi="宋体" w:cs="宋体" w:hint="eastAsia"/>
           <w:color w:val="000000"/>
           <w:kern w:val="0"/>
           <w:sz w:val="22"/>
@@ -2845,7 +2815,7 @@
     <w:p>
       <w:pPr>
         <w:rPr>
-          <w:rFonts w:ascii="宋体" w:eastAsia="宋体" w:hAnsi="宋体" w:cs="宋体"/>
+          <w:rFonts w:ascii="宋体" w:eastAsia="宋体" w:hAnsi="宋体" w:cs="宋体" w:hint="eastAsia"/>
           <w:color w:val="000000"/>
           <w:kern w:val="0"/>
           <w:sz w:val="22"/>
@@ -2857,7 +2827,7 @@
     <w:p>
       <w:pPr>
         <w:rPr>
-          <w:rFonts w:ascii="宋体" w:eastAsia="宋体" w:hAnsi="宋体" w:cs="宋体"/>
+          <w:rFonts w:ascii="宋体" w:eastAsia="宋体" w:hAnsi="宋体" w:cs="宋体" w:hint="eastAsia"/>
           <w:color w:val="000000"/>
           <w:kern w:val="0"/>
           <w:sz w:val="22"/>
@@ -2869,7 +2839,7 @@
     <w:p>
       <w:pPr>
         <w:rPr>
-          <w:rFonts w:ascii="宋体" w:eastAsia="宋体" w:hAnsi="宋体" w:cs="宋体"/>
+          <w:rFonts w:ascii="宋体" w:eastAsia="宋体" w:hAnsi="宋体" w:cs="宋体" w:hint="eastAsia"/>
           <w:color w:val="000000"/>
           <w:kern w:val="0"/>
           <w:sz w:val="22"/>
@@ -2892,7 +2862,7 @@
     <w:p>
       <w:pPr>
         <w:rPr>
-          <w:rFonts w:ascii="宋体" w:eastAsia="宋体" w:hAnsi="宋体" w:cs="宋体"/>
+          <w:rFonts w:ascii="宋体" w:eastAsia="宋体" w:hAnsi="宋体" w:cs="宋体" w:hint="eastAsia"/>
           <w:color w:val="000000"/>
           <w:kern w:val="0"/>
           <w:sz w:val="22"/>
@@ -2915,7 +2885,7 @@
     <w:p>
       <w:pPr>
         <w:rPr>
-          <w:rFonts w:ascii="宋体" w:eastAsia="宋体" w:hAnsi="宋体" w:cs="宋体"/>
+          <w:rFonts w:ascii="宋体" w:eastAsia="宋体" w:hAnsi="宋体" w:cs="宋体" w:hint="eastAsia"/>
           <w:color w:val="000000"/>
           <w:kern w:val="0"/>
           <w:sz w:val="22"/>
@@ -2938,7 +2908,7 @@
     <w:p>
       <w:pPr>
         <w:rPr>
-          <w:rFonts w:ascii="宋体" w:eastAsia="宋体" w:hAnsi="宋体" w:cs="宋体"/>
+          <w:rFonts w:ascii="宋体" w:eastAsia="宋体" w:hAnsi="宋体" w:cs="宋体" w:hint="eastAsia"/>
           <w:color w:val="000000"/>
           <w:kern w:val="0"/>
           <w:sz w:val="22"/>
@@ -2961,7 +2931,7 @@
     <w:p>
       <w:pPr>
         <w:rPr>
-          <w:rFonts w:ascii="宋体" w:eastAsia="宋体" w:hAnsi="宋体" w:cs="宋体"/>
+          <w:rFonts w:ascii="宋体" w:eastAsia="宋体" w:hAnsi="宋体" w:cs="宋体" w:hint="eastAsia"/>
           <w:color w:val="000000"/>
           <w:kern w:val="0"/>
           <w:sz w:val="22"/>
@@ -2984,7 +2954,7 @@
     <w:p>
       <w:pPr>
         <w:rPr>
-          <w:rFonts w:ascii="宋体" w:eastAsia="宋体" w:hAnsi="宋体" w:cs="宋体"/>
+          <w:rFonts w:ascii="宋体" w:eastAsia="宋体" w:hAnsi="宋体" w:cs="宋体" w:hint="eastAsia"/>
           <w:color w:val="000000"/>
           <w:kern w:val="0"/>
           <w:sz w:val="22"/>
@@ -2998,7 +2968,7 @@
         <w:pStyle w:val="HTML"/>
         <w:widowControl/>
         <w:rPr>
-          <w:rFonts w:cs="宋体" w:hint="default"/>
+          <w:rFonts w:cs="宋体"/>
           <w:color w:val="000000"/>
           <w:sz w:val="22"/>
           <w:szCs w:val="22"/>
@@ -3021,7 +2991,7 @@
         <w:pStyle w:val="HTML"/>
         <w:widowControl/>
         <w:rPr>
-          <w:rFonts w:cs="宋体" w:hint="default"/>
+          <w:rFonts w:cs="宋体"/>
           <w:color w:val="000000"/>
           <w:sz w:val="22"/>
           <w:szCs w:val="22"/>
@@ -3044,7 +3014,7 @@
         <w:pStyle w:val="HTML"/>
         <w:widowControl/>
         <w:rPr>
-          <w:rFonts w:cs="宋体" w:hint="default"/>
+          <w:rFonts w:cs="宋体"/>
           <w:color w:val="000000"/>
           <w:sz w:val="22"/>
           <w:szCs w:val="22"/>
@@ -3057,7 +3027,7 @@
         <w:pStyle w:val="HTML"/>
         <w:widowControl/>
         <w:rPr>
-          <w:rFonts w:cs="宋体" w:hint="default"/>
+          <w:rFonts w:cs="宋体"/>
           <w:color w:val="000000"/>
           <w:sz w:val="22"/>
           <w:szCs w:val="22"/>
@@ -3080,7 +3050,7 @@
         <w:pStyle w:val="HTML"/>
         <w:widowControl/>
         <w:rPr>
-          <w:rFonts w:cs="宋体" w:hint="default"/>
+          <w:rFonts w:cs="宋体"/>
           <w:color w:val="000000"/>
           <w:sz w:val="22"/>
           <w:szCs w:val="22"/>
@@ -3103,7 +3073,7 @@
         <w:pStyle w:val="HTML"/>
         <w:widowControl/>
         <w:rPr>
-          <w:rFonts w:cs="宋体" w:hint="default"/>
+          <w:rFonts w:cs="宋体"/>
           <w:color w:val="000000"/>
           <w:sz w:val="22"/>
           <w:szCs w:val="22"/>
@@ -3116,7 +3086,7 @@
         <w:pStyle w:val="HTML"/>
         <w:widowControl/>
         <w:rPr>
-          <w:rFonts w:cs="宋体" w:hint="default"/>
+          <w:rFonts w:cs="宋体"/>
           <w:color w:val="000000"/>
           <w:sz w:val="22"/>
           <w:szCs w:val="22"/>
@@ -3146,6 +3116,7 @@
         <w:t xml:space="preserve">string </w:t>
       </w:r>
       <w:proofErr w:type="spellStart"/>
+      <w:proofErr w:type="gramStart"/>
       <w:r>
         <w:rPr>
           <w:rFonts w:cs="宋体"/>
@@ -3157,6 +3128,7 @@
         <w:t>A,int</w:t>
       </w:r>
       <w:proofErr w:type="spellEnd"/>
+      <w:proofErr w:type="gramEnd"/>
       <w:r>
         <w:rPr>
           <w:rFonts w:cs="宋体"/>
@@ -3173,7 +3145,7 @@
         <w:pStyle w:val="HTML"/>
         <w:widowControl/>
         <w:rPr>
-          <w:rFonts w:cs="宋体" w:hint="default"/>
+          <w:rFonts w:cs="宋体"/>
           <w:color w:val="000000"/>
           <w:sz w:val="22"/>
           <w:szCs w:val="22"/>
@@ -3196,7 +3168,7 @@
         <w:pStyle w:val="HTML"/>
         <w:widowControl/>
         <w:rPr>
-          <w:rFonts w:cs="宋体" w:hint="default"/>
+          <w:rFonts w:cs="宋体"/>
           <w:color w:val="000000"/>
           <w:sz w:val="22"/>
           <w:szCs w:val="22"/>
@@ -3219,7 +3191,7 @@
         <w:pStyle w:val="HTML"/>
         <w:widowControl/>
         <w:rPr>
-          <w:rFonts w:cs="宋体" w:hint="default"/>
+          <w:rFonts w:cs="宋体"/>
           <w:color w:val="000000"/>
           <w:sz w:val="22"/>
           <w:szCs w:val="22"/>
@@ -3262,7 +3234,7 @@
         <w:pStyle w:val="HTML"/>
         <w:widowControl/>
         <w:rPr>
-          <w:rFonts w:cs="宋体" w:hint="default"/>
+          <w:rFonts w:cs="宋体"/>
           <w:color w:val="000000"/>
           <w:sz w:val="22"/>
           <w:szCs w:val="22"/>
@@ -3285,7 +3257,7 @@
         <w:pStyle w:val="HTML"/>
         <w:widowControl/>
         <w:rPr>
-          <w:rFonts w:cs="宋体" w:hint="default"/>
+          <w:rFonts w:cs="宋体"/>
           <w:color w:val="000000"/>
           <w:sz w:val="22"/>
           <w:szCs w:val="22"/>
@@ -3308,7 +3280,7 @@
         <w:pStyle w:val="HTML"/>
         <w:widowControl/>
         <w:rPr>
-          <w:rFonts w:cs="宋体" w:hint="default"/>
+          <w:rFonts w:cs="宋体"/>
           <w:color w:val="000000"/>
           <w:sz w:val="22"/>
           <w:szCs w:val="22"/>
@@ -3331,7 +3303,7 @@
         <w:pStyle w:val="HTML"/>
         <w:widowControl/>
         <w:rPr>
-          <w:rFonts w:cs="宋体" w:hint="default"/>
+          <w:rFonts w:cs="宋体"/>
           <w:color w:val="000000"/>
           <w:sz w:val="22"/>
           <w:szCs w:val="22"/>
@@ -3354,7 +3326,7 @@
         <w:pStyle w:val="HTML"/>
         <w:widowControl/>
         <w:rPr>
-          <w:rFonts w:cs="宋体" w:hint="default"/>
+          <w:rFonts w:cs="宋体"/>
           <w:color w:val="000000"/>
           <w:sz w:val="22"/>
           <w:szCs w:val="22"/>
@@ -3367,7 +3339,7 @@
         <w:pStyle w:val="HTML"/>
         <w:widowControl/>
         <w:rPr>
-          <w:rFonts w:cs="宋体" w:hint="default"/>
+          <w:rFonts w:cs="宋体"/>
           <w:color w:val="000000"/>
           <w:sz w:val="22"/>
           <w:szCs w:val="22"/>
@@ -3390,7 +3362,7 @@
         <w:pStyle w:val="HTML"/>
         <w:widowControl/>
         <w:rPr>
-          <w:rFonts w:cs="宋体" w:hint="default"/>
+          <w:rFonts w:cs="宋体"/>
           <w:color w:val="000000"/>
           <w:sz w:val="22"/>
           <w:szCs w:val="22"/>
@@ -3435,7 +3407,7 @@
         <w:pStyle w:val="HTML"/>
         <w:widowControl/>
         <w:rPr>
-          <w:rFonts w:cs="宋体" w:hint="default"/>
+          <w:rFonts w:cs="宋体"/>
           <w:color w:val="000000"/>
           <w:sz w:val="22"/>
           <w:szCs w:val="22"/>
@@ -3458,7 +3430,7 @@
         <w:pStyle w:val="HTML"/>
         <w:widowControl/>
         <w:rPr>
-          <w:rFonts w:cs="宋体" w:hint="default"/>
+          <w:rFonts w:cs="宋体"/>
           <w:color w:val="000000"/>
           <w:sz w:val="22"/>
           <w:szCs w:val="22"/>
@@ -3486,7 +3458,7 @@
         <w:pStyle w:val="HTML"/>
         <w:widowControl/>
         <w:rPr>
-          <w:rFonts w:cs="宋体" w:hint="default"/>
+          <w:rFonts w:cs="宋体"/>
           <w:color w:val="000000"/>
           <w:sz w:val="22"/>
           <w:szCs w:val="22"/>
@@ -3504,7 +3476,6 @@
         </w:rPr>
         <w:t>(string)</w:t>
       </w:r>
-      <w:proofErr w:type="gramStart"/>
       <w:r>
         <w:rPr>
           <w:rFonts w:hint="eastAsia"/>
@@ -3518,14 +3489,7 @@
         <w:rPr>
           <w:rFonts w:hint="eastAsia"/>
         </w:rPr>
-        <w:t>(</w:t>
-      </w:r>
-      <w:proofErr w:type="gramEnd"/>
-      <w:r>
-        <w:rPr>
-          <w:rFonts w:hint="eastAsia"/>
-        </w:rPr>
-        <w:t>int)</w:t>
+        <w:t>(int)</w:t>
       </w:r>
       <w:r>
         <w:rPr>
@@ -3676,7 +3640,15 @@
       </w:r>
       <w:proofErr w:type="gramEnd"/>
       <w:r>
-        <w:t>_WIN,1,START_LOSE,1)</w:t>
+        <w:t>_WIN,</w:t>
+      </w:r>
+      <w:proofErr w:type="gramStart"/>
+      <w:r>
+        <w:t>1,START</w:t>
+      </w:r>
+      <w:proofErr w:type="gramEnd"/>
+      <w:r>
+        <w:t>_LOSE,1)</w:t>
       </w:r>
     </w:p>
     <w:p>
@@ -3697,11 +3669,9 @@
         </w:rPr>
         <w:t>YIZHI</w:t>
       </w:r>
-      <w:proofErr w:type="gramStart"/>
       <w:r>
         <w:t>”</w:t>
       </w:r>
-      <w:proofErr w:type="gramEnd"/>
       <w:r>
         <w:rPr>
           <w:rFonts w:hint="eastAsia"/>
@@ -3861,7 +3831,7 @@
         <w:pStyle w:val="HTML"/>
         <w:widowControl/>
         <w:rPr>
-          <w:rFonts w:cs="宋体" w:hint="default"/>
+          <w:rFonts w:cs="宋体"/>
           <w:color w:val="000000"/>
           <w:sz w:val="22"/>
           <w:szCs w:val="22"/>
@@ -3874,7 +3844,7 @@
         <w:pStyle w:val="HTML"/>
         <w:widowControl/>
         <w:rPr>
-          <w:rFonts w:cs="宋体" w:hint="default"/>
+          <w:rFonts w:cs="宋体"/>
           <w:color w:val="000000"/>
           <w:sz w:val="22"/>
           <w:szCs w:val="22"/>
@@ -3887,7 +3857,7 @@
         <w:pStyle w:val="HTML"/>
         <w:widowControl/>
         <w:rPr>
-          <w:rFonts w:cs="宋体" w:hint="default"/>
+          <w:rFonts w:cs="宋体"/>
           <w:color w:val="000000"/>
           <w:sz w:val="22"/>
           <w:szCs w:val="22"/>
@@ -3922,7 +3892,7 @@
         <w:pStyle w:val="HTML"/>
         <w:widowControl/>
         <w:rPr>
-          <w:rFonts w:cs="宋体" w:hint="default"/>
+          <w:rFonts w:cs="宋体"/>
           <w:color w:val="000000"/>
           <w:sz w:val="22"/>
           <w:szCs w:val="22"/>
@@ -3945,24 +3915,13 @@
         <w:pStyle w:val="HTML"/>
         <w:widowControl/>
         <w:rPr>
-          <w:rFonts w:cs="宋体" w:hint="default"/>
-          <w:color w:val="000000"/>
-          <w:sz w:val="22"/>
-          <w:szCs w:val="22"/>
-          <w:lang w:bidi="ar"/>
-        </w:rPr>
-      </w:pPr>
-      <w:r>
-        <w:rPr>
           <w:rFonts w:cs="宋体"/>
           <w:color w:val="000000"/>
           <w:sz w:val="22"/>
           <w:szCs w:val="22"/>
           <w:lang w:bidi="ar"/>
         </w:rPr>
-        <w:t>A可以包含多个</w:t>
-      </w:r>
-      <w:proofErr w:type="gramStart"/>
+      </w:pPr>
       <w:r>
         <w:rPr>
           <w:rFonts w:cs="宋体"/>
@@ -3971,18 +3930,7 @@
           <w:szCs w:val="22"/>
           <w:lang w:bidi="ar"/>
         </w:rPr>
-        <w:t>tag,比如</w:t>
-      </w:r>
-      <w:proofErr w:type="gramEnd"/>
-      <w:r>
-        <w:rPr>
-          <w:rFonts w:cs="宋体"/>
-          <w:color w:val="000000"/>
-          <w:sz w:val="22"/>
-          <w:szCs w:val="22"/>
-          <w:lang w:bidi="ar"/>
-        </w:rPr>
-        <w:t>ITEM(BATTLE+HEALTH)</w:t>
+        <w:t>A可以包含多个tag,比如ITEM(BATTLE+HEALTH)</w:t>
       </w:r>
     </w:p>
     <w:p>
@@ -3990,7 +3938,7 @@
         <w:pStyle w:val="HTML"/>
         <w:widowControl/>
         <w:rPr>
-          <w:rFonts w:cs="宋体" w:hint="default"/>
+          <w:rFonts w:cs="宋体"/>
           <w:color w:val="000000"/>
           <w:sz w:val="22"/>
           <w:szCs w:val="22"/>
@@ -4013,7 +3961,7 @@
         <w:pStyle w:val="HTML"/>
         <w:widowControl/>
         <w:rPr>
-          <w:rFonts w:cs="宋体" w:hint="default"/>
+          <w:rFonts w:cs="宋体"/>
           <w:color w:val="000000"/>
           <w:sz w:val="22"/>
           <w:szCs w:val="22"/>
@@ -4490,6 +4438,7 @@
         <w:t xml:space="preserve">string </w:t>
       </w:r>
       <w:proofErr w:type="spellStart"/>
+      <w:proofErr w:type="gramStart"/>
       <w:r>
         <w:rPr>
           <w:rFonts w:cs="宋体"/>
@@ -4501,6 +4450,7 @@
         <w:t>A,int</w:t>
       </w:r>
       <w:proofErr w:type="spellEnd"/>
+      <w:proofErr w:type="gramEnd"/>
       <w:r>
         <w:rPr>
           <w:rFonts w:cs="宋体"/>
@@ -4694,11 +4644,9 @@
       </w:r>
     </w:p>
     <w:p>
-      <w:proofErr w:type="gramStart"/>
       <w:r>
         <w:t>HALFCG(</w:t>
       </w:r>
-      <w:proofErr w:type="gramEnd"/>
       <w:r>
         <w:rPr>
           <w:rFonts w:hint="eastAsia"/>
@@ -5083,14 +5031,12 @@
         </w:rPr>
         <w:t>示例：</w:t>
       </w:r>
-      <w:proofErr w:type="gramStart"/>
       <w:r>
         <w:rPr>
           <w:rFonts w:hint="eastAsia"/>
         </w:rPr>
         <w:t>CHAPTER(</w:t>
       </w:r>
-      <w:proofErr w:type="gramEnd"/>
       <w:r>
         <w:rPr>
           <w:rFonts w:hint="eastAsia"/>
@@ -5513,7 +5459,6 @@
         </w:rPr>
         <w:t>案例：</w:t>
       </w:r>
-      <w:proofErr w:type="gramStart"/>
       <w:r>
         <w:t>MODIFY</w:t>
       </w:r>
@@ -5521,14 +5466,7 @@
         <w:rPr>
           <w:rFonts w:hint="eastAsia"/>
         </w:rPr>
-        <w:t>(</w:t>
-      </w:r>
-      <w:proofErr w:type="gramEnd"/>
-      <w:r>
-        <w:rPr>
-          <w:rFonts w:hint="eastAsia"/>
-        </w:rPr>
-        <w:t>1,</w:t>
+        <w:t>(1,</w:t>
       </w:r>
       <w:r>
         <w:t xml:space="preserve"> </w:t>
@@ -5599,7 +5537,7 @@
 </file>
 
 <file path=word/endnotes.xml><?xml version="1.0" encoding="utf-8"?>
-<w:endnotes xmlns:wpc="http://schemas.microsoft.com/office/word/2010/wordprocessingCanvas" xmlns:cx="http://schemas.microsoft.com/office/drawing/2014/chartex" xmlns:cx1="http://schemas.microsoft.com/office/drawing/2015/9/8/chartex" xmlns:cx2="http://schemas.microsoft.com/office/drawing/2015/10/21/chartex" xmlns:cx3="http://schemas.microsoft.com/office/drawing/2016/5/9/chartex" xmlns:cx4="http://schemas.microsoft.com/office/drawing/2016/5/10/chartex" xmlns:cx5="http://schemas.microsoft.com/office/drawing/2016/5/11/chartex" xmlns:cx6="http://schemas.microsoft.com/office/drawing/2016/5/12/chartex" xmlns:cx7="http://schemas.microsoft.com/office/drawing/2016/5/13/chartex" xmlns:cx8="http://schemas.microsoft.com/office/drawing/2016/5/14/chartex" xmlns:mc="http://schemas.openxmlformats.org/markup-compatibility/2006" xmlns:aink="http://schemas.microsoft.com/office/drawing/2016/ink" xmlns:am3d="http://schemas.microsoft.com/office/drawing/2017/model3d" xmlns:o="urn:schemas-microsoft-com:office:office" xmlns:r="http://schemas.openxmlformats.org/officeDocument/2006/relationships" xmlns:m="http://schemas.openxmlformats.org/officeDocument/2006/math" xmlns:v="urn:schemas-microsoft-com:vml" xmlns:wp14="http://schemas.microsoft.com/office/word/2010/wordprocessingDrawing" xmlns:wp="http://schemas.openxmlformats.org/drawingml/2006/wordprocessingDrawing" xmlns:w10="urn:schemas-microsoft-com:office:word" xmlns:w="http://schemas.openxmlformats.org/wordprocessingml/2006/main" xmlns:w14="http://schemas.microsoft.com/office/word/2010/wordml" xmlns:w15="http://schemas.microsoft.com/office/word/2012/wordml" xmlns:w16cex="http://schemas.microsoft.com/office/word/2018/wordml/cex" xmlns:w16cid="http://schemas.microsoft.com/office/word/2016/wordml/cid" xmlns:w16="http://schemas.microsoft.com/office/word/2018/wordml" xmlns:w16sdtdh="http://schemas.microsoft.com/office/word/2020/wordml/sdtdatahash" xmlns:w16se="http://schemas.microsoft.com/office/word/2015/wordml/symex" xmlns:wpg="http://schemas.microsoft.com/office/word/2010/wordprocessingGroup" xmlns:wpi="http://schemas.microsoft.com/office/word/2010/wordprocessingInk" xmlns:wne="http://schemas.microsoft.com/office/word/2006/wordml" xmlns:wps="http://schemas.microsoft.com/office/word/2010/wordprocessingShape" mc:Ignorable="w14 w15 w16se w16cid w16 w16cex w16sdtdh wp14">
+<w:endnotes xmlns:wpc="http://schemas.microsoft.com/office/word/2010/wordprocessingCanvas" xmlns:cx="http://schemas.microsoft.com/office/drawing/2014/chartex" xmlns:cx1="http://schemas.microsoft.com/office/drawing/2015/9/8/chartex" xmlns:cx2="http://schemas.microsoft.com/office/drawing/2015/10/21/chartex" xmlns:cx3="http://schemas.microsoft.com/office/drawing/2016/5/9/chartex" xmlns:cx4="http://schemas.microsoft.com/office/drawing/2016/5/10/chartex" xmlns:cx5="http://schemas.microsoft.com/office/drawing/2016/5/11/chartex" xmlns:cx6="http://schemas.microsoft.com/office/drawing/2016/5/12/chartex" xmlns:cx7="http://schemas.microsoft.com/office/drawing/2016/5/13/chartex" xmlns:cx8="http://schemas.microsoft.com/office/drawing/2016/5/14/chartex" xmlns:mc="http://schemas.openxmlformats.org/markup-compatibility/2006" xmlns:aink="http://schemas.microsoft.com/office/drawing/2016/ink" xmlns:am3d="http://schemas.microsoft.com/office/drawing/2017/model3d" xmlns:o="urn:schemas-microsoft-com:office:office" xmlns:oel="http://schemas.microsoft.com/office/2019/extlst" xmlns:r="http://schemas.openxmlformats.org/officeDocument/2006/relationships" xmlns:m="http://schemas.openxmlformats.org/officeDocument/2006/math" xmlns:v="urn:schemas-microsoft-com:vml" xmlns:wp14="http://schemas.microsoft.com/office/word/2010/wordprocessingDrawing" xmlns:wp="http://schemas.openxmlformats.org/drawingml/2006/wordprocessingDrawing" xmlns:w10="urn:schemas-microsoft-com:office:word" xmlns:w="http://schemas.openxmlformats.org/wordprocessingml/2006/main" xmlns:w14="http://schemas.microsoft.com/office/word/2010/wordml" xmlns:w15="http://schemas.microsoft.com/office/word/2012/wordml" xmlns:w16cex="http://schemas.microsoft.com/office/word/2018/wordml/cex" xmlns:w16cid="http://schemas.microsoft.com/office/word/2016/wordml/cid" xmlns:w16="http://schemas.microsoft.com/office/word/2018/wordml" xmlns:w16du="http://schemas.microsoft.com/office/word/2023/wordml/word16du" xmlns:w16sdtdh="http://schemas.microsoft.com/office/word/2020/wordml/sdtdatahash" xmlns:w16sdtfl="http://schemas.microsoft.com/office/word/2024/wordml/sdtformatlock" xmlns:w16se="http://schemas.microsoft.com/office/word/2015/wordml/symex" xmlns:wpg="http://schemas.microsoft.com/office/word/2010/wordprocessingGroup" xmlns:wpi="http://schemas.microsoft.com/office/word/2010/wordprocessingInk" xmlns:wne="http://schemas.microsoft.com/office/word/2006/wordml" xmlns:wps="http://schemas.microsoft.com/office/word/2010/wordprocessingShape" mc:Ignorable="w14 w15 w16se w16cid w16 w16cex w16sdtdh w16sdtfl w16du wp14">
   <w:endnote w:type="separator" w:id="-1">
     <w:p>
       <w:r>
@@ -5618,7 +5556,7 @@
 </file>
 
 <file path=word/footnotes.xml><?xml version="1.0" encoding="utf-8"?>
-<w:footnotes xmlns:wpc="http://schemas.microsoft.com/office/word/2010/wordprocessingCanvas" xmlns:cx="http://schemas.microsoft.com/office/drawing/2014/chartex" xmlns:cx1="http://schemas.microsoft.com/office/drawing/2015/9/8/chartex" xmlns:cx2="http://schemas.microsoft.com/office/drawing/2015/10/21/chartex" xmlns:cx3="http://schemas.microsoft.com/office/drawing/2016/5/9/chartex" xmlns:cx4="http://schemas.microsoft.com/office/drawing/2016/5/10/chartex" xmlns:cx5="http://schemas.microsoft.com/office/drawing/2016/5/11/chartex" xmlns:cx6="http://schemas.microsoft.com/office/drawing/2016/5/12/chartex" xmlns:cx7="http://schemas.microsoft.com/office/drawing/2016/5/13/chartex" xmlns:cx8="http://schemas.microsoft.com/office/drawing/2016/5/14/chartex" xmlns:mc="http://schemas.openxmlformats.org/markup-compatibility/2006" xmlns:aink="http://schemas.microsoft.com/office/drawing/2016/ink" xmlns:am3d="http://schemas.microsoft.com/office/drawing/2017/model3d" xmlns:o="urn:schemas-microsoft-com:office:office" xmlns:r="http://schemas.openxmlformats.org/officeDocument/2006/relationships" xmlns:m="http://schemas.openxmlformats.org/officeDocument/2006/math" xmlns:v="urn:schemas-microsoft-com:vml" xmlns:wp14="http://schemas.microsoft.com/office/word/2010/wordprocessingDrawing" xmlns:wp="http://schemas.openxmlformats.org/drawingml/2006/wordprocessingDrawing" xmlns:w10="urn:schemas-microsoft-com:office:word" xmlns:w="http://schemas.openxmlformats.org/wordprocessingml/2006/main" xmlns:w14="http://schemas.microsoft.com/office/word/2010/wordml" xmlns:w15="http://schemas.microsoft.com/office/word/2012/wordml" xmlns:w16cex="http://schemas.microsoft.com/office/word/2018/wordml/cex" xmlns:w16cid="http://schemas.microsoft.com/office/word/2016/wordml/cid" xmlns:w16="http://schemas.microsoft.com/office/word/2018/wordml" xmlns:w16sdtdh="http://schemas.microsoft.com/office/word/2020/wordml/sdtdatahash" xmlns:w16se="http://schemas.microsoft.com/office/word/2015/wordml/symex" xmlns:wpg="http://schemas.microsoft.com/office/word/2010/wordprocessingGroup" xmlns:wpi="http://schemas.microsoft.com/office/word/2010/wordprocessingInk" xmlns:wne="http://schemas.microsoft.com/office/word/2006/wordml" xmlns:wps="http://schemas.microsoft.com/office/word/2010/wordprocessingShape" mc:Ignorable="w14 w15 w16se w16cid w16 w16cex w16sdtdh wp14">
+<w:footnotes xmlns:wpc="http://schemas.microsoft.com/office/word/2010/wordprocessingCanvas" xmlns:cx="http://schemas.microsoft.com/office/drawing/2014/chartex" xmlns:cx1="http://schemas.microsoft.com/office/drawing/2015/9/8/chartex" xmlns:cx2="http://schemas.microsoft.com/office/drawing/2015/10/21/chartex" xmlns:cx3="http://schemas.microsoft.com/office/drawing/2016/5/9/chartex" xmlns:cx4="http://schemas.microsoft.com/office/drawing/2016/5/10/chartex" xmlns:cx5="http://schemas.microsoft.com/office/drawing/2016/5/11/chartex" xmlns:cx6="http://schemas.microsoft.com/office/drawing/2016/5/12/chartex" xmlns:cx7="http://schemas.microsoft.com/office/drawing/2016/5/13/chartex" xmlns:cx8="http://schemas.microsoft.com/office/drawing/2016/5/14/chartex" xmlns:mc="http://schemas.openxmlformats.org/markup-compatibility/2006" xmlns:aink="http://schemas.microsoft.com/office/drawing/2016/ink" xmlns:am3d="http://schemas.microsoft.com/office/drawing/2017/model3d" xmlns:o="urn:schemas-microsoft-com:office:office" xmlns:oel="http://schemas.microsoft.com/office/2019/extlst" xmlns:r="http://schemas.openxmlformats.org/officeDocument/2006/relationships" xmlns:m="http://schemas.openxmlformats.org/officeDocument/2006/math" xmlns:v="urn:schemas-microsoft-com:vml" xmlns:wp14="http://schemas.microsoft.com/office/word/2010/wordprocessingDrawing" xmlns:wp="http://schemas.openxmlformats.org/drawingml/2006/wordprocessingDrawing" xmlns:w10="urn:schemas-microsoft-com:office:word" xmlns:w="http://schemas.openxmlformats.org/wordprocessingml/2006/main" xmlns:w14="http://schemas.microsoft.com/office/word/2010/wordml" xmlns:w15="http://schemas.microsoft.com/office/word/2012/wordml" xmlns:w16cex="http://schemas.microsoft.com/office/word/2018/wordml/cex" xmlns:w16cid="http://schemas.microsoft.com/office/word/2016/wordml/cid" xmlns:w16="http://schemas.microsoft.com/office/word/2018/wordml" xmlns:w16du="http://schemas.microsoft.com/office/word/2023/wordml/word16du" xmlns:w16sdtdh="http://schemas.microsoft.com/office/word/2020/wordml/sdtdatahash" xmlns:w16sdtfl="http://schemas.microsoft.com/office/word/2024/wordml/sdtformatlock" xmlns:w16se="http://schemas.microsoft.com/office/word/2015/wordml/symex" xmlns:wpg="http://schemas.microsoft.com/office/word/2010/wordprocessingGroup" xmlns:wpi="http://schemas.microsoft.com/office/word/2010/wordprocessingInk" xmlns:wne="http://schemas.microsoft.com/office/word/2006/wordml" xmlns:wps="http://schemas.microsoft.com/office/word/2010/wordprocessingShape" mc:Ignorable="w14 w15 w16se w16cid w16 w16cex w16sdtdh w16sdtfl w16du wp14">
   <w:footnote w:type="separator" w:id="-1">
     <w:p>
       <w:r>
@@ -5637,7 +5575,7 @@
 </file>
 
 <file path=word/styles.xml><?xml version="1.0" encoding="utf-8"?>
-<w:styles xmlns:mc="http://schemas.openxmlformats.org/markup-compatibility/2006" xmlns:r="http://schemas.openxmlformats.org/officeDocument/2006/relationships" xmlns:w="http://schemas.openxmlformats.org/wordprocessingml/2006/main" xmlns:w14="http://schemas.microsoft.com/office/word/2010/wordml" xmlns:w15="http://schemas.microsoft.com/office/word/2012/wordml" xmlns:w16cex="http://schemas.microsoft.com/office/word/2018/wordml/cex" xmlns:w16cid="http://schemas.microsoft.com/office/word/2016/wordml/cid" xmlns:w16="http://schemas.microsoft.com/office/word/2018/wordml" xmlns:w16sdtdh="http://schemas.microsoft.com/office/word/2020/wordml/sdtdatahash" xmlns:w16se="http://schemas.microsoft.com/office/word/2015/wordml/symex" mc:Ignorable="w14 w15 w16se w16cid w16 w16cex w16sdtdh">
+<w:styles xmlns:mc="http://schemas.openxmlformats.org/markup-compatibility/2006" xmlns:r="http://schemas.openxmlformats.org/officeDocument/2006/relationships" xmlns:w="http://schemas.openxmlformats.org/wordprocessingml/2006/main" xmlns:w14="http://schemas.microsoft.com/office/word/2010/wordml" xmlns:w15="http://schemas.microsoft.com/office/word/2012/wordml" xmlns:w16cex="http://schemas.microsoft.com/office/word/2018/wordml/cex" xmlns:w16cid="http://schemas.microsoft.com/office/word/2016/wordml/cid" xmlns:w16="http://schemas.microsoft.com/office/word/2018/wordml" xmlns:w16du="http://schemas.microsoft.com/office/word/2023/wordml/word16du" xmlns:w16sdtdh="http://schemas.microsoft.com/office/word/2020/wordml/sdtdatahash" xmlns:w16sdtfl="http://schemas.microsoft.com/office/word/2024/wordml/sdtformatlock" xmlns:w16se="http://schemas.microsoft.com/office/word/2015/wordml/symex" mc:Ignorable="w14 w15 w16se w16cid w16 w16cex w16sdtdh w16sdtfl w16du">
   <w:docDefaults>
     <w:rPrDefault>
       <w:rPr>

--- a/Assets/StreamingAssets/正式发布时删--功能文档/剧本编辑器(1).docx
+++ b/Assets/StreamingAssets/正式发布时删--功能文档/剧本编辑器(1).docx
@@ -1,6 +1,6 @@
 
 <file path=word/document.xml><?xml version="1.0" encoding="utf-8"?>
-<w:document xmlns:wpc="http://schemas.microsoft.com/office/word/2010/wordprocessingCanvas" xmlns:cx="http://schemas.microsoft.com/office/drawing/2014/chartex" xmlns:cx1="http://schemas.microsoft.com/office/drawing/2015/9/8/chartex" xmlns:cx2="http://schemas.microsoft.com/office/drawing/2015/10/21/chartex" xmlns:cx3="http://schemas.microsoft.com/office/drawing/2016/5/9/chartex" xmlns:cx4="http://schemas.microsoft.com/office/drawing/2016/5/10/chartex" xmlns:cx5="http://schemas.microsoft.com/office/drawing/2016/5/11/chartex" xmlns:cx6="http://schemas.microsoft.com/office/drawing/2016/5/12/chartex" xmlns:cx7="http://schemas.microsoft.com/office/drawing/2016/5/13/chartex" xmlns:cx8="http://schemas.microsoft.com/office/drawing/2016/5/14/chartex" xmlns:mc="http://schemas.openxmlformats.org/markup-compatibility/2006" xmlns:aink="http://schemas.microsoft.com/office/drawing/2016/ink" xmlns:am3d="http://schemas.microsoft.com/office/drawing/2017/model3d" xmlns:o="urn:schemas-microsoft-com:office:office" xmlns:oel="http://schemas.microsoft.com/office/2019/extlst" xmlns:r="http://schemas.openxmlformats.org/officeDocument/2006/relationships" xmlns:m="http://schemas.openxmlformats.org/officeDocument/2006/math" xmlns:v="urn:schemas-microsoft-com:vml" xmlns:wp14="http://schemas.microsoft.com/office/word/2010/wordprocessingDrawing" xmlns:wp="http://schemas.openxmlformats.org/drawingml/2006/wordprocessingDrawing" xmlns:w10="urn:schemas-microsoft-com:office:word" xmlns:w="http://schemas.openxmlformats.org/wordprocessingml/2006/main" xmlns:w14="http://schemas.microsoft.com/office/word/2010/wordml" xmlns:w15="http://schemas.microsoft.com/office/word/2012/wordml" xmlns:w16cex="http://schemas.microsoft.com/office/word/2018/wordml/cex" xmlns:w16cid="http://schemas.microsoft.com/office/word/2016/wordml/cid" xmlns:w16="http://schemas.microsoft.com/office/word/2018/wordml" xmlns:w16du="http://schemas.microsoft.com/office/word/2023/wordml/word16du" xmlns:w16sdtdh="http://schemas.microsoft.com/office/word/2020/wordml/sdtdatahash" xmlns:w16sdtfl="http://schemas.microsoft.com/office/word/2024/wordml/sdtformatlock" xmlns:w16se="http://schemas.microsoft.com/office/word/2015/wordml/symex" xmlns:wpg="http://schemas.microsoft.com/office/word/2010/wordprocessingGroup" xmlns:wpi="http://schemas.microsoft.com/office/word/2010/wordprocessingInk" xmlns:wne="http://schemas.microsoft.com/office/word/2006/wordml" xmlns:wps="http://schemas.microsoft.com/office/word/2010/wordprocessingShape" mc:Ignorable="w14 w15 w16se w16cid w16 w16cex w16sdtdh w16sdtfl w16du wp14">
+<w:document xmlns:wpc="http://schemas.microsoft.com/office/word/2010/wordprocessingCanvas" xmlns:cx="http://schemas.microsoft.com/office/drawing/2014/chartex" xmlns:cx1="http://schemas.microsoft.com/office/drawing/2015/9/8/chartex" xmlns:cx2="http://schemas.microsoft.com/office/drawing/2015/10/21/chartex" xmlns:cx3="http://schemas.microsoft.com/office/drawing/2016/5/9/chartex" xmlns:cx4="http://schemas.microsoft.com/office/drawing/2016/5/10/chartex" xmlns:cx5="http://schemas.microsoft.com/office/drawing/2016/5/11/chartex" xmlns:cx6="http://schemas.microsoft.com/office/drawing/2016/5/12/chartex" xmlns:cx7="http://schemas.microsoft.com/office/drawing/2016/5/13/chartex" xmlns:cx8="http://schemas.microsoft.com/office/drawing/2016/5/14/chartex" xmlns:mc="http://schemas.openxmlformats.org/markup-compatibility/2006" xmlns:aink="http://schemas.microsoft.com/office/drawing/2016/ink" xmlns:am3d="http://schemas.microsoft.com/office/drawing/2017/model3d" xmlns:o="urn:schemas-microsoft-com:office:office" xmlns:r="http://schemas.openxmlformats.org/officeDocument/2006/relationships" xmlns:m="http://schemas.openxmlformats.org/officeDocument/2006/math" xmlns:v="urn:schemas-microsoft-com:vml" xmlns:wp14="http://schemas.microsoft.com/office/word/2010/wordprocessingDrawing" xmlns:wp="http://schemas.openxmlformats.org/drawingml/2006/wordprocessingDrawing" xmlns:w10="urn:schemas-microsoft-com:office:word" xmlns:w="http://schemas.openxmlformats.org/wordprocessingml/2006/main" xmlns:w14="http://schemas.microsoft.com/office/word/2010/wordml" xmlns:w15="http://schemas.microsoft.com/office/word/2012/wordml" xmlns:w16cex="http://schemas.microsoft.com/office/word/2018/wordml/cex" xmlns:w16cid="http://schemas.microsoft.com/office/word/2016/wordml/cid" xmlns:w16="http://schemas.microsoft.com/office/word/2018/wordml" xmlns:w16sdtdh="http://schemas.microsoft.com/office/word/2020/wordml/sdtdatahash" xmlns:w16se="http://schemas.microsoft.com/office/word/2015/wordml/symex" xmlns:wpg="http://schemas.microsoft.com/office/word/2010/wordprocessingGroup" xmlns:wpi="http://schemas.microsoft.com/office/word/2010/wordprocessingInk" xmlns:wne="http://schemas.microsoft.com/office/word/2006/wordml" xmlns:wps="http://schemas.microsoft.com/office/word/2010/wordprocessingShape" mc:Ignorable="w14 w15 w16se w16cid w16 w16cex w16sdtdh wp14">
   <w:body>
     <w:p>
       <w:pPr>
@@ -36,21 +36,7 @@
         <w:rPr>
           <w:rFonts w:hint="eastAsia"/>
         </w:rPr>
-        <w:t xml:space="preserve"> </w:t>
-      </w:r>
-      <w:proofErr w:type="spellStart"/>
-      <w:r>
-        <w:rPr>
-          <w:rFonts w:hint="eastAsia"/>
-        </w:rPr>
-        <w:t>png</w:t>
-      </w:r>
-      <w:proofErr w:type="spellEnd"/>
-      <w:r>
-        <w:rPr>
-          <w:rFonts w:hint="eastAsia"/>
-        </w:rPr>
-        <w:t xml:space="preserve"> </w:t>
+        <w:t xml:space="preserve"> png </w:t>
       </w:r>
       <w:r>
         <w:rPr>
@@ -1341,19 +1327,11 @@
         </w:rPr>
         <w:t>音频文件在</w:t>
       </w:r>
-      <w:proofErr w:type="spellStart"/>
-      <w:r>
-        <w:rPr>
-          <w:rFonts w:hint="eastAsia"/>
-        </w:rPr>
-        <w:t>StreamingAssets</w:t>
-      </w:r>
-      <w:proofErr w:type="spellEnd"/>
-      <w:r>
-        <w:rPr>
-          <w:rFonts w:hint="eastAsia"/>
-        </w:rPr>
-        <w:t>/Sound</w:t>
+      <w:r>
+        <w:rPr>
+          <w:rFonts w:hint="eastAsia"/>
+        </w:rPr>
+        <w:t>StreamingAssets/Sound</w:t>
       </w:r>
     </w:p>
     <w:p>
@@ -1530,19 +1508,11 @@
         </w:rPr>
         <w:t>音频文件在</w:t>
       </w:r>
-      <w:proofErr w:type="spellStart"/>
-      <w:r>
-        <w:rPr>
-          <w:rFonts w:hint="eastAsia"/>
-        </w:rPr>
-        <w:t>StreamingAssets</w:t>
-      </w:r>
-      <w:proofErr w:type="spellEnd"/>
-      <w:r>
-        <w:rPr>
-          <w:rFonts w:hint="eastAsia"/>
-        </w:rPr>
-        <w:t>/Sound</w:t>
+      <w:r>
+        <w:rPr>
+          <w:rFonts w:hint="eastAsia"/>
+        </w:rPr>
+        <w:t>StreamingAssets/Sound</w:t>
       </w:r>
     </w:p>
     <w:p>
@@ -1774,7 +1744,7 @@
               <w:jc w:val="left"/>
               <w:textAlignment w:val="center"/>
               <w:rPr>
-                <w:rFonts w:ascii="宋体" w:eastAsia="宋体" w:hAnsi="宋体" w:cs="宋体" w:hint="eastAsia"/>
+                <w:rFonts w:ascii="宋体" w:eastAsia="宋体" w:hAnsi="宋体" w:cs="宋体"/>
                 <w:color w:val="000000"/>
                 <w:sz w:val="22"/>
                 <w:szCs w:val="22"/>
@@ -1790,7 +1760,7 @@
                 <w:szCs w:val="22"/>
                 <w:lang w:bidi="ar"/>
               </w:rPr>
-              <w:t>SETSPACE(50)+ISCHOICE(</w:t>
+              <w:t>SETSPACE(</w:t>
             </w:r>
             <w:proofErr w:type="gramEnd"/>
             <w:r>
@@ -1802,7 +1772,7 @@
                 <w:szCs w:val="22"/>
                 <w:lang w:bidi="ar"/>
               </w:rPr>
-              <w:t>3)</w:t>
+              <w:t>50)+ISCHOICE(3)</w:t>
             </w:r>
           </w:p>
         </w:tc>
@@ -1890,7 +1860,7 @@
               <w:jc w:val="left"/>
               <w:textAlignment w:val="center"/>
               <w:rPr>
-                <w:rFonts w:ascii="宋体" w:eastAsia="宋体" w:hAnsi="宋体" w:cs="宋体" w:hint="eastAsia"/>
+                <w:rFonts w:ascii="宋体" w:eastAsia="宋体" w:hAnsi="宋体" w:cs="宋体"/>
                 <w:color w:val="000000"/>
                 <w:sz w:val="22"/>
                 <w:szCs w:val="22"/>
@@ -1908,7 +1878,6 @@
               </w:rPr>
               <w:t>DEBUG(</w:t>
             </w:r>
-            <w:proofErr w:type="spellStart"/>
             <w:proofErr w:type="gramEnd"/>
             <w:r>
               <w:rPr>
@@ -1919,19 +1888,7 @@
                 <w:szCs w:val="22"/>
                 <w:lang w:bidi="ar"/>
               </w:rPr>
-              <w:t>choiceA</w:t>
-            </w:r>
-            <w:proofErr w:type="spellEnd"/>
-            <w:r>
-              <w:rPr>
-                <w:rFonts w:ascii="宋体" w:eastAsia="宋体" w:hAnsi="宋体" w:cs="宋体" w:hint="eastAsia"/>
-                <w:color w:val="000000"/>
-                <w:kern w:val="0"/>
-                <w:sz w:val="22"/>
-                <w:szCs w:val="22"/>
-                <w:lang w:bidi="ar"/>
-              </w:rPr>
-              <w:t>)</w:t>
+              <w:t>choiceA)</w:t>
             </w:r>
           </w:p>
         </w:tc>
@@ -1953,7 +1910,7 @@
               <w:jc w:val="left"/>
               <w:textAlignment w:val="top"/>
               <w:rPr>
-                <w:rFonts w:ascii="宋体" w:eastAsia="宋体" w:hAnsi="宋体" w:cs="宋体" w:hint="eastAsia"/>
+                <w:rFonts w:ascii="宋体" w:eastAsia="宋体" w:hAnsi="宋体" w:cs="宋体"/>
                 <w:color w:val="000000"/>
                 <w:sz w:val="20"/>
                 <w:szCs w:val="20"/>
@@ -2000,7 +1957,7 @@
               <w:jc w:val="left"/>
               <w:textAlignment w:val="center"/>
               <w:rPr>
-                <w:rFonts w:ascii="宋体" w:eastAsia="宋体" w:hAnsi="宋体" w:cs="宋体" w:hint="eastAsia"/>
+                <w:rFonts w:ascii="宋体" w:eastAsia="宋体" w:hAnsi="宋体" w:cs="宋体"/>
                 <w:color w:val="000000"/>
                 <w:sz w:val="22"/>
                 <w:szCs w:val="22"/>
@@ -2018,7 +1975,6 @@
               </w:rPr>
               <w:t>DEBUG(</w:t>
             </w:r>
-            <w:proofErr w:type="spellStart"/>
             <w:proofErr w:type="gramEnd"/>
             <w:r>
               <w:rPr>
@@ -2029,19 +1985,7 @@
                 <w:szCs w:val="22"/>
                 <w:lang w:bidi="ar"/>
               </w:rPr>
-              <w:t>choiceB</w:t>
-            </w:r>
-            <w:proofErr w:type="spellEnd"/>
-            <w:r>
-              <w:rPr>
-                <w:rFonts w:ascii="宋体" w:eastAsia="宋体" w:hAnsi="宋体" w:cs="宋体" w:hint="eastAsia"/>
-                <w:color w:val="000000"/>
-                <w:kern w:val="0"/>
-                <w:sz w:val="22"/>
-                <w:szCs w:val="22"/>
-                <w:lang w:bidi="ar"/>
-              </w:rPr>
-              <w:t>)</w:t>
+              <w:t>choiceB)</w:t>
             </w:r>
           </w:p>
         </w:tc>
@@ -2063,7 +2007,7 @@
               <w:jc w:val="left"/>
               <w:textAlignment w:val="top"/>
               <w:rPr>
-                <w:rFonts w:ascii="宋体" w:eastAsia="宋体" w:hAnsi="宋体" w:cs="宋体" w:hint="eastAsia"/>
+                <w:rFonts w:ascii="宋体" w:eastAsia="宋体" w:hAnsi="宋体" w:cs="宋体"/>
                 <w:color w:val="000000"/>
                 <w:sz w:val="20"/>
                 <w:szCs w:val="20"/>
@@ -2105,7 +2049,7 @@
               <w:jc w:val="left"/>
               <w:textAlignment w:val="center"/>
               <w:rPr>
-                <w:rFonts w:ascii="宋体" w:eastAsia="宋体" w:hAnsi="宋体" w:cs="宋体" w:hint="eastAsia"/>
+                <w:rFonts w:ascii="宋体" w:eastAsia="宋体" w:hAnsi="宋体" w:cs="宋体"/>
                 <w:color w:val="000000"/>
                 <w:sz w:val="22"/>
                 <w:szCs w:val="22"/>
@@ -2123,7 +2067,6 @@
               </w:rPr>
               <w:t>DEBUG(</w:t>
             </w:r>
-            <w:proofErr w:type="spellStart"/>
             <w:proofErr w:type="gramEnd"/>
             <w:r>
               <w:rPr>
@@ -2134,19 +2077,7 @@
                 <w:szCs w:val="22"/>
                 <w:lang w:bidi="ar"/>
               </w:rPr>
-              <w:t>choiceC</w:t>
-            </w:r>
-            <w:proofErr w:type="spellEnd"/>
-            <w:r>
-              <w:rPr>
-                <w:rFonts w:ascii="宋体" w:eastAsia="宋体" w:hAnsi="宋体" w:cs="宋体" w:hint="eastAsia"/>
-                <w:color w:val="000000"/>
-                <w:kern w:val="0"/>
-                <w:sz w:val="22"/>
-                <w:szCs w:val="22"/>
-                <w:lang w:bidi="ar"/>
-              </w:rPr>
-              <w:t>)</w:t>
+              <w:t>choiceC)</w:t>
             </w:r>
           </w:p>
         </w:tc>
@@ -2168,7 +2099,7 @@
               <w:jc w:val="left"/>
               <w:textAlignment w:val="top"/>
               <w:rPr>
-                <w:rFonts w:ascii="宋体" w:eastAsia="宋体" w:hAnsi="宋体" w:cs="宋体" w:hint="eastAsia"/>
+                <w:rFonts w:ascii="宋体" w:eastAsia="宋体" w:hAnsi="宋体" w:cs="宋体"/>
                 <w:color w:val="000000"/>
                 <w:sz w:val="20"/>
                 <w:szCs w:val="20"/>
@@ -2239,6 +2170,46 @@
     <w:p>
       <w:pPr>
         <w:rPr>
+          <w:rFonts w:ascii="宋体" w:eastAsia="宋体" w:hAnsi="宋体" w:cs="宋体"/>
+          <w:color w:val="000000"/>
+          <w:kern w:val="0"/>
+          <w:sz w:val="22"/>
+          <w:szCs w:val="22"/>
+          <w:lang w:bidi="ar"/>
+        </w:rPr>
+      </w:pPr>
+      <w:r>
+        <w:rPr>
+          <w:rFonts w:hint="eastAsia"/>
+        </w:rPr>
+        <w:t>如果点击选项</w:t>
+      </w:r>
+      <w:r>
+        <w:rPr>
+          <w:rFonts w:hint="eastAsia"/>
+        </w:rPr>
+        <w:t>A</w:t>
+      </w:r>
+      <w:r>
+        <w:rPr>
+          <w:rFonts w:hint="eastAsia"/>
+        </w:rPr>
+        <w:t>按钮</w:t>
+      </w:r>
+      <w:r>
+        <w:rPr>
+          <w:rFonts w:hint="eastAsia"/>
+        </w:rPr>
+        <w:t>,</w:t>
+      </w:r>
+      <w:r>
+        <w:rPr>
+          <w:rFonts w:hint="eastAsia"/>
+        </w:rPr>
+        <w:t>就会执行</w:t>
+      </w:r>
+      <w:r>
+        <w:rPr>
           <w:rFonts w:ascii="宋体" w:eastAsia="宋体" w:hAnsi="宋体" w:cs="宋体" w:hint="eastAsia"/>
           <w:color w:val="000000"/>
           <w:kern w:val="0"/>
@@ -2246,37 +2217,20 @@
           <w:szCs w:val="22"/>
           <w:lang w:bidi="ar"/>
         </w:rPr>
-      </w:pPr>
-      <w:r>
-        <w:rPr>
-          <w:rFonts w:hint="eastAsia"/>
-        </w:rPr>
-        <w:t>如果点击选项</w:t>
-      </w:r>
-      <w:r>
-        <w:rPr>
-          <w:rFonts w:hint="eastAsia"/>
-        </w:rPr>
-        <w:t>A</w:t>
-      </w:r>
-      <w:r>
-        <w:rPr>
-          <w:rFonts w:hint="eastAsia"/>
-        </w:rPr>
-        <w:t>按钮</w:t>
-      </w:r>
-      <w:r>
-        <w:rPr>
-          <w:rFonts w:hint="eastAsia"/>
-        </w:rPr>
-        <w:t>,</w:t>
-      </w:r>
-      <w:r>
-        <w:rPr>
-          <w:rFonts w:hint="eastAsia"/>
-        </w:rPr>
-        <w:t>就会执行</w:t>
-      </w:r>
+        <w:t>DEBUG(choiceA) 方法</w:t>
+      </w:r>
+    </w:p>
+    <w:p>
+      <w:pPr>
+        <w:rPr>
+          <w:rFonts w:ascii="宋体" w:eastAsia="宋体" w:hAnsi="宋体" w:cs="宋体"/>
+          <w:color w:val="000000"/>
+          <w:kern w:val="0"/>
+          <w:sz w:val="22"/>
+          <w:szCs w:val="22"/>
+          <w:lang w:bidi="ar"/>
+        </w:rPr>
+      </w:pPr>
       <w:r>
         <w:rPr>
           <w:rFonts w:ascii="宋体" w:eastAsia="宋体" w:hAnsi="宋体" w:cs="宋体" w:hint="eastAsia"/>
@@ -2286,9 +2240,20 @@
           <w:szCs w:val="22"/>
           <w:lang w:bidi="ar"/>
         </w:rPr>
-        <w:t>DEBUG(</w:t>
-      </w:r>
-      <w:proofErr w:type="spellStart"/>
+        <w:t>如果点击选项B按钮,就会执行DEBUG(choiceB)方法</w:t>
+      </w:r>
+    </w:p>
+    <w:p>
+      <w:pPr>
+        <w:rPr>
+          <w:rFonts w:ascii="宋体" w:eastAsia="宋体" w:hAnsi="宋体" w:cs="宋体"/>
+          <w:color w:val="000000"/>
+          <w:kern w:val="0"/>
+          <w:sz w:val="22"/>
+          <w:szCs w:val="22"/>
+          <w:lang w:bidi="ar"/>
+        </w:rPr>
+      </w:pPr>
       <w:r>
         <w:rPr>
           <w:rFonts w:ascii="宋体" w:eastAsia="宋体" w:hAnsi="宋体" w:cs="宋体" w:hint="eastAsia"/>
@@ -2298,93 +2263,23 @@
           <w:szCs w:val="22"/>
           <w:lang w:bidi="ar"/>
         </w:rPr>
-        <w:t>choiceA</w:t>
-      </w:r>
-      <w:proofErr w:type="spellEnd"/>
-      <w:r>
-        <w:rPr>
-          <w:rFonts w:ascii="宋体" w:eastAsia="宋体" w:hAnsi="宋体" w:cs="宋体" w:hint="eastAsia"/>
+        <w:t>...</w:t>
+      </w:r>
+    </w:p>
+    <w:p>
+      <w:pPr>
+        <w:rPr>
+          <w:rFonts w:ascii="宋体" w:eastAsia="宋体" w:hAnsi="宋体" w:cs="宋体"/>
+          <w:b/>
+          <w:bCs/>
           <w:color w:val="000000"/>
           <w:kern w:val="0"/>
           <w:sz w:val="22"/>
           <w:szCs w:val="22"/>
           <w:lang w:bidi="ar"/>
         </w:rPr>
-        <w:t>) 方法</w:t>
-      </w:r>
-    </w:p>
-    <w:p>
-      <w:pPr>
-        <w:rPr>
-          <w:rFonts w:ascii="宋体" w:eastAsia="宋体" w:hAnsi="宋体" w:cs="宋体" w:hint="eastAsia"/>
-          <w:color w:val="000000"/>
-          <w:kern w:val="0"/>
-          <w:sz w:val="22"/>
-          <w:szCs w:val="22"/>
-          <w:lang w:bidi="ar"/>
-        </w:rPr>
-      </w:pPr>
-      <w:r>
-        <w:rPr>
-          <w:rFonts w:ascii="宋体" w:eastAsia="宋体" w:hAnsi="宋体" w:cs="宋体" w:hint="eastAsia"/>
-          <w:color w:val="000000"/>
-          <w:kern w:val="0"/>
-          <w:sz w:val="22"/>
-          <w:szCs w:val="22"/>
-          <w:lang w:bidi="ar"/>
-        </w:rPr>
-        <w:t>如果点击选项B按钮,就会执行DEBUG(</w:t>
-      </w:r>
-      <w:proofErr w:type="spellStart"/>
-      <w:r>
-        <w:rPr>
-          <w:rFonts w:ascii="宋体" w:eastAsia="宋体" w:hAnsi="宋体" w:cs="宋体" w:hint="eastAsia"/>
-          <w:color w:val="000000"/>
-          <w:kern w:val="0"/>
-          <w:sz w:val="22"/>
-          <w:szCs w:val="22"/>
-          <w:lang w:bidi="ar"/>
-        </w:rPr>
-        <w:t>choiceB</w:t>
-      </w:r>
-      <w:proofErr w:type="spellEnd"/>
-      <w:r>
-        <w:rPr>
-          <w:rFonts w:ascii="宋体" w:eastAsia="宋体" w:hAnsi="宋体" w:cs="宋体" w:hint="eastAsia"/>
-          <w:color w:val="000000"/>
-          <w:kern w:val="0"/>
-          <w:sz w:val="22"/>
-          <w:szCs w:val="22"/>
-          <w:lang w:bidi="ar"/>
-        </w:rPr>
-        <w:t>)方法</w:t>
-      </w:r>
-    </w:p>
-    <w:p>
-      <w:pPr>
-        <w:rPr>
-          <w:rFonts w:ascii="宋体" w:eastAsia="宋体" w:hAnsi="宋体" w:cs="宋体" w:hint="eastAsia"/>
-          <w:color w:val="000000"/>
-          <w:kern w:val="0"/>
-          <w:sz w:val="22"/>
-          <w:szCs w:val="22"/>
-          <w:lang w:bidi="ar"/>
-        </w:rPr>
-      </w:pPr>
-      <w:r>
-        <w:rPr>
-          <w:rFonts w:ascii="宋体" w:eastAsia="宋体" w:hAnsi="宋体" w:cs="宋体" w:hint="eastAsia"/>
-          <w:color w:val="000000"/>
-          <w:kern w:val="0"/>
-          <w:sz w:val="22"/>
-          <w:szCs w:val="22"/>
-          <w:lang w:bidi="ar"/>
-        </w:rPr>
-        <w:t>...</w:t>
-      </w:r>
-    </w:p>
-    <w:p>
-      <w:pPr>
+      </w:pPr>
+      <w:r>
         <w:rPr>
           <w:rFonts w:ascii="宋体" w:eastAsia="宋体" w:hAnsi="宋体" w:cs="宋体" w:hint="eastAsia"/>
           <w:b/>
@@ -2395,7 +2290,9 @@
           <w:szCs w:val="22"/>
           <w:lang w:bidi="ar"/>
         </w:rPr>
-      </w:pPr>
+        <w:t>注意，不要在ISCHOICE方法中接JUMPTO，单独给</w:t>
+      </w:r>
+      <w:proofErr w:type="gramStart"/>
       <w:r>
         <w:rPr>
           <w:rFonts w:ascii="宋体" w:eastAsia="宋体" w:hAnsi="宋体" w:cs="宋体" w:hint="eastAsia"/>
@@ -2407,9 +2304,9 @@
           <w:szCs w:val="22"/>
           <w:lang w:bidi="ar"/>
         </w:rPr>
-        <w:t>注意，不要在ISCHOICE方法中接JUMPTO，单独给</w:t>
-      </w:r>
-      <w:proofErr w:type="gramStart"/>
+        <w:t>选项建表格</w:t>
+      </w:r>
+      <w:proofErr w:type="gramEnd"/>
       <w:r>
         <w:rPr>
           <w:rFonts w:ascii="宋体" w:eastAsia="宋体" w:hAnsi="宋体" w:cs="宋体" w:hint="eastAsia"/>
@@ -2421,25 +2318,80 @@
           <w:szCs w:val="22"/>
           <w:lang w:bidi="ar"/>
         </w:rPr>
-        <w:t>选项建表格</w:t>
+        <w:t>才行</w:t>
+      </w:r>
+    </w:p>
+    <w:p>
+      <w:pPr>
+        <w:rPr>
+          <w:rFonts w:ascii="宋体" w:eastAsia="宋体" w:hAnsi="宋体" w:cs="宋体"/>
+          <w:color w:val="000000"/>
+          <w:kern w:val="0"/>
+          <w:sz w:val="22"/>
+          <w:szCs w:val="22"/>
+          <w:lang w:bidi="ar"/>
+        </w:rPr>
+      </w:pPr>
+    </w:p>
+    <w:p>
+      <w:pPr>
+        <w:rPr>
+          <w:rFonts w:ascii="宋体" w:eastAsia="宋体" w:hAnsi="宋体" w:cs="宋体"/>
+          <w:color w:val="000000"/>
+          <w:kern w:val="0"/>
+          <w:sz w:val="22"/>
+          <w:szCs w:val="22"/>
+          <w:lang w:bidi="ar"/>
+        </w:rPr>
+      </w:pPr>
+      <w:r>
+        <w:rPr>
+          <w:rFonts w:ascii="宋体" w:eastAsia="宋体" w:hAnsi="宋体" w:cs="宋体" w:hint="eastAsia"/>
+          <w:color w:val="000000"/>
+          <w:kern w:val="0"/>
+          <w:sz w:val="22"/>
+          <w:szCs w:val="22"/>
+          <w:lang w:bidi="ar"/>
+        </w:rPr>
+        <w:t>NEXT(</w:t>
+      </w:r>
+      <w:proofErr w:type="gramStart"/>
+      <w:r>
+        <w:rPr>
+          <w:rFonts w:ascii="宋体" w:eastAsia="宋体" w:hAnsi="宋体" w:cs="宋体" w:hint="eastAsia"/>
+          <w:color w:val="000000"/>
+          <w:kern w:val="0"/>
+          <w:sz w:val="22"/>
+          <w:szCs w:val="22"/>
+          <w:lang w:bidi="ar"/>
+        </w:rPr>
+        <w:t>A,B</w:t>
       </w:r>
       <w:proofErr w:type="gramEnd"/>
       <w:r>
         <w:rPr>
           <w:rFonts w:ascii="宋体" w:eastAsia="宋体" w:hAnsi="宋体" w:cs="宋体" w:hint="eastAsia"/>
-          <w:b/>
-          <w:bCs/>
           <w:color w:val="000000"/>
           <w:kern w:val="0"/>
           <w:sz w:val="22"/>
           <w:szCs w:val="22"/>
           <w:lang w:bidi="ar"/>
         </w:rPr>
-        <w:t>才行</w:t>
-      </w:r>
-    </w:p>
-    <w:p>
-      <w:pPr>
+        <w:t>)</w:t>
+      </w:r>
+    </w:p>
+    <w:p>
+      <w:pPr>
+        <w:rPr>
+          <w:rFonts w:ascii="宋体" w:eastAsia="宋体" w:hAnsi="宋体" w:cs="宋体"/>
+          <w:color w:val="000000"/>
+          <w:kern w:val="0"/>
+          <w:sz w:val="22"/>
+          <w:szCs w:val="22"/>
+          <w:lang w:bidi="ar"/>
+        </w:rPr>
+      </w:pPr>
+      <w:r>
         <w:rPr>
           <w:rFonts w:ascii="宋体" w:eastAsia="宋体" w:hAnsi="宋体" w:cs="宋体" w:hint="eastAsia"/>
           <w:color w:val="000000"/>
@@ -2448,10 +2400,33 @@
           <w:szCs w:val="22"/>
           <w:lang w:bidi="ar"/>
         </w:rPr>
-      </w:pPr>
-    </w:p>
-    <w:p>
-      <w:pPr>
+        <w:t>接下来跳转到A段落(新的表格),并且从第B行开始</w:t>
+      </w:r>
+    </w:p>
+    <w:p>
+      <w:pPr>
+        <w:rPr>
+          <w:rFonts w:ascii="宋体" w:eastAsia="宋体" w:hAnsi="宋体" w:cs="宋体"/>
+          <w:color w:val="000000"/>
+          <w:kern w:val="0"/>
+          <w:sz w:val="22"/>
+          <w:szCs w:val="22"/>
+          <w:lang w:bidi="ar"/>
+        </w:rPr>
+      </w:pPr>
+    </w:p>
+    <w:p>
+      <w:pPr>
+        <w:rPr>
+          <w:rFonts w:ascii="宋体" w:eastAsia="宋体" w:hAnsi="宋体" w:cs="宋体"/>
+          <w:color w:val="000000"/>
+          <w:kern w:val="0"/>
+          <w:sz w:val="22"/>
+          <w:szCs w:val="22"/>
+          <w:lang w:bidi="ar"/>
+        </w:rPr>
+      </w:pPr>
+      <w:r>
         <w:rPr>
           <w:rFonts w:ascii="宋体" w:eastAsia="宋体" w:hAnsi="宋体" w:cs="宋体" w:hint="eastAsia"/>
           <w:color w:val="000000"/>
@@ -2460,6 +2435,19 @@
           <w:szCs w:val="22"/>
           <w:lang w:bidi="ar"/>
         </w:rPr>
+        <w:t>JUMPTO(A)</w:t>
+      </w:r>
+    </w:p>
+    <w:p>
+      <w:pPr>
+        <w:rPr>
+          <w:rFonts w:ascii="宋体" w:eastAsia="宋体" w:hAnsi="宋体" w:cs="宋体"/>
+          <w:color w:val="000000"/>
+          <w:kern w:val="0"/>
+          <w:sz w:val="22"/>
+          <w:szCs w:val="22"/>
+          <w:lang w:bidi="ar"/>
+        </w:rPr>
       </w:pPr>
       <w:r>
         <w:rPr>
@@ -2470,9 +2458,20 @@
           <w:szCs w:val="22"/>
           <w:lang w:bidi="ar"/>
         </w:rPr>
-        <w:t>NEXT(</w:t>
-      </w:r>
-      <w:proofErr w:type="gramStart"/>
+        <w:t>用于隐藏剧情和事件行</w:t>
+      </w:r>
+    </w:p>
+    <w:p>
+      <w:pPr>
+        <w:rPr>
+          <w:rFonts w:ascii="宋体" w:eastAsia="宋体" w:hAnsi="宋体" w:cs="宋体"/>
+          <w:color w:val="000000"/>
+          <w:kern w:val="0"/>
+          <w:sz w:val="22"/>
+          <w:szCs w:val="22"/>
+          <w:lang w:bidi="ar"/>
+        </w:rPr>
+      </w:pPr>
       <w:r>
         <w:rPr>
           <w:rFonts w:ascii="宋体" w:eastAsia="宋体" w:hAnsi="宋体" w:cs="宋体" w:hint="eastAsia"/>
@@ -2482,129 +2481,13 @@
           <w:szCs w:val="22"/>
           <w:lang w:bidi="ar"/>
         </w:rPr>
-        <w:t>A,B</w:t>
-      </w:r>
-      <w:proofErr w:type="gramEnd"/>
-      <w:r>
-        <w:rPr>
-          <w:rFonts w:ascii="宋体" w:eastAsia="宋体" w:hAnsi="宋体" w:cs="宋体" w:hint="eastAsia"/>
-          <w:color w:val="000000"/>
-          <w:kern w:val="0"/>
-          <w:sz w:val="22"/>
-          <w:szCs w:val="22"/>
-          <w:lang w:bidi="ar"/>
-        </w:rPr>
-        <w:t>)</w:t>
-      </w:r>
-    </w:p>
-    <w:p>
-      <w:pPr>
-        <w:rPr>
-          <w:rFonts w:ascii="宋体" w:eastAsia="宋体" w:hAnsi="宋体" w:cs="宋体" w:hint="eastAsia"/>
-          <w:color w:val="000000"/>
-          <w:kern w:val="0"/>
-          <w:sz w:val="22"/>
-          <w:szCs w:val="22"/>
-          <w:lang w:bidi="ar"/>
-        </w:rPr>
-      </w:pPr>
-      <w:r>
-        <w:rPr>
-          <w:rFonts w:ascii="宋体" w:eastAsia="宋体" w:hAnsi="宋体" w:cs="宋体" w:hint="eastAsia"/>
-          <w:color w:val="000000"/>
-          <w:kern w:val="0"/>
-          <w:sz w:val="22"/>
-          <w:szCs w:val="22"/>
-          <w:lang w:bidi="ar"/>
-        </w:rPr>
-        <w:t>接下来跳转到A段落(新的表格),并且从第B行开始</w:t>
-      </w:r>
-    </w:p>
-    <w:p>
-      <w:pPr>
-        <w:rPr>
-          <w:rFonts w:ascii="宋体" w:eastAsia="宋体" w:hAnsi="宋体" w:cs="宋体" w:hint="eastAsia"/>
-          <w:color w:val="000000"/>
-          <w:kern w:val="0"/>
-          <w:sz w:val="22"/>
-          <w:szCs w:val="22"/>
-          <w:lang w:bidi="ar"/>
-        </w:rPr>
-      </w:pPr>
-    </w:p>
-    <w:p>
-      <w:pPr>
-        <w:rPr>
-          <w:rFonts w:ascii="宋体" w:eastAsia="宋体" w:hAnsi="宋体" w:cs="宋体" w:hint="eastAsia"/>
-          <w:color w:val="000000"/>
-          <w:kern w:val="0"/>
-          <w:sz w:val="22"/>
-          <w:szCs w:val="22"/>
-          <w:lang w:bidi="ar"/>
-        </w:rPr>
-      </w:pPr>
-      <w:r>
-        <w:rPr>
-          <w:rFonts w:ascii="宋体" w:eastAsia="宋体" w:hAnsi="宋体" w:cs="宋体" w:hint="eastAsia"/>
-          <w:color w:val="000000"/>
-          <w:kern w:val="0"/>
-          <w:sz w:val="22"/>
-          <w:szCs w:val="22"/>
-          <w:lang w:bidi="ar"/>
-        </w:rPr>
-        <w:t>JUMPTO(A)</w:t>
-      </w:r>
-    </w:p>
-    <w:p>
-      <w:pPr>
-        <w:rPr>
-          <w:rFonts w:ascii="宋体" w:eastAsia="宋体" w:hAnsi="宋体" w:cs="宋体" w:hint="eastAsia"/>
-          <w:color w:val="000000"/>
-          <w:kern w:val="0"/>
-          <w:sz w:val="22"/>
-          <w:szCs w:val="22"/>
-          <w:lang w:bidi="ar"/>
-        </w:rPr>
-      </w:pPr>
-      <w:r>
-        <w:rPr>
-          <w:rFonts w:ascii="宋体" w:eastAsia="宋体" w:hAnsi="宋体" w:cs="宋体" w:hint="eastAsia"/>
-          <w:color w:val="000000"/>
-          <w:kern w:val="0"/>
-          <w:sz w:val="22"/>
-          <w:szCs w:val="22"/>
-          <w:lang w:bidi="ar"/>
-        </w:rPr>
-        <w:t>用于隐藏剧情和事件行</w:t>
-      </w:r>
-    </w:p>
-    <w:p>
-      <w:pPr>
-        <w:rPr>
-          <w:rFonts w:ascii="宋体" w:eastAsia="宋体" w:hAnsi="宋体" w:cs="宋体" w:hint="eastAsia"/>
-          <w:color w:val="000000"/>
-          <w:kern w:val="0"/>
-          <w:sz w:val="22"/>
-          <w:szCs w:val="22"/>
-          <w:lang w:bidi="ar"/>
-        </w:rPr>
-      </w:pPr>
-      <w:r>
-        <w:rPr>
-          <w:rFonts w:ascii="宋体" w:eastAsia="宋体" w:hAnsi="宋体" w:cs="宋体" w:hint="eastAsia"/>
-          <w:color w:val="000000"/>
-          <w:kern w:val="0"/>
-          <w:sz w:val="22"/>
-          <w:szCs w:val="22"/>
-          <w:lang w:bidi="ar"/>
-        </w:rPr>
         <w:t>跳转到当前表格的第A行</w:t>
       </w:r>
     </w:p>
     <w:p>
       <w:pPr>
         <w:rPr>
-          <w:rFonts w:ascii="宋体" w:eastAsia="宋体" w:hAnsi="宋体" w:cs="宋体" w:hint="eastAsia"/>
+          <w:rFonts w:ascii="宋体" w:eastAsia="宋体" w:hAnsi="宋体" w:cs="宋体"/>
           <w:color w:val="000000"/>
           <w:kern w:val="0"/>
           <w:sz w:val="22"/>
@@ -2628,6 +2511,28 @@
     <w:p>
       <w:pPr>
         <w:rPr>
+          <w:rFonts w:ascii="宋体" w:eastAsia="宋体" w:hAnsi="宋体" w:cs="宋体"/>
+          <w:color w:val="000000"/>
+          <w:kern w:val="0"/>
+          <w:sz w:val="22"/>
+          <w:szCs w:val="22"/>
+          <w:lang w:bidi="ar"/>
+        </w:rPr>
+      </w:pPr>
+    </w:p>
+    <w:p>
+      <w:pPr>
+        <w:rPr>
+          <w:rFonts w:ascii="宋体" w:eastAsia="宋体" w:hAnsi="宋体" w:cs="宋体"/>
+          <w:color w:val="000000"/>
+          <w:kern w:val="0"/>
+          <w:sz w:val="22"/>
+          <w:szCs w:val="22"/>
+          <w:lang w:bidi="ar"/>
+        </w:rPr>
+      </w:pPr>
+      <w:r>
+        <w:rPr>
           <w:rFonts w:ascii="宋体" w:eastAsia="宋体" w:hAnsi="宋体" w:cs="宋体" w:hint="eastAsia"/>
           <w:color w:val="000000"/>
           <w:kern w:val="0"/>
@@ -2635,10 +2540,10 @@
           <w:szCs w:val="22"/>
           <w:lang w:bidi="ar"/>
         </w:rPr>
-      </w:pPr>
-    </w:p>
-    <w:p>
-      <w:pPr>
+        <w:t>IF(</w:t>
+      </w:r>
+      <w:proofErr w:type="gramStart"/>
+      <w:r>
         <w:rPr>
           <w:rFonts w:ascii="宋体" w:eastAsia="宋体" w:hAnsi="宋体" w:cs="宋体" w:hint="eastAsia"/>
           <w:color w:val="000000"/>
@@ -2647,7 +2552,9 @@
           <w:szCs w:val="22"/>
           <w:lang w:bidi="ar"/>
         </w:rPr>
-      </w:pPr>
+        <w:t>A,B</w:t>
+      </w:r>
+      <w:proofErr w:type="gramEnd"/>
       <w:r>
         <w:rPr>
           <w:rFonts w:ascii="宋体" w:eastAsia="宋体" w:hAnsi="宋体" w:cs="宋体" w:hint="eastAsia"/>
@@ -2657,7 +2564,53 @@
           <w:szCs w:val="22"/>
           <w:lang w:bidi="ar"/>
         </w:rPr>
-        <w:t>IF(</w:t>
+        <w:t>,C)</w:t>
+      </w:r>
+    </w:p>
+    <w:p>
+      <w:pPr>
+        <w:rPr>
+          <w:rFonts w:ascii="宋体" w:eastAsia="宋体" w:hAnsi="宋体" w:cs="宋体"/>
+          <w:color w:val="000000"/>
+          <w:kern w:val="0"/>
+          <w:sz w:val="22"/>
+          <w:szCs w:val="22"/>
+          <w:lang w:bidi="ar"/>
+        </w:rPr>
+      </w:pPr>
+      <w:r>
+        <w:rPr>
+          <w:rFonts w:ascii="宋体" w:eastAsia="宋体" w:hAnsi="宋体" w:cs="宋体" w:hint="eastAsia"/>
+          <w:color w:val="000000"/>
+          <w:kern w:val="0"/>
+          <w:sz w:val="22"/>
+          <w:szCs w:val="22"/>
+          <w:lang w:bidi="ar"/>
+        </w:rPr>
+        <w:t>如果变量A的值为B,则跳转到当前表格的第C行</w:t>
+      </w:r>
+    </w:p>
+    <w:p>
+      <w:pPr>
+        <w:rPr>
+          <w:rFonts w:ascii="宋体" w:eastAsia="宋体" w:hAnsi="宋体" w:cs="宋体"/>
+          <w:color w:val="000000"/>
+          <w:kern w:val="0"/>
+          <w:sz w:val="22"/>
+          <w:szCs w:val="22"/>
+          <w:lang w:bidi="ar"/>
+        </w:rPr>
+      </w:pPr>
+      <w:r>
+        <w:rPr>
+          <w:rFonts w:ascii="宋体" w:eastAsia="宋体" w:hAnsi="宋体" w:cs="宋体" w:hint="eastAsia"/>
+          <w:color w:val="000000"/>
+          <w:kern w:val="0"/>
+          <w:sz w:val="22"/>
+          <w:szCs w:val="22"/>
+          <w:lang w:bidi="ar"/>
+        </w:rPr>
+        <w:t>除了用来判断隐藏剧情,还可以用来</w:t>
       </w:r>
       <w:proofErr w:type="gramStart"/>
       <w:r>
@@ -2669,9 +2622,21 @@
           <w:szCs w:val="22"/>
           <w:lang w:bidi="ar"/>
         </w:rPr>
-        <w:t>A,B</w:t>
+        <w:t>做事件行</w:t>
       </w:r>
       <w:proofErr w:type="gramEnd"/>
+    </w:p>
+    <w:p>
+      <w:pPr>
+        <w:rPr>
+          <w:rFonts w:ascii="宋体" w:eastAsia="宋体" w:hAnsi="宋体" w:cs="宋体"/>
+          <w:color w:val="000000"/>
+          <w:kern w:val="0"/>
+          <w:sz w:val="22"/>
+          <w:szCs w:val="22"/>
+          <w:lang w:bidi="ar"/>
+        </w:rPr>
+      </w:pPr>
       <w:r>
         <w:rPr>
           <w:rFonts w:ascii="宋体" w:eastAsia="宋体" w:hAnsi="宋体" w:cs="宋体" w:hint="eastAsia"/>
@@ -2681,11 +2646,21 @@
           <w:szCs w:val="22"/>
           <w:lang w:bidi="ar"/>
         </w:rPr>
-        <w:t>,C)</w:t>
-      </w:r>
-    </w:p>
-    <w:p>
-      <w:pPr>
+        <w:t>比如现在是第1行,方法有IF(中毒,1,1000)</w:t>
+      </w:r>
+    </w:p>
+    <w:p>
+      <w:pPr>
+        <w:rPr>
+          <w:rFonts w:ascii="宋体" w:eastAsia="宋体" w:hAnsi="宋体" w:cs="宋体"/>
+          <w:color w:val="000000"/>
+          <w:kern w:val="0"/>
+          <w:sz w:val="22"/>
+          <w:szCs w:val="22"/>
+          <w:lang w:bidi="ar"/>
+        </w:rPr>
+      </w:pPr>
+      <w:r>
         <w:rPr>
           <w:rFonts w:ascii="宋体" w:eastAsia="宋体" w:hAnsi="宋体" w:cs="宋体" w:hint="eastAsia"/>
           <w:color w:val="000000"/>
@@ -2694,6 +2669,19 @@
           <w:szCs w:val="22"/>
           <w:lang w:bidi="ar"/>
         </w:rPr>
+        <w:t>然后第10行的方法是CG(中毒)+JUMPTO(2)</w:t>
+      </w:r>
+    </w:p>
+    <w:p>
+      <w:pPr>
+        <w:rPr>
+          <w:rFonts w:ascii="宋体" w:eastAsia="宋体" w:hAnsi="宋体" w:cs="宋体"/>
+          <w:color w:val="000000"/>
+          <w:kern w:val="0"/>
+          <w:sz w:val="22"/>
+          <w:szCs w:val="22"/>
+          <w:lang w:bidi="ar"/>
+        </w:rPr>
       </w:pPr>
       <w:r>
         <w:rPr>
@@ -2704,11 +2692,45 @@
           <w:szCs w:val="22"/>
           <w:lang w:bidi="ar"/>
         </w:rPr>
-        <w:t>如果变量A的值为B,则跳转到当前表格的第C行</w:t>
-      </w:r>
-    </w:p>
-    <w:p>
-      <w:pPr>
+        <w:t>这样就能切换中毒CG然后再继续播放后面的剧情</w:t>
+      </w:r>
+    </w:p>
+    <w:p>
+      <w:pPr>
+        <w:rPr>
+          <w:rFonts w:ascii="宋体" w:eastAsia="宋体" w:hAnsi="宋体" w:cs="宋体"/>
+          <w:color w:val="000000"/>
+          <w:kern w:val="0"/>
+          <w:sz w:val="22"/>
+          <w:szCs w:val="22"/>
+          <w:lang w:bidi="ar"/>
+        </w:rPr>
+      </w:pPr>
+    </w:p>
+    <w:p>
+      <w:pPr>
+        <w:rPr>
+          <w:rFonts w:ascii="宋体" w:eastAsia="宋体" w:hAnsi="宋体" w:cs="宋体"/>
+          <w:color w:val="000000"/>
+          <w:kern w:val="0"/>
+          <w:sz w:val="22"/>
+          <w:szCs w:val="22"/>
+          <w:lang w:bidi="ar"/>
+        </w:rPr>
+      </w:pPr>
+    </w:p>
+    <w:p>
+      <w:pPr>
+        <w:rPr>
+          <w:rFonts w:ascii="宋体" w:eastAsia="宋体" w:hAnsi="宋体" w:cs="宋体"/>
+          <w:color w:val="000000"/>
+          <w:kern w:val="0"/>
+          <w:sz w:val="22"/>
+          <w:szCs w:val="22"/>
+          <w:lang w:bidi="ar"/>
+        </w:rPr>
+      </w:pPr>
+      <w:r>
         <w:rPr>
           <w:rFonts w:ascii="宋体" w:eastAsia="宋体" w:hAnsi="宋体" w:cs="宋体" w:hint="eastAsia"/>
           <w:color w:val="000000"/>
@@ -2717,6 +2739,19 @@
           <w:szCs w:val="22"/>
           <w:lang w:bidi="ar"/>
         </w:rPr>
+        <w:t>SKIP</w:t>
+      </w:r>
+    </w:p>
+    <w:p>
+      <w:pPr>
+        <w:rPr>
+          <w:rFonts w:ascii="宋体" w:eastAsia="宋体" w:hAnsi="宋体" w:cs="宋体"/>
+          <w:color w:val="000000"/>
+          <w:kern w:val="0"/>
+          <w:sz w:val="22"/>
+          <w:szCs w:val="22"/>
+          <w:lang w:bidi="ar"/>
+        </w:rPr>
       </w:pPr>
       <w:r>
         <w:rPr>
@@ -2727,9 +2762,20 @@
           <w:szCs w:val="22"/>
           <w:lang w:bidi="ar"/>
         </w:rPr>
-        <w:t>除了用来判断隐藏剧情,还可以用来</w:t>
-      </w:r>
-      <w:proofErr w:type="gramStart"/>
+        <w:t>跳过此行,直接执行下一行的方法.一般是和IF与!DONTSPAWN标签配合使用的</w:t>
+      </w:r>
+    </w:p>
+    <w:p>
+      <w:pPr>
+        <w:rPr>
+          <w:rFonts w:ascii="宋体" w:eastAsia="宋体" w:hAnsi="宋体" w:cs="宋体"/>
+          <w:color w:val="000000"/>
+          <w:kern w:val="0"/>
+          <w:sz w:val="22"/>
+          <w:szCs w:val="22"/>
+          <w:lang w:bidi="ar"/>
+        </w:rPr>
+      </w:pPr>
       <w:r>
         <w:rPr>
           <w:rFonts w:ascii="宋体" w:eastAsia="宋体" w:hAnsi="宋体" w:cs="宋体" w:hint="eastAsia"/>
@@ -2739,12 +2785,21 @@
           <w:szCs w:val="22"/>
           <w:lang w:bidi="ar"/>
         </w:rPr>
-        <w:t>做事件行</w:t>
-      </w:r>
-      <w:proofErr w:type="gramEnd"/>
-    </w:p>
-    <w:p>
-      <w:pPr>
+        <w:t>比如在第一行IF(开关,1,5)+SKIP</w:t>
+      </w:r>
+    </w:p>
+    <w:p>
+      <w:pPr>
+        <w:rPr>
+          <w:rFonts w:ascii="宋体" w:eastAsia="宋体" w:hAnsi="宋体" w:cs="宋体"/>
+          <w:color w:val="000000"/>
+          <w:kern w:val="0"/>
+          <w:sz w:val="22"/>
+          <w:szCs w:val="22"/>
+          <w:lang w:bidi="ar"/>
+        </w:rPr>
+      </w:pPr>
+      <w:r>
         <w:rPr>
           <w:rFonts w:ascii="宋体" w:eastAsia="宋体" w:hAnsi="宋体" w:cs="宋体" w:hint="eastAsia"/>
           <w:color w:val="000000"/>
@@ -2753,6 +2808,19 @@
           <w:szCs w:val="22"/>
           <w:lang w:bidi="ar"/>
         </w:rPr>
+        <w:t>这样组合可以用来做插入剧情</w:t>
+      </w:r>
+    </w:p>
+    <w:p>
+      <w:pPr>
+        <w:rPr>
+          <w:rFonts w:ascii="宋体" w:eastAsia="宋体" w:hAnsi="宋体" w:cs="宋体"/>
+          <w:color w:val="000000"/>
+          <w:kern w:val="0"/>
+          <w:sz w:val="22"/>
+          <w:szCs w:val="22"/>
+          <w:lang w:bidi="ar"/>
+        </w:rPr>
       </w:pPr>
       <w:r>
         <w:rPr>
@@ -2763,198 +2831,13 @@
           <w:szCs w:val="22"/>
           <w:lang w:bidi="ar"/>
         </w:rPr>
-        <w:t>比如现在是第1行,方法有IF(中毒,1,1000)</w:t>
-      </w:r>
-    </w:p>
-    <w:p>
-      <w:pPr>
-        <w:rPr>
-          <w:rFonts w:ascii="宋体" w:eastAsia="宋体" w:hAnsi="宋体" w:cs="宋体" w:hint="eastAsia"/>
-          <w:color w:val="000000"/>
-          <w:kern w:val="0"/>
-          <w:sz w:val="22"/>
-          <w:szCs w:val="22"/>
-          <w:lang w:bidi="ar"/>
-        </w:rPr>
-      </w:pPr>
-      <w:r>
-        <w:rPr>
-          <w:rFonts w:ascii="宋体" w:eastAsia="宋体" w:hAnsi="宋体" w:cs="宋体" w:hint="eastAsia"/>
-          <w:color w:val="000000"/>
-          <w:kern w:val="0"/>
-          <w:sz w:val="22"/>
-          <w:szCs w:val="22"/>
-          <w:lang w:bidi="ar"/>
-        </w:rPr>
-        <w:t>然后第10行的方法是CG(中毒)+JUMPTO(2)</w:t>
-      </w:r>
-    </w:p>
-    <w:p>
-      <w:pPr>
-        <w:rPr>
-          <w:rFonts w:ascii="宋体" w:eastAsia="宋体" w:hAnsi="宋体" w:cs="宋体" w:hint="eastAsia"/>
-          <w:color w:val="000000"/>
-          <w:kern w:val="0"/>
-          <w:sz w:val="22"/>
-          <w:szCs w:val="22"/>
-          <w:lang w:bidi="ar"/>
-        </w:rPr>
-      </w:pPr>
-      <w:r>
-        <w:rPr>
-          <w:rFonts w:ascii="宋体" w:eastAsia="宋体" w:hAnsi="宋体" w:cs="宋体" w:hint="eastAsia"/>
-          <w:color w:val="000000"/>
-          <w:kern w:val="0"/>
-          <w:sz w:val="22"/>
-          <w:szCs w:val="22"/>
-          <w:lang w:bidi="ar"/>
-        </w:rPr>
-        <w:t>这样就能切换中毒CG然后再继续播放后面的剧情</w:t>
-      </w:r>
-    </w:p>
-    <w:p>
-      <w:pPr>
-        <w:rPr>
-          <w:rFonts w:ascii="宋体" w:eastAsia="宋体" w:hAnsi="宋体" w:cs="宋体" w:hint="eastAsia"/>
-          <w:color w:val="000000"/>
-          <w:kern w:val="0"/>
-          <w:sz w:val="22"/>
-          <w:szCs w:val="22"/>
-          <w:lang w:bidi="ar"/>
-        </w:rPr>
-      </w:pPr>
-    </w:p>
-    <w:p>
-      <w:pPr>
-        <w:rPr>
-          <w:rFonts w:ascii="宋体" w:eastAsia="宋体" w:hAnsi="宋体" w:cs="宋体" w:hint="eastAsia"/>
-          <w:color w:val="000000"/>
-          <w:kern w:val="0"/>
-          <w:sz w:val="22"/>
-          <w:szCs w:val="22"/>
-          <w:lang w:bidi="ar"/>
-        </w:rPr>
-      </w:pPr>
-    </w:p>
-    <w:p>
-      <w:pPr>
-        <w:rPr>
-          <w:rFonts w:ascii="宋体" w:eastAsia="宋体" w:hAnsi="宋体" w:cs="宋体" w:hint="eastAsia"/>
-          <w:color w:val="000000"/>
-          <w:kern w:val="0"/>
-          <w:sz w:val="22"/>
-          <w:szCs w:val="22"/>
-          <w:lang w:bidi="ar"/>
-        </w:rPr>
-      </w:pPr>
-      <w:r>
-        <w:rPr>
-          <w:rFonts w:ascii="宋体" w:eastAsia="宋体" w:hAnsi="宋体" w:cs="宋体" w:hint="eastAsia"/>
-          <w:color w:val="000000"/>
-          <w:kern w:val="0"/>
-          <w:sz w:val="22"/>
-          <w:szCs w:val="22"/>
-          <w:lang w:bidi="ar"/>
-        </w:rPr>
-        <w:t>SKIP</w:t>
-      </w:r>
-    </w:p>
-    <w:p>
-      <w:pPr>
-        <w:rPr>
-          <w:rFonts w:ascii="宋体" w:eastAsia="宋体" w:hAnsi="宋体" w:cs="宋体" w:hint="eastAsia"/>
-          <w:color w:val="000000"/>
-          <w:kern w:val="0"/>
-          <w:sz w:val="22"/>
-          <w:szCs w:val="22"/>
-          <w:lang w:bidi="ar"/>
-        </w:rPr>
-      </w:pPr>
-      <w:r>
-        <w:rPr>
-          <w:rFonts w:ascii="宋体" w:eastAsia="宋体" w:hAnsi="宋体" w:cs="宋体" w:hint="eastAsia"/>
-          <w:color w:val="000000"/>
-          <w:kern w:val="0"/>
-          <w:sz w:val="22"/>
-          <w:szCs w:val="22"/>
-          <w:lang w:bidi="ar"/>
-        </w:rPr>
-        <w:t>跳过此行,直接执行下一行的方法.一般是和IF与!DONTSPAWN标签配合使用的</w:t>
-      </w:r>
-    </w:p>
-    <w:p>
-      <w:pPr>
-        <w:rPr>
-          <w:rFonts w:ascii="宋体" w:eastAsia="宋体" w:hAnsi="宋体" w:cs="宋体" w:hint="eastAsia"/>
-          <w:color w:val="000000"/>
-          <w:kern w:val="0"/>
-          <w:sz w:val="22"/>
-          <w:szCs w:val="22"/>
-          <w:lang w:bidi="ar"/>
-        </w:rPr>
-      </w:pPr>
-      <w:r>
-        <w:rPr>
-          <w:rFonts w:ascii="宋体" w:eastAsia="宋体" w:hAnsi="宋体" w:cs="宋体" w:hint="eastAsia"/>
-          <w:color w:val="000000"/>
-          <w:kern w:val="0"/>
-          <w:sz w:val="22"/>
-          <w:szCs w:val="22"/>
-          <w:lang w:bidi="ar"/>
-        </w:rPr>
-        <w:t>比如在第一行IF(开关,1,5)+SKIP</w:t>
-      </w:r>
-    </w:p>
-    <w:p>
-      <w:pPr>
-        <w:rPr>
-          <w:rFonts w:ascii="宋体" w:eastAsia="宋体" w:hAnsi="宋体" w:cs="宋体" w:hint="eastAsia"/>
-          <w:color w:val="000000"/>
-          <w:kern w:val="0"/>
-          <w:sz w:val="22"/>
-          <w:szCs w:val="22"/>
-          <w:lang w:bidi="ar"/>
-        </w:rPr>
-      </w:pPr>
-      <w:r>
-        <w:rPr>
-          <w:rFonts w:ascii="宋体" w:eastAsia="宋体" w:hAnsi="宋体" w:cs="宋体" w:hint="eastAsia"/>
-          <w:color w:val="000000"/>
-          <w:kern w:val="0"/>
-          <w:sz w:val="22"/>
-          <w:szCs w:val="22"/>
-          <w:lang w:bidi="ar"/>
-        </w:rPr>
-        <w:t>这样组合可以用来做插入剧情</w:t>
-      </w:r>
-    </w:p>
-    <w:p>
-      <w:pPr>
-        <w:rPr>
-          <w:rFonts w:ascii="宋体" w:eastAsia="宋体" w:hAnsi="宋体" w:cs="宋体" w:hint="eastAsia"/>
-          <w:color w:val="000000"/>
-          <w:kern w:val="0"/>
-          <w:sz w:val="22"/>
-          <w:szCs w:val="22"/>
-          <w:lang w:bidi="ar"/>
-        </w:rPr>
-      </w:pPr>
-      <w:r>
-        <w:rPr>
-          <w:rFonts w:ascii="宋体" w:eastAsia="宋体" w:hAnsi="宋体" w:cs="宋体" w:hint="eastAsia"/>
-          <w:color w:val="000000"/>
-          <w:kern w:val="0"/>
-          <w:sz w:val="22"/>
-          <w:szCs w:val="22"/>
-          <w:lang w:bidi="ar"/>
-        </w:rPr>
         <w:t>如果开关是打开的,直接跳过到第五行.否则玩家能看到1~N行</w:t>
       </w:r>
     </w:p>
     <w:p>
       <w:pPr>
         <w:rPr>
-          <w:rFonts w:ascii="宋体" w:eastAsia="宋体" w:hAnsi="宋体" w:cs="宋体" w:hint="eastAsia"/>
+          <w:rFonts w:ascii="宋体" w:eastAsia="宋体" w:hAnsi="宋体" w:cs="宋体"/>
           <w:color w:val="000000"/>
           <w:kern w:val="0"/>
           <w:sz w:val="22"/>
@@ -2968,7 +2851,7 @@
         <w:pStyle w:val="HTML"/>
         <w:widowControl/>
         <w:rPr>
-          <w:rFonts w:cs="宋体"/>
+          <w:rFonts w:cs="宋体" w:hint="default"/>
           <w:color w:val="000000"/>
           <w:sz w:val="22"/>
           <w:szCs w:val="22"/>
@@ -2991,7 +2874,7 @@
         <w:pStyle w:val="HTML"/>
         <w:widowControl/>
         <w:rPr>
-          <w:rFonts w:cs="宋体"/>
+          <w:rFonts w:cs="宋体" w:hint="default"/>
           <w:color w:val="000000"/>
           <w:sz w:val="22"/>
           <w:szCs w:val="22"/>
@@ -3014,7 +2897,7 @@
         <w:pStyle w:val="HTML"/>
         <w:widowControl/>
         <w:rPr>
-          <w:rFonts w:cs="宋体"/>
+          <w:rFonts w:cs="宋体" w:hint="default"/>
           <w:color w:val="000000"/>
           <w:sz w:val="22"/>
           <w:szCs w:val="22"/>
@@ -3027,7 +2910,7 @@
         <w:pStyle w:val="HTML"/>
         <w:widowControl/>
         <w:rPr>
-          <w:rFonts w:cs="宋体"/>
+          <w:rFonts w:cs="宋体" w:hint="default"/>
           <w:color w:val="000000"/>
           <w:sz w:val="22"/>
           <w:szCs w:val="22"/>
@@ -3050,7 +2933,7 @@
         <w:pStyle w:val="HTML"/>
         <w:widowControl/>
         <w:rPr>
-          <w:rFonts w:cs="宋体"/>
+          <w:rFonts w:cs="宋体" w:hint="default"/>
           <w:color w:val="000000"/>
           <w:sz w:val="22"/>
           <w:szCs w:val="22"/>
@@ -3073,7 +2956,7 @@
         <w:pStyle w:val="HTML"/>
         <w:widowControl/>
         <w:rPr>
-          <w:rFonts w:cs="宋体"/>
+          <w:rFonts w:cs="宋体" w:hint="default"/>
           <w:color w:val="000000"/>
           <w:sz w:val="22"/>
           <w:szCs w:val="22"/>
@@ -3086,14 +2969,25 @@
         <w:pStyle w:val="HTML"/>
         <w:widowControl/>
         <w:rPr>
+          <w:rFonts w:cs="宋体" w:hint="default"/>
+          <w:color w:val="000000"/>
+          <w:sz w:val="22"/>
+          <w:szCs w:val="22"/>
+          <w:lang w:bidi="ar"/>
+        </w:rPr>
+      </w:pPr>
+      <w:proofErr w:type="gramStart"/>
+      <w:r>
+        <w:rPr>
           <w:rFonts w:cs="宋体"/>
           <w:color w:val="000000"/>
           <w:sz w:val="22"/>
           <w:szCs w:val="22"/>
           <w:lang w:bidi="ar"/>
         </w:rPr>
-      </w:pPr>
-      <w:proofErr w:type="gramStart"/>
+        <w:t>END(</w:t>
+      </w:r>
+      <w:proofErr w:type="gramEnd"/>
       <w:r>
         <w:rPr>
           <w:rFonts w:cs="宋体"/>
@@ -3102,42 +2996,7 @@
           <w:szCs w:val="22"/>
           <w:lang w:bidi="ar"/>
         </w:rPr>
-        <w:t>END(</w:t>
-      </w:r>
-      <w:proofErr w:type="gramEnd"/>
-      <w:r>
-        <w:rPr>
-          <w:rFonts w:cs="宋体"/>
-          <w:color w:val="000000"/>
-          <w:sz w:val="22"/>
-          <w:szCs w:val="22"/>
-          <w:lang w:bidi="ar"/>
-        </w:rPr>
-        <w:t xml:space="preserve">string </w:t>
-      </w:r>
-      <w:proofErr w:type="spellStart"/>
-      <w:proofErr w:type="gramStart"/>
-      <w:r>
-        <w:rPr>
-          <w:rFonts w:cs="宋体"/>
-          <w:color w:val="000000"/>
-          <w:sz w:val="22"/>
-          <w:szCs w:val="22"/>
-          <w:lang w:bidi="ar"/>
-        </w:rPr>
-        <w:t>A,int</w:t>
-      </w:r>
-      <w:proofErr w:type="spellEnd"/>
-      <w:proofErr w:type="gramEnd"/>
-      <w:r>
-        <w:rPr>
-          <w:rFonts w:cs="宋体"/>
-          <w:color w:val="000000"/>
-          <w:sz w:val="22"/>
-          <w:szCs w:val="22"/>
-          <w:lang w:bidi="ar"/>
-        </w:rPr>
-        <w:t xml:space="preserve"> B)</w:t>
+        <w:t>string A,int B)</w:t>
       </w:r>
     </w:p>
     <w:p>
@@ -3145,7 +3004,7 @@
         <w:pStyle w:val="HTML"/>
         <w:widowControl/>
         <w:rPr>
-          <w:rFonts w:cs="宋体"/>
+          <w:rFonts w:cs="宋体" w:hint="default"/>
           <w:color w:val="000000"/>
           <w:sz w:val="22"/>
           <w:szCs w:val="22"/>
@@ -3168,7 +3027,7 @@
         <w:pStyle w:val="HTML"/>
         <w:widowControl/>
         <w:rPr>
-          <w:rFonts w:cs="宋体"/>
+          <w:rFonts w:cs="宋体" w:hint="default"/>
           <w:color w:val="000000"/>
           <w:sz w:val="22"/>
           <w:szCs w:val="22"/>
@@ -3191,7 +3050,7 @@
         <w:pStyle w:val="HTML"/>
         <w:widowControl/>
         <w:rPr>
-          <w:rFonts w:cs="宋体"/>
+          <w:rFonts w:cs="宋体" w:hint="default"/>
           <w:color w:val="000000"/>
           <w:sz w:val="22"/>
           <w:szCs w:val="22"/>
@@ -3234,7 +3093,7 @@
         <w:pStyle w:val="HTML"/>
         <w:widowControl/>
         <w:rPr>
-          <w:rFonts w:cs="宋体"/>
+          <w:rFonts w:cs="宋体" w:hint="default"/>
           <w:color w:val="000000"/>
           <w:sz w:val="22"/>
           <w:szCs w:val="22"/>
@@ -3257,7 +3116,7 @@
         <w:pStyle w:val="HTML"/>
         <w:widowControl/>
         <w:rPr>
-          <w:rFonts w:cs="宋体"/>
+          <w:rFonts w:cs="宋体" w:hint="default"/>
           <w:color w:val="000000"/>
           <w:sz w:val="22"/>
           <w:szCs w:val="22"/>
@@ -3280,7 +3139,7 @@
         <w:pStyle w:val="HTML"/>
         <w:widowControl/>
         <w:rPr>
-          <w:rFonts w:cs="宋体"/>
+          <w:rFonts w:cs="宋体" w:hint="default"/>
           <w:color w:val="000000"/>
           <w:sz w:val="22"/>
           <w:szCs w:val="22"/>
@@ -3303,7 +3162,7 @@
         <w:pStyle w:val="HTML"/>
         <w:widowControl/>
         <w:rPr>
-          <w:rFonts w:cs="宋体"/>
+          <w:rFonts w:cs="宋体" w:hint="default"/>
           <w:color w:val="000000"/>
           <w:sz w:val="22"/>
           <w:szCs w:val="22"/>
@@ -3326,7 +3185,7 @@
         <w:pStyle w:val="HTML"/>
         <w:widowControl/>
         <w:rPr>
-          <w:rFonts w:cs="宋体"/>
+          <w:rFonts w:cs="宋体" w:hint="default"/>
           <w:color w:val="000000"/>
           <w:sz w:val="22"/>
           <w:szCs w:val="22"/>
@@ -3339,7 +3198,7 @@
         <w:pStyle w:val="HTML"/>
         <w:widowControl/>
         <w:rPr>
-          <w:rFonts w:cs="宋体"/>
+          <w:rFonts w:cs="宋体" w:hint="default"/>
           <w:color w:val="000000"/>
           <w:sz w:val="22"/>
           <w:szCs w:val="22"/>
@@ -3362,7 +3221,7 @@
         <w:pStyle w:val="HTML"/>
         <w:widowControl/>
         <w:rPr>
-          <w:rFonts w:cs="宋体"/>
+          <w:rFonts w:cs="宋体" w:hint="default"/>
           <w:color w:val="000000"/>
           <w:sz w:val="22"/>
           <w:szCs w:val="22"/>
@@ -3407,7 +3266,7 @@
         <w:pStyle w:val="HTML"/>
         <w:widowControl/>
         <w:rPr>
-          <w:rFonts w:cs="宋体"/>
+          <w:rFonts w:cs="宋体" w:hint="default"/>
           <w:color w:val="000000"/>
           <w:sz w:val="22"/>
           <w:szCs w:val="22"/>
@@ -3430,7 +3289,7 @@
         <w:pStyle w:val="HTML"/>
         <w:widowControl/>
         <w:rPr>
-          <w:rFonts w:cs="宋体"/>
+          <w:rFonts w:cs="宋体" w:hint="default"/>
           <w:color w:val="000000"/>
           <w:sz w:val="22"/>
           <w:szCs w:val="22"/>
@@ -3458,7 +3317,7 @@
         <w:pStyle w:val="HTML"/>
         <w:widowControl/>
         <w:rPr>
-          <w:rFonts w:cs="宋体"/>
+          <w:rFonts w:cs="宋体" w:hint="default"/>
           <w:color w:val="000000"/>
           <w:sz w:val="22"/>
           <w:szCs w:val="22"/>
@@ -3640,38 +3499,32 @@
       </w:r>
       <w:proofErr w:type="gramEnd"/>
       <w:r>
-        <w:t>_WIN,</w:t>
+        <w:t>_WIN,1,START_LOSE,1)</w:t>
+      </w:r>
+    </w:p>
+    <w:p>
+      <w:r>
+        <w:rPr>
+          <w:rFonts w:hint="eastAsia"/>
+        </w:rPr>
+        <w:t>这个方法会检定</w:t>
       </w:r>
       <w:proofErr w:type="gramStart"/>
       <w:r>
-        <w:t>1,START</w:t>
+        <w:t>”</w:t>
       </w:r>
       <w:proofErr w:type="gramEnd"/>
       <w:r>
-        <w:t>_LOSE,1)</w:t>
-      </w:r>
-    </w:p>
-    <w:p>
-      <w:r>
-        <w:rPr>
-          <w:rFonts w:hint="eastAsia"/>
-        </w:rPr>
-        <w:t>这个方法会检定</w:t>
+        <w:rPr>
+          <w:rFonts w:hint="eastAsia"/>
+        </w:rPr>
+        <w:t>YIZHI</w:t>
       </w:r>
       <w:proofErr w:type="gramStart"/>
       <w:r>
         <w:t>”</w:t>
       </w:r>
       <w:proofErr w:type="gramEnd"/>
-      <w:r>
-        <w:rPr>
-          <w:rFonts w:hint="eastAsia"/>
-        </w:rPr>
-        <w:t>YIZHI</w:t>
-      </w:r>
-      <w:r>
-        <w:t>”</w:t>
-      </w:r>
       <w:r>
         <w:rPr>
           <w:rFonts w:hint="eastAsia"/>
@@ -3831,7 +3684,7 @@
         <w:pStyle w:val="HTML"/>
         <w:widowControl/>
         <w:rPr>
-          <w:rFonts w:cs="宋体"/>
+          <w:rFonts w:cs="宋体" w:hint="default"/>
           <w:color w:val="000000"/>
           <w:sz w:val="22"/>
           <w:szCs w:val="22"/>
@@ -3844,7 +3697,7 @@
         <w:pStyle w:val="HTML"/>
         <w:widowControl/>
         <w:rPr>
-          <w:rFonts w:cs="宋体"/>
+          <w:rFonts w:cs="宋体" w:hint="default"/>
           <w:color w:val="000000"/>
           <w:sz w:val="22"/>
           <w:szCs w:val="22"/>
@@ -3857,7 +3710,7 @@
         <w:pStyle w:val="HTML"/>
         <w:widowControl/>
         <w:rPr>
-          <w:rFonts w:cs="宋体"/>
+          <w:rFonts w:cs="宋体" w:hint="default"/>
           <w:color w:val="000000"/>
           <w:sz w:val="22"/>
           <w:szCs w:val="22"/>
@@ -3892,7 +3745,7 @@
         <w:pStyle w:val="HTML"/>
         <w:widowControl/>
         <w:rPr>
-          <w:rFonts w:cs="宋体"/>
+          <w:rFonts w:cs="宋体" w:hint="default"/>
           <w:color w:val="000000"/>
           <w:sz w:val="22"/>
           <w:szCs w:val="22"/>
@@ -3915,7 +3768,7 @@
         <w:pStyle w:val="HTML"/>
         <w:widowControl/>
         <w:rPr>
-          <w:rFonts w:cs="宋体"/>
+          <w:rFonts w:cs="宋体" w:hint="default"/>
           <w:color w:val="000000"/>
           <w:sz w:val="22"/>
           <w:szCs w:val="22"/>
@@ -3938,7 +3791,7 @@
         <w:pStyle w:val="HTML"/>
         <w:widowControl/>
         <w:rPr>
-          <w:rFonts w:cs="宋体"/>
+          <w:rFonts w:cs="宋体" w:hint="default"/>
           <w:color w:val="000000"/>
           <w:sz w:val="22"/>
           <w:szCs w:val="22"/>
@@ -3961,7 +3814,7 @@
         <w:pStyle w:val="HTML"/>
         <w:widowControl/>
         <w:rPr>
-          <w:rFonts w:cs="宋体"/>
+          <w:rFonts w:cs="宋体" w:hint="default"/>
           <w:color w:val="000000"/>
           <w:sz w:val="22"/>
           <w:szCs w:val="22"/>
@@ -4167,108 +4020,110 @@
         <w:t>2)</w:t>
       </w:r>
     </w:p>
-    <w:p/>
-    <w:p>
-      <w:pPr>
-        <w:pStyle w:val="2"/>
-        <w:rPr>
-          <w:color w:val="0000FF"/>
-        </w:rPr>
-      </w:pPr>
-      <w:r>
-        <w:rPr>
-          <w:rFonts w:hint="eastAsia"/>
-          <w:color w:val="0000FF"/>
-        </w:rPr>
-        <w:t>时间推进</w:t>
-      </w:r>
-    </w:p>
-    <w:p/>
-    <w:p>
-      <w:proofErr w:type="gramStart"/>
-      <w:r>
-        <w:t>DAYTIME</w:t>
-      </w:r>
-      <w:r>
-        <w:rPr>
-          <w:rFonts w:hint="eastAsia"/>
-        </w:rPr>
-        <w:t>(</w:t>
-      </w:r>
-      <w:proofErr w:type="gramEnd"/>
-      <w:r>
-        <w:t>int num)</w:t>
-      </w:r>
-    </w:p>
-    <w:p>
-      <w:r>
-        <w:rPr>
-          <w:rFonts w:hint="eastAsia"/>
-        </w:rPr>
-        <w:t>推进的时间阶段数量</w:t>
-      </w:r>
-    </w:p>
-    <w:p/>
-    <w:p>
-      <w:pPr>
-        <w:pStyle w:val="2"/>
-        <w:rPr>
-          <w:color w:val="0000FF"/>
-        </w:rPr>
-      </w:pPr>
-      <w:r>
-        <w:rPr>
-          <w:rFonts w:hint="eastAsia"/>
-          <w:color w:val="0000FF"/>
-        </w:rPr>
-        <w:lastRenderedPageBreak/>
-        <w:t>CG</w:t>
-      </w:r>
-      <w:r>
-        <w:rPr>
-          <w:rFonts w:hint="eastAsia"/>
-          <w:color w:val="0000FF"/>
-        </w:rPr>
-        <w:t>显示开关</w:t>
-      </w:r>
-    </w:p>
-    <w:p>
-      <w:proofErr w:type="gramStart"/>
-      <w:r>
-        <w:t>CGACTIVE</w:t>
-      </w:r>
-      <w:r>
-        <w:rPr>
-          <w:rFonts w:hint="eastAsia"/>
-        </w:rPr>
-        <w:t>(</w:t>
-      </w:r>
-      <w:proofErr w:type="gramEnd"/>
-      <w:r>
-        <w:t>int option)</w:t>
-      </w:r>
-    </w:p>
-    <w:p>
-      <w:r>
-        <w:t>0</w:t>
-      </w:r>
-      <w:r>
-        <w:rPr>
-          <w:rFonts w:hint="eastAsia"/>
-        </w:rPr>
-        <w:t>关闭</w:t>
-      </w:r>
-      <w:r>
-        <w:rPr>
-          <w:rFonts w:hint="eastAsia"/>
-        </w:rPr>
-        <w:t>CG</w:t>
-      </w:r>
-      <w:r>
-        <w:rPr>
-          <w:rFonts w:hint="eastAsia"/>
-        </w:rPr>
-        <w:t>，</w:t>
+    <w:p>
+      <w:r>
+        <w:rPr>
+          <w:rFonts w:hint="eastAsia"/>
+        </w:rPr>
+        <w:t>战斗预设</w:t>
+      </w:r>
+      <w:r>
+        <w:rPr>
+          <w:rFonts w:hint="eastAsia"/>
+        </w:rPr>
+        <w:t xml:space="preserve"> </w:t>
+      </w:r>
+      <w:r>
+        <w:t>BATTLE(</w:t>
+      </w:r>
+      <w:r>
+        <w:t>string A</w:t>
+      </w:r>
+      <w:r>
+        <w:t>,</w:t>
+      </w:r>
+      <w:r>
+        <w:t xml:space="preserve"> string B</w:t>
+      </w:r>
+      <w:r>
+        <w:rPr>
+          <w:rFonts w:hint="eastAsia"/>
+        </w:rPr>
+        <w:t>,</w:t>
+      </w:r>
+      <w:r>
+        <w:t xml:space="preserve"> int </w:t>
+      </w:r>
+      <w:r>
+        <w:rPr>
+          <w:rFonts w:hint="eastAsia"/>
+        </w:rPr>
+        <w:t>preset</w:t>
+      </w:r>
+      <w:r>
+        <w:rPr>
+          <w:rFonts w:hint="eastAsia"/>
+        </w:rPr>
+        <w:t>ID</w:t>
+      </w:r>
+      <w:r>
+        <w:t>)</w:t>
+      </w:r>
+    </w:p>
+    <w:p>
+      <w:r>
+        <w:rPr>
+          <w:rFonts w:hint="eastAsia"/>
+        </w:rPr>
+        <w:t>在对应的战斗场景的</w:t>
+      </w:r>
+      <w:r>
+        <w:rPr>
+          <w:rFonts w:hint="eastAsia"/>
+        </w:rPr>
+        <w:t>BattleScene</w:t>
+      </w:r>
+      <w:r>
+        <w:rPr>
+          <w:rFonts w:hint="eastAsia"/>
+        </w:rPr>
+        <w:t>上的</w:t>
+      </w:r>
+      <w:r>
+        <w:rPr>
+          <w:rFonts w:hint="eastAsia"/>
+        </w:rPr>
+        <w:t>BattleSetController</w:t>
+      </w:r>
+      <w:r>
+        <w:rPr>
+          <w:rFonts w:hint="eastAsia"/>
+        </w:rPr>
+        <w:t>脚本中配置，例如</w:t>
+      </w:r>
+      <w:r>
+        <w:rPr>
+          <w:rFonts w:hint="eastAsia"/>
+        </w:rPr>
+        <w:t>PR2</w:t>
+      </w:r>
+      <w:r>
+        <w:rPr>
+          <w:rFonts w:hint="eastAsia"/>
+        </w:rPr>
+        <w:t>战斗中，</w:t>
+      </w:r>
+      <w:r>
+        <w:rPr>
+          <w:rFonts w:hint="eastAsia"/>
+        </w:rPr>
+        <w:t>presetID</w:t>
+      </w:r>
+      <w:r>
+        <w:rPr>
+          <w:rFonts w:hint="eastAsia"/>
+        </w:rPr>
+        <w:t>等于</w:t>
       </w:r>
       <w:r>
         <w:rPr>
@@ -4280,565 +4135,43 @@
         <w:rPr>
           <w:rFonts w:hint="eastAsia"/>
         </w:rPr>
-        <w:t>显示</w:t>
-      </w:r>
-      <w:r>
-        <w:rPr>
-          <w:rFonts w:hint="eastAsia"/>
-        </w:rPr>
-        <w:t>CG</w:t>
-      </w:r>
-    </w:p>
-    <w:p/>
-    <w:p/>
-    <w:p>
-      <w:pPr>
-        <w:rPr>
-          <w:rFonts w:ascii="Arial" w:eastAsia="黑体" w:hAnsi="Arial"/>
-          <w:b/>
-          <w:color w:val="0000FF"/>
-          <w:sz w:val="32"/>
-        </w:rPr>
-      </w:pPr>
-      <w:r>
-        <w:rPr>
-          <w:rFonts w:ascii="Arial" w:eastAsia="黑体" w:hAnsi="Arial" w:hint="eastAsia"/>
-          <w:b/>
-          <w:color w:val="0000FF"/>
-          <w:sz w:val="32"/>
-        </w:rPr>
-        <w:t>进入二级地图</w:t>
-      </w:r>
-    </w:p>
-    <w:p>
-      <w:proofErr w:type="gramStart"/>
-      <w:r>
-        <w:t>SMALLMAP</w:t>
-      </w:r>
-      <w:r>
-        <w:rPr>
-          <w:rFonts w:hint="eastAsia"/>
-        </w:rPr>
-        <w:t>(</w:t>
-      </w:r>
-      <w:proofErr w:type="gramEnd"/>
-      <w:r>
-        <w:t>int id, int active)</w:t>
-      </w:r>
-    </w:p>
-    <w:p>
-      <w:r>
-        <w:t>Id</w:t>
-      </w:r>
-      <w:r>
-        <w:rPr>
-          <w:rFonts w:hint="eastAsia"/>
-        </w:rPr>
-        <w:t>表示进入的二级编号（目前只有</w:t>
-      </w:r>
-      <w:r>
-        <w:rPr>
-          <w:rFonts w:hint="eastAsia"/>
-        </w:rPr>
-        <w:t>1</w:t>
-      </w:r>
-      <w:r>
-        <w:rPr>
-          <w:rFonts w:hint="eastAsia"/>
-        </w:rPr>
-        <w:t>），</w:t>
-      </w:r>
-      <w:r>
-        <w:rPr>
-          <w:rFonts w:hint="eastAsia"/>
-        </w:rPr>
-        <w:t>active</w:t>
-      </w:r>
-      <w:r>
-        <w:t xml:space="preserve"> </w:t>
-      </w:r>
-      <w:r>
-        <w:rPr>
-          <w:rFonts w:hint="eastAsia"/>
-        </w:rPr>
-        <w:t>=</w:t>
-      </w:r>
-      <w:r>
-        <w:t xml:space="preserve"> </w:t>
-      </w:r>
-      <w:r>
-        <w:rPr>
-          <w:rFonts w:hint="eastAsia"/>
-        </w:rPr>
-        <w:t>1</w:t>
-      </w:r>
-      <w:r>
-        <w:rPr>
-          <w:rFonts w:hint="eastAsia"/>
-        </w:rPr>
-        <w:t>时为进入，</w:t>
-      </w:r>
-      <w:r>
-        <w:rPr>
-          <w:rFonts w:hint="eastAsia"/>
-        </w:rPr>
-        <w:t>active=0</w:t>
-      </w:r>
-      <w:r>
-        <w:rPr>
-          <w:rFonts w:hint="eastAsia"/>
-        </w:rPr>
-        <w:t>时为推出</w:t>
-      </w:r>
-    </w:p>
-    <w:p/>
-    <w:p>
-      <w:pPr>
-        <w:rPr>
-          <w:rFonts w:ascii="Arial" w:eastAsia="黑体" w:hAnsi="Arial"/>
-          <w:b/>
-          <w:color w:val="0000FF"/>
-          <w:sz w:val="32"/>
-        </w:rPr>
-      </w:pPr>
-      <w:r>
-        <w:rPr>
-          <w:rFonts w:ascii="Arial" w:eastAsia="黑体" w:hAnsi="Arial" w:hint="eastAsia"/>
-          <w:b/>
-          <w:color w:val="0000FF"/>
-          <w:sz w:val="32"/>
-        </w:rPr>
-        <w:t>保存进度</w:t>
-      </w:r>
-    </w:p>
-    <w:p>
-      <w:proofErr w:type="gramStart"/>
-      <w:r>
-        <w:t>SAVE</w:t>
-      </w:r>
-      <w:r>
-        <w:rPr>
-          <w:rFonts w:cs="宋体"/>
-          <w:color w:val="000000"/>
-          <w:sz w:val="22"/>
-          <w:szCs w:val="22"/>
-          <w:lang w:bidi="ar"/>
-        </w:rPr>
-        <w:t>(</w:t>
-      </w:r>
-      <w:proofErr w:type="gramEnd"/>
-      <w:r>
-        <w:rPr>
-          <w:rFonts w:cs="宋体"/>
-          <w:color w:val="000000"/>
-          <w:sz w:val="22"/>
-          <w:szCs w:val="22"/>
-          <w:lang w:bidi="ar"/>
-        </w:rPr>
-        <w:t xml:space="preserve">string </w:t>
-      </w:r>
-      <w:proofErr w:type="spellStart"/>
-      <w:proofErr w:type="gramStart"/>
-      <w:r>
-        <w:rPr>
-          <w:rFonts w:cs="宋体"/>
-          <w:color w:val="000000"/>
-          <w:sz w:val="22"/>
-          <w:szCs w:val="22"/>
-          <w:lang w:bidi="ar"/>
-        </w:rPr>
-        <w:t>A,int</w:t>
-      </w:r>
-      <w:proofErr w:type="spellEnd"/>
-      <w:proofErr w:type="gramEnd"/>
-      <w:r>
-        <w:rPr>
-          <w:rFonts w:cs="宋体"/>
-          <w:color w:val="000000"/>
-          <w:sz w:val="22"/>
-          <w:szCs w:val="22"/>
-          <w:lang w:bidi="ar"/>
-        </w:rPr>
-        <w:t xml:space="preserve"> B)</w:t>
-      </w:r>
-    </w:p>
-    <w:p>
-      <w:r>
-        <w:rPr>
-          <w:rFonts w:hint="eastAsia"/>
-        </w:rPr>
-        <w:t>每个任务节点都需要在末尾执行</w:t>
-      </w:r>
-      <w:r>
-        <w:rPr>
-          <w:rFonts w:hint="eastAsia"/>
-        </w:rPr>
-        <w:t>END</w:t>
-      </w:r>
-      <w:r>
-        <w:rPr>
-          <w:rFonts w:hint="eastAsia"/>
-        </w:rPr>
-        <w:t>，如果没有</w:t>
-      </w:r>
-      <w:r>
-        <w:rPr>
-          <w:rFonts w:hint="eastAsia"/>
-        </w:rPr>
-        <w:t>END</w:t>
-      </w:r>
-      <w:r>
-        <w:rPr>
-          <w:rFonts w:hint="eastAsia"/>
-        </w:rPr>
-        <w:t>则需要执行</w:t>
-      </w:r>
-      <w:r>
-        <w:rPr>
-          <w:rFonts w:hint="eastAsia"/>
-        </w:rPr>
-        <w:t>SAVE</w:t>
-      </w:r>
-      <w:r>
-        <w:rPr>
-          <w:rFonts w:hint="eastAsia"/>
-        </w:rPr>
-        <w:t>来保存。区别在于</w:t>
-      </w:r>
-      <w:r>
-        <w:rPr>
-          <w:rFonts w:hint="eastAsia"/>
-        </w:rPr>
-        <w:t>END</w:t>
-      </w:r>
-      <w:r>
-        <w:rPr>
-          <w:rFonts w:hint="eastAsia"/>
-        </w:rPr>
-        <w:t>会关闭剧情面板，但是</w:t>
-      </w:r>
-      <w:r>
-        <w:rPr>
-          <w:rFonts w:hint="eastAsia"/>
-        </w:rPr>
-        <w:t>SAVE</w:t>
-      </w:r>
-      <w:r>
-        <w:rPr>
-          <w:rFonts w:hint="eastAsia"/>
-        </w:rPr>
-        <w:t>不会</w:t>
-      </w:r>
-    </w:p>
-    <w:p/>
-    <w:p>
-      <w:pPr>
-        <w:rPr>
-          <w:rFonts w:ascii="Arial" w:eastAsia="黑体" w:hAnsi="Arial"/>
-          <w:b/>
-          <w:color w:val="0000FF"/>
-          <w:sz w:val="32"/>
-        </w:rPr>
-      </w:pPr>
-      <w:r>
-        <w:rPr>
-          <w:rFonts w:ascii="Arial" w:eastAsia="黑体" w:hAnsi="Arial" w:hint="eastAsia"/>
-          <w:b/>
-          <w:color w:val="0000FF"/>
-          <w:sz w:val="32"/>
-        </w:rPr>
-        <w:t>全屏</w:t>
-      </w:r>
-      <w:r>
-        <w:rPr>
-          <w:rFonts w:ascii="Arial" w:eastAsia="黑体" w:hAnsi="Arial" w:hint="eastAsia"/>
-          <w:b/>
-          <w:color w:val="0000FF"/>
-          <w:sz w:val="32"/>
-        </w:rPr>
-        <w:t>CG</w:t>
-      </w:r>
-    </w:p>
-    <w:p>
-      <w:r>
-        <w:t>FULLCG</w:t>
-      </w:r>
-      <w:r>
-        <w:rPr>
-          <w:rFonts w:hint="eastAsia"/>
-        </w:rPr>
-        <w:t>（图片名，</w:t>
-      </w:r>
-      <w:r>
-        <w:rPr>
-          <w:rFonts w:hint="eastAsia"/>
-        </w:rPr>
-        <w:t>显示</w:t>
-      </w:r>
-      <w:r>
-        <w:rPr>
-          <w:rFonts w:hint="eastAsia"/>
-        </w:rPr>
-        <w:t>时长）</w:t>
-      </w:r>
-    </w:p>
-    <w:p>
-      <w:r>
-        <w:rPr>
-          <w:rFonts w:hint="eastAsia"/>
-        </w:rPr>
-        <w:t>全屏显示</w:t>
-      </w:r>
-      <w:r>
-        <w:rPr>
-          <w:rFonts w:hint="eastAsia"/>
-        </w:rPr>
-        <w:t>，默认淡入淡出</w:t>
-      </w:r>
-      <w:r>
-        <w:rPr>
-          <w:rFonts w:hint="eastAsia"/>
-        </w:rPr>
-        <w:t>时长，可输入指定时长，默认为</w:t>
-      </w:r>
-      <w:r>
-        <w:rPr>
-          <w:rFonts w:hint="eastAsia"/>
-        </w:rPr>
-        <w:t>2</w:t>
-      </w:r>
-      <w:r>
-        <w:rPr>
-          <w:rFonts w:hint="eastAsia"/>
-        </w:rPr>
-        <w:t>秒</w:t>
-      </w:r>
-    </w:p>
-    <w:p/>
-    <w:p>
-      <w:pPr>
-        <w:rPr>
-          <w:rFonts w:ascii="Arial" w:eastAsia="黑体" w:hAnsi="Arial"/>
-          <w:b/>
-          <w:color w:val="0000FF"/>
-          <w:sz w:val="32"/>
-        </w:rPr>
-      </w:pPr>
-      <w:r>
-        <w:rPr>
-          <w:rFonts w:ascii="Arial" w:eastAsia="黑体" w:hAnsi="Arial" w:hint="eastAsia"/>
-          <w:b/>
-          <w:color w:val="0000FF"/>
-          <w:sz w:val="32"/>
-        </w:rPr>
-        <w:t>半屏</w:t>
-      </w:r>
-      <w:r>
-        <w:rPr>
-          <w:rFonts w:ascii="Arial" w:eastAsia="黑体" w:hAnsi="Arial" w:hint="eastAsia"/>
-          <w:b/>
-          <w:color w:val="0000FF"/>
-          <w:sz w:val="32"/>
-        </w:rPr>
-        <w:t>CG</w:t>
-      </w:r>
-    </w:p>
-    <w:p>
-      <w:r>
-        <w:t>HALFCG(</w:t>
-      </w:r>
-      <w:r>
-        <w:rPr>
-          <w:rFonts w:hint="eastAsia"/>
-        </w:rPr>
-        <w:t>图片名</w:t>
-      </w:r>
-      <w:r>
-        <w:t>)</w:t>
-      </w:r>
-      <w:r>
-        <w:t xml:space="preserve">                  </w:t>
-      </w:r>
-      <w:r>
-        <w:rPr>
-          <w:rFonts w:hint="eastAsia"/>
-        </w:rPr>
-        <w:t xml:space="preserve"># </w:t>
-      </w:r>
-      <w:r>
-        <w:rPr>
-          <w:rFonts w:hint="eastAsia"/>
-        </w:rPr>
-        <w:t>淡出淡入，默认值</w:t>
-      </w:r>
-      <w:r>
-        <w:rPr>
-          <w:rFonts w:hint="eastAsia"/>
-        </w:rPr>
-        <w:t>0.5</w:t>
-      </w:r>
-      <w:r>
-        <w:rPr>
-          <w:rFonts w:hint="eastAsia"/>
-        </w:rPr>
-        <w:t>秒</w:t>
-      </w:r>
-    </w:p>
-    <w:p>
-      <w:r>
-        <w:t>HALFCG</w:t>
-      </w:r>
-      <w:r>
-        <w:rPr>
-          <w:rFonts w:hint="eastAsia"/>
-        </w:rPr>
-        <w:t xml:space="preserve"> (</w:t>
-      </w:r>
-      <w:r>
-        <w:rPr>
-          <w:rFonts w:hint="eastAsia"/>
-        </w:rPr>
-        <w:t>图片名</w:t>
-      </w:r>
-      <w:r>
-        <w:rPr>
-          <w:rFonts w:hint="eastAsia"/>
-        </w:rPr>
-        <w:t xml:space="preserve">,1.5)              # </w:t>
-      </w:r>
-      <w:r>
-        <w:rPr>
-          <w:rFonts w:hint="eastAsia"/>
-        </w:rPr>
-        <w:t>淡出淡入，</w:t>
-      </w:r>
-      <w:r>
-        <w:rPr>
-          <w:rFonts w:hint="eastAsia"/>
-        </w:rPr>
-        <w:t>1.5</w:t>
-      </w:r>
-      <w:r>
-        <w:rPr>
-          <w:rFonts w:hint="eastAsia"/>
-        </w:rPr>
-        <w:t>秒</w:t>
-      </w:r>
-    </w:p>
-    <w:p/>
-    <w:p>
-      <w:r>
-        <w:rPr>
-          <w:rFonts w:hint="eastAsia"/>
-        </w:rPr>
-        <w:t>在对话框之下，头像框道具</w:t>
-      </w:r>
-      <w:proofErr w:type="gramStart"/>
-      <w:r>
-        <w:rPr>
-          <w:rFonts w:hint="eastAsia"/>
-        </w:rPr>
-        <w:t>框以上</w:t>
-      </w:r>
-      <w:proofErr w:type="gramEnd"/>
-      <w:r>
-        <w:rPr>
-          <w:rFonts w:hint="eastAsia"/>
-        </w:rPr>
-        <w:t>全屏显示，直到下一个</w:t>
-      </w:r>
-      <w:r>
-        <w:rPr>
-          <w:rFonts w:hint="eastAsia"/>
-        </w:rPr>
-        <w:t>CG</w:t>
-      </w:r>
-      <w:r>
-        <w:rPr>
-          <w:rFonts w:hint="eastAsia"/>
-        </w:rPr>
-        <w:t>指令将其覆盖</w:t>
-      </w:r>
-    </w:p>
-    <w:p/>
-    <w:p>
-      <w:pPr>
-        <w:rPr>
-          <w:rFonts w:ascii="Arial" w:eastAsia="黑体" w:hAnsi="Arial"/>
-          <w:b/>
-          <w:color w:val="0000FF"/>
-          <w:sz w:val="32"/>
-        </w:rPr>
-      </w:pPr>
-      <w:r>
-        <w:rPr>
-          <w:rFonts w:ascii="Arial" w:eastAsia="黑体" w:hAnsi="Arial" w:hint="eastAsia"/>
-          <w:b/>
-          <w:color w:val="0000FF"/>
-          <w:sz w:val="32"/>
-        </w:rPr>
-        <w:t>开启商店</w:t>
-      </w:r>
-    </w:p>
-    <w:p>
-      <w:proofErr w:type="gramStart"/>
-      <w:r>
-        <w:rPr>
-          <w:rFonts w:hint="eastAsia"/>
-        </w:rPr>
-        <w:t>SHOP(</w:t>
-      </w:r>
-      <w:proofErr w:type="gramEnd"/>
-      <w:r>
-        <w:rPr>
-          <w:rFonts w:hint="eastAsia"/>
-        </w:rPr>
-        <w:t>int</w:t>
-      </w:r>
-      <w:r>
-        <w:t xml:space="preserve"> id)</w:t>
-      </w:r>
-    </w:p>
-    <w:p>
-      <w:r>
-        <w:rPr>
-          <w:rFonts w:hint="eastAsia"/>
-        </w:rPr>
-        <w:t>开启商店显示界面，在</w:t>
-      </w:r>
-      <w:r>
-        <w:t>Assets/</w:t>
-      </w:r>
-      <w:proofErr w:type="spellStart"/>
-      <w:r>
-        <w:t>ScriptableObjects</w:t>
-      </w:r>
-      <w:proofErr w:type="spellEnd"/>
-      <w:r>
-        <w:t>/</w:t>
-      </w:r>
-      <w:proofErr w:type="spellStart"/>
-      <w:r>
-        <w:t>ShopListSO.asset</w:t>
-      </w:r>
-      <w:proofErr w:type="spellEnd"/>
-      <w:r>
-        <w:rPr>
-          <w:rFonts w:hint="eastAsia"/>
-        </w:rPr>
-        <w:t>中配置商店出售物品内容。</w:t>
-      </w:r>
-    </w:p>
-    <w:p>
-      <w:r>
-        <w:rPr>
-          <w:noProof/>
-        </w:rPr>
+        <w:t>的情况下，敌人全体（</w:t>
+      </w:r>
+      <w:r>
+        <w:rPr>
+          <w:rFonts w:hint="eastAsia"/>
+        </w:rPr>
+        <w:t>ENEMY</w:t>
+      </w:r>
+      <w:r>
+        <w:t>_ALL</w:t>
+      </w:r>
+      <w:r>
+        <w:rPr>
+          <w:rFonts w:hint="eastAsia"/>
+        </w:rPr>
+        <w:t>）的命中率</w:t>
+      </w:r>
+      <w:r>
+        <w:rPr>
+          <w:rFonts w:hint="eastAsia"/>
+        </w:rPr>
+        <w:t>-30</w:t>
+      </w:r>
+      <w:r>
+        <w:rPr>
+          <w:rFonts w:hint="eastAsia"/>
+        </w:rPr>
+        <w:t>。</w:t>
+      </w:r>
+    </w:p>
+    <w:p>
+      <w:r>
         <w:drawing>
-          <wp:inline distT="0" distB="0" distL="0" distR="0" wp14:anchorId="0DF81A5B" wp14:editId="00CD7F46">
-            <wp:extent cx="2387600" cy="1762520"/>
-            <wp:effectExtent l="0" t="0" r="0" b="9525"/>
-            <wp:docPr id="1" name="图片 1"/>
+          <wp:inline distT="0" distB="0" distL="0" distR="0" wp14:anchorId="61343871" wp14:editId="003ABF3C">
+            <wp:extent cx="2234248" cy="1751965"/>
+            <wp:effectExtent l="0" t="0" r="0" b="635"/>
+            <wp:docPr id="2" name="图片 2"/>
             <wp:cNvGraphicFramePr>
               <a:graphicFrameLocks xmlns:a="http://schemas.openxmlformats.org/drawingml/2006/main" noChangeAspect="1"/>
             </wp:cNvGraphicFramePr>
@@ -4858,6 +4191,674 @@
                   <pic:spPr>
                     <a:xfrm>
                       <a:off x="0" y="0"/>
+                      <a:ext cx="2243905" cy="1759538"/>
+                    </a:xfrm>
+                    <a:prstGeom prst="rect">
+                      <a:avLst/>
+                    </a:prstGeom>
+                  </pic:spPr>
+                </pic:pic>
+              </a:graphicData>
+            </a:graphic>
+          </wp:inline>
+        </w:drawing>
+      </w:r>
+    </w:p>
+    <w:p/>
+    <w:p/>
+    <w:p>
+      <w:pPr>
+        <w:pStyle w:val="2"/>
+        <w:rPr>
+          <w:color w:val="0000FF"/>
+        </w:rPr>
+      </w:pPr>
+      <w:r>
+        <w:rPr>
+          <w:rFonts w:hint="eastAsia"/>
+          <w:color w:val="0000FF"/>
+        </w:rPr>
+        <w:t>时间推进</w:t>
+      </w:r>
+    </w:p>
+    <w:p/>
+    <w:p>
+      <w:proofErr w:type="gramStart"/>
+      <w:r>
+        <w:t>DAYTIME</w:t>
+      </w:r>
+      <w:r>
+        <w:rPr>
+          <w:rFonts w:hint="eastAsia"/>
+        </w:rPr>
+        <w:t>(</w:t>
+      </w:r>
+      <w:proofErr w:type="gramEnd"/>
+      <w:r>
+        <w:t>int num)</w:t>
+      </w:r>
+    </w:p>
+    <w:p>
+      <w:r>
+        <w:rPr>
+          <w:rFonts w:hint="eastAsia"/>
+        </w:rPr>
+        <w:t>推进的时间阶段数量</w:t>
+      </w:r>
+    </w:p>
+    <w:p/>
+    <w:p>
+      <w:pPr>
+        <w:pStyle w:val="2"/>
+        <w:rPr>
+          <w:color w:val="0000FF"/>
+        </w:rPr>
+      </w:pPr>
+      <w:r>
+        <w:rPr>
+          <w:rFonts w:hint="eastAsia"/>
+          <w:color w:val="0000FF"/>
+        </w:rPr>
+        <w:t>CG</w:t>
+      </w:r>
+      <w:r>
+        <w:rPr>
+          <w:rFonts w:hint="eastAsia"/>
+          <w:color w:val="0000FF"/>
+        </w:rPr>
+        <w:t>显示开关</w:t>
+      </w:r>
+    </w:p>
+    <w:p>
+      <w:proofErr w:type="gramStart"/>
+      <w:r>
+        <w:t>CGACTIVE</w:t>
+      </w:r>
+      <w:r>
+        <w:rPr>
+          <w:rFonts w:hint="eastAsia"/>
+        </w:rPr>
+        <w:t>(</w:t>
+      </w:r>
+      <w:proofErr w:type="gramEnd"/>
+      <w:r>
+        <w:t>int option)</w:t>
+      </w:r>
+    </w:p>
+    <w:p>
+      <w:r>
+        <w:t>0</w:t>
+      </w:r>
+      <w:r>
+        <w:rPr>
+          <w:rFonts w:hint="eastAsia"/>
+        </w:rPr>
+        <w:t>关闭</w:t>
+      </w:r>
+      <w:r>
+        <w:rPr>
+          <w:rFonts w:hint="eastAsia"/>
+        </w:rPr>
+        <w:t>CG</w:t>
+      </w:r>
+      <w:r>
+        <w:rPr>
+          <w:rFonts w:hint="eastAsia"/>
+        </w:rPr>
+        <w:t>，</w:t>
+      </w:r>
+      <w:r>
+        <w:rPr>
+          <w:rFonts w:hint="eastAsia"/>
+        </w:rPr>
+        <w:t>1</w:t>
+      </w:r>
+      <w:r>
+        <w:rPr>
+          <w:rFonts w:hint="eastAsia"/>
+        </w:rPr>
+        <w:t>显示</w:t>
+      </w:r>
+      <w:r>
+        <w:rPr>
+          <w:rFonts w:hint="eastAsia"/>
+        </w:rPr>
+        <w:t>CG</w:t>
+      </w:r>
+    </w:p>
+    <w:p/>
+    <w:p/>
+    <w:p>
+      <w:pPr>
+        <w:rPr>
+          <w:rFonts w:ascii="Arial" w:eastAsia="黑体" w:hAnsi="Arial"/>
+          <w:b/>
+          <w:color w:val="0000FF"/>
+          <w:sz w:val="32"/>
+        </w:rPr>
+      </w:pPr>
+      <w:r>
+        <w:rPr>
+          <w:rFonts w:ascii="Arial" w:eastAsia="黑体" w:hAnsi="Arial" w:hint="eastAsia"/>
+          <w:b/>
+          <w:color w:val="0000FF"/>
+          <w:sz w:val="32"/>
+        </w:rPr>
+        <w:t>进入二级地图</w:t>
+      </w:r>
+    </w:p>
+    <w:p>
+      <w:proofErr w:type="gramStart"/>
+      <w:r>
+        <w:t>SMALLMAP</w:t>
+      </w:r>
+      <w:r>
+        <w:rPr>
+          <w:rFonts w:hint="eastAsia"/>
+        </w:rPr>
+        <w:t>(</w:t>
+      </w:r>
+      <w:proofErr w:type="gramEnd"/>
+      <w:r>
+        <w:t>int id, int active)</w:t>
+      </w:r>
+    </w:p>
+    <w:p>
+      <w:r>
+        <w:t>Id</w:t>
+      </w:r>
+      <w:r>
+        <w:rPr>
+          <w:rFonts w:hint="eastAsia"/>
+        </w:rPr>
+        <w:t>表示进入的二级编号（目前只有</w:t>
+      </w:r>
+      <w:r>
+        <w:rPr>
+          <w:rFonts w:hint="eastAsia"/>
+        </w:rPr>
+        <w:t>1</w:t>
+      </w:r>
+      <w:r>
+        <w:rPr>
+          <w:rFonts w:hint="eastAsia"/>
+        </w:rPr>
+        <w:t>），</w:t>
+      </w:r>
+      <w:r>
+        <w:rPr>
+          <w:rFonts w:hint="eastAsia"/>
+        </w:rPr>
+        <w:t>active</w:t>
+      </w:r>
+      <w:r>
+        <w:t xml:space="preserve"> </w:t>
+      </w:r>
+      <w:r>
+        <w:rPr>
+          <w:rFonts w:hint="eastAsia"/>
+        </w:rPr>
+        <w:t>=</w:t>
+      </w:r>
+      <w:r>
+        <w:t xml:space="preserve"> </w:t>
+      </w:r>
+      <w:r>
+        <w:rPr>
+          <w:rFonts w:hint="eastAsia"/>
+        </w:rPr>
+        <w:t>1</w:t>
+      </w:r>
+      <w:r>
+        <w:rPr>
+          <w:rFonts w:hint="eastAsia"/>
+        </w:rPr>
+        <w:t>时为进入，</w:t>
+      </w:r>
+      <w:r>
+        <w:rPr>
+          <w:rFonts w:hint="eastAsia"/>
+        </w:rPr>
+        <w:t>active=0</w:t>
+      </w:r>
+      <w:r>
+        <w:rPr>
+          <w:rFonts w:hint="eastAsia"/>
+        </w:rPr>
+        <w:t>时为推出</w:t>
+      </w:r>
+    </w:p>
+    <w:p/>
+    <w:p>
+      <w:pPr>
+        <w:rPr>
+          <w:rFonts w:ascii="Arial" w:eastAsia="黑体" w:hAnsi="Arial"/>
+          <w:b/>
+          <w:color w:val="0000FF"/>
+          <w:sz w:val="32"/>
+        </w:rPr>
+      </w:pPr>
+      <w:r>
+        <w:rPr>
+          <w:rFonts w:ascii="Arial" w:eastAsia="黑体" w:hAnsi="Arial" w:hint="eastAsia"/>
+          <w:b/>
+          <w:color w:val="0000FF"/>
+          <w:sz w:val="32"/>
+        </w:rPr>
+        <w:t>保存进度</w:t>
+      </w:r>
+    </w:p>
+    <w:p>
+      <w:proofErr w:type="gramStart"/>
+      <w:r>
+        <w:t>SAVE</w:t>
+      </w:r>
+      <w:r>
+        <w:rPr>
+          <w:rFonts w:cs="宋体"/>
+          <w:color w:val="000000"/>
+          <w:sz w:val="22"/>
+          <w:szCs w:val="22"/>
+          <w:lang w:bidi="ar"/>
+        </w:rPr>
+        <w:t>(</w:t>
+      </w:r>
+      <w:proofErr w:type="gramEnd"/>
+      <w:r>
+        <w:rPr>
+          <w:rFonts w:cs="宋体"/>
+          <w:color w:val="000000"/>
+          <w:sz w:val="22"/>
+          <w:szCs w:val="22"/>
+          <w:lang w:bidi="ar"/>
+        </w:rPr>
+        <w:t>string A,int B)</w:t>
+      </w:r>
+    </w:p>
+    <w:p>
+      <w:r>
+        <w:rPr>
+          <w:rFonts w:hint="eastAsia"/>
+        </w:rPr>
+        <w:t>每个任务节点都需要在末尾执行</w:t>
+      </w:r>
+      <w:r>
+        <w:rPr>
+          <w:rFonts w:hint="eastAsia"/>
+        </w:rPr>
+        <w:t>END</w:t>
+      </w:r>
+      <w:r>
+        <w:rPr>
+          <w:rFonts w:hint="eastAsia"/>
+        </w:rPr>
+        <w:t>，如果没有</w:t>
+      </w:r>
+      <w:r>
+        <w:rPr>
+          <w:rFonts w:hint="eastAsia"/>
+        </w:rPr>
+        <w:t>END</w:t>
+      </w:r>
+      <w:r>
+        <w:rPr>
+          <w:rFonts w:hint="eastAsia"/>
+        </w:rPr>
+        <w:t>则需要执行</w:t>
+      </w:r>
+      <w:r>
+        <w:rPr>
+          <w:rFonts w:hint="eastAsia"/>
+        </w:rPr>
+        <w:t>SAVE</w:t>
+      </w:r>
+      <w:r>
+        <w:rPr>
+          <w:rFonts w:hint="eastAsia"/>
+        </w:rPr>
+        <w:t>来保存。区别在于</w:t>
+      </w:r>
+      <w:r>
+        <w:rPr>
+          <w:rFonts w:hint="eastAsia"/>
+        </w:rPr>
+        <w:t>END</w:t>
+      </w:r>
+      <w:r>
+        <w:rPr>
+          <w:rFonts w:hint="eastAsia"/>
+        </w:rPr>
+        <w:t>会关闭剧情面板，但是</w:t>
+      </w:r>
+      <w:r>
+        <w:rPr>
+          <w:rFonts w:hint="eastAsia"/>
+        </w:rPr>
+        <w:t>SAVE</w:t>
+      </w:r>
+      <w:r>
+        <w:rPr>
+          <w:rFonts w:hint="eastAsia"/>
+        </w:rPr>
+        <w:t>不会</w:t>
+      </w:r>
+    </w:p>
+    <w:p/>
+    <w:p>
+      <w:pPr>
+        <w:rPr>
+          <w:rFonts w:ascii="Arial" w:eastAsia="黑体" w:hAnsi="Arial"/>
+          <w:b/>
+          <w:color w:val="0000FF"/>
+          <w:sz w:val="32"/>
+        </w:rPr>
+      </w:pPr>
+      <w:r>
+        <w:rPr>
+          <w:rFonts w:ascii="Arial" w:eastAsia="黑体" w:hAnsi="Arial" w:hint="eastAsia"/>
+          <w:b/>
+          <w:color w:val="0000FF"/>
+          <w:sz w:val="32"/>
+        </w:rPr>
+        <w:t>全屏</w:t>
+      </w:r>
+      <w:r>
+        <w:rPr>
+          <w:rFonts w:ascii="Arial" w:eastAsia="黑体" w:hAnsi="Arial" w:hint="eastAsia"/>
+          <w:b/>
+          <w:color w:val="0000FF"/>
+          <w:sz w:val="32"/>
+        </w:rPr>
+        <w:t>CG</w:t>
+      </w:r>
+    </w:p>
+    <w:p>
+      <w:r>
+        <w:t>FULLCG</w:t>
+      </w:r>
+      <w:r>
+        <w:rPr>
+          <w:rFonts w:hint="eastAsia"/>
+        </w:rPr>
+        <w:t>（图片名，</w:t>
+      </w:r>
+      <w:r>
+        <w:rPr>
+          <w:rFonts w:hint="eastAsia"/>
+        </w:rPr>
+        <w:t>显示</w:t>
+      </w:r>
+      <w:r>
+        <w:rPr>
+          <w:rFonts w:hint="eastAsia"/>
+        </w:rPr>
+        <w:t>时长）</w:t>
+      </w:r>
+    </w:p>
+    <w:p>
+      <w:r>
+        <w:rPr>
+          <w:rFonts w:hint="eastAsia"/>
+        </w:rPr>
+        <w:t>全屏显示</w:t>
+      </w:r>
+      <w:r>
+        <w:rPr>
+          <w:rFonts w:hint="eastAsia"/>
+        </w:rPr>
+        <w:t>，默认淡入淡出</w:t>
+      </w:r>
+      <w:r>
+        <w:rPr>
+          <w:rFonts w:hint="eastAsia"/>
+        </w:rPr>
+        <w:t>时长，可输入指定时长，默认为</w:t>
+      </w:r>
+      <w:r>
+        <w:rPr>
+          <w:rFonts w:hint="eastAsia"/>
+        </w:rPr>
+        <w:t>2</w:t>
+      </w:r>
+      <w:r>
+        <w:rPr>
+          <w:rFonts w:hint="eastAsia"/>
+        </w:rPr>
+        <w:t>秒</w:t>
+      </w:r>
+    </w:p>
+    <w:p/>
+    <w:p>
+      <w:pPr>
+        <w:rPr>
+          <w:rFonts w:ascii="Arial" w:eastAsia="黑体" w:hAnsi="Arial"/>
+          <w:b/>
+          <w:color w:val="0000FF"/>
+          <w:sz w:val="32"/>
+        </w:rPr>
+      </w:pPr>
+      <w:r>
+        <w:rPr>
+          <w:rFonts w:ascii="Arial" w:eastAsia="黑体" w:hAnsi="Arial" w:hint="eastAsia"/>
+          <w:b/>
+          <w:color w:val="0000FF"/>
+          <w:sz w:val="32"/>
+        </w:rPr>
+        <w:t>半屏</w:t>
+      </w:r>
+      <w:r>
+        <w:rPr>
+          <w:rFonts w:ascii="Arial" w:eastAsia="黑体" w:hAnsi="Arial" w:hint="eastAsia"/>
+          <w:b/>
+          <w:color w:val="0000FF"/>
+          <w:sz w:val="32"/>
+        </w:rPr>
+        <w:t>CG</w:t>
+      </w:r>
+    </w:p>
+    <w:p>
+      <w:r>
+        <w:t>HALFCG(</w:t>
+      </w:r>
+      <w:r>
+        <w:rPr>
+          <w:rFonts w:hint="eastAsia"/>
+        </w:rPr>
+        <w:t>图片名</w:t>
+      </w:r>
+      <w:r>
+        <w:t>)</w:t>
+      </w:r>
+      <w:r>
+        <w:t xml:space="preserve">                  </w:t>
+      </w:r>
+      <w:r>
+        <w:rPr>
+          <w:rFonts w:hint="eastAsia"/>
+        </w:rPr>
+        <w:t xml:space="preserve"># </w:t>
+      </w:r>
+      <w:r>
+        <w:rPr>
+          <w:rFonts w:hint="eastAsia"/>
+        </w:rPr>
+        <w:t>淡出淡入，默认值</w:t>
+      </w:r>
+      <w:r>
+        <w:rPr>
+          <w:rFonts w:hint="eastAsia"/>
+        </w:rPr>
+        <w:t>0.5</w:t>
+      </w:r>
+      <w:r>
+        <w:rPr>
+          <w:rFonts w:hint="eastAsia"/>
+        </w:rPr>
+        <w:t>秒</w:t>
+      </w:r>
+    </w:p>
+    <w:p>
+      <w:r>
+        <w:t>HALFCG</w:t>
+      </w:r>
+      <w:r>
+        <w:rPr>
+          <w:rFonts w:hint="eastAsia"/>
+        </w:rPr>
+        <w:t xml:space="preserve"> (</w:t>
+      </w:r>
+      <w:r>
+        <w:rPr>
+          <w:rFonts w:hint="eastAsia"/>
+        </w:rPr>
+        <w:t>图片名</w:t>
+      </w:r>
+      <w:r>
+        <w:rPr>
+          <w:rFonts w:hint="eastAsia"/>
+        </w:rPr>
+        <w:t xml:space="preserve">,1.5)              # </w:t>
+      </w:r>
+      <w:r>
+        <w:rPr>
+          <w:rFonts w:hint="eastAsia"/>
+        </w:rPr>
+        <w:t>淡出淡入，</w:t>
+      </w:r>
+      <w:r>
+        <w:rPr>
+          <w:rFonts w:hint="eastAsia"/>
+        </w:rPr>
+        <w:t>1.5</w:t>
+      </w:r>
+      <w:r>
+        <w:rPr>
+          <w:rFonts w:hint="eastAsia"/>
+        </w:rPr>
+        <w:t>秒</w:t>
+      </w:r>
+    </w:p>
+    <w:p/>
+    <w:p>
+      <w:r>
+        <w:rPr>
+          <w:rFonts w:hint="eastAsia"/>
+        </w:rPr>
+        <w:t>在对话框之下，头像框道具</w:t>
+      </w:r>
+      <w:proofErr w:type="gramStart"/>
+      <w:r>
+        <w:rPr>
+          <w:rFonts w:hint="eastAsia"/>
+        </w:rPr>
+        <w:t>框以上</w:t>
+      </w:r>
+      <w:proofErr w:type="gramEnd"/>
+      <w:r>
+        <w:rPr>
+          <w:rFonts w:hint="eastAsia"/>
+        </w:rPr>
+        <w:t>全屏显示，直到下一个</w:t>
+      </w:r>
+      <w:r>
+        <w:rPr>
+          <w:rFonts w:hint="eastAsia"/>
+        </w:rPr>
+        <w:t>CG</w:t>
+      </w:r>
+      <w:r>
+        <w:rPr>
+          <w:rFonts w:hint="eastAsia"/>
+        </w:rPr>
+        <w:t>指令将其覆盖</w:t>
+      </w:r>
+    </w:p>
+    <w:p/>
+    <w:p>
+      <w:pPr>
+        <w:rPr>
+          <w:rFonts w:ascii="Arial" w:eastAsia="黑体" w:hAnsi="Arial"/>
+          <w:b/>
+          <w:color w:val="0000FF"/>
+          <w:sz w:val="32"/>
+        </w:rPr>
+      </w:pPr>
+      <w:r>
+        <w:rPr>
+          <w:rFonts w:ascii="Arial" w:eastAsia="黑体" w:hAnsi="Arial" w:hint="eastAsia"/>
+          <w:b/>
+          <w:color w:val="0000FF"/>
+          <w:sz w:val="32"/>
+        </w:rPr>
+        <w:t>开启商店</w:t>
+      </w:r>
+    </w:p>
+    <w:p>
+      <w:proofErr w:type="gramStart"/>
+      <w:r>
+        <w:rPr>
+          <w:rFonts w:hint="eastAsia"/>
+        </w:rPr>
+        <w:t>SHOP(</w:t>
+      </w:r>
+      <w:proofErr w:type="gramEnd"/>
+      <w:r>
+        <w:rPr>
+          <w:rFonts w:hint="eastAsia"/>
+        </w:rPr>
+        <w:t>int</w:t>
+      </w:r>
+      <w:r>
+        <w:t xml:space="preserve"> id)</w:t>
+      </w:r>
+    </w:p>
+    <w:p>
+      <w:r>
+        <w:rPr>
+          <w:rFonts w:hint="eastAsia"/>
+        </w:rPr>
+        <w:t>开启商店显示界面，在</w:t>
+      </w:r>
+      <w:r>
+        <w:t>Assets/ScriptableObjects/ShopListSO.asset</w:t>
+      </w:r>
+      <w:r>
+        <w:rPr>
+          <w:rFonts w:hint="eastAsia"/>
+        </w:rPr>
+        <w:t>中配置商店出售物品内容。</w:t>
+      </w:r>
+    </w:p>
+    <w:p>
+      <w:r>
+        <w:rPr>
+          <w:noProof/>
+        </w:rPr>
+        <w:lastRenderedPageBreak/>
+        <w:drawing>
+          <wp:inline distT="0" distB="0" distL="0" distR="0" wp14:anchorId="0DF81A5B" wp14:editId="00CD7F46">
+            <wp:extent cx="2387600" cy="1762520"/>
+            <wp:effectExtent l="0" t="0" r="0" b="9525"/>
+            <wp:docPr id="1" name="图片 1"/>
+            <wp:cNvGraphicFramePr>
+              <a:graphicFrameLocks xmlns:a="http://schemas.openxmlformats.org/drawingml/2006/main" noChangeAspect="1"/>
+            </wp:cNvGraphicFramePr>
+            <a:graphic xmlns:a="http://schemas.openxmlformats.org/drawingml/2006/main">
+              <a:graphicData uri="http://schemas.openxmlformats.org/drawingml/2006/picture">
+                <pic:pic xmlns:pic="http://schemas.openxmlformats.org/drawingml/2006/picture">
+                  <pic:nvPicPr>
+                    <pic:cNvPr id="1" name=""/>
+                    <pic:cNvPicPr/>
+                  </pic:nvPicPr>
+                  <pic:blipFill>
+                    <a:blip r:embed="rId7"/>
+                    <a:stretch>
+                      <a:fillRect/>
+                    </a:stretch>
+                  </pic:blipFill>
+                  <pic:spPr>
+                    <a:xfrm>
+                      <a:off x="0" y="0"/>
                       <a:ext cx="2396082" cy="1768781"/>
                     </a:xfrm>
                     <a:prstGeom prst="rect">
@@ -4888,7 +4889,6 @@
           <w:color w:val="0000FF"/>
           <w:sz w:val="32"/>
         </w:rPr>
-        <w:lastRenderedPageBreak/>
         <w:t>显示章节标题</w:t>
       </w:r>
       <w:r>
@@ -4919,14 +4919,12 @@
       <w:r>
         <w:t xml:space="preserve"> </w:t>
       </w:r>
-      <w:proofErr w:type="spellStart"/>
       <w:r>
         <w:rPr>
           <w:rFonts w:hint="eastAsia"/>
         </w:rPr>
         <w:t>chapterName</w:t>
       </w:r>
-      <w:proofErr w:type="spellEnd"/>
       <w:r>
         <w:rPr>
           <w:rFonts w:hint="eastAsia"/>
@@ -4945,14 +4943,12 @@
       <w:r>
         <w:t xml:space="preserve"> </w:t>
       </w:r>
-      <w:proofErr w:type="spellStart"/>
       <w:r>
         <w:rPr>
           <w:rFonts w:hint="eastAsia"/>
         </w:rPr>
         <w:t>fadeTime</w:t>
       </w:r>
-      <w:proofErr w:type="spellEnd"/>
       <w:r>
         <w:rPr>
           <w:rFonts w:hint="eastAsia"/>
@@ -4991,19 +4987,11 @@
         </w:rPr>
         <w:t>在剧情面板上显示章节标题。</w:t>
       </w:r>
-      <w:proofErr w:type="spellStart"/>
-      <w:r>
-        <w:rPr>
-          <w:rFonts w:hint="eastAsia"/>
-        </w:rPr>
-        <w:t>fadeTime</w:t>
-      </w:r>
-      <w:proofErr w:type="spellEnd"/>
-      <w:r>
-        <w:rPr>
-          <w:rFonts w:hint="eastAsia"/>
-        </w:rPr>
-        <w:t xml:space="preserve"> </w:t>
+      <w:r>
+        <w:rPr>
+          <w:rFonts w:hint="eastAsia"/>
+        </w:rPr>
+        <w:t xml:space="preserve">fadeTime </w:t>
       </w:r>
       <w:r>
         <w:rPr>
@@ -5537,7 +5525,7 @@
 </file>
 
 <file path=word/endnotes.xml><?xml version="1.0" encoding="utf-8"?>
-<w:endnotes xmlns:wpc="http://schemas.microsoft.com/office/word/2010/wordprocessingCanvas" xmlns:cx="http://schemas.microsoft.com/office/drawing/2014/chartex" xmlns:cx1="http://schemas.microsoft.com/office/drawing/2015/9/8/chartex" xmlns:cx2="http://schemas.microsoft.com/office/drawing/2015/10/21/chartex" xmlns:cx3="http://schemas.microsoft.com/office/drawing/2016/5/9/chartex" xmlns:cx4="http://schemas.microsoft.com/office/drawing/2016/5/10/chartex" xmlns:cx5="http://schemas.microsoft.com/office/drawing/2016/5/11/chartex" xmlns:cx6="http://schemas.microsoft.com/office/drawing/2016/5/12/chartex" xmlns:cx7="http://schemas.microsoft.com/office/drawing/2016/5/13/chartex" xmlns:cx8="http://schemas.microsoft.com/office/drawing/2016/5/14/chartex" xmlns:mc="http://schemas.openxmlformats.org/markup-compatibility/2006" xmlns:aink="http://schemas.microsoft.com/office/drawing/2016/ink" xmlns:am3d="http://schemas.microsoft.com/office/drawing/2017/model3d" xmlns:o="urn:schemas-microsoft-com:office:office" xmlns:oel="http://schemas.microsoft.com/office/2019/extlst" xmlns:r="http://schemas.openxmlformats.org/officeDocument/2006/relationships" xmlns:m="http://schemas.openxmlformats.org/officeDocument/2006/math" xmlns:v="urn:schemas-microsoft-com:vml" xmlns:wp14="http://schemas.microsoft.com/office/word/2010/wordprocessingDrawing" xmlns:wp="http://schemas.openxmlformats.org/drawingml/2006/wordprocessingDrawing" xmlns:w10="urn:schemas-microsoft-com:office:word" xmlns:w="http://schemas.openxmlformats.org/wordprocessingml/2006/main" xmlns:w14="http://schemas.microsoft.com/office/word/2010/wordml" xmlns:w15="http://schemas.microsoft.com/office/word/2012/wordml" xmlns:w16cex="http://schemas.microsoft.com/office/word/2018/wordml/cex" xmlns:w16cid="http://schemas.microsoft.com/office/word/2016/wordml/cid" xmlns:w16="http://schemas.microsoft.com/office/word/2018/wordml" xmlns:w16du="http://schemas.microsoft.com/office/word/2023/wordml/word16du" xmlns:w16sdtdh="http://schemas.microsoft.com/office/word/2020/wordml/sdtdatahash" xmlns:w16sdtfl="http://schemas.microsoft.com/office/word/2024/wordml/sdtformatlock" xmlns:w16se="http://schemas.microsoft.com/office/word/2015/wordml/symex" xmlns:wpg="http://schemas.microsoft.com/office/word/2010/wordprocessingGroup" xmlns:wpi="http://schemas.microsoft.com/office/word/2010/wordprocessingInk" xmlns:wne="http://schemas.microsoft.com/office/word/2006/wordml" xmlns:wps="http://schemas.microsoft.com/office/word/2010/wordprocessingShape" mc:Ignorable="w14 w15 w16se w16cid w16 w16cex w16sdtdh w16sdtfl w16du wp14">
+<w:endnotes xmlns:wpc="http://schemas.microsoft.com/office/word/2010/wordprocessingCanvas" xmlns:cx="http://schemas.microsoft.com/office/drawing/2014/chartex" xmlns:cx1="http://schemas.microsoft.com/office/drawing/2015/9/8/chartex" xmlns:cx2="http://schemas.microsoft.com/office/drawing/2015/10/21/chartex" xmlns:cx3="http://schemas.microsoft.com/office/drawing/2016/5/9/chartex" xmlns:cx4="http://schemas.microsoft.com/office/drawing/2016/5/10/chartex" xmlns:cx5="http://schemas.microsoft.com/office/drawing/2016/5/11/chartex" xmlns:cx6="http://schemas.microsoft.com/office/drawing/2016/5/12/chartex" xmlns:cx7="http://schemas.microsoft.com/office/drawing/2016/5/13/chartex" xmlns:cx8="http://schemas.microsoft.com/office/drawing/2016/5/14/chartex" xmlns:mc="http://schemas.openxmlformats.org/markup-compatibility/2006" xmlns:aink="http://schemas.microsoft.com/office/drawing/2016/ink" xmlns:am3d="http://schemas.microsoft.com/office/drawing/2017/model3d" xmlns:o="urn:schemas-microsoft-com:office:office" xmlns:r="http://schemas.openxmlformats.org/officeDocument/2006/relationships" xmlns:m="http://schemas.openxmlformats.org/officeDocument/2006/math" xmlns:v="urn:schemas-microsoft-com:vml" xmlns:wp14="http://schemas.microsoft.com/office/word/2010/wordprocessingDrawing" xmlns:wp="http://schemas.openxmlformats.org/drawingml/2006/wordprocessingDrawing" xmlns:w10="urn:schemas-microsoft-com:office:word" xmlns:w="http://schemas.openxmlformats.org/wordprocessingml/2006/main" xmlns:w14="http://schemas.microsoft.com/office/word/2010/wordml" xmlns:w15="http://schemas.microsoft.com/office/word/2012/wordml" xmlns:w16cex="http://schemas.microsoft.com/office/word/2018/wordml/cex" xmlns:w16cid="http://schemas.microsoft.com/office/word/2016/wordml/cid" xmlns:w16="http://schemas.microsoft.com/office/word/2018/wordml" xmlns:w16sdtdh="http://schemas.microsoft.com/office/word/2020/wordml/sdtdatahash" xmlns:w16se="http://schemas.microsoft.com/office/word/2015/wordml/symex" xmlns:wpg="http://schemas.microsoft.com/office/word/2010/wordprocessingGroup" xmlns:wpi="http://schemas.microsoft.com/office/word/2010/wordprocessingInk" xmlns:wne="http://schemas.microsoft.com/office/word/2006/wordml" xmlns:wps="http://schemas.microsoft.com/office/word/2010/wordprocessingShape" mc:Ignorable="w14 w15 w16se w16cid w16 w16cex w16sdtdh wp14">
   <w:endnote w:type="separator" w:id="-1">
     <w:p>
       <w:r>
@@ -5556,7 +5544,7 @@
 </file>
 
 <file path=word/footnotes.xml><?xml version="1.0" encoding="utf-8"?>
-<w:footnotes xmlns:wpc="http://schemas.microsoft.com/office/word/2010/wordprocessingCanvas" xmlns:cx="http://schemas.microsoft.com/office/drawing/2014/chartex" xmlns:cx1="http://schemas.microsoft.com/office/drawing/2015/9/8/chartex" xmlns:cx2="http://schemas.microsoft.com/office/drawing/2015/10/21/chartex" xmlns:cx3="http://schemas.microsoft.com/office/drawing/2016/5/9/chartex" xmlns:cx4="http://schemas.microsoft.com/office/drawing/2016/5/10/chartex" xmlns:cx5="http://schemas.microsoft.com/office/drawing/2016/5/11/chartex" xmlns:cx6="http://schemas.microsoft.com/office/drawing/2016/5/12/chartex" xmlns:cx7="http://schemas.microsoft.com/office/drawing/2016/5/13/chartex" xmlns:cx8="http://schemas.microsoft.com/office/drawing/2016/5/14/chartex" xmlns:mc="http://schemas.openxmlformats.org/markup-compatibility/2006" xmlns:aink="http://schemas.microsoft.com/office/drawing/2016/ink" xmlns:am3d="http://schemas.microsoft.com/office/drawing/2017/model3d" xmlns:o="urn:schemas-microsoft-com:office:office" xmlns:oel="http://schemas.microsoft.com/office/2019/extlst" xmlns:r="http://schemas.openxmlformats.org/officeDocument/2006/relationships" xmlns:m="http://schemas.openxmlformats.org/officeDocument/2006/math" xmlns:v="urn:schemas-microsoft-com:vml" xmlns:wp14="http://schemas.microsoft.com/office/word/2010/wordprocessingDrawing" xmlns:wp="http://schemas.openxmlformats.org/drawingml/2006/wordprocessingDrawing" xmlns:w10="urn:schemas-microsoft-com:office:word" xmlns:w="http://schemas.openxmlformats.org/wordprocessingml/2006/main" xmlns:w14="http://schemas.microsoft.com/office/word/2010/wordml" xmlns:w15="http://schemas.microsoft.com/office/word/2012/wordml" xmlns:w16cex="http://schemas.microsoft.com/office/word/2018/wordml/cex" xmlns:w16cid="http://schemas.microsoft.com/office/word/2016/wordml/cid" xmlns:w16="http://schemas.microsoft.com/office/word/2018/wordml" xmlns:w16du="http://schemas.microsoft.com/office/word/2023/wordml/word16du" xmlns:w16sdtdh="http://schemas.microsoft.com/office/word/2020/wordml/sdtdatahash" xmlns:w16sdtfl="http://schemas.microsoft.com/office/word/2024/wordml/sdtformatlock" xmlns:w16se="http://schemas.microsoft.com/office/word/2015/wordml/symex" xmlns:wpg="http://schemas.microsoft.com/office/word/2010/wordprocessingGroup" xmlns:wpi="http://schemas.microsoft.com/office/word/2010/wordprocessingInk" xmlns:wne="http://schemas.microsoft.com/office/word/2006/wordml" xmlns:wps="http://schemas.microsoft.com/office/word/2010/wordprocessingShape" mc:Ignorable="w14 w15 w16se w16cid w16 w16cex w16sdtdh w16sdtfl w16du wp14">
+<w:footnotes xmlns:wpc="http://schemas.microsoft.com/office/word/2010/wordprocessingCanvas" xmlns:cx="http://schemas.microsoft.com/office/drawing/2014/chartex" xmlns:cx1="http://schemas.microsoft.com/office/drawing/2015/9/8/chartex" xmlns:cx2="http://schemas.microsoft.com/office/drawing/2015/10/21/chartex" xmlns:cx3="http://schemas.microsoft.com/office/drawing/2016/5/9/chartex" xmlns:cx4="http://schemas.microsoft.com/office/drawing/2016/5/10/chartex" xmlns:cx5="http://schemas.microsoft.com/office/drawing/2016/5/11/chartex" xmlns:cx6="http://schemas.microsoft.com/office/drawing/2016/5/12/chartex" xmlns:cx7="http://schemas.microsoft.com/office/drawing/2016/5/13/chartex" xmlns:cx8="http://schemas.microsoft.com/office/drawing/2016/5/14/chartex" xmlns:mc="http://schemas.openxmlformats.org/markup-compatibility/2006" xmlns:aink="http://schemas.microsoft.com/office/drawing/2016/ink" xmlns:am3d="http://schemas.microsoft.com/office/drawing/2017/model3d" xmlns:o="urn:schemas-microsoft-com:office:office" xmlns:r="http://schemas.openxmlformats.org/officeDocument/2006/relationships" xmlns:m="http://schemas.openxmlformats.org/officeDocument/2006/math" xmlns:v="urn:schemas-microsoft-com:vml" xmlns:wp14="http://schemas.microsoft.com/office/word/2010/wordprocessingDrawing" xmlns:wp="http://schemas.openxmlformats.org/drawingml/2006/wordprocessingDrawing" xmlns:w10="urn:schemas-microsoft-com:office:word" xmlns:w="http://schemas.openxmlformats.org/wordprocessingml/2006/main" xmlns:w14="http://schemas.microsoft.com/office/word/2010/wordml" xmlns:w15="http://schemas.microsoft.com/office/word/2012/wordml" xmlns:w16cex="http://schemas.microsoft.com/office/word/2018/wordml/cex" xmlns:w16cid="http://schemas.microsoft.com/office/word/2016/wordml/cid" xmlns:w16="http://schemas.microsoft.com/office/word/2018/wordml" xmlns:w16sdtdh="http://schemas.microsoft.com/office/word/2020/wordml/sdtdatahash" xmlns:w16se="http://schemas.microsoft.com/office/word/2015/wordml/symex" xmlns:wpg="http://schemas.microsoft.com/office/word/2010/wordprocessingGroup" xmlns:wpi="http://schemas.microsoft.com/office/word/2010/wordprocessingInk" xmlns:wne="http://schemas.microsoft.com/office/word/2006/wordml" xmlns:wps="http://schemas.microsoft.com/office/word/2010/wordprocessingShape" mc:Ignorable="w14 w15 w16se w16cid w16 w16cex w16sdtdh wp14">
   <w:footnote w:type="separator" w:id="-1">
     <w:p>
       <w:r>
@@ -5575,7 +5563,7 @@
 </file>
 
 <file path=word/styles.xml><?xml version="1.0" encoding="utf-8"?>
-<w:styles xmlns:mc="http://schemas.openxmlformats.org/markup-compatibility/2006" xmlns:r="http://schemas.openxmlformats.org/officeDocument/2006/relationships" xmlns:w="http://schemas.openxmlformats.org/wordprocessingml/2006/main" xmlns:w14="http://schemas.microsoft.com/office/word/2010/wordml" xmlns:w15="http://schemas.microsoft.com/office/word/2012/wordml" xmlns:w16cex="http://schemas.microsoft.com/office/word/2018/wordml/cex" xmlns:w16cid="http://schemas.microsoft.com/office/word/2016/wordml/cid" xmlns:w16="http://schemas.microsoft.com/office/word/2018/wordml" xmlns:w16du="http://schemas.microsoft.com/office/word/2023/wordml/word16du" xmlns:w16sdtdh="http://schemas.microsoft.com/office/word/2020/wordml/sdtdatahash" xmlns:w16sdtfl="http://schemas.microsoft.com/office/word/2024/wordml/sdtformatlock" xmlns:w16se="http://schemas.microsoft.com/office/word/2015/wordml/symex" mc:Ignorable="w14 w15 w16se w16cid w16 w16cex w16sdtdh w16sdtfl w16du">
+<w:styles xmlns:mc="http://schemas.openxmlformats.org/markup-compatibility/2006" xmlns:r="http://schemas.openxmlformats.org/officeDocument/2006/relationships" xmlns:w="http://schemas.openxmlformats.org/wordprocessingml/2006/main" xmlns:w14="http://schemas.microsoft.com/office/word/2010/wordml" xmlns:w15="http://schemas.microsoft.com/office/word/2012/wordml" xmlns:w16cex="http://schemas.microsoft.com/office/word/2018/wordml/cex" xmlns:w16cid="http://schemas.microsoft.com/office/word/2016/wordml/cid" xmlns:w16="http://schemas.microsoft.com/office/word/2018/wordml" xmlns:w16sdtdh="http://schemas.microsoft.com/office/word/2020/wordml/sdtdatahash" xmlns:w16se="http://schemas.microsoft.com/office/word/2015/wordml/symex" mc:Ignorable="w14 w15 w16se w16cid w16 w16cex w16sdtdh">
   <w:docDefaults>
     <w:rPrDefault>
       <w:rPr>

--- a/Assets/StreamingAssets/正式发布时删--功能文档/剧本编辑器(1).docx
+++ b/Assets/StreamingAssets/正式发布时删--功能文档/剧本编辑器(1).docx
@@ -238,11 +238,9 @@
         </w:rPr>
         <w:t>参数是</w:t>
       </w:r>
-      <w:proofErr w:type="gramStart"/>
       <w:r>
         <w:t>”</w:t>
       </w:r>
-      <w:proofErr w:type="gramEnd"/>
       <w:r>
         <w:rPr>
           <w:rFonts w:hint="eastAsia"/>
@@ -395,21 +393,7 @@
         <w:rPr>
           <w:rFonts w:hint="eastAsia"/>
         </w:rPr>
-        <w:t>MODIFY(</w:t>
-      </w:r>
-      <w:proofErr w:type="gramStart"/>
-      <w:r>
-        <w:rPr>
-          <w:rFonts w:hint="eastAsia"/>
-        </w:rPr>
-        <w:t>A,B</w:t>
-      </w:r>
-      <w:proofErr w:type="gramEnd"/>
-      <w:r>
-        <w:rPr>
-          <w:rFonts w:hint="eastAsia"/>
-        </w:rPr>
-        <w:t>,C)</w:t>
+        <w:t>MODIFY(A,B,C)</w:t>
       </w:r>
     </w:p>
     <w:p>
@@ -957,19 +941,11 @@
     </w:p>
     <w:p/>
     <w:p>
-      <w:proofErr w:type="gramStart"/>
-      <w:r>
-        <w:rPr>
-          <w:rFonts w:hint="eastAsia"/>
-        </w:rPr>
-        <w:t>SHAKE(</w:t>
-      </w:r>
-      <w:proofErr w:type="gramEnd"/>
-      <w:r>
-        <w:rPr>
-          <w:rFonts w:hint="eastAsia"/>
-        </w:rPr>
-        <w:t>)</w:t>
+      <w:r>
+        <w:rPr>
+          <w:rFonts w:hint="eastAsia"/>
+        </w:rPr>
+        <w:t>SHAKE()</w:t>
       </w:r>
     </w:p>
     <w:p>
@@ -1240,21 +1216,7 @@
         <w:rPr>
           <w:rFonts w:hint="eastAsia"/>
         </w:rPr>
-        <w:t>将说话</w:t>
-      </w:r>
-      <w:proofErr w:type="gramStart"/>
-      <w:r>
-        <w:rPr>
-          <w:rFonts w:hint="eastAsia"/>
-        </w:rPr>
-        <w:t>人立绘切换</w:t>
-      </w:r>
-      <w:proofErr w:type="gramEnd"/>
-      <w:r>
-        <w:rPr>
-          <w:rFonts w:hint="eastAsia"/>
-        </w:rPr>
-        <w:t>为</w:t>
+        <w:t>将说话人立绘切换为</w:t>
       </w:r>
       <w:r>
         <w:rPr>
@@ -1657,19 +1619,11 @@
         </w:rPr>
         <w:t>A</w:t>
       </w:r>
-      <w:proofErr w:type="gramStart"/>
-      <w:r>
-        <w:rPr>
-          <w:rFonts w:hint="eastAsia"/>
-        </w:rPr>
-        <w:t>行内容</w:t>
-      </w:r>
-      <w:proofErr w:type="gramEnd"/>
-      <w:r>
-        <w:rPr>
-          <w:rFonts w:hint="eastAsia"/>
-        </w:rPr>
-        <w:t>都是选项</w:t>
+      <w:r>
+        <w:rPr>
+          <w:rFonts w:hint="eastAsia"/>
+        </w:rPr>
+        <w:t>行内容都是选项</w:t>
       </w:r>
     </w:p>
     <w:p>
@@ -1750,7 +1704,6 @@
                 <w:szCs w:val="22"/>
               </w:rPr>
             </w:pPr>
-            <w:proofErr w:type="gramStart"/>
             <w:r>
               <w:rPr>
                 <w:rFonts w:ascii="宋体" w:eastAsia="宋体" w:hAnsi="宋体" w:cs="宋体" w:hint="eastAsia"/>
@@ -1760,19 +1713,7 @@
                 <w:szCs w:val="22"/>
                 <w:lang w:bidi="ar"/>
               </w:rPr>
-              <w:t>SETSPACE(</w:t>
-            </w:r>
-            <w:proofErr w:type="gramEnd"/>
-            <w:r>
-              <w:rPr>
-                <w:rFonts w:ascii="宋体" w:eastAsia="宋体" w:hAnsi="宋体" w:cs="宋体" w:hint="eastAsia"/>
-                <w:color w:val="000000"/>
-                <w:kern w:val="0"/>
-                <w:sz w:val="22"/>
-                <w:szCs w:val="22"/>
-                <w:lang w:bidi="ar"/>
-              </w:rPr>
-              <w:t>50)+ISCHOICE(3)</w:t>
+              <w:t>SETSPACE(50)+ISCHOICE(3)</w:t>
             </w:r>
           </w:p>
         </w:tc>
@@ -1800,7 +1741,6 @@
                 <w:szCs w:val="20"/>
               </w:rPr>
             </w:pPr>
-            <w:proofErr w:type="gramStart"/>
             <w:r>
               <w:rPr>
                 <w:rFonts w:ascii="Arial" w:eastAsia="宋体" w:hAnsi="Arial" w:cs="Arial"/>
@@ -1834,7 +1774,6 @@
               </w:rPr>
               <w:t>SPAWN</w:t>
             </w:r>
-            <w:proofErr w:type="gramEnd"/>
           </w:p>
         </w:tc>
       </w:tr>
@@ -1866,7 +1805,6 @@
                 <w:szCs w:val="22"/>
               </w:rPr>
             </w:pPr>
-            <w:proofErr w:type="gramStart"/>
             <w:r>
               <w:rPr>
                 <w:rFonts w:ascii="宋体" w:eastAsia="宋体" w:hAnsi="宋体" w:cs="宋体" w:hint="eastAsia"/>
@@ -1876,19 +1814,7 @@
                 <w:szCs w:val="22"/>
                 <w:lang w:bidi="ar"/>
               </w:rPr>
-              <w:t>DEBUG(</w:t>
-            </w:r>
-            <w:proofErr w:type="gramEnd"/>
-            <w:r>
-              <w:rPr>
-                <w:rFonts w:ascii="宋体" w:eastAsia="宋体" w:hAnsi="宋体" w:cs="宋体" w:hint="eastAsia"/>
-                <w:color w:val="000000"/>
-                <w:kern w:val="0"/>
-                <w:sz w:val="22"/>
-                <w:szCs w:val="22"/>
-                <w:lang w:bidi="ar"/>
-              </w:rPr>
-              <w:t>choiceA)</w:t>
+              <w:t>DEBUG(choiceA)</w:t>
             </w:r>
           </w:p>
         </w:tc>
@@ -1963,7 +1889,6 @@
                 <w:szCs w:val="22"/>
               </w:rPr>
             </w:pPr>
-            <w:proofErr w:type="gramStart"/>
             <w:r>
               <w:rPr>
                 <w:rFonts w:ascii="宋体" w:eastAsia="宋体" w:hAnsi="宋体" w:cs="宋体" w:hint="eastAsia"/>
@@ -1973,19 +1898,7 @@
                 <w:szCs w:val="22"/>
                 <w:lang w:bidi="ar"/>
               </w:rPr>
-              <w:t>DEBUG(</w:t>
-            </w:r>
-            <w:proofErr w:type="gramEnd"/>
-            <w:r>
-              <w:rPr>
-                <w:rFonts w:ascii="宋体" w:eastAsia="宋体" w:hAnsi="宋体" w:cs="宋体" w:hint="eastAsia"/>
-                <w:color w:val="000000"/>
-                <w:kern w:val="0"/>
-                <w:sz w:val="22"/>
-                <w:szCs w:val="22"/>
-                <w:lang w:bidi="ar"/>
-              </w:rPr>
-              <w:t>choiceB)</w:t>
+              <w:t>DEBUG(choiceB)</w:t>
             </w:r>
           </w:p>
         </w:tc>
@@ -2055,7 +1968,6 @@
                 <w:szCs w:val="22"/>
               </w:rPr>
             </w:pPr>
-            <w:proofErr w:type="gramStart"/>
             <w:r>
               <w:rPr>
                 <w:rFonts w:ascii="宋体" w:eastAsia="宋体" w:hAnsi="宋体" w:cs="宋体" w:hint="eastAsia"/>
@@ -2065,19 +1977,7 @@
                 <w:szCs w:val="22"/>
                 <w:lang w:bidi="ar"/>
               </w:rPr>
-              <w:t>DEBUG(</w:t>
-            </w:r>
-            <w:proofErr w:type="gramEnd"/>
-            <w:r>
-              <w:rPr>
-                <w:rFonts w:ascii="宋体" w:eastAsia="宋体" w:hAnsi="宋体" w:cs="宋体" w:hint="eastAsia"/>
-                <w:color w:val="000000"/>
-                <w:kern w:val="0"/>
-                <w:sz w:val="22"/>
-                <w:szCs w:val="22"/>
-                <w:lang w:bidi="ar"/>
-              </w:rPr>
-              <w:t>choiceC)</w:t>
+              <w:t>DEBUG(choiceC)</w:t>
             </w:r>
           </w:p>
         </w:tc>
@@ -2126,19 +2026,11 @@
       </w:tr>
     </w:tbl>
     <w:p>
-      <w:proofErr w:type="gramStart"/>
-      <w:r>
-        <w:rPr>
-          <w:rFonts w:hint="eastAsia"/>
-        </w:rPr>
-        <w:t>参考此</w:t>
-      </w:r>
-      <w:proofErr w:type="gramEnd"/>
-      <w:r>
-        <w:rPr>
-          <w:rFonts w:hint="eastAsia"/>
-        </w:rPr>
-        <w:t>示例表格</w:t>
+      <w:r>
+        <w:rPr>
+          <w:rFonts w:hint="eastAsia"/>
+        </w:rPr>
+        <w:t>参考此示例表格</w:t>
       </w:r>
     </w:p>
     <w:p>
@@ -2290,94 +2182,42 @@
           <w:szCs w:val="22"/>
           <w:lang w:bidi="ar"/>
         </w:rPr>
-        <w:t>注意，不要在ISCHOICE方法中接JUMPTO，单独给</w:t>
-      </w:r>
-      <w:proofErr w:type="gramStart"/>
+        <w:t>注意，不要在ISCHOICE方法中接JUMPTO，单独给选项建表格才行</w:t>
+      </w:r>
+    </w:p>
+    <w:p>
+      <w:pPr>
+        <w:rPr>
+          <w:rFonts w:ascii="宋体" w:eastAsia="宋体" w:hAnsi="宋体" w:cs="宋体"/>
+          <w:color w:val="000000"/>
+          <w:kern w:val="0"/>
+          <w:sz w:val="22"/>
+          <w:szCs w:val="22"/>
+          <w:lang w:bidi="ar"/>
+        </w:rPr>
+      </w:pPr>
+    </w:p>
+    <w:p>
+      <w:pPr>
+        <w:rPr>
+          <w:rFonts w:ascii="宋体" w:eastAsia="宋体" w:hAnsi="宋体" w:cs="宋体"/>
+          <w:color w:val="000000"/>
+          <w:kern w:val="0"/>
+          <w:sz w:val="22"/>
+          <w:szCs w:val="22"/>
+          <w:lang w:bidi="ar"/>
+        </w:rPr>
+      </w:pPr>
       <w:r>
         <w:rPr>
           <w:rFonts w:ascii="宋体" w:eastAsia="宋体" w:hAnsi="宋体" w:cs="宋体" w:hint="eastAsia"/>
-          <w:b/>
-          <w:bCs/>
           <w:color w:val="000000"/>
           <w:kern w:val="0"/>
           <w:sz w:val="22"/>
           <w:szCs w:val="22"/>
           <w:lang w:bidi="ar"/>
         </w:rPr>
-        <w:t>选项建表格</w:t>
-      </w:r>
-      <w:proofErr w:type="gramEnd"/>
-      <w:r>
-        <w:rPr>
-          <w:rFonts w:ascii="宋体" w:eastAsia="宋体" w:hAnsi="宋体" w:cs="宋体" w:hint="eastAsia"/>
-          <w:b/>
-          <w:bCs/>
-          <w:color w:val="000000"/>
-          <w:kern w:val="0"/>
-          <w:sz w:val="22"/>
-          <w:szCs w:val="22"/>
-          <w:lang w:bidi="ar"/>
-        </w:rPr>
-        <w:t>才行</w:t>
-      </w:r>
-    </w:p>
-    <w:p>
-      <w:pPr>
-        <w:rPr>
-          <w:rFonts w:ascii="宋体" w:eastAsia="宋体" w:hAnsi="宋体" w:cs="宋体"/>
-          <w:color w:val="000000"/>
-          <w:kern w:val="0"/>
-          <w:sz w:val="22"/>
-          <w:szCs w:val="22"/>
-          <w:lang w:bidi="ar"/>
-        </w:rPr>
-      </w:pPr>
-    </w:p>
-    <w:p>
-      <w:pPr>
-        <w:rPr>
-          <w:rFonts w:ascii="宋体" w:eastAsia="宋体" w:hAnsi="宋体" w:cs="宋体"/>
-          <w:color w:val="000000"/>
-          <w:kern w:val="0"/>
-          <w:sz w:val="22"/>
-          <w:szCs w:val="22"/>
-          <w:lang w:bidi="ar"/>
-        </w:rPr>
-      </w:pPr>
-      <w:r>
-        <w:rPr>
-          <w:rFonts w:ascii="宋体" w:eastAsia="宋体" w:hAnsi="宋体" w:cs="宋体" w:hint="eastAsia"/>
-          <w:color w:val="000000"/>
-          <w:kern w:val="0"/>
-          <w:sz w:val="22"/>
-          <w:szCs w:val="22"/>
-          <w:lang w:bidi="ar"/>
-        </w:rPr>
-        <w:t>NEXT(</w:t>
-      </w:r>
-      <w:proofErr w:type="gramStart"/>
-      <w:r>
-        <w:rPr>
-          <w:rFonts w:ascii="宋体" w:eastAsia="宋体" w:hAnsi="宋体" w:cs="宋体" w:hint="eastAsia"/>
-          <w:color w:val="000000"/>
-          <w:kern w:val="0"/>
-          <w:sz w:val="22"/>
-          <w:szCs w:val="22"/>
-          <w:lang w:bidi="ar"/>
-        </w:rPr>
-        <w:t>A,B</w:t>
-      </w:r>
-      <w:proofErr w:type="gramEnd"/>
-      <w:r>
-        <w:rPr>
-          <w:rFonts w:ascii="宋体" w:eastAsia="宋体" w:hAnsi="宋体" w:cs="宋体" w:hint="eastAsia"/>
-          <w:color w:val="000000"/>
-          <w:kern w:val="0"/>
-          <w:sz w:val="22"/>
-          <w:szCs w:val="22"/>
-          <w:lang w:bidi="ar"/>
-        </w:rPr>
-        <w:t>)</w:t>
+        <w:t>NEXT(A,B)</w:t>
       </w:r>
     </w:p>
     <w:p>
@@ -2540,9 +2380,20 @@
           <w:szCs w:val="22"/>
           <w:lang w:bidi="ar"/>
         </w:rPr>
-        <w:t>IF(</w:t>
-      </w:r>
-      <w:proofErr w:type="gramStart"/>
+        <w:t>IF(A,B,C)</w:t>
+      </w:r>
+    </w:p>
+    <w:p>
+      <w:pPr>
+        <w:rPr>
+          <w:rFonts w:ascii="宋体" w:eastAsia="宋体" w:hAnsi="宋体" w:cs="宋体"/>
+          <w:color w:val="000000"/>
+          <w:kern w:val="0"/>
+          <w:sz w:val="22"/>
+          <w:szCs w:val="22"/>
+          <w:lang w:bidi="ar"/>
+        </w:rPr>
+      </w:pPr>
       <w:r>
         <w:rPr>
           <w:rFonts w:ascii="宋体" w:eastAsia="宋体" w:hAnsi="宋体" w:cs="宋体" w:hint="eastAsia"/>
@@ -2552,9 +2403,20 @@
           <w:szCs w:val="22"/>
           <w:lang w:bidi="ar"/>
         </w:rPr>
-        <w:t>A,B</w:t>
-      </w:r>
-      <w:proofErr w:type="gramEnd"/>
+        <w:t>如果变量A的值为B,则跳转到当前表格的第C行</w:t>
+      </w:r>
+    </w:p>
+    <w:p>
+      <w:pPr>
+        <w:rPr>
+          <w:rFonts w:ascii="宋体" w:eastAsia="宋体" w:hAnsi="宋体" w:cs="宋体"/>
+          <w:color w:val="000000"/>
+          <w:kern w:val="0"/>
+          <w:sz w:val="22"/>
+          <w:szCs w:val="22"/>
+          <w:lang w:bidi="ar"/>
+        </w:rPr>
+      </w:pPr>
       <w:r>
         <w:rPr>
           <w:rFonts w:ascii="宋体" w:eastAsia="宋体" w:hAnsi="宋体" w:cs="宋体" w:hint="eastAsia"/>
@@ -2564,67 +2426,8 @@
           <w:szCs w:val="22"/>
           <w:lang w:bidi="ar"/>
         </w:rPr>
-        <w:t>,C)</w:t>
-      </w:r>
-    </w:p>
-    <w:p>
-      <w:pPr>
-        <w:rPr>
-          <w:rFonts w:ascii="宋体" w:eastAsia="宋体" w:hAnsi="宋体" w:cs="宋体"/>
-          <w:color w:val="000000"/>
-          <w:kern w:val="0"/>
-          <w:sz w:val="22"/>
-          <w:szCs w:val="22"/>
-          <w:lang w:bidi="ar"/>
-        </w:rPr>
-      </w:pPr>
-      <w:r>
-        <w:rPr>
-          <w:rFonts w:ascii="宋体" w:eastAsia="宋体" w:hAnsi="宋体" w:cs="宋体" w:hint="eastAsia"/>
-          <w:color w:val="000000"/>
-          <w:kern w:val="0"/>
-          <w:sz w:val="22"/>
-          <w:szCs w:val="22"/>
-          <w:lang w:bidi="ar"/>
-        </w:rPr>
-        <w:t>如果变量A的值为B,则跳转到当前表格的第C行</w:t>
-      </w:r>
-    </w:p>
-    <w:p>
-      <w:pPr>
-        <w:rPr>
-          <w:rFonts w:ascii="宋体" w:eastAsia="宋体" w:hAnsi="宋体" w:cs="宋体"/>
-          <w:color w:val="000000"/>
-          <w:kern w:val="0"/>
-          <w:sz w:val="22"/>
-          <w:szCs w:val="22"/>
-          <w:lang w:bidi="ar"/>
-        </w:rPr>
-      </w:pPr>
-      <w:r>
-        <w:rPr>
-          <w:rFonts w:ascii="宋体" w:eastAsia="宋体" w:hAnsi="宋体" w:cs="宋体" w:hint="eastAsia"/>
-          <w:color w:val="000000"/>
-          <w:kern w:val="0"/>
-          <w:sz w:val="22"/>
-          <w:szCs w:val="22"/>
-          <w:lang w:bidi="ar"/>
-        </w:rPr>
-        <w:t>除了用来判断隐藏剧情,还可以用来</w:t>
-      </w:r>
-      <w:proofErr w:type="gramStart"/>
-      <w:r>
-        <w:rPr>
-          <w:rFonts w:ascii="宋体" w:eastAsia="宋体" w:hAnsi="宋体" w:cs="宋体" w:hint="eastAsia"/>
-          <w:color w:val="000000"/>
-          <w:kern w:val="0"/>
-          <w:sz w:val="22"/>
-          <w:szCs w:val="22"/>
-          <w:lang w:bidi="ar"/>
-        </w:rPr>
-        <w:t>做事件行</w:t>
-      </w:r>
-      <w:proofErr w:type="gramEnd"/>
+        <w:t>除了用来判断隐藏剧情,还可以用来做事件行</w:t>
+      </w:r>
     </w:p>
     <w:p>
       <w:pPr>
@@ -2976,7 +2779,6 @@
           <w:lang w:bidi="ar"/>
         </w:rPr>
       </w:pPr>
-      <w:proofErr w:type="gramStart"/>
       <w:r>
         <w:rPr>
           <w:rFonts w:cs="宋体"/>
@@ -2985,18 +2787,7 @@
           <w:szCs w:val="22"/>
           <w:lang w:bidi="ar"/>
         </w:rPr>
-        <w:t>END(</w:t>
-      </w:r>
-      <w:proofErr w:type="gramEnd"/>
-      <w:r>
-        <w:rPr>
-          <w:rFonts w:cs="宋体"/>
-          <w:color w:val="000000"/>
-          <w:sz w:val="22"/>
-          <w:szCs w:val="22"/>
-          <w:lang w:bidi="ar"/>
-        </w:rPr>
-        <w:t>string A,int B)</w:t>
+        <w:t>END(string A,int B)</w:t>
       </w:r>
     </w:p>
     <w:p>
@@ -3236,29 +3027,7 @@
           <w:szCs w:val="22"/>
           <w:lang w:bidi="ar"/>
         </w:rPr>
-        <w:t>游戏失败.打开失败界面,可以</w:t>
-      </w:r>
-      <w:proofErr w:type="gramStart"/>
-      <w:r>
-        <w:rPr>
-          <w:rFonts w:cs="宋体"/>
-          <w:color w:val="000000"/>
-          <w:sz w:val="22"/>
-          <w:szCs w:val="22"/>
-          <w:lang w:bidi="ar"/>
-        </w:rPr>
-        <w:t>读档或者</w:t>
-      </w:r>
-      <w:proofErr w:type="gramEnd"/>
-      <w:r>
-        <w:rPr>
-          <w:rFonts w:cs="宋体"/>
-          <w:color w:val="000000"/>
-          <w:sz w:val="22"/>
-          <w:szCs w:val="22"/>
-          <w:lang w:bidi="ar"/>
-        </w:rPr>
-        <w:t>回到这段剧情开始的位置</w:t>
+        <w:t>游戏失败.打开失败界面,可以读档或者回到这段剧情开始的位置</w:t>
       </w:r>
     </w:p>
     <w:p>
@@ -3491,15 +3260,7 @@
         <w:t>1</w:t>
       </w:r>
       <w:r>
-        <w:t>,</w:t>
-      </w:r>
-      <w:proofErr w:type="gramStart"/>
-      <w:r>
-        <w:t>10,START</w:t>
-      </w:r>
-      <w:proofErr w:type="gramEnd"/>
-      <w:r>
-        <w:t>_WIN,1,START_LOSE,1)</w:t>
+        <w:t>,10,START_WIN,1,START_LOSE,1)</w:t>
       </w:r>
     </w:p>
     <w:p>
@@ -3509,22 +3270,18 @@
         </w:rPr>
         <w:t>这个方法会检定</w:t>
       </w:r>
-      <w:proofErr w:type="gramStart"/>
       <w:r>
         <w:t>”</w:t>
       </w:r>
-      <w:proofErr w:type="gramEnd"/>
       <w:r>
         <w:rPr>
           <w:rFonts w:hint="eastAsia"/>
         </w:rPr>
         <w:t>YIZHI</w:t>
       </w:r>
-      <w:proofErr w:type="gramStart"/>
       <w:r>
         <w:t>”</w:t>
       </w:r>
-      <w:proofErr w:type="gramEnd"/>
       <w:r>
         <w:rPr>
           <w:rFonts w:hint="eastAsia"/>
@@ -3571,21 +3328,7 @@
         <w:rPr>
           <w:rFonts w:hint="eastAsia"/>
         </w:rPr>
-        <w:t>如果</w:t>
-      </w:r>
-      <w:proofErr w:type="gramStart"/>
-      <w:r>
-        <w:rPr>
-          <w:rFonts w:hint="eastAsia"/>
-        </w:rPr>
-        <w:t>检定值</w:t>
-      </w:r>
-      <w:proofErr w:type="gramEnd"/>
-      <w:r>
-        <w:rPr>
-          <w:rFonts w:hint="eastAsia"/>
-        </w:rPr>
-        <w:t>≥</w:t>
+        <w:t>如果检定值≥</w:t>
       </w:r>
       <w:r>
         <w:rPr>
@@ -3647,16 +3390,8 @@
         <w:rPr>
           <w:rFonts w:hint="eastAsia"/>
         </w:rPr>
-        <w:t>如果</w:t>
-      </w:r>
-      <w:proofErr w:type="gramStart"/>
-      <w:r>
-        <w:rPr>
-          <w:rFonts w:hint="eastAsia"/>
-        </w:rPr>
-        <w:t>检定值</w:t>
-      </w:r>
-      <w:proofErr w:type="gramEnd"/>
+        <w:t>如果检定值</w:t>
+      </w:r>
       <w:r>
         <w:rPr>
           <w:rFonts w:hint="eastAsia"/>
@@ -3717,7 +3452,6 @@
           <w:lang w:bidi="ar"/>
         </w:rPr>
       </w:pPr>
-      <w:proofErr w:type="gramStart"/>
       <w:r>
         <w:rPr>
           <w:rFonts w:cs="宋体"/>
@@ -3726,18 +3460,7 @@
           <w:szCs w:val="22"/>
           <w:lang w:bidi="ar"/>
         </w:rPr>
-        <w:t>ITEM(</w:t>
-      </w:r>
-      <w:proofErr w:type="gramEnd"/>
-      <w:r>
-        <w:rPr>
-          <w:rFonts w:cs="宋体"/>
-          <w:color w:val="000000"/>
-          <w:sz w:val="22"/>
-          <w:szCs w:val="22"/>
-          <w:lang w:bidi="ar"/>
-        </w:rPr>
-        <w:t>string A)</w:t>
+        <w:t>ITEM(string A)</w:t>
       </w:r>
     </w:p>
     <w:p>
@@ -3856,11 +3579,9 @@
       </w:r>
     </w:p>
     <w:p>
-      <w:proofErr w:type="gramStart"/>
       <w:r>
         <w:t>!CHECKVIEW</w:t>
       </w:r>
-      <w:proofErr w:type="gramEnd"/>
     </w:p>
     <w:p>
       <w:r>
@@ -3871,7 +3592,6 @@
       </w:r>
     </w:p>
     <w:p>
-      <w:proofErr w:type="gramStart"/>
       <w:r>
         <w:t>!</w:t>
       </w:r>
@@ -3884,7 +3604,6 @@
       <w:r>
         <w:t>SPAWN</w:t>
       </w:r>
-      <w:proofErr w:type="gramEnd"/>
     </w:p>
     <w:p>
       <w:r>
@@ -3903,21 +3622,7 @@
         <w:rPr>
           <w:rFonts w:hint="eastAsia"/>
         </w:rPr>
-        <w:t>一般是用于</w:t>
-      </w:r>
-      <w:proofErr w:type="gramStart"/>
-      <w:r>
-        <w:rPr>
-          <w:rFonts w:hint="eastAsia"/>
-        </w:rPr>
-        <w:t>纯事件</w:t>
-      </w:r>
-      <w:proofErr w:type="gramEnd"/>
-      <w:r>
-        <w:rPr>
-          <w:rFonts w:hint="eastAsia"/>
-        </w:rPr>
-        <w:t>工具行的</w:t>
+        <w:t>一般是用于纯事件工具行的</w:t>
       </w:r>
     </w:p>
     <w:p/>
@@ -3939,11 +3644,9 @@
     </w:p>
     <w:p/>
     <w:p>
-      <w:proofErr w:type="gramStart"/>
       <w:r>
         <w:t>BATTLE(</w:t>
       </w:r>
-      <w:proofErr w:type="gramEnd"/>
       <w:r>
         <w:t>string A</w:t>
       </w:r>
@@ -4009,15 +3712,7 @@
         <w:t>举例：</w:t>
       </w:r>
       <w:r>
-        <w:t>BATTLE(PR1-2</w:t>
-      </w:r>
-      <w:proofErr w:type="gramStart"/>
-      <w:r>
-        <w:t>BATTLE,PR</w:t>
-      </w:r>
-      <w:proofErr w:type="gramEnd"/>
-      <w:r>
-        <w:t>2)</w:t>
+        <w:t>BATTLE(PR1-2BATTLE,PR2)</w:t>
       </w:r>
     </w:p>
     <w:p>
@@ -4058,13 +3753,7 @@
         <w:rPr>
           <w:rFonts w:hint="eastAsia"/>
         </w:rPr>
-        <w:t>preset</w:t>
-      </w:r>
-      <w:r>
-        <w:rPr>
-          <w:rFonts w:hint="eastAsia"/>
-        </w:rPr>
-        <w:t>ID</w:t>
+        <w:t>presetID</w:t>
       </w:r>
       <w:r>
         <w:t>)</w:t>
@@ -4167,6 +3856,9 @@
     </w:p>
     <w:p>
       <w:r>
+        <w:rPr>
+          <w:noProof/>
+        </w:rPr>
         <w:drawing>
           <wp:inline distT="0" distB="0" distL="0" distR="0" wp14:anchorId="61343871" wp14:editId="003ABF3C">
             <wp:extent cx="2234248" cy="1751965"/>
@@ -4223,7 +3915,6 @@
     </w:p>
     <w:p/>
     <w:p>
-      <w:proofErr w:type="gramStart"/>
       <w:r>
         <w:t>DAYTIME</w:t>
       </w:r>
@@ -4233,7 +3924,6 @@
         </w:rPr>
         <w:t>(</w:t>
       </w:r>
-      <w:proofErr w:type="gramEnd"/>
       <w:r>
         <w:t>int num)</w:t>
       </w:r>
@@ -4270,7 +3960,6 @@
       </w:r>
     </w:p>
     <w:p>
-      <w:proofErr w:type="gramStart"/>
       <w:r>
         <w:t>CGACTIVE</w:t>
       </w:r>
@@ -4280,7 +3969,6 @@
         </w:rPr>
         <w:t>(</w:t>
       </w:r>
-      <w:proofErr w:type="gramEnd"/>
       <w:r>
         <w:t>int option)</w:t>
       </w:r>
@@ -4348,7 +4036,6 @@
       </w:r>
     </w:p>
     <w:p>
-      <w:proofErr w:type="gramStart"/>
       <w:r>
         <w:t>SMALLMAP</w:t>
       </w:r>
@@ -4358,7 +4045,6 @@
         </w:rPr>
         <w:t>(</w:t>
       </w:r>
-      <w:proofErr w:type="gramEnd"/>
       <w:r>
         <w:t>int id, int active)</w:t>
       </w:r>
@@ -4449,7 +4135,6 @@
       </w:r>
     </w:p>
     <w:p>
-      <w:proofErr w:type="gramStart"/>
       <w:r>
         <w:t>SAVE</w:t>
       </w:r>
@@ -4461,18 +4146,7 @@
           <w:szCs w:val="22"/>
           <w:lang w:bidi="ar"/>
         </w:rPr>
-        <w:t>(</w:t>
-      </w:r>
-      <w:proofErr w:type="gramEnd"/>
-      <w:r>
-        <w:rPr>
-          <w:rFonts w:cs="宋体"/>
-          <w:color w:val="000000"/>
-          <w:sz w:val="22"/>
-          <w:szCs w:val="22"/>
-          <w:lang w:bidi="ar"/>
-        </w:rPr>
-        <w:t>string A,int B)</w:t>
+        <w:t>(string A,int B)</w:t>
       </w:r>
     </w:p>
     <w:p>
@@ -4744,21 +4418,7 @@
         <w:rPr>
           <w:rFonts w:hint="eastAsia"/>
         </w:rPr>
-        <w:t>在对话框之下，头像框道具</w:t>
-      </w:r>
-      <w:proofErr w:type="gramStart"/>
-      <w:r>
-        <w:rPr>
-          <w:rFonts w:hint="eastAsia"/>
-        </w:rPr>
-        <w:t>框以上</w:t>
-      </w:r>
-      <w:proofErr w:type="gramEnd"/>
-      <w:r>
-        <w:rPr>
-          <w:rFonts w:hint="eastAsia"/>
-        </w:rPr>
-        <w:t>全屏显示，直到下一个</w:t>
+        <w:t>在对话框之下，头像框道具框以上全屏显示，直到下一个</w:t>
       </w:r>
       <w:r>
         <w:rPr>
@@ -4794,19 +4454,11 @@
       </w:r>
     </w:p>
     <w:p>
-      <w:proofErr w:type="gramStart"/>
-      <w:r>
-        <w:rPr>
-          <w:rFonts w:hint="eastAsia"/>
-        </w:rPr>
-        <w:t>SHOP(</w:t>
-      </w:r>
-      <w:proofErr w:type="gramEnd"/>
-      <w:r>
-        <w:rPr>
-          <w:rFonts w:hint="eastAsia"/>
-        </w:rPr>
-        <w:t>int</w:t>
+      <w:r>
+        <w:rPr>
+          <w:rFonts w:hint="eastAsia"/>
+        </w:rPr>
+        <w:t>SHOP(int</w:t>
       </w:r>
       <w:r>
         <w:t xml:space="preserve"> id)</w:t>
@@ -4902,14 +4554,12 @@
       </w:r>
     </w:p>
     <w:p>
-      <w:proofErr w:type="gramStart"/>
       <w:r>
         <w:rPr>
           <w:rFonts w:hint="eastAsia"/>
         </w:rPr>
         <w:t>CHAPTER(</w:t>
       </w:r>
-      <w:proofErr w:type="gramEnd"/>
       <w:r>
         <w:rPr>
           <w:rFonts w:hint="eastAsia"/>
@@ -5148,6 +4798,9 @@
         </w:rPr>
         <w:t>指令</w:t>
       </w:r>
+      <w:r>
+        <w:t>TUTORIAL</w:t>
+      </w:r>
     </w:p>
     <w:p>
       <w:r>
@@ -5514,6 +5167,568 @@
         <w:t xml:space="preserve"> </w:t>
       </w:r>
     </w:p>
+    <w:p/>
+    <w:p/>
+    <w:p>
+      <w:pPr>
+        <w:rPr>
+          <w:rFonts w:ascii="Arial" w:eastAsia="黑体" w:hAnsi="Arial"/>
+          <w:b/>
+          <w:color w:val="0000FF"/>
+          <w:sz w:val="32"/>
+        </w:rPr>
+      </w:pPr>
+      <w:r>
+        <w:rPr>
+          <w:rFonts w:ascii="Arial" w:eastAsia="黑体" w:hAnsi="Arial" w:hint="eastAsia"/>
+          <w:b/>
+          <w:color w:val="0000FF"/>
+          <w:sz w:val="32"/>
+        </w:rPr>
+        <w:lastRenderedPageBreak/>
+        <w:t>显示教程</w:t>
+      </w:r>
+    </w:p>
+    <w:p>
+      <w:r>
+        <w:rPr>
+          <w:rFonts w:hint="eastAsia"/>
+        </w:rPr>
+        <w:t>指令</w:t>
+      </w:r>
+      <w:r>
+        <w:t>TUTORIAL</w:t>
+      </w:r>
+    </w:p>
+    <w:p>
+      <w:r>
+        <w:rPr>
+          <w:rFonts w:hint="eastAsia"/>
+        </w:rPr>
+        <w:t>格式：</w:t>
+      </w:r>
+      <w:r>
+        <w:t>TUTORIAL</w:t>
+      </w:r>
+      <w:r>
+        <w:rPr>
+          <w:rFonts w:hint="eastAsia"/>
+        </w:rPr>
+        <w:t>(</w:t>
+      </w:r>
+      <w:r>
+        <w:t xml:space="preserve">string </w:t>
+      </w:r>
+      <w:r>
+        <w:rPr>
+          <w:rFonts w:hint="eastAsia"/>
+        </w:rPr>
+        <w:t>教程名字</w:t>
+      </w:r>
+      <w:r>
+        <w:t>)</w:t>
+      </w:r>
+    </w:p>
+    <w:p>
+      <w:pPr>
+        <w:rPr>
+          <w:rFonts w:ascii="Arial" w:eastAsia="黑体" w:hAnsi="Arial" w:hint="eastAsia"/>
+          <w:b/>
+          <w:color w:val="0000FF"/>
+          <w:sz w:val="32"/>
+        </w:rPr>
+      </w:pPr>
+      <w:r>
+        <w:rPr>
+          <w:rFonts w:hint="eastAsia"/>
+        </w:rPr>
+        <w:t>在剧情模式下打开教程面板</w:t>
+      </w:r>
+      <w:r>
+        <w:rPr>
+          <w:rFonts w:hint="eastAsia"/>
+        </w:rPr>
+        <w:t>，教程页面在</w:t>
+      </w:r>
+      <w:r>
+        <w:rPr>
+          <w:rFonts w:hint="eastAsia"/>
+        </w:rPr>
+        <w:t>Tutorial</w:t>
+      </w:r>
+      <w:r>
+        <w:t xml:space="preserve"> </w:t>
+      </w:r>
+      <w:r>
+        <w:rPr>
+          <w:rFonts w:hint="eastAsia"/>
+        </w:rPr>
+        <w:t>DataBase</w:t>
+      </w:r>
+      <w:r>
+        <w:t xml:space="preserve"> </w:t>
+      </w:r>
+      <w:r>
+        <w:rPr>
+          <w:rFonts w:hint="eastAsia"/>
+        </w:rPr>
+        <w:t>SO</w:t>
+      </w:r>
+      <w:r>
+        <w:t xml:space="preserve"> </w:t>
+      </w:r>
+      <w:r>
+        <w:rPr>
+          <w:rFonts w:hint="eastAsia"/>
+        </w:rPr>
+        <w:t>中配置</w:t>
+      </w:r>
+    </w:p>
+    <w:p>
+      <w:r>
+        <w:rPr>
+          <w:rFonts w:hint="eastAsia"/>
+        </w:rPr>
+        <w:t>案例：</w:t>
+      </w:r>
+      <w:r>
+        <w:t>TUTORIAL</w:t>
+      </w:r>
+      <w:r>
+        <w:rPr>
+          <w:rFonts w:hint="eastAsia"/>
+        </w:rPr>
+        <w:t>(</w:t>
+      </w:r>
+      <w:r>
+        <w:t>string</w:t>
+      </w:r>
+      <w:r>
+        <w:rPr>
+          <w:rFonts w:hint="eastAsia"/>
+        </w:rPr>
+        <w:t xml:space="preserve"> </w:t>
+      </w:r>
+      <w:r>
+        <w:rPr>
+          <w:rFonts w:hint="eastAsia"/>
+        </w:rPr>
+        <w:t>Chapter1-1</w:t>
+      </w:r>
+      <w:r>
+        <w:t>)</w:t>
+      </w:r>
+      <w:r>
+        <w:rPr>
+          <w:rFonts w:ascii="Arial" w:eastAsia="黑体" w:hAnsi="Arial"/>
+          <w:b/>
+          <w:color w:val="0000FF"/>
+          <w:sz w:val="32"/>
+        </w:rPr>
+        <w:t xml:space="preserve"> </w:t>
+      </w:r>
+    </w:p>
+    <w:p>
+      <w:r>
+        <w:drawing>
+          <wp:inline distT="0" distB="0" distL="0" distR="0" wp14:anchorId="41A70569" wp14:editId="68C751DC">
+            <wp:extent cx="2890743" cy="3434715"/>
+            <wp:effectExtent l="0" t="0" r="5080" b="0"/>
+            <wp:docPr id="3" name="图片 3"/>
+            <wp:cNvGraphicFramePr>
+              <a:graphicFrameLocks xmlns:a="http://schemas.openxmlformats.org/drawingml/2006/main" noChangeAspect="1"/>
+            </wp:cNvGraphicFramePr>
+            <a:graphic xmlns:a="http://schemas.openxmlformats.org/drawingml/2006/main">
+              <a:graphicData uri="http://schemas.openxmlformats.org/drawingml/2006/picture">
+                <pic:pic xmlns:pic="http://schemas.openxmlformats.org/drawingml/2006/picture">
+                  <pic:nvPicPr>
+                    <pic:cNvPr id="1" name=""/>
+                    <pic:cNvPicPr/>
+                  </pic:nvPicPr>
+                  <pic:blipFill>
+                    <a:blip r:embed="rId8"/>
+                    <a:stretch>
+                      <a:fillRect/>
+                    </a:stretch>
+                  </pic:blipFill>
+                  <pic:spPr>
+                    <a:xfrm>
+                      <a:off x="0" y="0"/>
+                      <a:ext cx="2901484" cy="3447477"/>
+                    </a:xfrm>
+                    <a:prstGeom prst="rect">
+                      <a:avLst/>
+                    </a:prstGeom>
+                  </pic:spPr>
+                </pic:pic>
+              </a:graphicData>
+            </a:graphic>
+          </wp:inline>
+        </w:drawing>
+      </w:r>
+    </w:p>
+    <w:p>
+      <w:pPr>
+        <w:rPr>
+          <w:rFonts w:ascii="Arial" w:eastAsia="黑体" w:hAnsi="Arial"/>
+          <w:b/>
+          <w:color w:val="0000FF"/>
+          <w:sz w:val="32"/>
+        </w:rPr>
+      </w:pPr>
+    </w:p>
+    <w:p>
+      <w:pPr>
+        <w:rPr>
+          <w:rFonts w:ascii="Arial" w:eastAsia="黑体" w:hAnsi="Arial" w:hint="eastAsia"/>
+          <w:b/>
+          <w:color w:val="0000FF"/>
+          <w:sz w:val="32"/>
+        </w:rPr>
+      </w:pPr>
+      <w:r>
+        <w:rPr>
+          <w:rFonts w:ascii="Arial" w:eastAsia="黑体" w:hAnsi="Arial" w:hint="eastAsia"/>
+          <w:b/>
+          <w:color w:val="0000FF"/>
+          <w:sz w:val="32"/>
+        </w:rPr>
+        <w:t>切换地图</w:t>
+      </w:r>
+    </w:p>
+    <w:p>
+      <w:r>
+        <w:rPr>
+          <w:rFonts w:hint="eastAsia"/>
+        </w:rPr>
+        <w:t>格式：</w:t>
+      </w:r>
+      <w:r>
+        <w:rPr>
+          <w:rFonts w:hint="eastAsia"/>
+        </w:rPr>
+        <w:t>TOMAP(</w:t>
+      </w:r>
+      <w:r>
+        <w:t xml:space="preserve">string </w:t>
+      </w:r>
+      <w:r>
+        <w:rPr>
+          <w:rFonts w:hint="eastAsia"/>
+        </w:rPr>
+        <w:t>地图名称</w:t>
+      </w:r>
+      <w:r>
+        <w:t>)</w:t>
+      </w:r>
+    </w:p>
+    <w:p>
+      <w:r>
+        <w:rPr>
+          <w:rFonts w:hint="eastAsia"/>
+        </w:rPr>
+        <w:t>切换到指定的地图</w:t>
+      </w:r>
+    </w:p>
+    <w:p/>
+    <w:p>
+      <w:pPr>
+        <w:rPr>
+          <w:rFonts w:ascii="Arial" w:eastAsia="黑体" w:hAnsi="Arial" w:hint="eastAsia"/>
+          <w:b/>
+          <w:color w:val="0000FF"/>
+          <w:sz w:val="32"/>
+        </w:rPr>
+      </w:pPr>
+      <w:r>
+        <w:rPr>
+          <w:rFonts w:ascii="Arial" w:eastAsia="黑体" w:hAnsi="Arial" w:hint="eastAsia"/>
+          <w:b/>
+          <w:color w:val="0000FF"/>
+          <w:sz w:val="32"/>
+        </w:rPr>
+        <w:t>道具变更</w:t>
+      </w:r>
+    </w:p>
+    <w:p>
+      <w:r>
+        <w:rPr>
+          <w:rFonts w:hint="eastAsia"/>
+        </w:rPr>
+        <w:t>格式：</w:t>
+      </w:r>
+      <w:r>
+        <w:t>ITEM(int mode, int itemId, int count)</w:t>
+      </w:r>
+    </w:p>
+    <w:p>
+      <w:r>
+        <w:t xml:space="preserve">Mode: 0 </w:t>
+      </w:r>
+      <w:r>
+        <w:rPr>
+          <w:rFonts w:hint="eastAsia"/>
+        </w:rPr>
+        <w:t>获得道具，</w:t>
+      </w:r>
+      <w:r>
+        <w:rPr>
+          <w:rFonts w:hint="eastAsia"/>
+        </w:rPr>
+        <w:t>1</w:t>
+      </w:r>
+      <w:r>
+        <w:rPr>
+          <w:rFonts w:hint="eastAsia"/>
+        </w:rPr>
+        <w:t>扣除道具</w:t>
+      </w:r>
+    </w:p>
+    <w:p>
+      <w:r>
+        <w:rPr>
+          <w:rFonts w:hint="eastAsia"/>
+        </w:rPr>
+        <w:t>ItemId</w:t>
+      </w:r>
+      <w:r>
+        <w:rPr>
+          <w:rFonts w:hint="eastAsia"/>
+        </w:rPr>
+        <w:t>：</w:t>
+      </w:r>
+    </w:p>
+    <w:p>
+      <w:pPr>
+        <w:rPr>
+          <w:rFonts w:hint="eastAsia"/>
+        </w:rPr>
+      </w:pPr>
+      <w:r>
+        <w:drawing>
+          <wp:inline distT="0" distB="0" distL="0" distR="0" wp14:anchorId="26382A8C" wp14:editId="522EE2B0">
+            <wp:extent cx="1501775" cy="1518987"/>
+            <wp:effectExtent l="0" t="0" r="3175" b="5080"/>
+            <wp:docPr id="4" name="图片 4"/>
+            <wp:cNvGraphicFramePr>
+              <a:graphicFrameLocks xmlns:a="http://schemas.openxmlformats.org/drawingml/2006/main" noChangeAspect="1"/>
+            </wp:cNvGraphicFramePr>
+            <a:graphic xmlns:a="http://schemas.openxmlformats.org/drawingml/2006/main">
+              <a:graphicData uri="http://schemas.openxmlformats.org/drawingml/2006/picture">
+                <pic:pic xmlns:pic="http://schemas.openxmlformats.org/drawingml/2006/picture">
+                  <pic:nvPicPr>
+                    <pic:cNvPr id="1" name=""/>
+                    <pic:cNvPicPr/>
+                  </pic:nvPicPr>
+                  <pic:blipFill>
+                    <a:blip r:embed="rId9"/>
+                    <a:stretch>
+                      <a:fillRect/>
+                    </a:stretch>
+                  </pic:blipFill>
+                  <pic:spPr>
+                    <a:xfrm>
+                      <a:off x="0" y="0"/>
+                      <a:ext cx="1507413" cy="1524689"/>
+                    </a:xfrm>
+                    <a:prstGeom prst="rect">
+                      <a:avLst/>
+                    </a:prstGeom>
+                  </pic:spPr>
+                </pic:pic>
+              </a:graphicData>
+            </a:graphic>
+          </wp:inline>
+        </w:drawing>
+      </w:r>
+    </w:p>
+    <w:p>
+      <w:pPr>
+        <w:rPr>
+          <w:rFonts w:ascii="Arial" w:eastAsia="黑体" w:hAnsi="Arial"/>
+          <w:b/>
+          <w:color w:val="0000FF"/>
+          <w:sz w:val="32"/>
+        </w:rPr>
+      </w:pPr>
+      <w:r>
+        <w:rPr>
+          <w:rFonts w:ascii="Arial" w:eastAsia="黑体" w:hAnsi="Arial" w:hint="eastAsia"/>
+          <w:b/>
+          <w:color w:val="0000FF"/>
+          <w:sz w:val="32"/>
+        </w:rPr>
+        <w:lastRenderedPageBreak/>
+        <w:t>玩家成年</w:t>
+      </w:r>
+    </w:p>
+    <w:p>
+      <w:r>
+        <w:rPr>
+          <w:rFonts w:hint="eastAsia"/>
+        </w:rPr>
+        <w:t>指令</w:t>
+      </w:r>
+      <w:r>
+        <w:t>PLAYERAD</w:t>
+      </w:r>
+    </w:p>
+    <w:p>
+      <w:pPr>
+        <w:rPr>
+          <w:rFonts w:ascii="Arial" w:eastAsia="黑体" w:hAnsi="Arial"/>
+          <w:b/>
+          <w:color w:val="0000FF"/>
+          <w:sz w:val="32"/>
+        </w:rPr>
+      </w:pPr>
+      <w:r>
+        <w:rPr>
+          <w:rFonts w:hint="eastAsia"/>
+        </w:rPr>
+        <w:t>仅用于处理玩家成年特殊事件，改变玩家的索引图片，改变时间线日期</w:t>
+      </w:r>
+    </w:p>
+    <w:p>
+      <w:pPr>
+        <w:rPr>
+          <w:rFonts w:ascii="Arial" w:eastAsia="黑体" w:hAnsi="Arial" w:hint="eastAsia"/>
+          <w:b/>
+          <w:color w:val="0000FF"/>
+          <w:sz w:val="32"/>
+        </w:rPr>
+      </w:pPr>
+    </w:p>
+    <w:p>
+      <w:pPr>
+        <w:rPr>
+          <w:rFonts w:ascii="Arial" w:eastAsia="黑体" w:hAnsi="Arial"/>
+          <w:b/>
+          <w:color w:val="0000FF"/>
+          <w:sz w:val="32"/>
+        </w:rPr>
+      </w:pPr>
+      <w:r>
+        <w:rPr>
+          <w:rFonts w:ascii="Arial" w:eastAsia="黑体" w:hAnsi="Arial" w:hint="eastAsia"/>
+          <w:b/>
+          <w:color w:val="0000FF"/>
+          <w:sz w:val="32"/>
+        </w:rPr>
+        <w:t>跳转场景</w:t>
+      </w:r>
+    </w:p>
+    <w:p>
+      <w:r>
+        <w:rPr>
+          <w:rFonts w:hint="eastAsia"/>
+        </w:rPr>
+        <w:t>指令</w:t>
+      </w:r>
+      <w:r>
+        <w:t>LOADSCENE</w:t>
+      </w:r>
+    </w:p>
+    <w:p>
+      <w:pPr>
+        <w:rPr>
+          <w:rFonts w:ascii="Arial" w:eastAsia="黑体" w:hAnsi="Arial" w:hint="eastAsia"/>
+          <w:b/>
+          <w:color w:val="0000FF"/>
+          <w:sz w:val="32"/>
+        </w:rPr>
+      </w:pPr>
+      <w:r>
+        <w:rPr>
+          <w:rFonts w:hint="eastAsia"/>
+        </w:rPr>
+        <w:t>格式：</w:t>
+      </w:r>
+      <w:r>
+        <w:t>LOADSCENE</w:t>
+      </w:r>
+      <w:r>
+        <w:rPr>
+          <w:rFonts w:hint="eastAsia"/>
+        </w:rPr>
+        <w:t xml:space="preserve"> </w:t>
+      </w:r>
+      <w:r>
+        <w:rPr>
+          <w:rFonts w:hint="eastAsia"/>
+        </w:rPr>
+        <w:t>(</w:t>
+      </w:r>
+      <w:r>
+        <w:t xml:space="preserve">string </w:t>
+      </w:r>
+      <w:r>
+        <w:rPr>
+          <w:rFonts w:hint="eastAsia"/>
+        </w:rPr>
+        <w:t>场景名字</w:t>
+      </w:r>
+      <w:r>
+        <w:t>)</w:t>
+      </w:r>
+    </w:p>
+    <w:p>
+      <w:r>
+        <w:rPr>
+          <w:rFonts w:hint="eastAsia"/>
+        </w:rPr>
+        <w:t>案例：</w:t>
+      </w:r>
+      <w:r>
+        <w:t>LOADSCENE</w:t>
+      </w:r>
+      <w:r>
+        <w:rPr>
+          <w:rFonts w:hint="eastAsia"/>
+        </w:rPr>
+        <w:t xml:space="preserve"> </w:t>
+      </w:r>
+      <w:r>
+        <w:rPr>
+          <w:rFonts w:hint="eastAsia"/>
+        </w:rPr>
+        <w:t>(</w:t>
+      </w:r>
+      <w:r>
+        <w:t>string</w:t>
+      </w:r>
+      <w:r>
+        <w:rPr>
+          <w:rFonts w:hint="eastAsia"/>
+        </w:rPr>
+        <w:t xml:space="preserve"> </w:t>
+      </w:r>
+      <w:r>
+        <w:t>StartScene)</w:t>
+      </w:r>
+      <w:r>
+        <w:rPr>
+          <w:rFonts w:ascii="Arial" w:eastAsia="黑体" w:hAnsi="Arial"/>
+          <w:b/>
+          <w:color w:val="0000FF"/>
+          <w:sz w:val="32"/>
+        </w:rPr>
+        <w:t xml:space="preserve"> </w:t>
+      </w:r>
+      <w:r>
+        <w:rPr>
+          <w:rFonts w:hint="eastAsia"/>
+        </w:rPr>
+        <w:t>//</w:t>
+      </w:r>
+      <w:r>
+        <w:rPr>
+          <w:rFonts w:hint="eastAsia"/>
+        </w:rPr>
+        <w:t>跳转到主界面</w:t>
+      </w:r>
+    </w:p>
+    <w:p/>
     <w:sectPr>
       <w:pgSz w:w="11906" w:h="16838"/>
       <w:pgMar w:top="1440" w:right="1800" w:bottom="1440" w:left="1800" w:header="851" w:footer="992" w:gutter="0"/>

--- a/Assets/StreamingAssets/正式发布时删--功能文档/剧本编辑器(1).docx
+++ b/Assets/StreamingAssets/正式发布时删--功能文档/剧本编辑器(1).docx
@@ -4301,6 +4301,266 @@
         <w:t>秒</w:t>
       </w:r>
     </w:p>
+    <w:p>
+      <w:r>
+        <w:t>FULLCG</w:t>
+      </w:r>
+      <w:r>
+        <w:rPr>
+          <w:rFonts w:hint="eastAsia"/>
+        </w:rPr>
+        <w:t>（图片名）</w:t>
+      </w:r>
+      <w:r>
+        <w:t xml:space="preserve">                          </w:t>
+      </w:r>
+      <w:r>
+        <w:rPr>
+          <w:rFonts w:hint="eastAsia"/>
+        </w:rPr>
+        <w:t xml:space="preserve"># </w:t>
+      </w:r>
+      <w:r>
+        <w:rPr>
+          <w:rFonts w:hint="eastAsia"/>
+        </w:rPr>
+        <w:t>持续显示</w:t>
+      </w:r>
+      <w:r>
+        <w:rPr>
+          <w:rFonts w:hint="eastAsia"/>
+        </w:rPr>
+        <w:t>2</w:t>
+      </w:r>
+      <w:r>
+        <w:rPr>
+          <w:rFonts w:hint="eastAsia"/>
+        </w:rPr>
+        <w:t>秒</w:t>
+      </w:r>
+      <w:r>
+        <w:rPr>
+          <w:rFonts w:hint="eastAsia"/>
+        </w:rPr>
+        <w:t>，</w:t>
+      </w:r>
+      <w:r>
+        <w:rPr>
+          <w:rFonts w:hint="eastAsia"/>
+        </w:rPr>
+        <w:t>淡出淡入</w:t>
+      </w:r>
+      <w:r>
+        <w:rPr>
+          <w:rFonts w:hint="eastAsia"/>
+        </w:rPr>
+        <w:t>1</w:t>
+      </w:r>
+      <w:r>
+        <w:t>.5</w:t>
+      </w:r>
+      <w:r>
+        <w:rPr>
+          <w:rFonts w:hint="eastAsia"/>
+        </w:rPr>
+        <w:t>秒</w:t>
+      </w:r>
+    </w:p>
+    <w:p>
+      <w:r>
+        <w:t>FULLCG</w:t>
+      </w:r>
+      <w:r>
+        <w:rPr>
+          <w:rFonts w:hint="eastAsia"/>
+        </w:rPr>
+        <w:t>（图片名</w:t>
+      </w:r>
+      <w:r>
+        <w:rPr>
+          <w:rFonts w:hint="eastAsia"/>
+        </w:rPr>
+        <w:t>,</w:t>
+      </w:r>
+      <w:r>
+        <w:t xml:space="preserve"> </w:t>
+      </w:r>
+      <w:r>
+        <w:rPr>
+          <w:rFonts w:hint="eastAsia"/>
+        </w:rPr>
+        <w:t>显示时长）</w:t>
+      </w:r>
+      <w:r>
+        <w:t xml:space="preserve">                </w:t>
+      </w:r>
+      <w:r>
+        <w:rPr>
+          <w:rFonts w:hint="eastAsia"/>
+        </w:rPr>
+        <w:t xml:space="preserve"># </w:t>
+      </w:r>
+      <w:r>
+        <w:rPr>
+          <w:rFonts w:hint="eastAsia"/>
+        </w:rPr>
+        <w:t>指定持续显示时长</w:t>
+      </w:r>
+      <w:r>
+        <w:rPr>
+          <w:rFonts w:hint="eastAsia"/>
+        </w:rPr>
+        <w:t>，</w:t>
+      </w:r>
+      <w:r>
+        <w:rPr>
+          <w:rFonts w:hint="eastAsia"/>
+        </w:rPr>
+        <w:t>淡出淡入</w:t>
+      </w:r>
+      <w:r>
+        <w:rPr>
+          <w:rFonts w:hint="eastAsia"/>
+        </w:rPr>
+        <w:t>1</w:t>
+      </w:r>
+      <w:r>
+        <w:t>.5</w:t>
+      </w:r>
+      <w:r>
+        <w:rPr>
+          <w:rFonts w:hint="eastAsia"/>
+        </w:rPr>
+        <w:t>秒</w:t>
+      </w:r>
+      <w:r>
+        <w:t xml:space="preserve"> </w:t>
+      </w:r>
+    </w:p>
+    <w:p>
+      <w:r>
+        <w:t>FULLCG</w:t>
+      </w:r>
+      <w:r>
+        <w:rPr>
+          <w:rFonts w:hint="eastAsia"/>
+        </w:rPr>
+        <w:t>（图片名</w:t>
+      </w:r>
+      <w:r>
+        <w:rPr>
+          <w:rFonts w:hint="eastAsia"/>
+        </w:rPr>
+        <w:t>,</w:t>
+      </w:r>
+      <w:r>
+        <w:t xml:space="preserve"> </w:t>
+      </w:r>
+      <w:r>
+        <w:rPr>
+          <w:rFonts w:hint="eastAsia"/>
+        </w:rPr>
+        <w:t>显示时长，淡入淡出时长）</w:t>
+      </w:r>
+      <w:r>
+        <w:t xml:space="preserve">  </w:t>
+      </w:r>
+      <w:r>
+        <w:rPr>
+          <w:rFonts w:hint="eastAsia"/>
+        </w:rPr>
+        <w:t>#</w:t>
+      </w:r>
+      <w:r>
+        <w:rPr>
+          <w:rFonts w:hint="eastAsia"/>
+        </w:rPr>
+        <w:t>指定持续显示时长</w:t>
+      </w:r>
+      <w:r>
+        <w:rPr>
+          <w:rFonts w:hint="eastAsia"/>
+        </w:rPr>
+        <w:t>，</w:t>
+      </w:r>
+      <w:r>
+        <w:rPr>
+          <w:rFonts w:hint="eastAsia"/>
+        </w:rPr>
+        <w:t>指定淡出淡入时长</w:t>
+      </w:r>
+    </w:p>
+    <w:p>
+      <w:r>
+        <w:rPr>
+          <w:rFonts w:hint="eastAsia"/>
+        </w:rPr>
+        <w:t>示例：</w:t>
+      </w:r>
+    </w:p>
+    <w:p>
+      <w:r>
+        <w:t>FULLCG(CGSP2, 5, 10)</w:t>
+      </w:r>
+      <w:r>
+        <w:t xml:space="preserve">        </w:t>
+      </w:r>
+      <w:r>
+        <w:rPr>
+          <w:rFonts w:hint="eastAsia"/>
+        </w:rPr>
+        <w:t>#</w:t>
+      </w:r>
+      <w:r>
+        <w:rPr>
+          <w:rFonts w:hint="eastAsia"/>
+        </w:rPr>
+        <w:t>播放</w:t>
+      </w:r>
+      <w:r>
+        <w:rPr>
+          <w:rFonts w:hint="eastAsia"/>
+        </w:rPr>
+        <w:t>CGSP2</w:t>
+      </w:r>
+      <w:r>
+        <w:rPr>
+          <w:rFonts w:hint="eastAsia"/>
+        </w:rPr>
+        <w:t>，持续</w:t>
+      </w:r>
+      <w:r>
+        <w:rPr>
+          <w:rFonts w:hint="eastAsia"/>
+        </w:rPr>
+        <w:t>5</w:t>
+      </w:r>
+      <w:r>
+        <w:rPr>
+          <w:rFonts w:hint="eastAsia"/>
+        </w:rPr>
+        <w:t>秒</w:t>
+      </w:r>
+      <w:r>
+        <w:rPr>
+          <w:rFonts w:hint="eastAsia"/>
+        </w:rPr>
+        <w:t>，淡入淡出</w:t>
+      </w:r>
+      <w:r>
+        <w:rPr>
+          <w:rFonts w:hint="eastAsia"/>
+        </w:rPr>
+        <w:t>10</w:t>
+      </w:r>
+      <w:r>
+        <w:rPr>
+          <w:rFonts w:hint="eastAsia"/>
+        </w:rPr>
+        <w:t>秒</w:t>
+      </w:r>
+    </w:p>
+    <w:p/>
     <w:p/>
     <w:p>
       <w:pPr>
@@ -4418,6 +4678,7 @@
         <w:rPr>
           <w:rFonts w:hint="eastAsia"/>
         </w:rPr>
+        <w:lastRenderedPageBreak/>
         <w:t>在对话框之下，头像框道具框以上全屏显示，直到下一个</w:t>
       </w:r>
       <w:r>
@@ -4486,7 +4747,6 @@
         <w:rPr>
           <w:noProof/>
         </w:rPr>
-        <w:lastRenderedPageBreak/>
         <w:drawing>
           <wp:inline distT="0" distB="0" distL="0" distR="0" wp14:anchorId="0DF81A5B" wp14:editId="00CD7F46">
             <wp:extent cx="2387600" cy="1762520"/>
@@ -5008,6 +5268,7 @@
         <w:rPr>
           <w:rFonts w:hint="eastAsia"/>
         </w:rPr>
+        <w:lastRenderedPageBreak/>
         <w:t>22</w:t>
       </w:r>
       <w:r>
@@ -5185,7 +5446,6 @@
           <w:color w:val="0000FF"/>
           <w:sz w:val="32"/>
         </w:rPr>
-        <w:lastRenderedPageBreak/>
         <w:t>显示教程</w:t>
       </w:r>
     </w:p>
@@ -5231,105 +5491,102 @@
     </w:p>
     <w:p>
       <w:pPr>
-        <w:rPr>
-          <w:rFonts w:ascii="Arial" w:eastAsia="黑体" w:hAnsi="Arial" w:hint="eastAsia"/>
-          <w:b/>
-          <w:color w:val="0000FF"/>
-          <w:sz w:val="32"/>
-        </w:rPr>
-      </w:pPr>
-      <w:r>
-        <w:rPr>
-          <w:rFonts w:hint="eastAsia"/>
-        </w:rPr>
-        <w:t>在剧情模式下打开教程面板</w:t>
-      </w:r>
-      <w:r>
-        <w:rPr>
-          <w:rFonts w:hint="eastAsia"/>
-        </w:rPr>
-        <w:t>，教程页面在</w:t>
-      </w:r>
-      <w:r>
-        <w:rPr>
-          <w:rFonts w:hint="eastAsia"/>
-        </w:rPr>
-        <w:t>Tutorial</w:t>
-      </w:r>
-      <w:r>
-        <w:t xml:space="preserve"> </w:t>
-      </w:r>
-      <w:r>
-        <w:rPr>
-          <w:rFonts w:hint="eastAsia"/>
-        </w:rPr>
-        <w:t>DataBase</w:t>
-      </w:r>
-      <w:r>
-        <w:t xml:space="preserve"> </w:t>
-      </w:r>
-      <w:r>
-        <w:rPr>
-          <w:rFonts w:hint="eastAsia"/>
-        </w:rPr>
-        <w:t>SO</w:t>
-      </w:r>
-      <w:r>
-        <w:t xml:space="preserve"> </w:t>
-      </w:r>
-      <w:r>
-        <w:rPr>
-          <w:rFonts w:hint="eastAsia"/>
-        </w:rPr>
-        <w:t>中配置</w:t>
-      </w:r>
-    </w:p>
-    <w:p>
-      <w:r>
-        <w:rPr>
-          <w:rFonts w:hint="eastAsia"/>
-        </w:rPr>
-        <w:t>案例：</w:t>
-      </w:r>
-      <w:r>
-        <w:t>TUTORIAL</w:t>
-      </w:r>
-      <w:r>
-        <w:rPr>
-          <w:rFonts w:hint="eastAsia"/>
-        </w:rPr>
-        <w:t>(</w:t>
-      </w:r>
-      <w:r>
-        <w:t>string</w:t>
-      </w:r>
-      <w:r>
-        <w:rPr>
-          <w:rFonts w:hint="eastAsia"/>
-        </w:rPr>
-        <w:t xml:space="preserve"> </w:t>
-      </w:r>
-      <w:r>
-        <w:rPr>
-          <w:rFonts w:hint="eastAsia"/>
-        </w:rPr>
-        <w:t>Chapter1-1</w:t>
-      </w:r>
-      <w:r>
-        <w:t>)</w:t>
-      </w:r>
-      <w:r>
         <w:rPr>
           <w:rFonts w:ascii="Arial" w:eastAsia="黑体" w:hAnsi="Arial"/>
           <w:b/>
           <w:color w:val="0000FF"/>
           <w:sz w:val="32"/>
         </w:rPr>
+      </w:pPr>
+      <w:r>
+        <w:rPr>
+          <w:rFonts w:hint="eastAsia"/>
+        </w:rPr>
+        <w:t>在剧情模式下打开教程面板，教程页面在</w:t>
+      </w:r>
+      <w:r>
+        <w:rPr>
+          <w:rFonts w:hint="eastAsia"/>
+        </w:rPr>
+        <w:t>Tutorial</w:t>
+      </w:r>
+      <w:r>
         <w:t xml:space="preserve"> </w:t>
       </w:r>
-    </w:p>
-    <w:p>
-      <w:r>
+      <w:r>
+        <w:rPr>
+          <w:rFonts w:hint="eastAsia"/>
+        </w:rPr>
+        <w:t>DataBase</w:t>
+      </w:r>
+      <w:r>
+        <w:t xml:space="preserve"> </w:t>
+      </w:r>
+      <w:r>
+        <w:rPr>
+          <w:rFonts w:hint="eastAsia"/>
+        </w:rPr>
+        <w:t>SO</w:t>
+      </w:r>
+      <w:r>
+        <w:t xml:space="preserve"> </w:t>
+      </w:r>
+      <w:r>
+        <w:rPr>
+          <w:rFonts w:hint="eastAsia"/>
+        </w:rPr>
+        <w:t>中配置</w:t>
+      </w:r>
+    </w:p>
+    <w:p>
+      <w:r>
+        <w:rPr>
+          <w:rFonts w:hint="eastAsia"/>
+        </w:rPr>
+        <w:t>案例：</w:t>
+      </w:r>
+      <w:r>
+        <w:t>TUTORIAL</w:t>
+      </w:r>
+      <w:r>
+        <w:rPr>
+          <w:rFonts w:hint="eastAsia"/>
+        </w:rPr>
+        <w:t>(</w:t>
+      </w:r>
+      <w:r>
+        <w:t>string</w:t>
+      </w:r>
+      <w:r>
+        <w:rPr>
+          <w:rFonts w:hint="eastAsia"/>
+        </w:rPr>
+        <w:t xml:space="preserve"> </w:t>
+      </w:r>
+      <w:r>
+        <w:rPr>
+          <w:rFonts w:hint="eastAsia"/>
+        </w:rPr>
+        <w:t>Chapter1-1</w:t>
+      </w:r>
+      <w:r>
+        <w:t>)</w:t>
+      </w:r>
+      <w:r>
+        <w:rPr>
+          <w:rFonts w:ascii="Arial" w:eastAsia="黑体" w:hAnsi="Arial"/>
+          <w:b/>
+          <w:color w:val="0000FF"/>
+          <w:sz w:val="32"/>
+        </w:rPr>
+        <w:t xml:space="preserve"> </w:t>
+      </w:r>
+    </w:p>
+    <w:p>
+      <w:r>
+        <w:rPr>
+          <w:noProof/>
+        </w:rPr>
         <w:drawing>
           <wp:inline distT="0" distB="0" distL="0" distR="0" wp14:anchorId="41A70569" wp14:editId="68C751DC">
             <wp:extent cx="2890743" cy="3434715"/>
@@ -5380,11 +5637,65 @@
     <w:p>
       <w:pPr>
         <w:rPr>
+          <w:rFonts w:ascii="Arial" w:eastAsia="黑体" w:hAnsi="Arial"/>
+          <w:b/>
+          <w:color w:val="0000FF"/>
+          <w:sz w:val="32"/>
+        </w:rPr>
+      </w:pPr>
+      <w:r>
+        <w:rPr>
           <w:rFonts w:ascii="Arial" w:eastAsia="黑体" w:hAnsi="Arial" w:hint="eastAsia"/>
           <w:b/>
           <w:color w:val="0000FF"/>
           <w:sz w:val="32"/>
         </w:rPr>
+        <w:t>切换地图</w:t>
+      </w:r>
+    </w:p>
+    <w:p>
+      <w:r>
+        <w:rPr>
+          <w:rFonts w:hint="eastAsia"/>
+        </w:rPr>
+        <w:t>格式：</w:t>
+      </w:r>
+      <w:r>
+        <w:rPr>
+          <w:rFonts w:hint="eastAsia"/>
+        </w:rPr>
+        <w:t>TOMAP(</w:t>
+      </w:r>
+      <w:r>
+        <w:t xml:space="preserve">string </w:t>
+      </w:r>
+      <w:r>
+        <w:rPr>
+          <w:rFonts w:hint="eastAsia"/>
+        </w:rPr>
+        <w:t>地图名称</w:t>
+      </w:r>
+      <w:r>
+        <w:t>)</w:t>
+      </w:r>
+    </w:p>
+    <w:p>
+      <w:r>
+        <w:rPr>
+          <w:rFonts w:hint="eastAsia"/>
+        </w:rPr>
+        <w:t>切换到指定的地图</w:t>
+      </w:r>
+    </w:p>
+    <w:p/>
+    <w:p>
+      <w:pPr>
+        <w:rPr>
+          <w:rFonts w:ascii="Arial" w:eastAsia="黑体" w:hAnsi="Arial"/>
+          <w:b/>
+          <w:color w:val="0000FF"/>
+          <w:sz w:val="32"/>
+        </w:rPr>
       </w:pPr>
       <w:r>
         <w:rPr>
@@ -5393,7 +5704,7 @@
           <w:color w:val="0000FF"/>
           <w:sz w:val="32"/>
         </w:rPr>
-        <w:t>切换地图</w:t>
+        <w:t>道具变更</w:t>
       </w:r>
     </w:p>
     <w:p>
@@ -5404,60 +5715,6 @@
         <w:t>格式：</w:t>
       </w:r>
       <w:r>
-        <w:rPr>
-          <w:rFonts w:hint="eastAsia"/>
-        </w:rPr>
-        <w:t>TOMAP(</w:t>
-      </w:r>
-      <w:r>
-        <w:t xml:space="preserve">string </w:t>
-      </w:r>
-      <w:r>
-        <w:rPr>
-          <w:rFonts w:hint="eastAsia"/>
-        </w:rPr>
-        <w:t>地图名称</w:t>
-      </w:r>
-      <w:r>
-        <w:t>)</w:t>
-      </w:r>
-    </w:p>
-    <w:p>
-      <w:r>
-        <w:rPr>
-          <w:rFonts w:hint="eastAsia"/>
-        </w:rPr>
-        <w:t>切换到指定的地图</w:t>
-      </w:r>
-    </w:p>
-    <w:p/>
-    <w:p>
-      <w:pPr>
-        <w:rPr>
-          <w:rFonts w:ascii="Arial" w:eastAsia="黑体" w:hAnsi="Arial" w:hint="eastAsia"/>
-          <w:b/>
-          <w:color w:val="0000FF"/>
-          <w:sz w:val="32"/>
-        </w:rPr>
-      </w:pPr>
-      <w:r>
-        <w:rPr>
-          <w:rFonts w:ascii="Arial" w:eastAsia="黑体" w:hAnsi="Arial" w:hint="eastAsia"/>
-          <w:b/>
-          <w:color w:val="0000FF"/>
-          <w:sz w:val="32"/>
-        </w:rPr>
-        <w:t>道具变更</w:t>
-      </w:r>
-    </w:p>
-    <w:p>
-      <w:r>
-        <w:rPr>
-          <w:rFonts w:hint="eastAsia"/>
-        </w:rPr>
-        <w:t>格式：</w:t>
-      </w:r>
-      <w:r>
         <w:t>ITEM(int mode, int itemId, int count)</w:t>
       </w:r>
     </w:p>
@@ -5499,12 +5756,11 @@
       </w:r>
     </w:p>
     <w:p>
-      <w:pPr>
-        <w:rPr>
-          <w:rFonts w:hint="eastAsia"/>
-        </w:rPr>
-      </w:pPr>
-      <w:r>
+      <w:r>
+        <w:rPr>
+          <w:noProof/>
+        </w:rPr>
+        <w:lastRenderedPageBreak/>
         <w:drawing>
           <wp:inline distT="0" distB="0" distL="0" distR="0" wp14:anchorId="26382A8C" wp14:editId="522EE2B0">
             <wp:extent cx="1501775" cy="1518987"/>
@@ -5558,7 +5814,6 @@
           <w:color w:val="0000FF"/>
           <w:sz w:val="32"/>
         </w:rPr>
-        <w:lastRenderedPageBreak/>
         <w:t>玩家成年</w:t>
       </w:r>
     </w:p>
@@ -5592,47 +5847,47 @@
     <w:p>
       <w:pPr>
         <w:rPr>
+          <w:rFonts w:ascii="Arial" w:eastAsia="黑体" w:hAnsi="Arial"/>
+          <w:b/>
+          <w:color w:val="0000FF"/>
+          <w:sz w:val="32"/>
+        </w:rPr>
+      </w:pPr>
+    </w:p>
+    <w:p>
+      <w:pPr>
+        <w:rPr>
+          <w:rFonts w:ascii="Arial" w:eastAsia="黑体" w:hAnsi="Arial"/>
+          <w:b/>
+          <w:color w:val="0000FF"/>
+          <w:sz w:val="32"/>
+        </w:rPr>
+      </w:pPr>
+      <w:r>
+        <w:rPr>
           <w:rFonts w:ascii="Arial" w:eastAsia="黑体" w:hAnsi="Arial" w:hint="eastAsia"/>
           <w:b/>
           <w:color w:val="0000FF"/>
           <w:sz w:val="32"/>
         </w:rPr>
-      </w:pPr>
+        <w:t>跳转场景</w:t>
+      </w:r>
+    </w:p>
+    <w:p>
+      <w:r>
+        <w:rPr>
+          <w:rFonts w:hint="eastAsia"/>
+        </w:rPr>
+        <w:t>指令</w:t>
+      </w:r>
+      <w:r>
+        <w:t>LOADSCENE</w:t>
+      </w:r>
     </w:p>
     <w:p>
       <w:pPr>
         <w:rPr>
           <w:rFonts w:ascii="Arial" w:eastAsia="黑体" w:hAnsi="Arial"/>
-          <w:b/>
-          <w:color w:val="0000FF"/>
-          <w:sz w:val="32"/>
-        </w:rPr>
-      </w:pPr>
-      <w:r>
-        <w:rPr>
-          <w:rFonts w:ascii="Arial" w:eastAsia="黑体" w:hAnsi="Arial" w:hint="eastAsia"/>
-          <w:b/>
-          <w:color w:val="0000FF"/>
-          <w:sz w:val="32"/>
-        </w:rPr>
-        <w:t>跳转场景</w:t>
-      </w:r>
-    </w:p>
-    <w:p>
-      <w:r>
-        <w:rPr>
-          <w:rFonts w:hint="eastAsia"/>
-        </w:rPr>
-        <w:t>指令</w:t>
-      </w:r>
-      <w:r>
-        <w:t>LOADSCENE</w:t>
-      </w:r>
-    </w:p>
-    <w:p>
-      <w:pPr>
-        <w:rPr>
-          <w:rFonts w:ascii="Arial" w:eastAsia="黑体" w:hAnsi="Arial" w:hint="eastAsia"/>
           <w:b/>
           <w:color w:val="0000FF"/>
           <w:sz w:val="32"/>

--- a/Assets/StreamingAssets/正式发布时删--功能文档/剧本编辑器(1).docx
+++ b/Assets/StreamingAssets/正式发布时删--功能文档/剧本编辑器(1).docx
@@ -36,7 +36,21 @@
         <w:rPr>
           <w:rFonts w:hint="eastAsia"/>
         </w:rPr>
-        <w:t xml:space="preserve"> png </w:t>
+        <w:t xml:space="preserve"> </w:t>
+      </w:r>
+      <w:proofErr w:type="spellStart"/>
+      <w:r>
+        <w:rPr>
+          <w:rFonts w:hint="eastAsia"/>
+        </w:rPr>
+        <w:t>png</w:t>
+      </w:r>
+      <w:proofErr w:type="spellEnd"/>
+      <w:r>
+        <w:rPr>
+          <w:rFonts w:hint="eastAsia"/>
+        </w:rPr>
+        <w:t xml:space="preserve"> </w:t>
       </w:r>
       <w:r>
         <w:rPr>
@@ -238,9 +252,11 @@
         </w:rPr>
         <w:t>参数是</w:t>
       </w:r>
+      <w:proofErr w:type="gramStart"/>
       <w:r>
         <w:t>”</w:t>
       </w:r>
+      <w:proofErr w:type="gramEnd"/>
       <w:r>
         <w:rPr>
           <w:rFonts w:hint="eastAsia"/>
@@ -393,7 +409,21 @@
         <w:rPr>
           <w:rFonts w:hint="eastAsia"/>
         </w:rPr>
-        <w:t>MODIFY(A,B,C)</w:t>
+        <w:t>MODIFY(</w:t>
+      </w:r>
+      <w:proofErr w:type="gramStart"/>
+      <w:r>
+        <w:rPr>
+          <w:rFonts w:hint="eastAsia"/>
+        </w:rPr>
+        <w:t>A,B</w:t>
+      </w:r>
+      <w:proofErr w:type="gramEnd"/>
+      <w:r>
+        <w:rPr>
+          <w:rFonts w:hint="eastAsia"/>
+        </w:rPr>
+        <w:t>,C)</w:t>
       </w:r>
     </w:p>
     <w:p>
@@ -756,9 +786,11 @@
       </w:r>
     </w:p>
     <w:p>
+      <w:proofErr w:type="gramStart"/>
       <w:r>
         <w:t>CG(</w:t>
       </w:r>
+      <w:proofErr w:type="gramEnd"/>
       <w:r>
         <w:t>图片名</w:t>
       </w:r>
@@ -770,9 +802,11 @@
       </w:r>
     </w:p>
     <w:p>
+      <w:proofErr w:type="gramStart"/>
       <w:r>
         <w:t>CG(</w:t>
       </w:r>
+      <w:proofErr w:type="gramEnd"/>
       <w:r>
         <w:t>图片名</w:t>
       </w:r>
@@ -796,9 +830,11 @@
       </w:r>
     </w:p>
     <w:p>
+      <w:proofErr w:type="gramStart"/>
       <w:r>
         <w:t>CG(</w:t>
       </w:r>
+      <w:proofErr w:type="gramEnd"/>
       <w:r>
         <w:t>图片名</w:t>
       </w:r>
@@ -874,11 +910,19 @@
       </w:r>
     </w:p>
     <w:p>
-      <w:r>
-        <w:rPr>
-          <w:rFonts w:hint="eastAsia"/>
-        </w:rPr>
-        <w:t xml:space="preserve">CG(forest)                    # </w:t>
+      <w:proofErr w:type="gramStart"/>
+      <w:r>
+        <w:rPr>
+          <w:rFonts w:hint="eastAsia"/>
+        </w:rPr>
+        <w:t>CG(</w:t>
+      </w:r>
+      <w:proofErr w:type="gramEnd"/>
+      <w:r>
+        <w:rPr>
+          <w:rFonts w:hint="eastAsia"/>
+        </w:rPr>
+        <w:t xml:space="preserve">forest)                    # </w:t>
       </w:r>
       <w:r>
         <w:rPr>
@@ -900,11 +944,19 @@
       </w:r>
     </w:p>
     <w:p>
-      <w:r>
-        <w:rPr>
-          <w:rFonts w:hint="eastAsia"/>
-        </w:rPr>
-        <w:t xml:space="preserve">CG(battle,3,1.5)              # </w:t>
+      <w:proofErr w:type="gramStart"/>
+      <w:r>
+        <w:rPr>
+          <w:rFonts w:hint="eastAsia"/>
+        </w:rPr>
+        <w:t>CG(</w:t>
+      </w:r>
+      <w:proofErr w:type="gramEnd"/>
+      <w:r>
+        <w:rPr>
+          <w:rFonts w:hint="eastAsia"/>
+        </w:rPr>
+        <w:t xml:space="preserve">battle,3,1.5)              # </w:t>
       </w:r>
       <w:r>
         <w:rPr>
@@ -926,11 +978,19 @@
       </w:r>
     </w:p>
     <w:p>
-      <w:r>
-        <w:rPr>
-          <w:rFonts w:hint="eastAsia"/>
-        </w:rPr>
-        <w:t xml:space="preserve">CG(quick,0)                   # </w:t>
+      <w:proofErr w:type="gramStart"/>
+      <w:r>
+        <w:rPr>
+          <w:rFonts w:hint="eastAsia"/>
+        </w:rPr>
+        <w:t>CG(</w:t>
+      </w:r>
+      <w:proofErr w:type="gramEnd"/>
+      <w:r>
+        <w:rPr>
+          <w:rFonts w:hint="eastAsia"/>
+        </w:rPr>
+        <w:t xml:space="preserve">quick,0)                   # </w:t>
       </w:r>
       <w:r>
         <w:rPr>
@@ -941,11 +1001,19 @@
     </w:p>
     <w:p/>
     <w:p>
-      <w:r>
-        <w:rPr>
-          <w:rFonts w:hint="eastAsia"/>
-        </w:rPr>
-        <w:t>SHAKE()</w:t>
+      <w:proofErr w:type="gramStart"/>
+      <w:r>
+        <w:rPr>
+          <w:rFonts w:hint="eastAsia"/>
+        </w:rPr>
+        <w:t>SHAKE(</w:t>
+      </w:r>
+      <w:proofErr w:type="gramEnd"/>
+      <w:r>
+        <w:rPr>
+          <w:rFonts w:hint="eastAsia"/>
+        </w:rPr>
+        <w:t>)</w:t>
       </w:r>
     </w:p>
     <w:p>
@@ -971,9 +1039,11 @@
       </w:r>
     </w:p>
     <w:p>
+      <w:proofErr w:type="gramStart"/>
       <w:r>
         <w:t>SHAKE(</w:t>
       </w:r>
+      <w:proofErr w:type="gramEnd"/>
       <w:r>
         <w:t>强度</w:t>
       </w:r>
@@ -985,9 +1055,11 @@
       </w:r>
     </w:p>
     <w:p>
+      <w:proofErr w:type="gramStart"/>
       <w:r>
         <w:t>SHAKE(</w:t>
       </w:r>
+      <w:proofErr w:type="gramEnd"/>
       <w:r>
         <w:t>强度</w:t>
       </w:r>
@@ -1005,9 +1077,11 @@
       </w:r>
     </w:p>
     <w:p>
+      <w:proofErr w:type="gramStart"/>
       <w:r>
         <w:t>SHAKE(</w:t>
       </w:r>
+      <w:proofErr w:type="gramEnd"/>
       <w:r>
         <w:t>强度</w:t>
       </w:r>
@@ -1048,7 +1122,20 @@
           <w:rFonts w:hint="eastAsia"/>
         </w:rPr>
         <w:br/>
-        <w:t xml:space="preserve">SHAKE()                       # </w:t>
+      </w:r>
+      <w:proofErr w:type="gramStart"/>
+      <w:r>
+        <w:rPr>
+          <w:rFonts w:hint="eastAsia"/>
+        </w:rPr>
+        <w:t>SHAKE(</w:t>
+      </w:r>
+      <w:proofErr w:type="gramEnd"/>
+      <w:r>
+        <w:rPr>
+          <w:rFonts w:hint="eastAsia"/>
+        </w:rPr>
+        <w:t xml:space="preserve">)                       # </w:t>
       </w:r>
       <w:r>
         <w:rPr>
@@ -1094,11 +1181,19 @@
       </w:r>
     </w:p>
     <w:p>
-      <w:r>
-        <w:rPr>
-          <w:rFonts w:hint="eastAsia"/>
-        </w:rPr>
-        <w:t xml:space="preserve">SHAKE(30)                     # </w:t>
+      <w:proofErr w:type="gramStart"/>
+      <w:r>
+        <w:rPr>
+          <w:rFonts w:hint="eastAsia"/>
+        </w:rPr>
+        <w:t>SHAKE(</w:t>
+      </w:r>
+      <w:proofErr w:type="gramEnd"/>
+      <w:r>
+        <w:rPr>
+          <w:rFonts w:hint="eastAsia"/>
+        </w:rPr>
+        <w:t xml:space="preserve">30)                     # </w:t>
       </w:r>
       <w:r>
         <w:rPr>
@@ -1114,11 +1209,19 @@
       </w:r>
     </w:p>
     <w:p>
-      <w:r>
-        <w:rPr>
-          <w:rFonts w:hint="eastAsia"/>
-        </w:rPr>
-        <w:t xml:space="preserve">SHAKE(40,1.0)                 # </w:t>
+      <w:proofErr w:type="gramStart"/>
+      <w:r>
+        <w:rPr>
+          <w:rFonts w:hint="eastAsia"/>
+        </w:rPr>
+        <w:t>SHAKE(</w:t>
+      </w:r>
+      <w:proofErr w:type="gramEnd"/>
+      <w:r>
+        <w:rPr>
+          <w:rFonts w:hint="eastAsia"/>
+        </w:rPr>
+        <w:t xml:space="preserve">40,1.0)                 # </w:t>
       </w:r>
       <w:r>
         <w:rPr>
@@ -1152,11 +1255,19 @@
       </w:r>
     </w:p>
     <w:p>
-      <w:r>
-        <w:rPr>
-          <w:rFonts w:hint="eastAsia"/>
-        </w:rPr>
-        <w:t xml:space="preserve">SHAKE(50,0.8,15)              # </w:t>
+      <w:proofErr w:type="gramStart"/>
+      <w:r>
+        <w:rPr>
+          <w:rFonts w:hint="eastAsia"/>
+        </w:rPr>
+        <w:t>SHAKE(</w:t>
+      </w:r>
+      <w:proofErr w:type="gramEnd"/>
+      <w:r>
+        <w:rPr>
+          <w:rFonts w:hint="eastAsia"/>
+        </w:rPr>
+        <w:t xml:space="preserve">50,0.8,15)              # </w:t>
       </w:r>
       <w:r>
         <w:rPr>
@@ -1216,7 +1327,21 @@
         <w:rPr>
           <w:rFonts w:hint="eastAsia"/>
         </w:rPr>
-        <w:t>将说话人立绘切换为</w:t>
+        <w:t>将说话</w:t>
+      </w:r>
+      <w:proofErr w:type="gramStart"/>
+      <w:r>
+        <w:rPr>
+          <w:rFonts w:hint="eastAsia"/>
+        </w:rPr>
+        <w:t>人立绘切换</w:t>
+      </w:r>
+      <w:proofErr w:type="gramEnd"/>
+      <w:r>
+        <w:rPr>
+          <w:rFonts w:hint="eastAsia"/>
+        </w:rPr>
+        <w:t>为</w:t>
       </w:r>
       <w:r>
         <w:rPr>
@@ -1289,11 +1414,19 @@
         </w:rPr>
         <w:t>音频文件在</w:t>
       </w:r>
-      <w:r>
-        <w:rPr>
-          <w:rFonts w:hint="eastAsia"/>
-        </w:rPr>
-        <w:t>StreamingAssets/Sound</w:t>
+      <w:proofErr w:type="spellStart"/>
+      <w:r>
+        <w:rPr>
+          <w:rFonts w:hint="eastAsia"/>
+        </w:rPr>
+        <w:t>StreamingAssets</w:t>
+      </w:r>
+      <w:proofErr w:type="spellEnd"/>
+      <w:r>
+        <w:rPr>
+          <w:rFonts w:hint="eastAsia"/>
+        </w:rPr>
+        <w:t>/Sound</w:t>
       </w:r>
     </w:p>
     <w:p>
@@ -1470,11 +1603,19 @@
         </w:rPr>
         <w:t>音频文件在</w:t>
       </w:r>
-      <w:r>
-        <w:rPr>
-          <w:rFonts w:hint="eastAsia"/>
-        </w:rPr>
-        <w:t>StreamingAssets/Sound</w:t>
+      <w:proofErr w:type="spellStart"/>
+      <w:r>
+        <w:rPr>
+          <w:rFonts w:hint="eastAsia"/>
+        </w:rPr>
+        <w:t>StreamingAssets</w:t>
+      </w:r>
+      <w:proofErr w:type="spellEnd"/>
+      <w:r>
+        <w:rPr>
+          <w:rFonts w:hint="eastAsia"/>
+        </w:rPr>
+        <w:t>/Sound</w:t>
       </w:r>
     </w:p>
     <w:p>
@@ -1619,11 +1760,19 @@
         </w:rPr>
         <w:t>A</w:t>
       </w:r>
-      <w:r>
-        <w:rPr>
-          <w:rFonts w:hint="eastAsia"/>
-        </w:rPr>
-        <w:t>行内容都是选项</w:t>
+      <w:proofErr w:type="gramStart"/>
+      <w:r>
+        <w:rPr>
+          <w:rFonts w:hint="eastAsia"/>
+        </w:rPr>
+        <w:t>行内容</w:t>
+      </w:r>
+      <w:proofErr w:type="gramEnd"/>
+      <w:r>
+        <w:rPr>
+          <w:rFonts w:hint="eastAsia"/>
+        </w:rPr>
+        <w:t>都是选项</w:t>
       </w:r>
     </w:p>
     <w:p>
@@ -1704,6 +1853,7 @@
                 <w:szCs w:val="22"/>
               </w:rPr>
             </w:pPr>
+            <w:proofErr w:type="gramStart"/>
             <w:r>
               <w:rPr>
                 <w:rFonts w:ascii="宋体" w:eastAsia="宋体" w:hAnsi="宋体" w:cs="宋体" w:hint="eastAsia"/>
@@ -1713,7 +1863,19 @@
                 <w:szCs w:val="22"/>
                 <w:lang w:bidi="ar"/>
               </w:rPr>
-              <w:t>SETSPACE(50)+ISCHOICE(3)</w:t>
+              <w:t>SETSPACE(</w:t>
+            </w:r>
+            <w:proofErr w:type="gramEnd"/>
+            <w:r>
+              <w:rPr>
+                <w:rFonts w:ascii="宋体" w:eastAsia="宋体" w:hAnsi="宋体" w:cs="宋体" w:hint="eastAsia"/>
+                <w:color w:val="000000"/>
+                <w:kern w:val="0"/>
+                <w:sz w:val="22"/>
+                <w:szCs w:val="22"/>
+                <w:lang w:bidi="ar"/>
+              </w:rPr>
+              <w:t>50)+ISCHOICE(3)</w:t>
             </w:r>
           </w:p>
         </w:tc>
@@ -1741,6 +1903,7 @@
                 <w:szCs w:val="20"/>
               </w:rPr>
             </w:pPr>
+            <w:proofErr w:type="gramStart"/>
             <w:r>
               <w:rPr>
                 <w:rFonts w:ascii="Arial" w:eastAsia="宋体" w:hAnsi="Arial" w:cs="Arial"/>
@@ -1774,6 +1937,7 @@
               </w:rPr>
               <w:t>SPAWN</w:t>
             </w:r>
+            <w:proofErr w:type="gramEnd"/>
           </w:p>
         </w:tc>
       </w:tr>
@@ -1805,6 +1969,7 @@
                 <w:szCs w:val="22"/>
               </w:rPr>
             </w:pPr>
+            <w:proofErr w:type="gramStart"/>
             <w:r>
               <w:rPr>
                 <w:rFonts w:ascii="宋体" w:eastAsia="宋体" w:hAnsi="宋体" w:cs="宋体" w:hint="eastAsia"/>
@@ -1814,7 +1979,32 @@
                 <w:szCs w:val="22"/>
                 <w:lang w:bidi="ar"/>
               </w:rPr>
-              <w:t>DEBUG(choiceA)</w:t>
+              <w:t>DEBUG(</w:t>
+            </w:r>
+            <w:proofErr w:type="spellStart"/>
+            <w:proofErr w:type="gramEnd"/>
+            <w:r>
+              <w:rPr>
+                <w:rFonts w:ascii="宋体" w:eastAsia="宋体" w:hAnsi="宋体" w:cs="宋体" w:hint="eastAsia"/>
+                <w:color w:val="000000"/>
+                <w:kern w:val="0"/>
+                <w:sz w:val="22"/>
+                <w:szCs w:val="22"/>
+                <w:lang w:bidi="ar"/>
+              </w:rPr>
+              <w:t>choiceA</w:t>
+            </w:r>
+            <w:proofErr w:type="spellEnd"/>
+            <w:r>
+              <w:rPr>
+                <w:rFonts w:ascii="宋体" w:eastAsia="宋体" w:hAnsi="宋体" w:cs="宋体" w:hint="eastAsia"/>
+                <w:color w:val="000000"/>
+                <w:kern w:val="0"/>
+                <w:sz w:val="22"/>
+                <w:szCs w:val="22"/>
+                <w:lang w:bidi="ar"/>
+              </w:rPr>
+              <w:t>)</w:t>
             </w:r>
           </w:p>
         </w:tc>
@@ -1889,6 +2079,7 @@
                 <w:szCs w:val="22"/>
               </w:rPr>
             </w:pPr>
+            <w:proofErr w:type="gramStart"/>
             <w:r>
               <w:rPr>
                 <w:rFonts w:ascii="宋体" w:eastAsia="宋体" w:hAnsi="宋体" w:cs="宋体" w:hint="eastAsia"/>
@@ -1898,7 +2089,32 @@
                 <w:szCs w:val="22"/>
                 <w:lang w:bidi="ar"/>
               </w:rPr>
-              <w:t>DEBUG(choiceB)</w:t>
+              <w:t>DEBUG(</w:t>
+            </w:r>
+            <w:proofErr w:type="spellStart"/>
+            <w:proofErr w:type="gramEnd"/>
+            <w:r>
+              <w:rPr>
+                <w:rFonts w:ascii="宋体" w:eastAsia="宋体" w:hAnsi="宋体" w:cs="宋体" w:hint="eastAsia"/>
+                <w:color w:val="000000"/>
+                <w:kern w:val="0"/>
+                <w:sz w:val="22"/>
+                <w:szCs w:val="22"/>
+                <w:lang w:bidi="ar"/>
+              </w:rPr>
+              <w:t>choiceB</w:t>
+            </w:r>
+            <w:proofErr w:type="spellEnd"/>
+            <w:r>
+              <w:rPr>
+                <w:rFonts w:ascii="宋体" w:eastAsia="宋体" w:hAnsi="宋体" w:cs="宋体" w:hint="eastAsia"/>
+                <w:color w:val="000000"/>
+                <w:kern w:val="0"/>
+                <w:sz w:val="22"/>
+                <w:szCs w:val="22"/>
+                <w:lang w:bidi="ar"/>
+              </w:rPr>
+              <w:t>)</w:t>
             </w:r>
           </w:p>
         </w:tc>
@@ -1968,6 +2184,7 @@
                 <w:szCs w:val="22"/>
               </w:rPr>
             </w:pPr>
+            <w:proofErr w:type="gramStart"/>
             <w:r>
               <w:rPr>
                 <w:rFonts w:ascii="宋体" w:eastAsia="宋体" w:hAnsi="宋体" w:cs="宋体" w:hint="eastAsia"/>
@@ -1977,7 +2194,32 @@
                 <w:szCs w:val="22"/>
                 <w:lang w:bidi="ar"/>
               </w:rPr>
-              <w:t>DEBUG(choiceC)</w:t>
+              <w:t>DEBUG(</w:t>
+            </w:r>
+            <w:proofErr w:type="spellStart"/>
+            <w:proofErr w:type="gramEnd"/>
+            <w:r>
+              <w:rPr>
+                <w:rFonts w:ascii="宋体" w:eastAsia="宋体" w:hAnsi="宋体" w:cs="宋体" w:hint="eastAsia"/>
+                <w:color w:val="000000"/>
+                <w:kern w:val="0"/>
+                <w:sz w:val="22"/>
+                <w:szCs w:val="22"/>
+                <w:lang w:bidi="ar"/>
+              </w:rPr>
+              <w:t>choiceC</w:t>
+            </w:r>
+            <w:proofErr w:type="spellEnd"/>
+            <w:r>
+              <w:rPr>
+                <w:rFonts w:ascii="宋体" w:eastAsia="宋体" w:hAnsi="宋体" w:cs="宋体" w:hint="eastAsia"/>
+                <w:color w:val="000000"/>
+                <w:kern w:val="0"/>
+                <w:sz w:val="22"/>
+                <w:szCs w:val="22"/>
+                <w:lang w:bidi="ar"/>
+              </w:rPr>
+              <w:t>)</w:t>
             </w:r>
           </w:p>
         </w:tc>
@@ -2026,11 +2268,19 @@
       </w:tr>
     </w:tbl>
     <w:p>
-      <w:r>
-        <w:rPr>
-          <w:rFonts w:hint="eastAsia"/>
-        </w:rPr>
-        <w:t>参考此示例表格</w:t>
+      <w:proofErr w:type="gramStart"/>
+      <w:r>
+        <w:rPr>
+          <w:rFonts w:hint="eastAsia"/>
+        </w:rPr>
+        <w:t>参考此</w:t>
+      </w:r>
+      <w:proofErr w:type="gramEnd"/>
+      <w:r>
+        <w:rPr>
+          <w:rFonts w:hint="eastAsia"/>
+        </w:rPr>
+        <w:t>示例表格</w:t>
       </w:r>
     </w:p>
     <w:p>
@@ -2109,7 +2359,31 @@
           <w:szCs w:val="22"/>
           <w:lang w:bidi="ar"/>
         </w:rPr>
-        <w:t>DEBUG(choiceA) 方法</w:t>
+        <w:t>DEBUG(</w:t>
+      </w:r>
+      <w:proofErr w:type="spellStart"/>
+      <w:r>
+        <w:rPr>
+          <w:rFonts w:ascii="宋体" w:eastAsia="宋体" w:hAnsi="宋体" w:cs="宋体" w:hint="eastAsia"/>
+          <w:color w:val="000000"/>
+          <w:kern w:val="0"/>
+          <w:sz w:val="22"/>
+          <w:szCs w:val="22"/>
+          <w:lang w:bidi="ar"/>
+        </w:rPr>
+        <w:t>choiceA</w:t>
+      </w:r>
+      <w:proofErr w:type="spellEnd"/>
+      <w:r>
+        <w:rPr>
+          <w:rFonts w:ascii="宋体" w:eastAsia="宋体" w:hAnsi="宋体" w:cs="宋体" w:hint="eastAsia"/>
+          <w:color w:val="000000"/>
+          <w:kern w:val="0"/>
+          <w:sz w:val="22"/>
+          <w:szCs w:val="22"/>
+          <w:lang w:bidi="ar"/>
+        </w:rPr>
+        <w:t>) 方法</w:t>
       </w:r>
     </w:p>
     <w:p>
@@ -2132,7 +2406,31 @@
           <w:szCs w:val="22"/>
           <w:lang w:bidi="ar"/>
         </w:rPr>
-        <w:t>如果点击选项B按钮,就会执行DEBUG(choiceB)方法</w:t>
+        <w:t>如果点击选项B按钮,就会执行DEBUG(</w:t>
+      </w:r>
+      <w:proofErr w:type="spellStart"/>
+      <w:r>
+        <w:rPr>
+          <w:rFonts w:ascii="宋体" w:eastAsia="宋体" w:hAnsi="宋体" w:cs="宋体" w:hint="eastAsia"/>
+          <w:color w:val="000000"/>
+          <w:kern w:val="0"/>
+          <w:sz w:val="22"/>
+          <w:szCs w:val="22"/>
+          <w:lang w:bidi="ar"/>
+        </w:rPr>
+        <w:t>choiceB</w:t>
+      </w:r>
+      <w:proofErr w:type="spellEnd"/>
+      <w:r>
+        <w:rPr>
+          <w:rFonts w:ascii="宋体" w:eastAsia="宋体" w:hAnsi="宋体" w:cs="宋体" w:hint="eastAsia"/>
+          <w:color w:val="000000"/>
+          <w:kern w:val="0"/>
+          <w:sz w:val="22"/>
+          <w:szCs w:val="22"/>
+          <w:lang w:bidi="ar"/>
+        </w:rPr>
+        <w:t>)方法</w:t>
       </w:r>
     </w:p>
     <w:p>
@@ -2182,7 +2480,35 @@
           <w:szCs w:val="22"/>
           <w:lang w:bidi="ar"/>
         </w:rPr>
-        <w:t>注意，不要在ISCHOICE方法中接JUMPTO，单独给选项建表格才行</w:t>
+        <w:t>注意，不要在ISCHOICE方法中接JUMPTO，单独给</w:t>
+      </w:r>
+      <w:proofErr w:type="gramStart"/>
+      <w:r>
+        <w:rPr>
+          <w:rFonts w:ascii="宋体" w:eastAsia="宋体" w:hAnsi="宋体" w:cs="宋体" w:hint="eastAsia"/>
+          <w:b/>
+          <w:bCs/>
+          <w:color w:val="000000"/>
+          <w:kern w:val="0"/>
+          <w:sz w:val="22"/>
+          <w:szCs w:val="22"/>
+          <w:lang w:bidi="ar"/>
+        </w:rPr>
+        <w:t>选项建表格</w:t>
+      </w:r>
+      <w:proofErr w:type="gramEnd"/>
+      <w:r>
+        <w:rPr>
+          <w:rFonts w:ascii="宋体" w:eastAsia="宋体" w:hAnsi="宋体" w:cs="宋体" w:hint="eastAsia"/>
+          <w:b/>
+          <w:bCs/>
+          <w:color w:val="000000"/>
+          <w:kern w:val="0"/>
+          <w:sz w:val="22"/>
+          <w:szCs w:val="22"/>
+          <w:lang w:bidi="ar"/>
+        </w:rPr>
+        <w:t>才行</w:t>
       </w:r>
     </w:p>
     <w:p>
@@ -2217,7 +2543,31 @@
           <w:szCs w:val="22"/>
           <w:lang w:bidi="ar"/>
         </w:rPr>
-        <w:t>NEXT(A,B)</w:t>
+        <w:t>NEXT(</w:t>
+      </w:r>
+      <w:proofErr w:type="gramStart"/>
+      <w:r>
+        <w:rPr>
+          <w:rFonts w:ascii="宋体" w:eastAsia="宋体" w:hAnsi="宋体" w:cs="宋体" w:hint="eastAsia"/>
+          <w:color w:val="000000"/>
+          <w:kern w:val="0"/>
+          <w:sz w:val="22"/>
+          <w:szCs w:val="22"/>
+          <w:lang w:bidi="ar"/>
+        </w:rPr>
+        <w:t>A,B</w:t>
+      </w:r>
+      <w:proofErr w:type="gramEnd"/>
+      <w:r>
+        <w:rPr>
+          <w:rFonts w:ascii="宋体" w:eastAsia="宋体" w:hAnsi="宋体" w:cs="宋体" w:hint="eastAsia"/>
+          <w:color w:val="000000"/>
+          <w:kern w:val="0"/>
+          <w:sz w:val="22"/>
+          <w:szCs w:val="22"/>
+          <w:lang w:bidi="ar"/>
+        </w:rPr>
+        <w:t>)</w:t>
       </w:r>
     </w:p>
     <w:p>
@@ -2380,7 +2730,31 @@
           <w:szCs w:val="22"/>
           <w:lang w:bidi="ar"/>
         </w:rPr>
-        <w:t>IF(A,B,C)</w:t>
+        <w:t>IF(</w:t>
+      </w:r>
+      <w:proofErr w:type="gramStart"/>
+      <w:r>
+        <w:rPr>
+          <w:rFonts w:ascii="宋体" w:eastAsia="宋体" w:hAnsi="宋体" w:cs="宋体" w:hint="eastAsia"/>
+          <w:color w:val="000000"/>
+          <w:kern w:val="0"/>
+          <w:sz w:val="22"/>
+          <w:szCs w:val="22"/>
+          <w:lang w:bidi="ar"/>
+        </w:rPr>
+        <w:t>A,B</w:t>
+      </w:r>
+      <w:proofErr w:type="gramEnd"/>
+      <w:r>
+        <w:rPr>
+          <w:rFonts w:ascii="宋体" w:eastAsia="宋体" w:hAnsi="宋体" w:cs="宋体" w:hint="eastAsia"/>
+          <w:color w:val="000000"/>
+          <w:kern w:val="0"/>
+          <w:sz w:val="22"/>
+          <w:szCs w:val="22"/>
+          <w:lang w:bidi="ar"/>
+        </w:rPr>
+        <w:t>,C)</w:t>
       </w:r>
     </w:p>
     <w:p>
@@ -2426,8 +2800,21 @@
           <w:szCs w:val="22"/>
           <w:lang w:bidi="ar"/>
         </w:rPr>
-        <w:t>除了用来判断隐藏剧情,还可以用来做事件行</w:t>
-      </w:r>
+        <w:t>除了用来判断隐藏剧情,还可以用来</w:t>
+      </w:r>
+      <w:proofErr w:type="gramStart"/>
+      <w:r>
+        <w:rPr>
+          <w:rFonts w:ascii="宋体" w:eastAsia="宋体" w:hAnsi="宋体" w:cs="宋体" w:hint="eastAsia"/>
+          <w:color w:val="000000"/>
+          <w:kern w:val="0"/>
+          <w:sz w:val="22"/>
+          <w:szCs w:val="22"/>
+          <w:lang w:bidi="ar"/>
+        </w:rPr>
+        <w:t>做事件行</w:t>
+      </w:r>
+      <w:proofErr w:type="gramEnd"/>
     </w:p>
     <w:p>
       <w:pPr>
@@ -2779,6 +3166,7 @@
           <w:lang w:bidi="ar"/>
         </w:rPr>
       </w:pPr>
+      <w:proofErr w:type="gramStart"/>
       <w:r>
         <w:rPr>
           <w:rFonts w:cs="宋体"/>
@@ -2787,7 +3175,40 @@
           <w:szCs w:val="22"/>
           <w:lang w:bidi="ar"/>
         </w:rPr>
-        <w:t>END(string A,int B)</w:t>
+        <w:t>END(</w:t>
+      </w:r>
+      <w:proofErr w:type="gramEnd"/>
+      <w:r>
+        <w:rPr>
+          <w:rFonts w:cs="宋体"/>
+          <w:color w:val="000000"/>
+          <w:sz w:val="22"/>
+          <w:szCs w:val="22"/>
+          <w:lang w:bidi="ar"/>
+        </w:rPr>
+        <w:t xml:space="preserve">string </w:t>
+      </w:r>
+      <w:proofErr w:type="spellStart"/>
+      <w:r>
+        <w:rPr>
+          <w:rFonts w:cs="宋体"/>
+          <w:color w:val="000000"/>
+          <w:sz w:val="22"/>
+          <w:szCs w:val="22"/>
+          <w:lang w:bidi="ar"/>
+        </w:rPr>
+        <w:t>A,int</w:t>
+      </w:r>
+      <w:proofErr w:type="spellEnd"/>
+      <w:r>
+        <w:rPr>
+          <w:rFonts w:cs="宋体"/>
+          <w:color w:val="000000"/>
+          <w:sz w:val="22"/>
+          <w:szCs w:val="22"/>
+          <w:lang w:bidi="ar"/>
+        </w:rPr>
+        <w:t xml:space="preserve"> B)</w:t>
       </w:r>
     </w:p>
     <w:p>
@@ -3027,7 +3448,29 @@
           <w:szCs w:val="22"/>
           <w:lang w:bidi="ar"/>
         </w:rPr>
-        <w:t>游戏失败.打开失败界面,可以读档或者回到这段剧情开始的位置</w:t>
+        <w:t>游戏失败.打开失败界面,可以</w:t>
+      </w:r>
+      <w:proofErr w:type="gramStart"/>
+      <w:r>
+        <w:rPr>
+          <w:rFonts w:cs="宋体"/>
+          <w:color w:val="000000"/>
+          <w:sz w:val="22"/>
+          <w:szCs w:val="22"/>
+          <w:lang w:bidi="ar"/>
+        </w:rPr>
+        <w:t>读档或者</w:t>
+      </w:r>
+      <w:proofErr w:type="gramEnd"/>
+      <w:r>
+        <w:rPr>
+          <w:rFonts w:cs="宋体"/>
+          <w:color w:val="000000"/>
+          <w:sz w:val="22"/>
+          <w:szCs w:val="22"/>
+          <w:lang w:bidi="ar"/>
+        </w:rPr>
+        <w:t>回到这段剧情开始的位置</w:t>
       </w:r>
     </w:p>
     <w:p>
@@ -3104,6 +3547,7 @@
         </w:rPr>
         <w:t>(string)</w:t>
       </w:r>
+      <w:proofErr w:type="gramStart"/>
       <w:r>
         <w:rPr>
           <w:rFonts w:hint="eastAsia"/>
@@ -3117,7 +3561,14 @@
         <w:rPr>
           <w:rFonts w:hint="eastAsia"/>
         </w:rPr>
-        <w:t>(int)</w:t>
+        <w:t>(</w:t>
+      </w:r>
+      <w:proofErr w:type="gramEnd"/>
+      <w:r>
+        <w:rPr>
+          <w:rFonts w:hint="eastAsia"/>
+        </w:rPr>
+        <w:t>int)</w:t>
       </w:r>
       <w:r>
         <w:rPr>
@@ -3260,7 +3711,15 @@
         <w:t>1</w:t>
       </w:r>
       <w:r>
-        <w:t>,10,START_WIN,1,START_LOSE,1)</w:t>
+        <w:t>,</w:t>
+      </w:r>
+      <w:proofErr w:type="gramStart"/>
+      <w:r>
+        <w:t>10,START</w:t>
+      </w:r>
+      <w:proofErr w:type="gramEnd"/>
+      <w:r>
+        <w:t>_WIN,1,START_LOSE,1)</w:t>
       </w:r>
     </w:p>
     <w:p>
@@ -3270,18 +3729,22 @@
         </w:rPr>
         <w:t>这个方法会检定</w:t>
       </w:r>
+      <w:proofErr w:type="gramStart"/>
       <w:r>
         <w:t>”</w:t>
       </w:r>
+      <w:proofErr w:type="gramEnd"/>
       <w:r>
         <w:rPr>
           <w:rFonts w:hint="eastAsia"/>
         </w:rPr>
         <w:t>YIZHI</w:t>
       </w:r>
+      <w:proofErr w:type="gramStart"/>
       <w:r>
         <w:t>”</w:t>
       </w:r>
+      <w:proofErr w:type="gramEnd"/>
       <w:r>
         <w:rPr>
           <w:rFonts w:hint="eastAsia"/>
@@ -3328,7 +3791,21 @@
         <w:rPr>
           <w:rFonts w:hint="eastAsia"/>
         </w:rPr>
-        <w:t>如果检定值≥</w:t>
+        <w:t>如果</w:t>
+      </w:r>
+      <w:proofErr w:type="gramStart"/>
+      <w:r>
+        <w:rPr>
+          <w:rFonts w:hint="eastAsia"/>
+        </w:rPr>
+        <w:t>检定值</w:t>
+      </w:r>
+      <w:proofErr w:type="gramEnd"/>
+      <w:r>
+        <w:rPr>
+          <w:rFonts w:hint="eastAsia"/>
+        </w:rPr>
+        <w:t>≥</w:t>
       </w:r>
       <w:r>
         <w:rPr>
@@ -3390,8 +3867,16 @@
         <w:rPr>
           <w:rFonts w:hint="eastAsia"/>
         </w:rPr>
-        <w:t>如果检定值</w:t>
-      </w:r>
+        <w:t>如果</w:t>
+      </w:r>
+      <w:proofErr w:type="gramStart"/>
+      <w:r>
+        <w:rPr>
+          <w:rFonts w:hint="eastAsia"/>
+        </w:rPr>
+        <w:t>检定值</w:t>
+      </w:r>
+      <w:proofErr w:type="gramEnd"/>
       <w:r>
         <w:rPr>
           <w:rFonts w:hint="eastAsia"/>
@@ -3452,6 +3937,7 @@
           <w:lang w:bidi="ar"/>
         </w:rPr>
       </w:pPr>
+      <w:proofErr w:type="gramStart"/>
       <w:r>
         <w:rPr>
           <w:rFonts w:cs="宋体"/>
@@ -3460,7 +3946,18 @@
           <w:szCs w:val="22"/>
           <w:lang w:bidi="ar"/>
         </w:rPr>
-        <w:t>ITEM(string A)</w:t>
+        <w:t>ITEM(</w:t>
+      </w:r>
+      <w:proofErr w:type="gramEnd"/>
+      <w:r>
+        <w:rPr>
+          <w:rFonts w:cs="宋体"/>
+          <w:color w:val="000000"/>
+          <w:sz w:val="22"/>
+          <w:szCs w:val="22"/>
+          <w:lang w:bidi="ar"/>
+        </w:rPr>
+        <w:t>string A)</w:t>
       </w:r>
     </w:p>
     <w:p>
@@ -3506,7 +4003,29 @@
           <w:szCs w:val="22"/>
           <w:lang w:bidi="ar"/>
         </w:rPr>
-        <w:t>A可以包含多个tag,比如ITEM(BATTLE+HEALTH)</w:t>
+        <w:t>A可以包含多个</w:t>
+      </w:r>
+      <w:proofErr w:type="gramStart"/>
+      <w:r>
+        <w:rPr>
+          <w:rFonts w:cs="宋体"/>
+          <w:color w:val="000000"/>
+          <w:sz w:val="22"/>
+          <w:szCs w:val="22"/>
+          <w:lang w:bidi="ar"/>
+        </w:rPr>
+        <w:t>tag,比如</w:t>
+      </w:r>
+      <w:proofErr w:type="gramEnd"/>
+      <w:r>
+        <w:rPr>
+          <w:rFonts w:cs="宋体"/>
+          <w:color w:val="000000"/>
+          <w:sz w:val="22"/>
+          <w:szCs w:val="22"/>
+          <w:lang w:bidi="ar"/>
+        </w:rPr>
+        <w:t>ITEM(BATTLE+HEALTH)</w:t>
       </w:r>
     </w:p>
     <w:p>
@@ -3579,9 +4098,11 @@
       </w:r>
     </w:p>
     <w:p>
+      <w:proofErr w:type="gramStart"/>
       <w:r>
         <w:t>!CHECKVIEW</w:t>
       </w:r>
+      <w:proofErr w:type="gramEnd"/>
     </w:p>
     <w:p>
       <w:r>
@@ -3592,6 +4113,7 @@
       </w:r>
     </w:p>
     <w:p>
+      <w:proofErr w:type="gramStart"/>
       <w:r>
         <w:t>!</w:t>
       </w:r>
@@ -3604,6 +4126,7 @@
       <w:r>
         <w:t>SPAWN</w:t>
       </w:r>
+      <w:proofErr w:type="gramEnd"/>
     </w:p>
     <w:p>
       <w:r>
@@ -3622,7 +4145,21 @@
         <w:rPr>
           <w:rFonts w:hint="eastAsia"/>
         </w:rPr>
-        <w:t>一般是用于纯事件工具行的</w:t>
+        <w:t>一般是用于</w:t>
+      </w:r>
+      <w:proofErr w:type="gramStart"/>
+      <w:r>
+        <w:rPr>
+          <w:rFonts w:hint="eastAsia"/>
+        </w:rPr>
+        <w:t>纯事件</w:t>
+      </w:r>
+      <w:proofErr w:type="gramEnd"/>
+      <w:r>
+        <w:rPr>
+          <w:rFonts w:hint="eastAsia"/>
+        </w:rPr>
+        <w:t>工具行的</w:t>
       </w:r>
     </w:p>
     <w:p/>
@@ -3644,9 +4181,11 @@
     </w:p>
     <w:p/>
     <w:p>
+      <w:proofErr w:type="gramStart"/>
       <w:r>
         <w:t>BATTLE(</w:t>
       </w:r>
+      <w:proofErr w:type="gramEnd"/>
       <w:r>
         <w:t>string A</w:t>
       </w:r>
@@ -3712,7 +4251,15 @@
         <w:t>举例：</w:t>
       </w:r>
       <w:r>
-        <w:t>BATTLE(PR1-2BATTLE,PR2)</w:t>
+        <w:t>BATTLE(PR1-2</w:t>
+      </w:r>
+      <w:proofErr w:type="gramStart"/>
+      <w:r>
+        <w:t>BATTLE,PR</w:t>
+      </w:r>
+      <w:proofErr w:type="gramEnd"/>
+      <w:r>
+        <w:t>2)</w:t>
       </w:r>
     </w:p>
     <w:p>
@@ -3749,12 +4296,14 @@
       <w:r>
         <w:t xml:space="preserve"> int </w:t>
       </w:r>
+      <w:proofErr w:type="spellStart"/>
       <w:r>
         <w:rPr>
           <w:rFonts w:hint="eastAsia"/>
         </w:rPr>
         <w:t>presetID</w:t>
       </w:r>
+      <w:proofErr w:type="spellEnd"/>
       <w:r>
         <w:t>)</w:t>
       </w:r>
@@ -3766,24 +4315,28 @@
         </w:rPr>
         <w:t>在对应的战斗场景的</w:t>
       </w:r>
+      <w:proofErr w:type="spellStart"/>
       <w:r>
         <w:rPr>
           <w:rFonts w:hint="eastAsia"/>
         </w:rPr>
         <w:t>BattleScene</w:t>
       </w:r>
+      <w:proofErr w:type="spellEnd"/>
       <w:r>
         <w:rPr>
           <w:rFonts w:hint="eastAsia"/>
         </w:rPr>
         <w:t>上的</w:t>
       </w:r>
+      <w:proofErr w:type="spellStart"/>
       <w:r>
         <w:rPr>
           <w:rFonts w:hint="eastAsia"/>
         </w:rPr>
         <w:t>BattleSetController</w:t>
       </w:r>
+      <w:proofErr w:type="spellEnd"/>
       <w:r>
         <w:rPr>
           <w:rFonts w:hint="eastAsia"/>
@@ -3802,12 +4355,14 @@
         </w:rPr>
         <w:t>战斗中，</w:t>
       </w:r>
+      <w:proofErr w:type="spellStart"/>
       <w:r>
         <w:rPr>
           <w:rFonts w:hint="eastAsia"/>
         </w:rPr>
         <w:t>presetID</w:t>
       </w:r>
+      <w:proofErr w:type="spellEnd"/>
       <w:r>
         <w:rPr>
           <w:rFonts w:hint="eastAsia"/>
@@ -3915,6 +4470,7 @@
     </w:p>
     <w:p/>
     <w:p>
+      <w:proofErr w:type="gramStart"/>
       <w:r>
         <w:t>DAYTIME</w:t>
       </w:r>
@@ -3924,6 +4480,7 @@
         </w:rPr>
         <w:t>(</w:t>
       </w:r>
+      <w:proofErr w:type="gramEnd"/>
       <w:r>
         <w:t>int num)</w:t>
       </w:r>
@@ -3960,6 +4517,7 @@
       </w:r>
     </w:p>
     <w:p>
+      <w:proofErr w:type="gramStart"/>
       <w:r>
         <w:t>CGACTIVE</w:t>
       </w:r>
@@ -3969,6 +4527,7 @@
         </w:rPr>
         <w:t>(</w:t>
       </w:r>
+      <w:proofErr w:type="gramEnd"/>
       <w:r>
         <w:t>int option)</w:t>
       </w:r>
@@ -4036,6 +4595,7 @@
       </w:r>
     </w:p>
     <w:p>
+      <w:proofErr w:type="gramStart"/>
       <w:r>
         <w:t>SMALLMAP</w:t>
       </w:r>
@@ -4045,6 +4605,7 @@
         </w:rPr>
         <w:t>(</w:t>
       </w:r>
+      <w:proofErr w:type="gramEnd"/>
       <w:r>
         <w:t>int id, int active)</w:t>
       </w:r>
@@ -4135,6 +4696,7 @@
       </w:r>
     </w:p>
     <w:p>
+      <w:proofErr w:type="gramStart"/>
       <w:r>
         <w:t>SAVE</w:t>
       </w:r>
@@ -4146,7 +4708,40 @@
           <w:szCs w:val="22"/>
           <w:lang w:bidi="ar"/>
         </w:rPr>
-        <w:t>(string A,int B)</w:t>
+        <w:t>(</w:t>
+      </w:r>
+      <w:proofErr w:type="gramEnd"/>
+      <w:r>
+        <w:rPr>
+          <w:rFonts w:cs="宋体"/>
+          <w:color w:val="000000"/>
+          <w:sz w:val="22"/>
+          <w:szCs w:val="22"/>
+          <w:lang w:bidi="ar"/>
+        </w:rPr>
+        <w:t xml:space="preserve">string </w:t>
+      </w:r>
+      <w:proofErr w:type="spellStart"/>
+      <w:r>
+        <w:rPr>
+          <w:rFonts w:cs="宋体"/>
+          <w:color w:val="000000"/>
+          <w:sz w:val="22"/>
+          <w:szCs w:val="22"/>
+          <w:lang w:bidi="ar"/>
+        </w:rPr>
+        <w:t>A,int</w:t>
+      </w:r>
+      <w:proofErr w:type="spellEnd"/>
+      <w:r>
+        <w:rPr>
+          <w:rFonts w:cs="宋体"/>
+          <w:color w:val="000000"/>
+          <w:sz w:val="22"/>
+          <w:szCs w:val="22"/>
+          <w:lang w:bidi="ar"/>
+        </w:rPr>
+        <w:t xml:space="preserve"> B)</w:t>
       </w:r>
     </w:p>
     <w:p>
@@ -4336,13 +4931,69 @@
         <w:rPr>
           <w:rFonts w:hint="eastAsia"/>
         </w:rPr>
+        <w:t>秒，</w:t>
+      </w:r>
+      <w:r>
+        <w:rPr>
+          <w:rFonts w:hint="eastAsia"/>
+        </w:rPr>
+        <w:t>淡出淡入</w:t>
+      </w:r>
+      <w:r>
+        <w:rPr>
+          <w:rFonts w:hint="eastAsia"/>
+        </w:rPr>
+        <w:t>1</w:t>
+      </w:r>
+      <w:r>
+        <w:t>.5</w:t>
+      </w:r>
+      <w:r>
+        <w:rPr>
+          <w:rFonts w:hint="eastAsia"/>
+        </w:rPr>
         <w:t>秒</w:t>
       </w:r>
-      <w:r>
-        <w:rPr>
-          <w:rFonts w:hint="eastAsia"/>
-        </w:rPr>
-        <w:t>，</w:t>
+    </w:p>
+    <w:p>
+      <w:r>
+        <w:t>FULLCG</w:t>
+      </w:r>
+      <w:r>
+        <w:rPr>
+          <w:rFonts w:hint="eastAsia"/>
+        </w:rPr>
+        <w:t>（图片名</w:t>
+      </w:r>
+      <w:r>
+        <w:rPr>
+          <w:rFonts w:hint="eastAsia"/>
+        </w:rPr>
+        <w:t>,</w:t>
+      </w:r>
+      <w:r>
+        <w:t xml:space="preserve"> </w:t>
+      </w:r>
+      <w:r>
+        <w:rPr>
+          <w:rFonts w:hint="eastAsia"/>
+        </w:rPr>
+        <w:t>显示时长）</w:t>
+      </w:r>
+      <w:r>
+        <w:t xml:space="preserve">                </w:t>
+      </w:r>
+      <w:r>
+        <w:rPr>
+          <w:rFonts w:hint="eastAsia"/>
+        </w:rPr>
+        <w:t xml:space="preserve"># </w:t>
+      </w:r>
+      <w:r>
+        <w:rPr>
+          <w:rFonts w:hint="eastAsia"/>
+        </w:rPr>
+        <w:t>指定持续显示时长，</w:t>
       </w:r>
       <w:r>
         <w:rPr>
@@ -4365,6 +5016,9 @@
         </w:rPr>
         <w:t>秒</w:t>
       </w:r>
+      <w:r>
+        <w:t xml:space="preserve"> </w:t>
+      </w:r>
     </w:p>
     <w:p>
       <w:r>
@@ -4389,17 +5043,25 @@
         <w:rPr>
           <w:rFonts w:hint="eastAsia"/>
         </w:rPr>
-        <w:t>显示时长）</w:t>
-      </w:r>
-      <w:r>
-        <w:t xml:space="preserve">                </w:t>
-      </w:r>
-      <w:r>
-        <w:rPr>
-          <w:rFonts w:hint="eastAsia"/>
-        </w:rPr>
-        <w:t xml:space="preserve"># </w:t>
-      </w:r>
+        <w:t>显示时长，淡入淡出时长</w:t>
+      </w:r>
+      <w:proofErr w:type="gramStart"/>
+      <w:r>
+        <w:rPr>
+          <w:rFonts w:hint="eastAsia"/>
+        </w:rPr>
+        <w:t>）</w:t>
+      </w:r>
+      <w:r>
+        <w:t xml:space="preserve">  </w:t>
+      </w:r>
+      <w:r>
+        <w:rPr>
+          <w:rFonts w:hint="eastAsia"/>
+        </w:rPr>
+        <w:t>#</w:t>
+      </w:r>
+      <w:proofErr w:type="gramEnd"/>
       <w:r>
         <w:rPr>
           <w:rFonts w:hint="eastAsia"/>
@@ -4410,84 +5072,7 @@
         <w:rPr>
           <w:rFonts w:hint="eastAsia"/>
         </w:rPr>
-        <w:t>，</w:t>
-      </w:r>
-      <w:r>
-        <w:rPr>
-          <w:rFonts w:hint="eastAsia"/>
-        </w:rPr>
-        <w:t>淡出淡入</w:t>
-      </w:r>
-      <w:r>
-        <w:rPr>
-          <w:rFonts w:hint="eastAsia"/>
-        </w:rPr>
-        <w:t>1</w:t>
-      </w:r>
-      <w:r>
-        <w:t>.5</w:t>
-      </w:r>
-      <w:r>
-        <w:rPr>
-          <w:rFonts w:hint="eastAsia"/>
-        </w:rPr>
-        <w:t>秒</w:t>
-      </w:r>
-      <w:r>
-        <w:t xml:space="preserve"> </w:t>
-      </w:r>
-    </w:p>
-    <w:p>
-      <w:r>
-        <w:t>FULLCG</w:t>
-      </w:r>
-      <w:r>
-        <w:rPr>
-          <w:rFonts w:hint="eastAsia"/>
-        </w:rPr>
-        <w:t>（图片名</w:t>
-      </w:r>
-      <w:r>
-        <w:rPr>
-          <w:rFonts w:hint="eastAsia"/>
-        </w:rPr>
-        <w:t>,</w:t>
-      </w:r>
-      <w:r>
-        <w:t xml:space="preserve"> </w:t>
-      </w:r>
-      <w:r>
-        <w:rPr>
-          <w:rFonts w:hint="eastAsia"/>
-        </w:rPr>
-        <w:t>显示时长，淡入淡出时长）</w:t>
-      </w:r>
-      <w:r>
-        <w:t xml:space="preserve">  </w:t>
-      </w:r>
-      <w:r>
-        <w:rPr>
-          <w:rFonts w:hint="eastAsia"/>
-        </w:rPr>
-        <w:t>#</w:t>
-      </w:r>
-      <w:r>
-        <w:rPr>
-          <w:rFonts w:hint="eastAsia"/>
-        </w:rPr>
-        <w:t>指定持续显示时长</w:t>
-      </w:r>
-      <w:r>
-        <w:rPr>
-          <w:rFonts w:hint="eastAsia"/>
-        </w:rPr>
-        <w:t>，</w:t>
-      </w:r>
-      <w:r>
-        <w:rPr>
-          <w:rFonts w:hint="eastAsia"/>
-        </w:rPr>
-        <w:t>指定淡出淡入时长</w:t>
+        <w:t>，指定淡出淡入时长</w:t>
       </w:r>
     </w:p>
     <w:p>
@@ -4499,8 +5084,13 @@
       </w:r>
     </w:p>
     <w:p>
-      <w:r>
-        <w:t>FULLCG(CGSP2, 5, 10)</w:t>
+      <w:proofErr w:type="gramStart"/>
+      <w:r>
+        <w:t>FULLCG(</w:t>
+      </w:r>
+      <w:proofErr w:type="gramEnd"/>
+      <w:r>
+        <w:t>CGSP2, 5, 10)</w:t>
       </w:r>
       <w:r>
         <w:t xml:space="preserve">        </w:t>
@@ -4591,9 +5181,11 @@
       </w:r>
     </w:p>
     <w:p>
+      <w:proofErr w:type="gramStart"/>
       <w:r>
         <w:t>HALFCG(</w:t>
       </w:r>
+      <w:proofErr w:type="gramEnd"/>
       <w:r>
         <w:rPr>
           <w:rFonts w:hint="eastAsia"/>
@@ -4679,7 +5271,21 @@
           <w:rFonts w:hint="eastAsia"/>
         </w:rPr>
         <w:lastRenderedPageBreak/>
-        <w:t>在对话框之下，头像框道具框以上全屏显示，直到下一个</w:t>
+        <w:t>在对话框之下，头像框道具</w:t>
+      </w:r>
+      <w:proofErr w:type="gramStart"/>
+      <w:r>
+        <w:rPr>
+          <w:rFonts w:hint="eastAsia"/>
+        </w:rPr>
+        <w:t>框以上</w:t>
+      </w:r>
+      <w:proofErr w:type="gramEnd"/>
+      <w:r>
+        <w:rPr>
+          <w:rFonts w:hint="eastAsia"/>
+        </w:rPr>
+        <w:t>全屏显示，直到下一个</w:t>
       </w:r>
       <w:r>
         <w:rPr>
@@ -4715,11 +5321,19 @@
       </w:r>
     </w:p>
     <w:p>
-      <w:r>
-        <w:rPr>
-          <w:rFonts w:hint="eastAsia"/>
-        </w:rPr>
-        <w:t>SHOP(int</w:t>
+      <w:proofErr w:type="gramStart"/>
+      <w:r>
+        <w:rPr>
+          <w:rFonts w:hint="eastAsia"/>
+        </w:rPr>
+        <w:t>SHOP(</w:t>
+      </w:r>
+      <w:proofErr w:type="gramEnd"/>
+      <w:r>
+        <w:rPr>
+          <w:rFonts w:hint="eastAsia"/>
+        </w:rPr>
+        <w:t>int</w:t>
       </w:r>
       <w:r>
         <w:t xml:space="preserve"> id)</w:t>
@@ -4733,8 +5347,21 @@
         <w:t>开启商店显示界面，在</w:t>
       </w:r>
       <w:r>
-        <w:t>Assets/ScriptableObjects/ShopListSO.asset</w:t>
-      </w:r>
+        <w:t>Assets/</w:t>
+      </w:r>
+      <w:proofErr w:type="spellStart"/>
+      <w:r>
+        <w:t>ScriptableObjects</w:t>
+      </w:r>
+      <w:proofErr w:type="spellEnd"/>
+      <w:r>
+        <w:t>/</w:t>
+      </w:r>
+      <w:proofErr w:type="spellStart"/>
+      <w:r>
+        <w:t>ShopListSO.asset</w:t>
+      </w:r>
+      <w:proofErr w:type="spellEnd"/>
       <w:r>
         <w:rPr>
           <w:rFonts w:hint="eastAsia"/>
@@ -4814,12 +5441,14 @@
       </w:r>
     </w:p>
     <w:p>
+      <w:proofErr w:type="gramStart"/>
       <w:r>
         <w:rPr>
           <w:rFonts w:hint="eastAsia"/>
         </w:rPr>
         <w:t>CHAPTER(</w:t>
       </w:r>
+      <w:proofErr w:type="gramEnd"/>
       <w:r>
         <w:rPr>
           <w:rFonts w:hint="eastAsia"/>
@@ -4829,12 +5458,14 @@
       <w:r>
         <w:t xml:space="preserve"> </w:t>
       </w:r>
+      <w:proofErr w:type="spellStart"/>
       <w:r>
         <w:rPr>
           <w:rFonts w:hint="eastAsia"/>
         </w:rPr>
         <w:t>chapterName</w:t>
       </w:r>
+      <w:proofErr w:type="spellEnd"/>
       <w:r>
         <w:rPr>
           <w:rFonts w:hint="eastAsia"/>
@@ -4853,12 +5484,14 @@
       <w:r>
         <w:t xml:space="preserve"> </w:t>
       </w:r>
+      <w:proofErr w:type="spellStart"/>
       <w:r>
         <w:rPr>
           <w:rFonts w:hint="eastAsia"/>
         </w:rPr>
         <w:t>fadeTime</w:t>
       </w:r>
+      <w:proofErr w:type="spellEnd"/>
       <w:r>
         <w:rPr>
           <w:rFonts w:hint="eastAsia"/>
@@ -4897,11 +5530,19 @@
         </w:rPr>
         <w:t>在剧情面板上显示章节标题。</w:t>
       </w:r>
-      <w:r>
-        <w:rPr>
-          <w:rFonts w:hint="eastAsia"/>
-        </w:rPr>
-        <w:t xml:space="preserve">fadeTime </w:t>
+      <w:proofErr w:type="spellStart"/>
+      <w:r>
+        <w:rPr>
+          <w:rFonts w:hint="eastAsia"/>
+        </w:rPr>
+        <w:t>fadeTime</w:t>
+      </w:r>
+      <w:proofErr w:type="spellEnd"/>
+      <w:r>
+        <w:rPr>
+          <w:rFonts w:hint="eastAsia"/>
+        </w:rPr>
+        <w:t xml:space="preserve"> </w:t>
       </w:r>
       <w:r>
         <w:rPr>
@@ -4929,12 +5570,14 @@
         </w:rPr>
         <w:t>示例：</w:t>
       </w:r>
+      <w:proofErr w:type="gramStart"/>
       <w:r>
         <w:rPr>
           <w:rFonts w:hint="eastAsia"/>
         </w:rPr>
         <w:t>CHAPTER(</w:t>
       </w:r>
+      <w:proofErr w:type="gramEnd"/>
       <w:r>
         <w:rPr>
           <w:rFonts w:hint="eastAsia"/>
@@ -5361,6 +6004,7 @@
         </w:rPr>
         <w:t>案例：</w:t>
       </w:r>
+      <w:proofErr w:type="gramStart"/>
       <w:r>
         <w:t>MODIFY</w:t>
       </w:r>
@@ -5368,7 +6012,14 @@
         <w:rPr>
           <w:rFonts w:hint="eastAsia"/>
         </w:rPr>
-        <w:t>(1,</w:t>
+        <w:t>(</w:t>
+      </w:r>
+      <w:proofErr w:type="gramEnd"/>
+      <w:r>
+        <w:rPr>
+          <w:rFonts w:hint="eastAsia"/>
+        </w:rPr>
+        <w:t>1,</w:t>
       </w:r>
       <w:r>
         <w:t xml:space="preserve"> </w:t>
@@ -5467,6 +6118,7 @@
         </w:rPr>
         <w:t>格式：</w:t>
       </w:r>
+      <w:proofErr w:type="gramStart"/>
       <w:r>
         <w:t>TUTORIAL</w:t>
       </w:r>
@@ -5476,6 +6128,7 @@
         </w:rPr>
         <w:t>(</w:t>
       </w:r>
+      <w:proofErr w:type="gramEnd"/>
       <w:r>
         <w:t xml:space="preserve">string </w:t>
       </w:r>
@@ -5513,12 +6166,14 @@
       <w:r>
         <w:t xml:space="preserve"> </w:t>
       </w:r>
+      <w:proofErr w:type="spellStart"/>
       <w:r>
         <w:rPr>
           <w:rFonts w:hint="eastAsia"/>
         </w:rPr>
         <w:t>DataBase</w:t>
       </w:r>
+      <w:proofErr w:type="spellEnd"/>
       <w:r>
         <w:t xml:space="preserve"> </w:t>
       </w:r>
@@ -5545,6 +6200,7 @@
         </w:rPr>
         <w:t>案例：</w:t>
       </w:r>
+      <w:proofErr w:type="gramStart"/>
       <w:r>
         <w:t>TUTORIAL</w:t>
       </w:r>
@@ -5554,6 +6210,7 @@
         </w:rPr>
         <w:t>(</w:t>
       </w:r>
+      <w:proofErr w:type="gramEnd"/>
       <w:r>
         <w:t>string</w:t>
       </w:r>
@@ -5660,12 +6317,14 @@
         </w:rPr>
         <w:t>格式：</w:t>
       </w:r>
+      <w:proofErr w:type="gramStart"/>
       <w:r>
         <w:rPr>
           <w:rFonts w:hint="eastAsia"/>
         </w:rPr>
         <w:t>TOMAP(</w:t>
       </w:r>
+      <w:proofErr w:type="gramEnd"/>
       <w:r>
         <w:t xml:space="preserve">string </w:t>
       </w:r>
@@ -5714,8 +6373,21 @@
         </w:rPr>
         <w:t>格式：</w:t>
       </w:r>
-      <w:r>
-        <w:t>ITEM(int mode, int itemId, int count)</w:t>
+      <w:proofErr w:type="gramStart"/>
+      <w:r>
+        <w:t>ITEM(</w:t>
+      </w:r>
+      <w:proofErr w:type="gramEnd"/>
+      <w:r>
+        <w:t xml:space="preserve">int mode, int </w:t>
+      </w:r>
+      <w:proofErr w:type="spellStart"/>
+      <w:r>
+        <w:t>itemId</w:t>
+      </w:r>
+      <w:proofErr w:type="spellEnd"/>
+      <w:r>
+        <w:t>, int count)</w:t>
       </w:r>
     </w:p>
     <w:p>
@@ -5742,12 +6414,14 @@
       </w:r>
     </w:p>
     <w:p>
+      <w:proofErr w:type="spellStart"/>
       <w:r>
         <w:rPr>
           <w:rFonts w:hint="eastAsia"/>
         </w:rPr>
         <w:t>ItemId</w:t>
       </w:r>
+      <w:proofErr w:type="spellEnd"/>
       <w:r>
         <w:rPr>
           <w:rFonts w:hint="eastAsia"/>
@@ -5762,10 +6436,10 @@
         </w:rPr>
         <w:lastRenderedPageBreak/>
         <w:drawing>
-          <wp:inline distT="0" distB="0" distL="0" distR="0" wp14:anchorId="26382A8C" wp14:editId="522EE2B0">
-            <wp:extent cx="1501775" cy="1518987"/>
-            <wp:effectExtent l="0" t="0" r="3175" b="5080"/>
-            <wp:docPr id="4" name="图片 4"/>
+          <wp:inline distT="0" distB="0" distL="0" distR="0" wp14:anchorId="43F1C985" wp14:editId="41884301">
+            <wp:extent cx="1911566" cy="2278901"/>
+            <wp:effectExtent l="0" t="0" r="0" b="7620"/>
+            <wp:docPr id="5" name="图片 5"/>
             <wp:cNvGraphicFramePr>
               <a:graphicFrameLocks xmlns:a="http://schemas.openxmlformats.org/drawingml/2006/main" noChangeAspect="1"/>
             </wp:cNvGraphicFramePr>
@@ -5785,7 +6459,7 @@
                   <pic:spPr>
                     <a:xfrm>
                       <a:off x="0" y="0"/>
-                      <a:ext cx="1507413" cy="1524689"/>
+                      <a:ext cx="1929112" cy="2299819"/>
                     </a:xfrm>
                     <a:prstGeom prst="rect">
                       <a:avLst/>
@@ -5799,6 +6473,76 @@
       </w:r>
     </w:p>
     <w:p>
+      <w:r>
+        <w:rPr>
+          <w:rFonts w:hint="eastAsia"/>
+        </w:rPr>
+        <w:t>示例：</w:t>
+      </w:r>
+      <w:proofErr w:type="gramStart"/>
+      <w:r>
+        <w:t>ITEM(</w:t>
+      </w:r>
+      <w:proofErr w:type="gramEnd"/>
+      <w:r>
+        <w:rPr>
+          <w:rFonts w:hint="eastAsia"/>
+        </w:rPr>
+        <w:t>0</w:t>
+      </w:r>
+      <w:r>
+        <w:t xml:space="preserve">, </w:t>
+      </w:r>
+      <w:r>
+        <w:rPr>
+          <w:rFonts w:hint="eastAsia"/>
+        </w:rPr>
+        <w:t>7</w:t>
+      </w:r>
+      <w:r>
+        <w:t xml:space="preserve">, </w:t>
+      </w:r>
+      <w:r>
+        <w:rPr>
+          <w:rFonts w:hint="eastAsia"/>
+        </w:rPr>
+        <w:t>2</w:t>
+      </w:r>
+      <w:r>
+        <w:t>)</w:t>
+      </w:r>
+      <w:r>
+        <w:t xml:space="preserve"> </w:t>
+      </w:r>
+      <w:r>
+        <w:rPr>
+          <w:rFonts w:hint="eastAsia"/>
+        </w:rPr>
+        <w:t>//</w:t>
+      </w:r>
+      <w:r>
+        <w:t xml:space="preserve"> </w:t>
+      </w:r>
+      <w:r>
+        <w:rPr>
+          <w:rFonts w:hint="eastAsia"/>
+        </w:rPr>
+        <w:t>获得</w:t>
+      </w:r>
+      <w:r>
+        <w:rPr>
+          <w:rFonts w:hint="eastAsia"/>
+        </w:rPr>
+        <w:t>2</w:t>
+      </w:r>
+      <w:r>
+        <w:rPr>
+          <w:rFonts w:hint="eastAsia"/>
+        </w:rPr>
+        <w:t>个巡飞雷</w:t>
+      </w:r>
+    </w:p>
+    <w:p>
       <w:pPr>
         <w:rPr>
           <w:rFonts w:ascii="Arial" w:eastAsia="黑体" w:hAnsi="Arial"/>
@@ -5958,8 +6702,13 @@
         </w:rPr>
         <w:t xml:space="preserve"> </w:t>
       </w:r>
-      <w:r>
-        <w:t>StartScene)</w:t>
+      <w:proofErr w:type="spellStart"/>
+      <w:r>
+        <w:t>StartScene</w:t>
+      </w:r>
+      <w:proofErr w:type="spellEnd"/>
+      <w:r>
+        <w:t>)</w:t>
       </w:r>
       <w:r>
         <w:rPr>

--- a/Assets/StreamingAssets/正式发布时删--功能文档/剧本编辑器(1).docx
+++ b/Assets/StreamingAssets/正式发布时删--功能文档/剧本编辑器(1).docx
@@ -252,11 +252,9 @@
         </w:rPr>
         <w:t>参数是</w:t>
       </w:r>
-      <w:proofErr w:type="gramStart"/>
       <w:r>
         <w:t>”</w:t>
       </w:r>
-      <w:proofErr w:type="gramEnd"/>
       <w:r>
         <w:rPr>
           <w:rFonts w:hint="eastAsia"/>
@@ -409,21 +407,7 @@
         <w:rPr>
           <w:rFonts w:hint="eastAsia"/>
         </w:rPr>
-        <w:t>MODIFY(</w:t>
-      </w:r>
-      <w:proofErr w:type="gramStart"/>
-      <w:r>
-        <w:rPr>
-          <w:rFonts w:hint="eastAsia"/>
-        </w:rPr>
-        <w:t>A,B</w:t>
-      </w:r>
-      <w:proofErr w:type="gramEnd"/>
-      <w:r>
-        <w:rPr>
-          <w:rFonts w:hint="eastAsia"/>
-        </w:rPr>
-        <w:t>,C)</w:t>
+        <w:t>MODIFY(A,B,C)</w:t>
       </w:r>
     </w:p>
     <w:p>
@@ -786,11 +770,9 @@
       </w:r>
     </w:p>
     <w:p>
-      <w:proofErr w:type="gramStart"/>
       <w:r>
         <w:t>CG(</w:t>
       </w:r>
-      <w:proofErr w:type="gramEnd"/>
       <w:r>
         <w:t>图片名</w:t>
       </w:r>
@@ -802,11 +784,9 @@
       </w:r>
     </w:p>
     <w:p>
-      <w:proofErr w:type="gramStart"/>
       <w:r>
         <w:t>CG(</w:t>
       </w:r>
-      <w:proofErr w:type="gramEnd"/>
       <w:r>
         <w:t>图片名</w:t>
       </w:r>
@@ -830,11 +810,9 @@
       </w:r>
     </w:p>
     <w:p>
-      <w:proofErr w:type="gramStart"/>
       <w:r>
         <w:t>CG(</w:t>
       </w:r>
-      <w:proofErr w:type="gramEnd"/>
       <w:r>
         <w:t>图片名</w:t>
       </w:r>
@@ -910,19 +888,11 @@
       </w:r>
     </w:p>
     <w:p>
-      <w:proofErr w:type="gramStart"/>
-      <w:r>
-        <w:rPr>
-          <w:rFonts w:hint="eastAsia"/>
-        </w:rPr>
-        <w:t>CG(</w:t>
-      </w:r>
-      <w:proofErr w:type="gramEnd"/>
-      <w:r>
-        <w:rPr>
-          <w:rFonts w:hint="eastAsia"/>
-        </w:rPr>
-        <w:t xml:space="preserve">forest)                    # </w:t>
+      <w:r>
+        <w:rPr>
+          <w:rFonts w:hint="eastAsia"/>
+        </w:rPr>
+        <w:t xml:space="preserve">CG(forest)                    # </w:t>
       </w:r>
       <w:r>
         <w:rPr>
@@ -944,19 +914,11 @@
       </w:r>
     </w:p>
     <w:p>
-      <w:proofErr w:type="gramStart"/>
-      <w:r>
-        <w:rPr>
-          <w:rFonts w:hint="eastAsia"/>
-        </w:rPr>
-        <w:t>CG(</w:t>
-      </w:r>
-      <w:proofErr w:type="gramEnd"/>
-      <w:r>
-        <w:rPr>
-          <w:rFonts w:hint="eastAsia"/>
-        </w:rPr>
-        <w:t xml:space="preserve">battle,3,1.5)              # </w:t>
+      <w:r>
+        <w:rPr>
+          <w:rFonts w:hint="eastAsia"/>
+        </w:rPr>
+        <w:t xml:space="preserve">CG(battle,3,1.5)              # </w:t>
       </w:r>
       <w:r>
         <w:rPr>
@@ -978,19 +940,11 @@
       </w:r>
     </w:p>
     <w:p>
-      <w:proofErr w:type="gramStart"/>
-      <w:r>
-        <w:rPr>
-          <w:rFonts w:hint="eastAsia"/>
-        </w:rPr>
-        <w:t>CG(</w:t>
-      </w:r>
-      <w:proofErr w:type="gramEnd"/>
-      <w:r>
-        <w:rPr>
-          <w:rFonts w:hint="eastAsia"/>
-        </w:rPr>
-        <w:t xml:space="preserve">quick,0)                   # </w:t>
+      <w:r>
+        <w:rPr>
+          <w:rFonts w:hint="eastAsia"/>
+        </w:rPr>
+        <w:t xml:space="preserve">CG(quick,0)                   # </w:t>
       </w:r>
       <w:r>
         <w:rPr>
@@ -1001,65 +955,73 @@
     </w:p>
     <w:p/>
     <w:p>
-      <w:proofErr w:type="gramStart"/>
-      <w:r>
-        <w:rPr>
-          <w:rFonts w:hint="eastAsia"/>
-        </w:rPr>
+      <w:r>
+        <w:rPr>
+          <w:rFonts w:hint="eastAsia"/>
+        </w:rPr>
+        <w:t>SHAKE()</w:t>
+      </w:r>
+    </w:p>
+    <w:p>
+      <w:r>
+        <w:rPr>
+          <w:rFonts w:hint="eastAsia"/>
+        </w:rPr>
+        <w:t>让画面震动</w:t>
+      </w:r>
+    </w:p>
+    <w:p>
+      <w:r>
+        <w:rPr>
+          <w:rFonts w:hint="eastAsia"/>
+        </w:rPr>
+        <w:t>--</w:t>
+      </w:r>
+      <w:r>
+        <w:rPr>
+          <w:rFonts w:hint="eastAsia"/>
+        </w:rPr>
+        <w:t>衍生方法</w:t>
+      </w:r>
+    </w:p>
+    <w:p>
+      <w:r>
         <w:t>SHAKE(</w:t>
       </w:r>
-      <w:proofErr w:type="gramEnd"/>
-      <w:r>
-        <w:rPr>
-          <w:rFonts w:hint="eastAsia"/>
-        </w:rPr>
-        <w:t>)</w:t>
-      </w:r>
-    </w:p>
-    <w:p>
-      <w:r>
-        <w:rPr>
-          <w:rFonts w:hint="eastAsia"/>
-        </w:rPr>
-        <w:t>让画面震动</w:t>
-      </w:r>
-    </w:p>
-    <w:p>
-      <w:r>
-        <w:rPr>
-          <w:rFonts w:hint="eastAsia"/>
-        </w:rPr>
-        <w:t>--</w:t>
-      </w:r>
-      <w:r>
-        <w:rPr>
-          <w:rFonts w:hint="eastAsia"/>
-        </w:rPr>
-        <w:t>衍生方法</w:t>
-      </w:r>
-    </w:p>
-    <w:p>
-      <w:proofErr w:type="gramStart"/>
+      <w:r>
+        <w:t>强度</w:t>
+      </w:r>
+      <w:r>
+        <w:t xml:space="preserve">)                   # </w:t>
+      </w:r>
+      <w:r>
+        <w:t>自定义强度</w:t>
+      </w:r>
+    </w:p>
+    <w:p>
       <w:r>
         <w:t>SHAKE(</w:t>
       </w:r>
-      <w:proofErr w:type="gramEnd"/>
       <w:r>
         <w:t>强度</w:t>
       </w:r>
       <w:r>
-        <w:t xml:space="preserve">)                   # </w:t>
-      </w:r>
-      <w:r>
-        <w:t>自定义强度</w:t>
-      </w:r>
-    </w:p>
-    <w:p>
-      <w:proofErr w:type="gramStart"/>
+        <w:t xml:space="preserve">, </w:t>
+      </w:r>
+      <w:r>
+        <w:t>时长</w:t>
+      </w:r>
+      <w:r>
+        <w:t xml:space="preserve">)             # </w:t>
+      </w:r>
+      <w:r>
+        <w:t>自定义强度和时长</w:t>
+      </w:r>
+    </w:p>
+    <w:p>
       <w:r>
         <w:t>SHAKE(</w:t>
       </w:r>
-      <w:proofErr w:type="gramEnd"/>
       <w:r>
         <w:t>强度</w:t>
       </w:r>
@@ -1070,130 +1032,107 @@
         <w:t>时长</w:t>
       </w:r>
       <w:r>
-        <w:t xml:space="preserve">)             # </w:t>
-      </w:r>
-      <w:r>
-        <w:t>自定义强度和时长</w:t>
-      </w:r>
-    </w:p>
-    <w:p>
-      <w:proofErr w:type="gramStart"/>
-      <w:r>
-        <w:t>SHAKE(</w:t>
-      </w:r>
-      <w:proofErr w:type="gramEnd"/>
-      <w:r>
+        <w:t xml:space="preserve">, </w:t>
+      </w:r>
+      <w:r>
+        <w:t>次数</w:t>
+      </w:r>
+      <w:r>
+        <w:t xml:space="preserve">)       # </w:t>
+      </w:r>
+      <w:r>
+        <w:t>完整自定义</w:t>
+      </w:r>
+    </w:p>
+    <w:p>
+      <w:r>
+        <w:rPr>
+          <w:rFonts w:hint="eastAsia"/>
+        </w:rPr>
+        <w:t>示例</w:t>
+      </w:r>
+      <w:r>
+        <w:rPr>
+          <w:rFonts w:hint="eastAsia"/>
+        </w:rPr>
+        <w:t>:</w:t>
+      </w:r>
+      <w:r>
+        <w:rPr>
+          <w:rFonts w:hint="eastAsia"/>
+        </w:rPr>
+        <w:br/>
+        <w:t xml:space="preserve">SHAKE()                       # </w:t>
+      </w:r>
+      <w:r>
+        <w:rPr>
+          <w:rFonts w:hint="eastAsia"/>
+        </w:rPr>
+        <w:t>默认：强度</w:t>
+      </w:r>
+      <w:r>
+        <w:rPr>
+          <w:rFonts w:hint="eastAsia"/>
+        </w:rPr>
+        <w:t>20</w:t>
+      </w:r>
+      <w:r>
+        <w:rPr>
+          <w:rFonts w:hint="eastAsia"/>
+        </w:rPr>
+        <w:t>，</w:t>
+      </w:r>
+      <w:r>
+        <w:rPr>
+          <w:rFonts w:hint="eastAsia"/>
+        </w:rPr>
+        <w:t>0.5</w:t>
+      </w:r>
+      <w:r>
+        <w:rPr>
+          <w:rFonts w:hint="eastAsia"/>
+        </w:rPr>
+        <w:t>秒，</w:t>
+      </w:r>
+      <w:r>
+        <w:rPr>
+          <w:rFonts w:hint="eastAsia"/>
+        </w:rPr>
+        <w:t>10</w:t>
+      </w:r>
+      <w:r>
+        <w:rPr>
+          <w:rFonts w:hint="eastAsia"/>
+        </w:rPr>
+        <w:t>次</w:t>
+      </w:r>
+    </w:p>
+    <w:p>
+      <w:r>
+        <w:rPr>
+          <w:rFonts w:hint="eastAsia"/>
+        </w:rPr>
+        <w:t xml:space="preserve">SHAKE(30)                     # </w:t>
+      </w:r>
+      <w:r>
+        <w:rPr>
+          <w:rFonts w:hint="eastAsia"/>
+        </w:rPr>
         <w:t>强度</w:t>
       </w:r>
       <w:r>
-        <w:t xml:space="preserve">, </w:t>
-      </w:r>
-      <w:r>
-        <w:t>时长</w:t>
-      </w:r>
-      <w:r>
-        <w:t xml:space="preserve">, </w:t>
-      </w:r>
-      <w:r>
-        <w:t>次数</w:t>
-      </w:r>
-      <w:r>
-        <w:t xml:space="preserve">)       # </w:t>
-      </w:r>
-      <w:r>
-        <w:t>完整自定义</w:t>
-      </w:r>
-    </w:p>
-    <w:p>
-      <w:r>
-        <w:rPr>
-          <w:rFonts w:hint="eastAsia"/>
-        </w:rPr>
-        <w:t>示例</w:t>
-      </w:r>
-      <w:r>
-        <w:rPr>
-          <w:rFonts w:hint="eastAsia"/>
-        </w:rPr>
-        <w:t>:</w:t>
-      </w:r>
-      <w:r>
-        <w:rPr>
-          <w:rFonts w:hint="eastAsia"/>
-        </w:rPr>
-        <w:br/>
-      </w:r>
-      <w:proofErr w:type="gramStart"/>
-      <w:r>
-        <w:rPr>
-          <w:rFonts w:hint="eastAsia"/>
-        </w:rPr>
-        <w:t>SHAKE(</w:t>
-      </w:r>
-      <w:proofErr w:type="gramEnd"/>
-      <w:r>
-        <w:rPr>
-          <w:rFonts w:hint="eastAsia"/>
-        </w:rPr>
-        <w:t xml:space="preserve">)                       # </w:t>
-      </w:r>
-      <w:r>
-        <w:rPr>
-          <w:rFonts w:hint="eastAsia"/>
-        </w:rPr>
-        <w:t>默认：强度</w:t>
-      </w:r>
-      <w:r>
-        <w:rPr>
-          <w:rFonts w:hint="eastAsia"/>
-        </w:rPr>
-        <w:t>20</w:t>
-      </w:r>
-      <w:r>
-        <w:rPr>
-          <w:rFonts w:hint="eastAsia"/>
-        </w:rPr>
-        <w:t>，</w:t>
-      </w:r>
-      <w:r>
-        <w:rPr>
-          <w:rFonts w:hint="eastAsia"/>
-        </w:rPr>
-        <w:t>0.5</w:t>
-      </w:r>
-      <w:r>
-        <w:rPr>
-          <w:rFonts w:hint="eastAsia"/>
-        </w:rPr>
-        <w:t>秒，</w:t>
-      </w:r>
-      <w:r>
-        <w:rPr>
-          <w:rFonts w:hint="eastAsia"/>
-        </w:rPr>
-        <w:t>10</w:t>
-      </w:r>
-      <w:r>
-        <w:rPr>
-          <w:rFonts w:hint="eastAsia"/>
-        </w:rPr>
-        <w:t>次</w:t>
-      </w:r>
-    </w:p>
-    <w:p>
-      <w:proofErr w:type="gramStart"/>
-      <w:r>
-        <w:rPr>
-          <w:rFonts w:hint="eastAsia"/>
-        </w:rPr>
-        <w:t>SHAKE(</w:t>
-      </w:r>
-      <w:proofErr w:type="gramEnd"/>
-      <w:r>
-        <w:rPr>
-          <w:rFonts w:hint="eastAsia"/>
-        </w:rPr>
-        <w:t xml:space="preserve">30)                     # </w:t>
+        <w:rPr>
+          <w:rFonts w:hint="eastAsia"/>
+        </w:rPr>
+        <w:t>30</w:t>
+      </w:r>
+    </w:p>
+    <w:p>
+      <w:r>
+        <w:rPr>
+          <w:rFonts w:hint="eastAsia"/>
+        </w:rPr>
+        <w:t xml:space="preserve">SHAKE(40,1.0)                 # </w:t>
       </w:r>
       <w:r>
         <w:rPr>
@@ -1205,34 +1144,6 @@
         <w:rPr>
           <w:rFonts w:hint="eastAsia"/>
         </w:rPr>
-        <w:t>30</w:t>
-      </w:r>
-    </w:p>
-    <w:p>
-      <w:proofErr w:type="gramStart"/>
-      <w:r>
-        <w:rPr>
-          <w:rFonts w:hint="eastAsia"/>
-        </w:rPr>
-        <w:t>SHAKE(</w:t>
-      </w:r>
-      <w:proofErr w:type="gramEnd"/>
-      <w:r>
-        <w:rPr>
-          <w:rFonts w:hint="eastAsia"/>
-        </w:rPr>
-        <w:t xml:space="preserve">40,1.0)                 # </w:t>
-      </w:r>
-      <w:r>
-        <w:rPr>
-          <w:rFonts w:hint="eastAsia"/>
-        </w:rPr>
-        <w:t>强度</w:t>
-      </w:r>
-      <w:r>
-        <w:rPr>
-          <w:rFonts w:hint="eastAsia"/>
-        </w:rPr>
         <w:t>40</w:t>
       </w:r>
       <w:r>
@@ -1255,19 +1166,11 @@
       </w:r>
     </w:p>
     <w:p>
-      <w:proofErr w:type="gramStart"/>
-      <w:r>
-        <w:rPr>
-          <w:rFonts w:hint="eastAsia"/>
-        </w:rPr>
-        <w:t>SHAKE(</w:t>
-      </w:r>
-      <w:proofErr w:type="gramEnd"/>
-      <w:r>
-        <w:rPr>
-          <w:rFonts w:hint="eastAsia"/>
-        </w:rPr>
-        <w:t xml:space="preserve">50,0.8,15)              # </w:t>
+      <w:r>
+        <w:rPr>
+          <w:rFonts w:hint="eastAsia"/>
+        </w:rPr>
+        <w:t xml:space="preserve">SHAKE(50,0.8,15)              # </w:t>
       </w:r>
       <w:r>
         <w:rPr>
@@ -1314,431 +1217,442 @@
     </w:p>
     <w:p/>
     <w:p/>
-    <w:p>
-      <w:r>
-        <w:rPr>
-          <w:rFonts w:hint="eastAsia"/>
-        </w:rPr>
-        <w:t>SPEAK(A)</w:t>
-      </w:r>
-    </w:p>
-    <w:p>
-      <w:r>
-        <w:rPr>
-          <w:rFonts w:hint="eastAsia"/>
-        </w:rPr>
-        <w:t>将说话</w:t>
-      </w:r>
-      <w:proofErr w:type="gramStart"/>
-      <w:r>
-        <w:rPr>
-          <w:rFonts w:hint="eastAsia"/>
-        </w:rPr>
-        <w:t>人立绘切换</w:t>
-      </w:r>
-      <w:proofErr w:type="gramEnd"/>
-      <w:r>
-        <w:rPr>
-          <w:rFonts w:hint="eastAsia"/>
-        </w:rPr>
-        <w:t>为</w:t>
-      </w:r>
-      <w:r>
-        <w:rPr>
-          <w:rFonts w:hint="eastAsia"/>
-        </w:rPr>
-        <w:t>A.png</w:t>
-      </w:r>
-    </w:p>
-    <w:p/>
-    <w:p>
-      <w:r>
-        <w:rPr>
-          <w:rFonts w:hint="eastAsia"/>
-        </w:rPr>
-        <w:lastRenderedPageBreak/>
-        <w:t>SETSPACE(A)</w:t>
-      </w:r>
-    </w:p>
-    <w:p>
-      <w:r>
-        <w:rPr>
-          <w:rFonts w:hint="eastAsia"/>
-        </w:rPr>
-        <w:t>将每句话的间隔设置为</w:t>
-      </w:r>
-      <w:r>
-        <w:rPr>
-          <w:rFonts w:hint="eastAsia"/>
-        </w:rPr>
-        <w:t>A(</w:t>
-      </w:r>
-      <w:r>
-        <w:rPr>
-          <w:rFonts w:hint="eastAsia"/>
-        </w:rPr>
-        <w:t>对本行文字和之后的文字生效</w:t>
-      </w:r>
-      <w:r>
-        <w:rPr>
-          <w:rFonts w:hint="eastAsia"/>
-        </w:rPr>
-        <w:t>,</w:t>
-      </w:r>
-      <w:r>
-        <w:rPr>
-          <w:rFonts w:hint="eastAsia"/>
-        </w:rPr>
-        <w:t>之前已经输出的段落不影响</w:t>
-      </w:r>
-      <w:r>
-        <w:rPr>
-          <w:rFonts w:hint="eastAsia"/>
-        </w:rPr>
-        <w:t>)</w:t>
-      </w:r>
-    </w:p>
-    <w:p/>
-    <w:p>
-      <w:r>
-        <w:rPr>
-          <w:rFonts w:hint="eastAsia"/>
-        </w:rPr>
-        <w:t>SOUND(A,0/1/STOP)</w:t>
-      </w:r>
-    </w:p>
-    <w:p>
-      <w:r>
-        <w:rPr>
-          <w:rFonts w:hint="eastAsia"/>
-        </w:rPr>
-        <w:t>音频文件在</w:t>
-      </w:r>
-      <w:proofErr w:type="spellStart"/>
-      <w:r>
-        <w:rPr>
-          <w:rFonts w:hint="eastAsia"/>
-        </w:rPr>
-        <w:t>StreamingAssets</w:t>
-      </w:r>
-      <w:proofErr w:type="spellEnd"/>
-      <w:r>
-        <w:rPr>
-          <w:rFonts w:hint="eastAsia"/>
-        </w:rPr>
-        <w:t>/Sound</w:t>
-      </w:r>
-    </w:p>
-    <w:p>
-      <w:r>
-        <w:rPr>
-          <w:rFonts w:hint="eastAsia"/>
-        </w:rPr>
-        <w:t>播放音效</w:t>
-      </w:r>
-      <w:r>
-        <w:rPr>
-          <w:rFonts w:hint="eastAsia"/>
-        </w:rPr>
-        <w:t>A .wav/mp3</w:t>
-      </w:r>
-    </w:p>
-    <w:p>
-      <w:r>
-        <w:rPr>
-          <w:rFonts w:hint="eastAsia"/>
-        </w:rPr>
-        <w:t>当第二个参数为</w:t>
-      </w:r>
-      <w:r>
-        <w:rPr>
-          <w:rFonts w:hint="eastAsia"/>
-        </w:rPr>
-        <w:t>0</w:t>
-      </w:r>
-      <w:r>
-        <w:rPr>
-          <w:rFonts w:hint="eastAsia"/>
-        </w:rPr>
-        <w:t>时</w:t>
-      </w:r>
-      <w:r>
-        <w:rPr>
-          <w:rFonts w:hint="eastAsia"/>
-        </w:rPr>
-        <w:t>,</w:t>
-      </w:r>
-      <w:r>
-        <w:rPr>
-          <w:rFonts w:hint="eastAsia"/>
-        </w:rPr>
-        <w:t>此音效不循环</w:t>
-      </w:r>
-      <w:r>
-        <w:rPr>
-          <w:rFonts w:hint="eastAsia"/>
-        </w:rPr>
-        <w:t>,</w:t>
-      </w:r>
-      <w:r>
-        <w:rPr>
-          <w:rFonts w:hint="eastAsia"/>
-        </w:rPr>
-        <w:t>并且如果正在播放此音效的循环版</w:t>
-      </w:r>
-      <w:r>
-        <w:rPr>
-          <w:rFonts w:hint="eastAsia"/>
-        </w:rPr>
-        <w:t>,</w:t>
-      </w:r>
-      <w:r>
-        <w:rPr>
-          <w:rFonts w:hint="eastAsia"/>
-        </w:rPr>
-        <w:t>将其关闭</w:t>
-      </w:r>
-    </w:p>
-    <w:p>
-      <w:r>
-        <w:rPr>
-          <w:rFonts w:hint="eastAsia"/>
-        </w:rPr>
-        <w:t>当第二个参数为</w:t>
-      </w:r>
-      <w:r>
-        <w:rPr>
-          <w:rFonts w:hint="eastAsia"/>
-        </w:rPr>
-        <w:t>1</w:t>
-      </w:r>
-      <w:r>
-        <w:rPr>
-          <w:rFonts w:hint="eastAsia"/>
-        </w:rPr>
-        <w:t>时</w:t>
-      </w:r>
-      <w:r>
-        <w:rPr>
-          <w:rFonts w:hint="eastAsia"/>
-        </w:rPr>
-        <w:t>,</w:t>
-      </w:r>
-      <w:r>
-        <w:rPr>
-          <w:rFonts w:hint="eastAsia"/>
-        </w:rPr>
-        <w:t>此音效循环</w:t>
-      </w:r>
-    </w:p>
-    <w:p>
-      <w:r>
-        <w:rPr>
-          <w:rFonts w:hint="eastAsia"/>
-        </w:rPr>
-        <w:t>当第二个参数为</w:t>
-      </w:r>
-      <w:r>
-        <w:rPr>
-          <w:rFonts w:hint="eastAsia"/>
-        </w:rPr>
-        <w:t>STOP</w:t>
-      </w:r>
-      <w:r>
-        <w:rPr>
-          <w:rFonts w:hint="eastAsia"/>
-        </w:rPr>
-        <w:t>时</w:t>
-      </w:r>
-      <w:r>
-        <w:rPr>
-          <w:rFonts w:hint="eastAsia"/>
-        </w:rPr>
-        <w:t>,</w:t>
-      </w:r>
-      <w:r>
-        <w:rPr>
-          <w:rFonts w:hint="eastAsia"/>
-        </w:rPr>
-        <w:t>此音效立刻关闭</w:t>
-      </w:r>
-      <w:r>
-        <w:rPr>
-          <w:rFonts w:hint="eastAsia"/>
-        </w:rPr>
-        <w:t>(</w:t>
-      </w:r>
-      <w:r>
-        <w:rPr>
-          <w:rFonts w:hint="eastAsia"/>
-        </w:rPr>
-        <w:t>如果有</w:t>
-      </w:r>
-      <w:r>
-        <w:rPr>
-          <w:rFonts w:hint="eastAsia"/>
-        </w:rPr>
-        <w:t>)</w:t>
-      </w:r>
-      <w:r>
-        <w:rPr>
-          <w:rFonts w:hint="eastAsia"/>
-        </w:rPr>
-        <w:t>不会等待播放完本次</w:t>
-      </w:r>
-    </w:p>
-    <w:p/>
-    <w:p>
-      <w:r>
-        <w:rPr>
-          <w:rFonts w:hint="eastAsia"/>
-        </w:rPr>
-        <w:t>MUSIC(A)</w:t>
-      </w:r>
-    </w:p>
-    <w:p>
-      <w:r>
-        <w:rPr>
-          <w:rFonts w:hint="eastAsia"/>
-        </w:rPr>
-        <w:t>音频文件在</w:t>
-      </w:r>
-      <w:proofErr w:type="spellStart"/>
-      <w:r>
-        <w:rPr>
-          <w:rFonts w:hint="eastAsia"/>
-        </w:rPr>
-        <w:t>StreamingAssets</w:t>
-      </w:r>
-      <w:proofErr w:type="spellEnd"/>
-      <w:r>
-        <w:rPr>
-          <w:rFonts w:hint="eastAsia"/>
-        </w:rPr>
-        <w:t>/Sound</w:t>
-      </w:r>
-    </w:p>
-    <w:p>
-      <w:r>
-        <w:rPr>
-          <w:rFonts w:hint="eastAsia"/>
-        </w:rPr>
-        <w:t>播放音乐</w:t>
-      </w:r>
-      <w:r>
-        <w:rPr>
-          <w:rFonts w:hint="eastAsia"/>
-        </w:rPr>
-        <w:t>A.wav/mp3</w:t>
-      </w:r>
-    </w:p>
-    <w:p>
-      <w:r>
-        <w:rPr>
-          <w:rFonts w:hint="eastAsia"/>
-        </w:rPr>
-        <w:t>音乐和音效的区别</w:t>
-      </w:r>
-      <w:r>
-        <w:rPr>
-          <w:rFonts w:hint="eastAsia"/>
-        </w:rPr>
-        <w:t xml:space="preserve">: </w:t>
-      </w:r>
-      <w:r>
-        <w:rPr>
-          <w:rFonts w:hint="eastAsia"/>
-        </w:rPr>
-        <w:t>音乐受</w:t>
-      </w:r>
-      <w:r>
-        <w:rPr>
-          <w:rFonts w:hint="eastAsia"/>
-        </w:rPr>
-        <w:t>BGM</w:t>
-      </w:r>
-      <w:r>
-        <w:rPr>
-          <w:rFonts w:hint="eastAsia"/>
-        </w:rPr>
-        <w:t>音量控制</w:t>
-      </w:r>
-      <w:r>
-        <w:rPr>
-          <w:rFonts w:hint="eastAsia"/>
-        </w:rPr>
-        <w:t>,</w:t>
-      </w:r>
-      <w:r>
-        <w:rPr>
-          <w:rFonts w:hint="eastAsia"/>
-        </w:rPr>
-        <w:t>同时存在一个</w:t>
-      </w:r>
-    </w:p>
-    <w:p>
-      <w:r>
-        <w:rPr>
-          <w:rFonts w:hint="eastAsia"/>
-        </w:rPr>
-        <w:t>音效受</w:t>
-      </w:r>
-      <w:r>
-        <w:rPr>
-          <w:rFonts w:hint="eastAsia"/>
-        </w:rPr>
-        <w:t>SE</w:t>
-      </w:r>
-      <w:r>
-        <w:rPr>
-          <w:rFonts w:hint="eastAsia"/>
-        </w:rPr>
-        <w:t>音量控制</w:t>
-      </w:r>
-      <w:r>
-        <w:rPr>
-          <w:rFonts w:hint="eastAsia"/>
-        </w:rPr>
-        <w:t>,</w:t>
-      </w:r>
-      <w:r>
-        <w:rPr>
-          <w:rFonts w:hint="eastAsia"/>
-        </w:rPr>
-        <w:t>可以同时播放很多</w:t>
-      </w:r>
-    </w:p>
-    <w:p>
-      <w:r>
-        <w:rPr>
-          <w:rFonts w:hint="eastAsia"/>
-        </w:rPr>
-        <w:t>MUSIC(STOP)</w:t>
-      </w:r>
-      <w:r>
-        <w:rPr>
-          <w:rFonts w:hint="eastAsia"/>
-        </w:rPr>
-        <w:t>停止音乐</w:t>
-      </w:r>
-    </w:p>
-    <w:p>
-      <w:pPr>
-        <w:pStyle w:val="3"/>
-        <w:rPr>
-          <w:color w:val="0000FF"/>
-        </w:rPr>
-      </w:pPr>
-      <w:r>
-        <w:rPr>
-          <w:rFonts w:hint="eastAsia"/>
-          <w:color w:val="0000FF"/>
-        </w:rPr>
-        <w:t>剧情逻辑类</w:t>
-      </w:r>
-    </w:p>
     <w:p/>
     <w:p/>
+    <w:p/>
+    <w:p>
+      <w:r>
+        <w:rPr>
+          <w:rFonts w:hint="eastAsia"/>
+        </w:rPr>
+        <w:lastRenderedPageBreak/>
+        <w:t>SPEAK(A)</w:t>
+      </w:r>
+    </w:p>
+    <w:p>
+      <w:r>
+        <w:rPr>
+          <w:rFonts w:hint="eastAsia"/>
+        </w:rPr>
+        <w:t>将说话人立绘切换为</w:t>
+      </w:r>
+      <w:r>
+        <w:rPr>
+          <w:rFonts w:hint="eastAsia"/>
+        </w:rPr>
+        <w:t>A.png</w:t>
+      </w:r>
+    </w:p>
+    <w:p>
+      <w:pPr>
+        <w:rPr>
+          <w:highlight w:val="yellow"/>
+        </w:rPr>
+      </w:pPr>
+      <w:r>
+        <w:rPr>
+          <w:highlight w:val="yellow"/>
+        </w:rPr>
+        <w:t>SPEAK()</w:t>
+      </w:r>
+    </w:p>
+    <w:p>
+      <w:r>
+        <w:rPr>
+          <w:rFonts w:hint="eastAsia"/>
+          <w:highlight w:val="yellow"/>
+        </w:rPr>
+        <w:t>将立绘显示关闭，再其他人说话时自动开启</w:t>
+      </w:r>
+    </w:p>
+    <w:p/>
+    <w:p>
+      <w:r>
+        <w:rPr>
+          <w:rFonts w:hint="eastAsia"/>
+        </w:rPr>
+        <w:t>SETSPACE(A)</w:t>
+      </w:r>
+    </w:p>
+    <w:p>
+      <w:r>
+        <w:rPr>
+          <w:rFonts w:hint="eastAsia"/>
+        </w:rPr>
+        <w:t>将每句话的间隔设置为</w:t>
+      </w:r>
+      <w:r>
+        <w:rPr>
+          <w:rFonts w:hint="eastAsia"/>
+        </w:rPr>
+        <w:t>A(</w:t>
+      </w:r>
+      <w:r>
+        <w:rPr>
+          <w:rFonts w:hint="eastAsia"/>
+        </w:rPr>
+        <w:t>对本行文字和之后的文字生效</w:t>
+      </w:r>
+      <w:r>
+        <w:rPr>
+          <w:rFonts w:hint="eastAsia"/>
+        </w:rPr>
+        <w:t>,</w:t>
+      </w:r>
+      <w:r>
+        <w:rPr>
+          <w:rFonts w:hint="eastAsia"/>
+        </w:rPr>
+        <w:t>之前已经输出的段落不影响</w:t>
+      </w:r>
+      <w:r>
+        <w:rPr>
+          <w:rFonts w:hint="eastAsia"/>
+        </w:rPr>
+        <w:t>)</w:t>
+      </w:r>
+    </w:p>
+    <w:p/>
+    <w:p>
+      <w:r>
+        <w:rPr>
+          <w:rFonts w:hint="eastAsia"/>
+        </w:rPr>
+        <w:t>SOUND(A,0/1/STOP)</w:t>
+      </w:r>
+    </w:p>
+    <w:p>
+      <w:r>
+        <w:rPr>
+          <w:rFonts w:hint="eastAsia"/>
+        </w:rPr>
+        <w:t>音频文件在</w:t>
+      </w:r>
+      <w:proofErr w:type="spellStart"/>
+      <w:r>
+        <w:rPr>
+          <w:rFonts w:hint="eastAsia"/>
+        </w:rPr>
+        <w:t>StreamingAssets</w:t>
+      </w:r>
+      <w:proofErr w:type="spellEnd"/>
+      <w:r>
+        <w:rPr>
+          <w:rFonts w:hint="eastAsia"/>
+        </w:rPr>
+        <w:t>/Sound</w:t>
+      </w:r>
+    </w:p>
+    <w:p>
+      <w:r>
+        <w:rPr>
+          <w:rFonts w:hint="eastAsia"/>
+        </w:rPr>
+        <w:t>播放音效</w:t>
+      </w:r>
+      <w:r>
+        <w:rPr>
+          <w:rFonts w:hint="eastAsia"/>
+        </w:rPr>
+        <w:t>A .wav/mp3</w:t>
+      </w:r>
+    </w:p>
+    <w:p>
+      <w:r>
+        <w:rPr>
+          <w:rFonts w:hint="eastAsia"/>
+        </w:rPr>
+        <w:t>当第二个参数为</w:t>
+      </w:r>
+      <w:r>
+        <w:rPr>
+          <w:rFonts w:hint="eastAsia"/>
+        </w:rPr>
+        <w:t>0</w:t>
+      </w:r>
+      <w:r>
+        <w:rPr>
+          <w:rFonts w:hint="eastAsia"/>
+        </w:rPr>
+        <w:t>时</w:t>
+      </w:r>
+      <w:r>
+        <w:rPr>
+          <w:rFonts w:hint="eastAsia"/>
+        </w:rPr>
+        <w:t>,</w:t>
+      </w:r>
+      <w:r>
+        <w:rPr>
+          <w:rFonts w:hint="eastAsia"/>
+        </w:rPr>
+        <w:t>此音效不循环</w:t>
+      </w:r>
+      <w:r>
+        <w:rPr>
+          <w:rFonts w:hint="eastAsia"/>
+        </w:rPr>
+        <w:t>,</w:t>
+      </w:r>
+      <w:r>
+        <w:rPr>
+          <w:rFonts w:hint="eastAsia"/>
+        </w:rPr>
+        <w:t>并且如果正在播放此音效的循环版</w:t>
+      </w:r>
+      <w:r>
+        <w:rPr>
+          <w:rFonts w:hint="eastAsia"/>
+        </w:rPr>
+        <w:t>,</w:t>
+      </w:r>
+      <w:r>
+        <w:rPr>
+          <w:rFonts w:hint="eastAsia"/>
+        </w:rPr>
+        <w:t>将其关闭</w:t>
+      </w:r>
+    </w:p>
+    <w:p>
+      <w:r>
+        <w:rPr>
+          <w:rFonts w:hint="eastAsia"/>
+        </w:rPr>
+        <w:t>当第二个参数为</w:t>
+      </w:r>
+      <w:r>
+        <w:rPr>
+          <w:rFonts w:hint="eastAsia"/>
+        </w:rPr>
+        <w:t>1</w:t>
+      </w:r>
+      <w:r>
+        <w:rPr>
+          <w:rFonts w:hint="eastAsia"/>
+        </w:rPr>
+        <w:t>时</w:t>
+      </w:r>
+      <w:r>
+        <w:rPr>
+          <w:rFonts w:hint="eastAsia"/>
+        </w:rPr>
+        <w:t>,</w:t>
+      </w:r>
+      <w:r>
+        <w:rPr>
+          <w:rFonts w:hint="eastAsia"/>
+        </w:rPr>
+        <w:t>此音效循环</w:t>
+      </w:r>
+    </w:p>
+    <w:p>
+      <w:r>
+        <w:rPr>
+          <w:rFonts w:hint="eastAsia"/>
+        </w:rPr>
+        <w:t>当第二个参数为</w:t>
+      </w:r>
+      <w:r>
+        <w:rPr>
+          <w:rFonts w:hint="eastAsia"/>
+        </w:rPr>
+        <w:t>STOP</w:t>
+      </w:r>
+      <w:r>
+        <w:rPr>
+          <w:rFonts w:hint="eastAsia"/>
+        </w:rPr>
+        <w:t>时</w:t>
+      </w:r>
+      <w:r>
+        <w:rPr>
+          <w:rFonts w:hint="eastAsia"/>
+        </w:rPr>
+        <w:t>,</w:t>
+      </w:r>
+      <w:r>
+        <w:rPr>
+          <w:rFonts w:hint="eastAsia"/>
+        </w:rPr>
+        <w:t>此音效立刻关闭</w:t>
+      </w:r>
+      <w:r>
+        <w:rPr>
+          <w:rFonts w:hint="eastAsia"/>
+        </w:rPr>
+        <w:t>(</w:t>
+      </w:r>
+      <w:r>
+        <w:rPr>
+          <w:rFonts w:hint="eastAsia"/>
+        </w:rPr>
+        <w:t>如果有</w:t>
+      </w:r>
+      <w:r>
+        <w:rPr>
+          <w:rFonts w:hint="eastAsia"/>
+        </w:rPr>
+        <w:t>)</w:t>
+      </w:r>
+      <w:r>
+        <w:rPr>
+          <w:rFonts w:hint="eastAsia"/>
+        </w:rPr>
+        <w:t>不会等待播放完本次</w:t>
+      </w:r>
+    </w:p>
+    <w:p/>
+    <w:p>
+      <w:r>
+        <w:rPr>
+          <w:rFonts w:hint="eastAsia"/>
+        </w:rPr>
+        <w:t>MUSIC(A)</w:t>
+      </w:r>
+    </w:p>
+    <w:p>
+      <w:r>
+        <w:rPr>
+          <w:rFonts w:hint="eastAsia"/>
+        </w:rPr>
+        <w:t>音频文件在</w:t>
+      </w:r>
+      <w:proofErr w:type="spellStart"/>
+      <w:r>
+        <w:rPr>
+          <w:rFonts w:hint="eastAsia"/>
+        </w:rPr>
+        <w:t>StreamingAssets</w:t>
+      </w:r>
+      <w:proofErr w:type="spellEnd"/>
+      <w:r>
+        <w:rPr>
+          <w:rFonts w:hint="eastAsia"/>
+        </w:rPr>
+        <w:t>/Sound</w:t>
+      </w:r>
+    </w:p>
+    <w:p>
+      <w:r>
+        <w:rPr>
+          <w:rFonts w:hint="eastAsia"/>
+        </w:rPr>
+        <w:t>播放音乐</w:t>
+      </w:r>
+      <w:r>
+        <w:rPr>
+          <w:rFonts w:hint="eastAsia"/>
+        </w:rPr>
+        <w:t>A.wav/mp3</w:t>
+      </w:r>
+    </w:p>
+    <w:p>
+      <w:r>
+        <w:rPr>
+          <w:rFonts w:hint="eastAsia"/>
+        </w:rPr>
+        <w:t>音乐和音效的区别</w:t>
+      </w:r>
+      <w:r>
+        <w:rPr>
+          <w:rFonts w:hint="eastAsia"/>
+        </w:rPr>
+        <w:t xml:space="preserve">: </w:t>
+      </w:r>
+      <w:r>
+        <w:rPr>
+          <w:rFonts w:hint="eastAsia"/>
+        </w:rPr>
+        <w:t>音乐受</w:t>
+      </w:r>
+      <w:r>
+        <w:rPr>
+          <w:rFonts w:hint="eastAsia"/>
+        </w:rPr>
+        <w:t>BGM</w:t>
+      </w:r>
+      <w:r>
+        <w:rPr>
+          <w:rFonts w:hint="eastAsia"/>
+        </w:rPr>
+        <w:t>音量控制</w:t>
+      </w:r>
+      <w:r>
+        <w:rPr>
+          <w:rFonts w:hint="eastAsia"/>
+        </w:rPr>
+        <w:t>,</w:t>
+      </w:r>
+      <w:r>
+        <w:rPr>
+          <w:rFonts w:hint="eastAsia"/>
+        </w:rPr>
+        <w:t>同时存在一个</w:t>
+      </w:r>
+    </w:p>
+    <w:p>
+      <w:r>
+        <w:rPr>
+          <w:rFonts w:hint="eastAsia"/>
+        </w:rPr>
+        <w:t>音效受</w:t>
+      </w:r>
+      <w:r>
+        <w:rPr>
+          <w:rFonts w:hint="eastAsia"/>
+        </w:rPr>
+        <w:t>SE</w:t>
+      </w:r>
+      <w:r>
+        <w:rPr>
+          <w:rFonts w:hint="eastAsia"/>
+        </w:rPr>
+        <w:t>音量控制</w:t>
+      </w:r>
+      <w:r>
+        <w:rPr>
+          <w:rFonts w:hint="eastAsia"/>
+        </w:rPr>
+        <w:t>,</w:t>
+      </w:r>
+      <w:r>
+        <w:rPr>
+          <w:rFonts w:hint="eastAsia"/>
+        </w:rPr>
+        <w:t>可以同时播放很多</w:t>
+      </w:r>
+    </w:p>
+    <w:p>
+      <w:r>
+        <w:rPr>
+          <w:rFonts w:hint="eastAsia"/>
+        </w:rPr>
+        <w:t>MUSIC(STOP)</w:t>
+      </w:r>
+      <w:r>
+        <w:rPr>
+          <w:rFonts w:hint="eastAsia"/>
+        </w:rPr>
+        <w:t>停止音乐</w:t>
+      </w:r>
+    </w:p>
+    <w:p>
+      <w:pPr>
+        <w:pStyle w:val="3"/>
+        <w:rPr>
+          <w:color w:val="0000FF"/>
+        </w:rPr>
+      </w:pPr>
+      <w:r>
+        <w:rPr>
+          <w:rFonts w:hint="eastAsia"/>
+          <w:color w:val="0000FF"/>
+        </w:rPr>
+        <w:t>剧情逻辑类</w:t>
+      </w:r>
+    </w:p>
+    <w:p/>
+    <w:p/>
     <w:p>
       <w:r>
         <w:rPr>
@@ -1760,19 +1674,11 @@
         </w:rPr>
         <w:t>A</w:t>
       </w:r>
-      <w:proofErr w:type="gramStart"/>
-      <w:r>
-        <w:rPr>
-          <w:rFonts w:hint="eastAsia"/>
-        </w:rPr>
-        <w:t>行内容</w:t>
-      </w:r>
-      <w:proofErr w:type="gramEnd"/>
-      <w:r>
-        <w:rPr>
-          <w:rFonts w:hint="eastAsia"/>
-        </w:rPr>
-        <w:t>都是选项</w:t>
+      <w:r>
+        <w:rPr>
+          <w:rFonts w:hint="eastAsia"/>
+        </w:rPr>
+        <w:t>行内容都是选项</w:t>
       </w:r>
     </w:p>
     <w:p>
@@ -1817,21 +1723,21 @@
     </w:p>
     <w:tbl>
       <w:tblPr>
-        <w:tblW w:w="12480" w:type="dxa"/>
+        <w:tblW w:w="7139" w:type="dxa"/>
         <w:tblInd w:w="98" w:type="dxa"/>
         <w:tblLook w:val="04A0" w:firstRow="1" w:lastRow="0" w:firstColumn="1" w:lastColumn="0" w:noHBand="0" w:noVBand="1"/>
       </w:tblPr>
       <w:tblGrid>
-        <w:gridCol w:w="8080"/>
-        <w:gridCol w:w="4400"/>
+        <w:gridCol w:w="2856"/>
+        <w:gridCol w:w="5019"/>
       </w:tblGrid>
       <w:tr>
         <w:trPr>
-          <w:trHeight w:val="386"/>
+          <w:trHeight w:val="323"/>
         </w:trPr>
         <w:tc>
           <w:tcPr>
-            <w:tcW w:w="8080" w:type="dxa"/>
+            <w:tcW w:w="2120" w:type="dxa"/>
             <w:tcBorders>
               <w:top w:val="nil"/>
               <w:left w:val="nil"/>
@@ -1853,7 +1759,6 @@
                 <w:szCs w:val="22"/>
               </w:rPr>
             </w:pPr>
-            <w:proofErr w:type="gramStart"/>
             <w:r>
               <w:rPr>
                 <w:rFonts w:ascii="宋体" w:eastAsia="宋体" w:hAnsi="宋体" w:cs="宋体" w:hint="eastAsia"/>
@@ -1863,25 +1768,13 @@
                 <w:szCs w:val="22"/>
                 <w:lang w:bidi="ar"/>
               </w:rPr>
-              <w:t>SETSPACE(</w:t>
-            </w:r>
-            <w:proofErr w:type="gramEnd"/>
-            <w:r>
-              <w:rPr>
-                <w:rFonts w:ascii="宋体" w:eastAsia="宋体" w:hAnsi="宋体" w:cs="宋体" w:hint="eastAsia"/>
-                <w:color w:val="000000"/>
-                <w:kern w:val="0"/>
-                <w:sz w:val="22"/>
-                <w:szCs w:val="22"/>
-                <w:lang w:bidi="ar"/>
-              </w:rPr>
-              <w:t>50)+ISCHOICE(3)</w:t>
+              <w:t>SETSPACE(50)+ISCHOICE(3)</w:t>
             </w:r>
           </w:p>
         </w:tc>
         <w:tc>
           <w:tcPr>
-            <w:tcW w:w="4400" w:type="dxa"/>
+            <w:tcW w:w="5019" w:type="dxa"/>
             <w:tcBorders>
               <w:top w:val="single" w:sz="4" w:space="0" w:color="000000"/>
               <w:left w:val="single" w:sz="4" w:space="0" w:color="000000"/>
@@ -1903,7 +1796,6 @@
                 <w:szCs w:val="20"/>
               </w:rPr>
             </w:pPr>
-            <w:proofErr w:type="gramStart"/>
             <w:r>
               <w:rPr>
                 <w:rFonts w:ascii="Arial" w:eastAsia="宋体" w:hAnsi="Arial" w:cs="Arial"/>
@@ -1937,17 +1829,16 @@
               </w:rPr>
               <w:t>SPAWN</w:t>
             </w:r>
-            <w:proofErr w:type="gramEnd"/>
           </w:p>
         </w:tc>
       </w:tr>
       <w:tr>
         <w:trPr>
-          <w:trHeight w:val="280"/>
+          <w:trHeight w:val="234"/>
         </w:trPr>
         <w:tc>
           <w:tcPr>
-            <w:tcW w:w="0" w:type="auto"/>
+            <w:tcW w:w="2120" w:type="dxa"/>
             <w:tcBorders>
               <w:top w:val="nil"/>
               <w:left w:val="nil"/>
@@ -1969,7 +1860,6 @@
                 <w:szCs w:val="22"/>
               </w:rPr>
             </w:pPr>
-            <w:proofErr w:type="gramStart"/>
             <w:r>
               <w:rPr>
                 <w:rFonts w:ascii="宋体" w:eastAsia="宋体" w:hAnsi="宋体" w:cs="宋体" w:hint="eastAsia"/>
@@ -1982,7 +1872,6 @@
               <w:t>DEBUG(</w:t>
             </w:r>
             <w:proofErr w:type="spellStart"/>
-            <w:proofErr w:type="gramEnd"/>
             <w:r>
               <w:rPr>
                 <w:rFonts w:ascii="宋体" w:eastAsia="宋体" w:hAnsi="宋体" w:cs="宋体" w:hint="eastAsia"/>
@@ -2010,7 +1899,7 @@
         </w:tc>
         <w:tc>
           <w:tcPr>
-            <w:tcW w:w="0" w:type="auto"/>
+            <w:tcW w:w="5019" w:type="dxa"/>
             <w:tcBorders>
               <w:top w:val="single" w:sz="4" w:space="0" w:color="000000"/>
               <w:left w:val="single" w:sz="4" w:space="0" w:color="000000"/>
@@ -2053,11 +1942,11 @@
       </w:tr>
       <w:tr>
         <w:trPr>
-          <w:trHeight w:val="280"/>
+          <w:trHeight w:val="234"/>
         </w:trPr>
         <w:tc>
           <w:tcPr>
-            <w:tcW w:w="0" w:type="auto"/>
+            <w:tcW w:w="2120" w:type="dxa"/>
             <w:tcBorders>
               <w:top w:val="nil"/>
               <w:left w:val="nil"/>
@@ -2079,7 +1968,6 @@
                 <w:szCs w:val="22"/>
               </w:rPr>
             </w:pPr>
-            <w:proofErr w:type="gramStart"/>
             <w:r>
               <w:rPr>
                 <w:rFonts w:ascii="宋体" w:eastAsia="宋体" w:hAnsi="宋体" w:cs="宋体" w:hint="eastAsia"/>
@@ -2092,7 +1980,6 @@
               <w:t>DEBUG(</w:t>
             </w:r>
             <w:proofErr w:type="spellStart"/>
-            <w:proofErr w:type="gramEnd"/>
             <w:r>
               <w:rPr>
                 <w:rFonts w:ascii="宋体" w:eastAsia="宋体" w:hAnsi="宋体" w:cs="宋体" w:hint="eastAsia"/>
@@ -2120,7 +2007,7 @@
         </w:tc>
         <w:tc>
           <w:tcPr>
-            <w:tcW w:w="0" w:type="auto"/>
+            <w:tcW w:w="5019" w:type="dxa"/>
             <w:tcBorders>
               <w:top w:val="single" w:sz="4" w:space="0" w:color="000000"/>
               <w:left w:val="single" w:sz="4" w:space="0" w:color="000000"/>
@@ -2158,11 +2045,11 @@
       </w:tr>
       <w:tr>
         <w:trPr>
-          <w:trHeight w:val="280"/>
+          <w:trHeight w:val="234"/>
         </w:trPr>
         <w:tc>
           <w:tcPr>
-            <w:tcW w:w="0" w:type="auto"/>
+            <w:tcW w:w="2120" w:type="dxa"/>
             <w:tcBorders>
               <w:top w:val="nil"/>
               <w:left w:val="nil"/>
@@ -2184,7 +2071,6 @@
                 <w:szCs w:val="22"/>
               </w:rPr>
             </w:pPr>
-            <w:proofErr w:type="gramStart"/>
             <w:r>
               <w:rPr>
                 <w:rFonts w:ascii="宋体" w:eastAsia="宋体" w:hAnsi="宋体" w:cs="宋体" w:hint="eastAsia"/>
@@ -2197,7 +2083,6 @@
               <w:t>DEBUG(</w:t>
             </w:r>
             <w:proofErr w:type="spellStart"/>
-            <w:proofErr w:type="gramEnd"/>
             <w:r>
               <w:rPr>
                 <w:rFonts w:ascii="宋体" w:eastAsia="宋体" w:hAnsi="宋体" w:cs="宋体" w:hint="eastAsia"/>
@@ -2225,7 +2110,7 @@
         </w:tc>
         <w:tc>
           <w:tcPr>
-            <w:tcW w:w="0" w:type="auto"/>
+            <w:tcW w:w="5019" w:type="dxa"/>
             <w:tcBorders>
               <w:top w:val="single" w:sz="4" w:space="0" w:color="000000"/>
               <w:left w:val="single" w:sz="4" w:space="0" w:color="000000"/>
@@ -2268,19 +2153,11 @@
       </w:tr>
     </w:tbl>
     <w:p>
-      <w:proofErr w:type="gramStart"/>
-      <w:r>
-        <w:rPr>
-          <w:rFonts w:hint="eastAsia"/>
-        </w:rPr>
-        <w:t>参考此</w:t>
-      </w:r>
-      <w:proofErr w:type="gramEnd"/>
-      <w:r>
-        <w:rPr>
-          <w:rFonts w:hint="eastAsia"/>
-        </w:rPr>
-        <w:t>示例表格</w:t>
+      <w:r>
+        <w:rPr>
+          <w:rFonts w:hint="eastAsia"/>
+        </w:rPr>
+        <w:t>参考此示例表格</w:t>
       </w:r>
     </w:p>
     <w:p>
@@ -2480,35 +2357,66 @@
           <w:szCs w:val="22"/>
           <w:lang w:bidi="ar"/>
         </w:rPr>
-        <w:t>注意，不要在ISCHOICE方法中接JUMPTO，单独给</w:t>
-      </w:r>
-      <w:proofErr w:type="gramStart"/>
+        <w:t>注意，不要在ISCHOICE方法中接JUMPTO，单独给选项建表格才行</w:t>
+      </w:r>
+    </w:p>
+    <w:p>
+      <w:pPr>
+        <w:rPr>
+          <w:rFonts w:ascii="宋体" w:eastAsia="宋体" w:hAnsi="宋体" w:cs="宋体"/>
+          <w:color w:val="000000"/>
+          <w:kern w:val="0"/>
+          <w:sz w:val="22"/>
+          <w:szCs w:val="22"/>
+          <w:lang w:bidi="ar"/>
+        </w:rPr>
+      </w:pPr>
+    </w:p>
+    <w:p>
+      <w:pPr>
+        <w:rPr>
+          <w:rFonts w:ascii="宋体" w:eastAsia="宋体" w:hAnsi="宋体" w:cs="宋体"/>
+          <w:color w:val="000000"/>
+          <w:kern w:val="0"/>
+          <w:sz w:val="22"/>
+          <w:szCs w:val="22"/>
+          <w:lang w:bidi="ar"/>
+        </w:rPr>
+      </w:pPr>
       <w:r>
         <w:rPr>
           <w:rFonts w:ascii="宋体" w:eastAsia="宋体" w:hAnsi="宋体" w:cs="宋体" w:hint="eastAsia"/>
-          <w:b/>
-          <w:bCs/>
           <w:color w:val="000000"/>
           <w:kern w:val="0"/>
           <w:sz w:val="22"/>
           <w:szCs w:val="22"/>
           <w:lang w:bidi="ar"/>
         </w:rPr>
-        <w:t>选项建表格</w:t>
-      </w:r>
-      <w:proofErr w:type="gramEnd"/>
+        <w:t>NEXT(A,B)</w:t>
+      </w:r>
+    </w:p>
+    <w:p>
+      <w:pPr>
+        <w:rPr>
+          <w:rFonts w:ascii="宋体" w:eastAsia="宋体" w:hAnsi="宋体" w:cs="宋体"/>
+          <w:color w:val="000000"/>
+          <w:kern w:val="0"/>
+          <w:sz w:val="22"/>
+          <w:szCs w:val="22"/>
+          <w:lang w:bidi="ar"/>
+        </w:rPr>
+      </w:pPr>
       <w:r>
         <w:rPr>
           <w:rFonts w:ascii="宋体" w:eastAsia="宋体" w:hAnsi="宋体" w:cs="宋体" w:hint="eastAsia"/>
-          <w:b/>
-          <w:bCs/>
           <w:color w:val="000000"/>
           <w:kern w:val="0"/>
           <w:sz w:val="22"/>
           <w:szCs w:val="22"/>
           <w:lang w:bidi="ar"/>
         </w:rPr>
-        <w:t>才行</w:t>
+        <w:lastRenderedPageBreak/>
+        <w:t>接下来跳转到A段落(新的表格),并且从第B行开始</w:t>
       </w:r>
     </w:p>
     <w:p>
@@ -2543,9 +2451,20 @@
           <w:szCs w:val="22"/>
           <w:lang w:bidi="ar"/>
         </w:rPr>
-        <w:t>NEXT(</w:t>
-      </w:r>
-      <w:proofErr w:type="gramStart"/>
+        <w:t>JUMPTO(A)</w:t>
+      </w:r>
+    </w:p>
+    <w:p>
+      <w:pPr>
+        <w:rPr>
+          <w:rFonts w:ascii="宋体" w:eastAsia="宋体" w:hAnsi="宋体" w:cs="宋体"/>
+          <w:color w:val="000000"/>
+          <w:kern w:val="0"/>
+          <w:sz w:val="22"/>
+          <w:szCs w:val="22"/>
+          <w:lang w:bidi="ar"/>
+        </w:rPr>
+      </w:pPr>
       <w:r>
         <w:rPr>
           <w:rFonts w:ascii="宋体" w:eastAsia="宋体" w:hAnsi="宋体" w:cs="宋体" w:hint="eastAsia"/>
@@ -2555,9 +2474,20 @@
           <w:szCs w:val="22"/>
           <w:lang w:bidi="ar"/>
         </w:rPr>
-        <w:t>A,B</w:t>
-      </w:r>
-      <w:proofErr w:type="gramEnd"/>
+        <w:t>用于隐藏剧情和事件行</w:t>
+      </w:r>
+    </w:p>
+    <w:p>
+      <w:pPr>
+        <w:rPr>
+          <w:rFonts w:ascii="宋体" w:eastAsia="宋体" w:hAnsi="宋体" w:cs="宋体"/>
+          <w:color w:val="000000"/>
+          <w:kern w:val="0"/>
+          <w:sz w:val="22"/>
+          <w:szCs w:val="22"/>
+          <w:lang w:bidi="ar"/>
+        </w:rPr>
+      </w:pPr>
       <w:r>
         <w:rPr>
           <w:rFonts w:ascii="宋体" w:eastAsia="宋体" w:hAnsi="宋体" w:cs="宋体" w:hint="eastAsia"/>
@@ -2567,7 +2497,7 @@
           <w:szCs w:val="22"/>
           <w:lang w:bidi="ar"/>
         </w:rPr>
-        <w:t>)</w:t>
+        <w:t>跳转到当前表格的第A行</w:t>
       </w:r>
     </w:p>
     <w:p>
@@ -2590,7 +2520,7 @@
           <w:szCs w:val="22"/>
           <w:lang w:bidi="ar"/>
         </w:rPr>
-        <w:t>接下来跳转到A段落(新的表格),并且从第B行开始</w:t>
+        <w:t>如果需要跳转后自动播放下一行可以使用SKIP方法</w:t>
       </w:r>
     </w:p>
     <w:p>
@@ -2625,7 +2555,7 @@
           <w:szCs w:val="22"/>
           <w:lang w:bidi="ar"/>
         </w:rPr>
-        <w:t>JUMPTO(A)</w:t>
+        <w:t>IF(A,B,C)</w:t>
       </w:r>
     </w:p>
     <w:p>
@@ -2648,7 +2578,7 @@
           <w:szCs w:val="22"/>
           <w:lang w:bidi="ar"/>
         </w:rPr>
-        <w:t>用于隐藏剧情和事件行</w:t>
+        <w:t>如果变量A的值为B,则跳转到当前表格的第C行</w:t>
       </w:r>
     </w:p>
     <w:p>
@@ -2671,150 +2601,8 @@
           <w:szCs w:val="22"/>
           <w:lang w:bidi="ar"/>
         </w:rPr>
-        <w:t>跳转到当前表格的第A行</w:t>
-      </w:r>
-    </w:p>
-    <w:p>
-      <w:pPr>
-        <w:rPr>
-          <w:rFonts w:ascii="宋体" w:eastAsia="宋体" w:hAnsi="宋体" w:cs="宋体"/>
-          <w:color w:val="000000"/>
-          <w:kern w:val="0"/>
-          <w:sz w:val="22"/>
-          <w:szCs w:val="22"/>
-          <w:lang w:bidi="ar"/>
-        </w:rPr>
-      </w:pPr>
-      <w:r>
-        <w:rPr>
-          <w:rFonts w:ascii="宋体" w:eastAsia="宋体" w:hAnsi="宋体" w:cs="宋体" w:hint="eastAsia"/>
-          <w:color w:val="000000"/>
-          <w:kern w:val="0"/>
-          <w:sz w:val="22"/>
-          <w:szCs w:val="22"/>
-          <w:lang w:bidi="ar"/>
-        </w:rPr>
-        <w:lastRenderedPageBreak/>
-        <w:t>如果需要跳转后自动播放下一行可以使用SKIP方法</w:t>
-      </w:r>
-    </w:p>
-    <w:p>
-      <w:pPr>
-        <w:rPr>
-          <w:rFonts w:ascii="宋体" w:eastAsia="宋体" w:hAnsi="宋体" w:cs="宋体"/>
-          <w:color w:val="000000"/>
-          <w:kern w:val="0"/>
-          <w:sz w:val="22"/>
-          <w:szCs w:val="22"/>
-          <w:lang w:bidi="ar"/>
-        </w:rPr>
-      </w:pPr>
-    </w:p>
-    <w:p>
-      <w:pPr>
-        <w:rPr>
-          <w:rFonts w:ascii="宋体" w:eastAsia="宋体" w:hAnsi="宋体" w:cs="宋体"/>
-          <w:color w:val="000000"/>
-          <w:kern w:val="0"/>
-          <w:sz w:val="22"/>
-          <w:szCs w:val="22"/>
-          <w:lang w:bidi="ar"/>
-        </w:rPr>
-      </w:pPr>
-      <w:r>
-        <w:rPr>
-          <w:rFonts w:ascii="宋体" w:eastAsia="宋体" w:hAnsi="宋体" w:cs="宋体" w:hint="eastAsia"/>
-          <w:color w:val="000000"/>
-          <w:kern w:val="0"/>
-          <w:sz w:val="22"/>
-          <w:szCs w:val="22"/>
-          <w:lang w:bidi="ar"/>
-        </w:rPr>
-        <w:t>IF(</w:t>
-      </w:r>
-      <w:proofErr w:type="gramStart"/>
-      <w:r>
-        <w:rPr>
-          <w:rFonts w:ascii="宋体" w:eastAsia="宋体" w:hAnsi="宋体" w:cs="宋体" w:hint="eastAsia"/>
-          <w:color w:val="000000"/>
-          <w:kern w:val="0"/>
-          <w:sz w:val="22"/>
-          <w:szCs w:val="22"/>
-          <w:lang w:bidi="ar"/>
-        </w:rPr>
-        <w:t>A,B</w:t>
-      </w:r>
-      <w:proofErr w:type="gramEnd"/>
-      <w:r>
-        <w:rPr>
-          <w:rFonts w:ascii="宋体" w:eastAsia="宋体" w:hAnsi="宋体" w:cs="宋体" w:hint="eastAsia"/>
-          <w:color w:val="000000"/>
-          <w:kern w:val="0"/>
-          <w:sz w:val="22"/>
-          <w:szCs w:val="22"/>
-          <w:lang w:bidi="ar"/>
-        </w:rPr>
-        <w:t>,C)</w:t>
-      </w:r>
-    </w:p>
-    <w:p>
-      <w:pPr>
-        <w:rPr>
-          <w:rFonts w:ascii="宋体" w:eastAsia="宋体" w:hAnsi="宋体" w:cs="宋体"/>
-          <w:color w:val="000000"/>
-          <w:kern w:val="0"/>
-          <w:sz w:val="22"/>
-          <w:szCs w:val="22"/>
-          <w:lang w:bidi="ar"/>
-        </w:rPr>
-      </w:pPr>
-      <w:r>
-        <w:rPr>
-          <w:rFonts w:ascii="宋体" w:eastAsia="宋体" w:hAnsi="宋体" w:cs="宋体" w:hint="eastAsia"/>
-          <w:color w:val="000000"/>
-          <w:kern w:val="0"/>
-          <w:sz w:val="22"/>
-          <w:szCs w:val="22"/>
-          <w:lang w:bidi="ar"/>
-        </w:rPr>
-        <w:t>如果变量A的值为B,则跳转到当前表格的第C行</w:t>
-      </w:r>
-    </w:p>
-    <w:p>
-      <w:pPr>
-        <w:rPr>
-          <w:rFonts w:ascii="宋体" w:eastAsia="宋体" w:hAnsi="宋体" w:cs="宋体"/>
-          <w:color w:val="000000"/>
-          <w:kern w:val="0"/>
-          <w:sz w:val="22"/>
-          <w:szCs w:val="22"/>
-          <w:lang w:bidi="ar"/>
-        </w:rPr>
-      </w:pPr>
-      <w:r>
-        <w:rPr>
-          <w:rFonts w:ascii="宋体" w:eastAsia="宋体" w:hAnsi="宋体" w:cs="宋体" w:hint="eastAsia"/>
-          <w:color w:val="000000"/>
-          <w:kern w:val="0"/>
-          <w:sz w:val="22"/>
-          <w:szCs w:val="22"/>
-          <w:lang w:bidi="ar"/>
-        </w:rPr>
-        <w:t>除了用来判断隐藏剧情,还可以用来</w:t>
-      </w:r>
-      <w:proofErr w:type="gramStart"/>
-      <w:r>
-        <w:rPr>
-          <w:rFonts w:ascii="宋体" w:eastAsia="宋体" w:hAnsi="宋体" w:cs="宋体" w:hint="eastAsia"/>
-          <w:color w:val="000000"/>
-          <w:kern w:val="0"/>
-          <w:sz w:val="22"/>
-          <w:szCs w:val="22"/>
-          <w:lang w:bidi="ar"/>
-        </w:rPr>
-        <w:t>做事件行</w:t>
-      </w:r>
-      <w:proofErr w:type="gramEnd"/>
+        <w:t>除了用来判断隐藏剧情,还可以用来做事件行</w:t>
+      </w:r>
     </w:p>
     <w:p>
       <w:pPr>
@@ -3166,7 +2954,6 @@
           <w:lang w:bidi="ar"/>
         </w:rPr>
       </w:pPr>
-      <w:proofErr w:type="gramStart"/>
       <w:r>
         <w:rPr>
           <w:rFonts w:cs="宋体"/>
@@ -3175,18 +2962,7 @@
           <w:szCs w:val="22"/>
           <w:lang w:bidi="ar"/>
         </w:rPr>
-        <w:t>END(</w:t>
-      </w:r>
-      <w:proofErr w:type="gramEnd"/>
-      <w:r>
-        <w:rPr>
-          <w:rFonts w:cs="宋体"/>
-          <w:color w:val="000000"/>
-          <w:sz w:val="22"/>
-          <w:szCs w:val="22"/>
-          <w:lang w:bidi="ar"/>
-        </w:rPr>
-        <w:t xml:space="preserve">string </w:t>
+        <w:t xml:space="preserve">END(string </w:t>
       </w:r>
       <w:proofErr w:type="spellStart"/>
       <w:r>
@@ -3448,29 +3224,7 @@
           <w:szCs w:val="22"/>
           <w:lang w:bidi="ar"/>
         </w:rPr>
-        <w:t>游戏失败.打开失败界面,可以</w:t>
-      </w:r>
-      <w:proofErr w:type="gramStart"/>
-      <w:r>
-        <w:rPr>
-          <w:rFonts w:cs="宋体"/>
-          <w:color w:val="000000"/>
-          <w:sz w:val="22"/>
-          <w:szCs w:val="22"/>
-          <w:lang w:bidi="ar"/>
-        </w:rPr>
-        <w:t>读档或者</w:t>
-      </w:r>
-      <w:proofErr w:type="gramEnd"/>
-      <w:r>
-        <w:rPr>
-          <w:rFonts w:cs="宋体"/>
-          <w:color w:val="000000"/>
-          <w:sz w:val="22"/>
-          <w:szCs w:val="22"/>
-          <w:lang w:bidi="ar"/>
-        </w:rPr>
-        <w:t>回到这段剧情开始的位置</w:t>
+        <w:t>游戏失败.打开失败界面,可以读档或者回到这段剧情开始的位置</w:t>
       </w:r>
     </w:p>
     <w:p>
@@ -3521,6 +3275,7 @@
           <w:rFonts w:hint="eastAsia"/>
           <w:color w:val="0000FF"/>
         </w:rPr>
+        <w:lastRenderedPageBreak/>
         <w:t>游戏特性类</w:t>
       </w:r>
     </w:p>
@@ -3547,7 +3302,6 @@
         </w:rPr>
         <w:t>(string)</w:t>
       </w:r>
-      <w:proofErr w:type="gramStart"/>
       <w:r>
         <w:rPr>
           <w:rFonts w:hint="eastAsia"/>
@@ -3561,14 +3315,7 @@
         <w:rPr>
           <w:rFonts w:hint="eastAsia"/>
         </w:rPr>
-        <w:t>(</w:t>
-      </w:r>
-      <w:proofErr w:type="gramEnd"/>
-      <w:r>
-        <w:rPr>
-          <w:rFonts w:hint="eastAsia"/>
-        </w:rPr>
-        <w:t>int)</w:t>
+        <w:t>(int)</w:t>
       </w:r>
       <w:r>
         <w:rPr>
@@ -3701,7 +3448,6 @@
     </w:p>
     <w:p>
       <w:r>
-        <w:lastRenderedPageBreak/>
         <w:t>CHECK(YIZHI,2,6,</w:t>
       </w:r>
       <w:r>
@@ -3711,15 +3457,7 @@
         <w:t>1</w:t>
       </w:r>
       <w:r>
-        <w:t>,</w:t>
-      </w:r>
-      <w:proofErr w:type="gramStart"/>
-      <w:r>
-        <w:t>10,START</w:t>
-      </w:r>
-      <w:proofErr w:type="gramEnd"/>
-      <w:r>
-        <w:t>_WIN,1,START_LOSE,1)</w:t>
+        <w:t>,10,START_WIN,1,START_LOSE,1)</w:t>
       </w:r>
     </w:p>
     <w:p>
@@ -3729,22 +3467,18 @@
         </w:rPr>
         <w:t>这个方法会检定</w:t>
       </w:r>
-      <w:proofErr w:type="gramStart"/>
       <w:r>
         <w:t>”</w:t>
       </w:r>
-      <w:proofErr w:type="gramEnd"/>
       <w:r>
         <w:rPr>
           <w:rFonts w:hint="eastAsia"/>
         </w:rPr>
         <w:t>YIZHI</w:t>
       </w:r>
-      <w:proofErr w:type="gramStart"/>
       <w:r>
         <w:t>”</w:t>
       </w:r>
-      <w:proofErr w:type="gramEnd"/>
       <w:r>
         <w:rPr>
           <w:rFonts w:hint="eastAsia"/>
@@ -3791,21 +3525,7 @@
         <w:rPr>
           <w:rFonts w:hint="eastAsia"/>
         </w:rPr>
-        <w:t>如果</w:t>
-      </w:r>
-      <w:proofErr w:type="gramStart"/>
-      <w:r>
-        <w:rPr>
-          <w:rFonts w:hint="eastAsia"/>
-        </w:rPr>
-        <w:t>检定值</w:t>
-      </w:r>
-      <w:proofErr w:type="gramEnd"/>
-      <w:r>
-        <w:rPr>
-          <w:rFonts w:hint="eastAsia"/>
-        </w:rPr>
-        <w:t>≥</w:t>
+        <w:t>如果检定值≥</w:t>
       </w:r>
       <w:r>
         <w:rPr>
@@ -3867,16 +3587,8 @@
         <w:rPr>
           <w:rFonts w:hint="eastAsia"/>
         </w:rPr>
-        <w:t>如果</w:t>
-      </w:r>
-      <w:proofErr w:type="gramStart"/>
-      <w:r>
-        <w:rPr>
-          <w:rFonts w:hint="eastAsia"/>
-        </w:rPr>
-        <w:t>检定值</w:t>
-      </w:r>
-      <w:proofErr w:type="gramEnd"/>
+        <w:t>如果检定值</w:t>
+      </w:r>
       <w:r>
         <w:rPr>
           <w:rFonts w:hint="eastAsia"/>
@@ -3937,7 +3649,6 @@
           <w:lang w:bidi="ar"/>
         </w:rPr>
       </w:pPr>
-      <w:proofErr w:type="gramStart"/>
       <w:r>
         <w:rPr>
           <w:rFonts w:cs="宋体"/>
@@ -3946,18 +3657,7 @@
           <w:szCs w:val="22"/>
           <w:lang w:bidi="ar"/>
         </w:rPr>
-        <w:t>ITEM(</w:t>
-      </w:r>
-      <w:proofErr w:type="gramEnd"/>
-      <w:r>
-        <w:rPr>
-          <w:rFonts w:cs="宋体"/>
-          <w:color w:val="000000"/>
-          <w:sz w:val="22"/>
-          <w:szCs w:val="22"/>
-          <w:lang w:bidi="ar"/>
-        </w:rPr>
-        <w:t>string A)</w:t>
+        <w:t>ITEM(string A)</w:t>
       </w:r>
     </w:p>
     <w:p>
@@ -4003,29 +3703,7 @@
           <w:szCs w:val="22"/>
           <w:lang w:bidi="ar"/>
         </w:rPr>
-        <w:t>A可以包含多个</w:t>
-      </w:r>
-      <w:proofErr w:type="gramStart"/>
-      <w:r>
-        <w:rPr>
-          <w:rFonts w:cs="宋体"/>
-          <w:color w:val="000000"/>
-          <w:sz w:val="22"/>
-          <w:szCs w:val="22"/>
-          <w:lang w:bidi="ar"/>
-        </w:rPr>
-        <w:t>tag,比如</w:t>
-      </w:r>
-      <w:proofErr w:type="gramEnd"/>
-      <w:r>
-        <w:rPr>
-          <w:rFonts w:cs="宋体"/>
-          <w:color w:val="000000"/>
-          <w:sz w:val="22"/>
-          <w:szCs w:val="22"/>
-          <w:lang w:bidi="ar"/>
-        </w:rPr>
-        <w:t>ITEM(BATTLE+HEALTH)</w:t>
+        <w:t>A可以包含多个tag,比如ITEM(BATTLE+HEALTH)</w:t>
       </w:r>
     </w:p>
     <w:p>
@@ -4098,11 +3776,9 @@
       </w:r>
     </w:p>
     <w:p>
-      <w:proofErr w:type="gramStart"/>
       <w:r>
         <w:t>!CHECKVIEW</w:t>
       </w:r>
-      <w:proofErr w:type="gramEnd"/>
     </w:p>
     <w:p>
       <w:r>
@@ -4113,7 +3789,6 @@
       </w:r>
     </w:p>
     <w:p>
-      <w:proofErr w:type="gramStart"/>
       <w:r>
         <w:t>!</w:t>
       </w:r>
@@ -4126,7 +3801,6 @@
       <w:r>
         <w:t>SPAWN</w:t>
       </w:r>
-      <w:proofErr w:type="gramEnd"/>
     </w:p>
     <w:p>
       <w:r>
@@ -4145,21 +3819,7 @@
         <w:rPr>
           <w:rFonts w:hint="eastAsia"/>
         </w:rPr>
-        <w:t>一般是用于</w:t>
-      </w:r>
-      <w:proofErr w:type="gramStart"/>
-      <w:r>
-        <w:rPr>
-          <w:rFonts w:hint="eastAsia"/>
-        </w:rPr>
-        <w:t>纯事件</w:t>
-      </w:r>
-      <w:proofErr w:type="gramEnd"/>
-      <w:r>
-        <w:rPr>
-          <w:rFonts w:hint="eastAsia"/>
-        </w:rPr>
-        <w:t>工具行的</w:t>
+        <w:t>一般是用于纯事件工具行的</w:t>
       </w:r>
     </w:p>
     <w:p/>
@@ -4181,11 +3841,9 @@
     </w:p>
     <w:p/>
     <w:p>
-      <w:proofErr w:type="gramStart"/>
       <w:r>
         <w:t>BATTLE(</w:t>
       </w:r>
-      <w:proofErr w:type="gramEnd"/>
       <w:r>
         <w:t>string A</w:t>
       </w:r>
@@ -4251,15 +3909,7 @@
         <w:t>举例：</w:t>
       </w:r>
       <w:r>
-        <w:t>BATTLE(PR1-2</w:t>
-      </w:r>
-      <w:proofErr w:type="gramStart"/>
-      <w:r>
-        <w:t>BATTLE,PR</w:t>
-      </w:r>
-      <w:proofErr w:type="gramEnd"/>
-      <w:r>
-        <w:t>2)</w:t>
+        <w:t>BATTLE(PR1-2BATTLE,PR2)</w:t>
       </w:r>
     </w:p>
     <w:p>
@@ -4414,6 +4064,7 @@
         <w:rPr>
           <w:noProof/>
         </w:rPr>
+        <w:lastRenderedPageBreak/>
         <w:drawing>
           <wp:inline distT="0" distB="0" distL="0" distR="0" wp14:anchorId="61343871" wp14:editId="003ABF3C">
             <wp:extent cx="2234248" cy="1751965"/>
@@ -4470,7 +4121,6 @@
     </w:p>
     <w:p/>
     <w:p>
-      <w:proofErr w:type="gramStart"/>
       <w:r>
         <w:t>DAYTIME</w:t>
       </w:r>
@@ -4480,7 +4130,6 @@
         </w:rPr>
         <w:t>(</w:t>
       </w:r>
-      <w:proofErr w:type="gramEnd"/>
       <w:r>
         <w:t>int num)</w:t>
       </w:r>
@@ -4517,7 +4166,6 @@
       </w:r>
     </w:p>
     <w:p>
-      <w:proofErr w:type="gramStart"/>
       <w:r>
         <w:t>CGACTIVE</w:t>
       </w:r>
@@ -4527,7 +4175,6 @@
         </w:rPr>
         <w:t>(</w:t>
       </w:r>
-      <w:proofErr w:type="gramEnd"/>
       <w:r>
         <w:t>int option)</w:t>
       </w:r>
@@ -4595,7 +4242,6 @@
       </w:r>
     </w:p>
     <w:p>
-      <w:proofErr w:type="gramStart"/>
       <w:r>
         <w:t>SMALLMAP</w:t>
       </w:r>
@@ -4605,7 +4251,6 @@
         </w:rPr>
         <w:t>(</w:t>
       </w:r>
-      <w:proofErr w:type="gramEnd"/>
       <w:r>
         <w:t>int id, int active)</w:t>
       </w:r>
@@ -4696,7 +4341,6 @@
       </w:r>
     </w:p>
     <w:p>
-      <w:proofErr w:type="gramStart"/>
       <w:r>
         <w:t>SAVE</w:t>
       </w:r>
@@ -4708,18 +4352,7 @@
           <w:szCs w:val="22"/>
           <w:lang w:bidi="ar"/>
         </w:rPr>
-        <w:t>(</w:t>
-      </w:r>
-      <w:proofErr w:type="gramEnd"/>
-      <w:r>
-        <w:rPr>
-          <w:rFonts w:cs="宋体"/>
-          <w:color w:val="000000"/>
-          <w:sz w:val="22"/>
-          <w:szCs w:val="22"/>
-          <w:lang w:bidi="ar"/>
-        </w:rPr>
-        <w:t xml:space="preserve">string </w:t>
+        <w:t xml:space="preserve">(string </w:t>
       </w:r>
       <w:proofErr w:type="spellStart"/>
       <w:r>
@@ -5043,14 +4676,7 @@
         <w:rPr>
           <w:rFonts w:hint="eastAsia"/>
         </w:rPr>
-        <w:t>显示时长，淡入淡出时长</w:t>
-      </w:r>
-      <w:proofErr w:type="gramStart"/>
-      <w:r>
-        <w:rPr>
-          <w:rFonts w:hint="eastAsia"/>
-        </w:rPr>
-        <w:t>）</w:t>
+        <w:t>显示时长，淡入淡出时长）</w:t>
       </w:r>
       <w:r>
         <w:t xml:space="preserve">  </w:t>
@@ -5061,7 +4687,6 @@
         </w:rPr>
         <w:t>#</w:t>
       </w:r>
-      <w:proofErr w:type="gramEnd"/>
       <w:r>
         <w:rPr>
           <w:rFonts w:hint="eastAsia"/>
@@ -5076,6 +4701,61 @@
       </w:r>
     </w:p>
     <w:p>
+      <w:pPr>
+        <w:rPr>
+          <w:rFonts w:hint="eastAsia"/>
+        </w:rPr>
+      </w:pPr>
+      <w:r>
+        <w:rPr>
+          <w:highlight w:val="yellow"/>
+        </w:rPr>
+        <w:lastRenderedPageBreak/>
+        <w:t>FULLCG</w:t>
+      </w:r>
+      <w:r>
+        <w:rPr>
+          <w:rFonts w:hint="eastAsia"/>
+          <w:highlight w:val="yellow"/>
+        </w:rPr>
+        <w:t>（图片名，显示时长，淡入淡出时长，显示文本）</w:t>
+      </w:r>
+      <w:r>
+        <w:rPr>
+          <w:rFonts w:hint="eastAsia"/>
+          <w:highlight w:val="yellow"/>
+        </w:rPr>
+        <w:t>#</w:t>
+      </w:r>
+      <w:r>
+        <w:rPr>
+          <w:highlight w:val="yellow"/>
+        </w:rPr>
+        <w:t xml:space="preserve"> </w:t>
+      </w:r>
+      <w:r>
+        <w:rPr>
+          <w:rFonts w:hint="eastAsia"/>
+          <w:highlight w:val="yellow"/>
+        </w:rPr>
+        <w:t>在</w:t>
+      </w:r>
+      <w:r>
+        <w:rPr>
+          <w:rFonts w:hint="eastAsia"/>
+          <w:highlight w:val="yellow"/>
+        </w:rPr>
+        <w:t>CG</w:t>
+      </w:r>
+      <w:r>
+        <w:rPr>
+          <w:rFonts w:hint="eastAsia"/>
+          <w:highlight w:val="yellow"/>
+        </w:rPr>
+        <w:t>之上显示一行文本</w:t>
+      </w:r>
+    </w:p>
+    <w:p>
       <w:r>
         <w:rPr>
           <w:rFonts w:hint="eastAsia"/>
@@ -5084,13 +4764,8 @@
       </w:r>
     </w:p>
     <w:p>
-      <w:proofErr w:type="gramStart"/>
-      <w:r>
-        <w:t>FULLCG(</w:t>
-      </w:r>
-      <w:proofErr w:type="gramEnd"/>
-      <w:r>
-        <w:t>CGSP2, 5, 10)</w:t>
+      <w:r>
+        <w:t>FULLCG(CGSP2, 5, 10)</w:t>
       </w:r>
       <w:r>
         <w:t xml:space="preserve">        </w:t>
@@ -5148,6 +4823,125 @@
           <w:rFonts w:hint="eastAsia"/>
         </w:rPr>
         <w:t>秒</w:t>
+      </w:r>
+    </w:p>
+    <w:p>
+      <w:r>
+        <w:rPr>
+          <w:rFonts w:hint="eastAsia"/>
+        </w:rPr>
+        <w:t>FULLCG(CGPR3,</w:t>
+      </w:r>
+      <w:r>
+        <w:rPr>
+          <w:rFonts w:hint="eastAsia"/>
+        </w:rPr>
+        <w:t>5</w:t>
+      </w:r>
+      <w:r>
+        <w:rPr>
+          <w:rFonts w:hint="eastAsia"/>
+        </w:rPr>
+        <w:t>,</w:t>
+      </w:r>
+      <w:r>
+        <w:rPr>
+          <w:rFonts w:hint="eastAsia"/>
+        </w:rPr>
+        <w:t>3</w:t>
+      </w:r>
+      <w:r>
+        <w:rPr>
+          <w:rFonts w:hint="eastAsia"/>
+        </w:rPr>
+        <w:t>,</w:t>
+      </w:r>
+      <w:r>
+        <w:rPr>
+          <w:rFonts w:hint="eastAsia"/>
+        </w:rPr>
+        <w:t>期待着这一天</w:t>
+      </w:r>
+      <w:r>
+        <w:rPr>
+          <w:rFonts w:hint="eastAsia"/>
+        </w:rPr>
+        <w:t>)</w:t>
+      </w:r>
+      <w:r>
+        <w:t xml:space="preserve">  </w:t>
+      </w:r>
+      <w:r>
+        <w:rPr>
+          <w:rFonts w:hint="eastAsia"/>
+        </w:rPr>
+        <w:t>#</w:t>
+      </w:r>
+      <w:r>
+        <w:rPr>
+          <w:rFonts w:hint="eastAsia"/>
+        </w:rPr>
+        <w:t>播放</w:t>
+      </w:r>
+      <w:r>
+        <w:rPr>
+          <w:rFonts w:hint="eastAsia"/>
+        </w:rPr>
+        <w:t>CG</w:t>
+      </w:r>
+      <w:r>
+        <w:rPr>
+          <w:rFonts w:hint="eastAsia"/>
+        </w:rPr>
+        <w:t>PR3</w:t>
+      </w:r>
+      <w:r>
+        <w:rPr>
+          <w:rFonts w:hint="eastAsia"/>
+        </w:rPr>
+        <w:t>，持续</w:t>
+      </w:r>
+      <w:r>
+        <w:rPr>
+          <w:rFonts w:hint="eastAsia"/>
+        </w:rPr>
+        <w:t>5</w:t>
+      </w:r>
+      <w:r>
+        <w:rPr>
+          <w:rFonts w:hint="eastAsia"/>
+        </w:rPr>
+        <w:t>秒，淡入淡出</w:t>
+      </w:r>
+      <w:r>
+        <w:rPr>
+          <w:rFonts w:hint="eastAsia"/>
+        </w:rPr>
+        <w:t>3</w:t>
+      </w:r>
+      <w:r>
+        <w:rPr>
+          <w:rFonts w:hint="eastAsia"/>
+        </w:rPr>
+        <w:t>秒</w:t>
+      </w:r>
+      <w:r>
+        <w:rPr>
+          <w:rFonts w:hint="eastAsia"/>
+        </w:rPr>
+        <w:t>，并显示文本“</w:t>
+      </w:r>
+      <w:r>
+        <w:rPr>
+          <w:rFonts w:hint="eastAsia"/>
+        </w:rPr>
+        <w:t>期待着这一天</w:t>
+      </w:r>
+      <w:r>
+        <w:rPr>
+          <w:rFonts w:hint="eastAsia"/>
+        </w:rPr>
+        <w:t>”</w:t>
       </w:r>
     </w:p>
     <w:p/>
@@ -5181,11 +4975,9 @@
       </w:r>
     </w:p>
     <w:p>
-      <w:proofErr w:type="gramStart"/>
       <w:r>
         <w:t>HALFCG(</w:t>
       </w:r>
-      <w:proofErr w:type="gramEnd"/>
       <w:r>
         <w:rPr>
           <w:rFonts w:hint="eastAsia"/>
@@ -5270,22 +5062,7 @@
         <w:rPr>
           <w:rFonts w:hint="eastAsia"/>
         </w:rPr>
-        <w:lastRenderedPageBreak/>
-        <w:t>在对话框之下，头像框道具</w:t>
-      </w:r>
-      <w:proofErr w:type="gramStart"/>
-      <w:r>
-        <w:rPr>
-          <w:rFonts w:hint="eastAsia"/>
-        </w:rPr>
-        <w:t>框以上</w:t>
-      </w:r>
-      <w:proofErr w:type="gramEnd"/>
-      <w:r>
-        <w:rPr>
-          <w:rFonts w:hint="eastAsia"/>
-        </w:rPr>
-        <w:t>全屏显示，直到下一个</w:t>
+        <w:t>在对话框之下，头像框道具框以上全屏显示，直到下一个</w:t>
       </w:r>
       <w:r>
         <w:rPr>
@@ -5321,19 +5098,11 @@
       </w:r>
     </w:p>
     <w:p>
-      <w:proofErr w:type="gramStart"/>
-      <w:r>
-        <w:rPr>
-          <w:rFonts w:hint="eastAsia"/>
-        </w:rPr>
-        <w:t>SHOP(</w:t>
-      </w:r>
-      <w:proofErr w:type="gramEnd"/>
-      <w:r>
-        <w:rPr>
-          <w:rFonts w:hint="eastAsia"/>
-        </w:rPr>
-        <w:t>int</w:t>
+      <w:r>
+        <w:rPr>
+          <w:rFonts w:hint="eastAsia"/>
+        </w:rPr>
+        <w:t>SHOP(int</w:t>
       </w:r>
       <w:r>
         <w:t xml:space="preserve"> id)</w:t>
@@ -5441,14 +5210,12 @@
       </w:r>
     </w:p>
     <w:p>
-      <w:proofErr w:type="gramStart"/>
       <w:r>
         <w:rPr>
           <w:rFonts w:hint="eastAsia"/>
         </w:rPr>
         <w:t>CHAPTER(</w:t>
       </w:r>
-      <w:proofErr w:type="gramEnd"/>
       <w:r>
         <w:rPr>
           <w:rFonts w:hint="eastAsia"/>
@@ -5570,14 +5337,12 @@
         </w:rPr>
         <w:t>示例：</w:t>
       </w:r>
-      <w:proofErr w:type="gramStart"/>
       <w:r>
         <w:rPr>
           <w:rFonts w:hint="eastAsia"/>
         </w:rPr>
         <w:t>CHAPTER(</w:t>
       </w:r>
-      <w:proofErr w:type="gramEnd"/>
       <w:r>
         <w:rPr>
           <w:rFonts w:hint="eastAsia"/>
@@ -5682,6 +5447,7 @@
           <w:color w:val="0000FF"/>
           <w:sz w:val="32"/>
         </w:rPr>
+        <w:lastRenderedPageBreak/>
         <w:t>修改玩家变量</w:t>
       </w:r>
     </w:p>
@@ -5911,7 +5677,6 @@
         <w:rPr>
           <w:rFonts w:hint="eastAsia"/>
         </w:rPr>
-        <w:lastRenderedPageBreak/>
         <w:t>22</w:t>
       </w:r>
       <w:r>
@@ -6004,7 +5769,6 @@
         </w:rPr>
         <w:t>案例：</w:t>
       </w:r>
-      <w:proofErr w:type="gramStart"/>
       <w:r>
         <w:t>MODIFY</w:t>
       </w:r>
@@ -6012,14 +5776,7 @@
         <w:rPr>
           <w:rFonts w:hint="eastAsia"/>
         </w:rPr>
-        <w:t>(</w:t>
-      </w:r>
-      <w:proofErr w:type="gramEnd"/>
-      <w:r>
-        <w:rPr>
-          <w:rFonts w:hint="eastAsia"/>
-        </w:rPr>
-        <w:t>1,</w:t>
+        <w:t>(1,</w:t>
       </w:r>
       <w:r>
         <w:t xml:space="preserve"> </w:t>
@@ -6118,7 +5875,6 @@
         </w:rPr>
         <w:t>格式：</w:t>
       </w:r>
-      <w:proofErr w:type="gramStart"/>
       <w:r>
         <w:t>TUTORIAL</w:t>
       </w:r>
@@ -6128,7 +5884,6 @@
         </w:rPr>
         <w:t>(</w:t>
       </w:r>
-      <w:proofErr w:type="gramEnd"/>
       <w:r>
         <w:t xml:space="preserve">string </w:t>
       </w:r>
@@ -6200,7 +5955,6 @@
         </w:rPr>
         <w:t>案例：</w:t>
       </w:r>
-      <w:proofErr w:type="gramStart"/>
       <w:r>
         <w:t>TUTORIAL</w:t>
       </w:r>
@@ -6210,7 +5964,6 @@
         </w:rPr>
         <w:t>(</w:t>
       </w:r>
-      <w:proofErr w:type="gramEnd"/>
       <w:r>
         <w:t>string</w:t>
       </w:r>
@@ -6307,6 +6060,7 @@
           <w:color w:val="0000FF"/>
           <w:sz w:val="32"/>
         </w:rPr>
+        <w:lastRenderedPageBreak/>
         <w:t>切换地图</w:t>
       </w:r>
     </w:p>
@@ -6317,14 +6071,12 @@
         </w:rPr>
         <w:t>格式：</w:t>
       </w:r>
-      <w:proofErr w:type="gramStart"/>
       <w:r>
         <w:rPr>
           <w:rFonts w:hint="eastAsia"/>
         </w:rPr>
         <w:t>TOMAP(</w:t>
       </w:r>
-      <w:proofErr w:type="gramEnd"/>
       <w:r>
         <w:t xml:space="preserve">string </w:t>
       </w:r>
@@ -6373,13 +6125,8 @@
         </w:rPr>
         <w:t>格式：</w:t>
       </w:r>
-      <w:proofErr w:type="gramStart"/>
-      <w:r>
-        <w:t>ITEM(</w:t>
-      </w:r>
-      <w:proofErr w:type="gramEnd"/>
-      <w:r>
-        <w:t xml:space="preserve">int mode, int </w:t>
+      <w:r>
+        <w:t xml:space="preserve">ITEM(int mode, int </w:t>
       </w:r>
       <w:proofErr w:type="spellStart"/>
       <w:r>
@@ -6434,7 +6181,6 @@
         <w:rPr>
           <w:noProof/>
         </w:rPr>
-        <w:lastRenderedPageBreak/>
         <w:drawing>
           <wp:inline distT="0" distB="0" distL="0" distR="0" wp14:anchorId="43F1C985" wp14:editId="41884301">
             <wp:extent cx="1911566" cy="2278901"/>
@@ -6479,11 +6225,9 @@
         </w:rPr>
         <w:t>示例：</w:t>
       </w:r>
-      <w:proofErr w:type="gramStart"/>
       <w:r>
         <w:t>ITEM(</w:t>
       </w:r>
-      <w:proofErr w:type="gramEnd"/>
       <w:r>
         <w:rPr>
           <w:rFonts w:hint="eastAsia"/>
